--- a/data/earnings_calls_log.docx
+++ b/data/earnings_calls_log.docx
@@ -20,7 +20,7 @@
           <w:i/>
           <w:sz w:val="20"/>
         </w:rPr>
-        <w:t>Generated 2026-04-20 22:18 ET  |  0 calls logged</w:t>
+        <w:t>Generated 2026-04-20 22:30 ET  |  0 calls logged</w:t>
       </w:r>
     </w:p>
     <w:p>

--- a/data/earnings_calls_log.docx
+++ b/data/earnings_calls_log.docx
@@ -20,7 +20,7 @@
           <w:i/>
           <w:sz w:val="20"/>
         </w:rPr>
-        <w:t>Generated 2026-04-20 22:30 ET  |  0 calls logged</w:t>
+        <w:t>Generated 2026-04-21 16:39 ET  |  3 calls logged</w:t>
       </w:r>
     </w:p>
     <w:p>
@@ -144,7 +144,7 @@
           </w:tcPr>
           <w:p>
             <w:r>
-              <w:t>0</w:t>
+              <w:t>2</w:t>
             </w:r>
           </w:p>
         </w:tc>
@@ -164,7 +164,7 @@
           </w:tcPr>
           <w:p>
             <w:r>
-              <w:t>—</w:t>
+              <w:t>0%</w:t>
             </w:r>
           </w:p>
         </w:tc>
@@ -186,7 +186,7 @@
           </w:tcPr>
           <w:p>
             <w:r>
-              <w:t>0</w:t>
+              <w:t>1</w:t>
             </w:r>
           </w:p>
         </w:tc>
@@ -196,7 +196,7 @@
           </w:tcPr>
           <w:p>
             <w:r>
-              <w:t>0</w:t>
+              <w:t>1</w:t>
             </w:r>
           </w:p>
         </w:tc>
@@ -206,7 +206,7 @@
           </w:tcPr>
           <w:p>
             <w:r>
-              <w:t>—</w:t>
+              <w:t>100%</w:t>
             </w:r>
           </w:p>
         </w:tc>
@@ -218,6 +218,336 @@
       </w:pPr>
       <w:r>
         <w:t>Call Details</w:t>
+      </w:r>
+    </w:p>
+    <w:p>
+      <w:pPr>
+        <w:pStyle w:val="Heading2"/>
+      </w:pPr>
+      <w:r>
+        <w:rPr>
+          <w:color w:val="C62828"/>
+        </w:rPr>
+        <w:t>GE — GE Aerospace  (LOSS)</w:t>
+      </w:r>
+    </w:p>
+    <w:p>
+      <w:r>
+        <w:rPr>
+          <w:b/>
+        </w:rPr>
+        <w:t xml:space="preserve">Earnings date: </w:t>
+      </w:r>
+      <w:r>
+        <w:t xml:space="preserve">2026-04-21   </w:t>
+      </w:r>
+      <w:r>
+        <w:rPr>
+          <w:b/>
+        </w:rPr>
+        <w:t xml:space="preserve">Exit: </w:t>
+      </w:r>
+      <w:r>
+        <w:t xml:space="preserve">2026-04-21   </w:t>
+      </w:r>
+      <w:r>
+        <w:rPr>
+          <w:b/>
+        </w:rPr>
+        <w:t xml:space="preserve">Confidence: </w:t>
+      </w:r>
+      <w:r>
+        <w:t>85% (85-94%)</w:t>
+      </w:r>
+    </w:p>
+    <w:p>
+      <w:r>
+        <w:rPr>
+          <w:b/>
+        </w:rPr>
+        <w:t xml:space="preserve">Entry: </w:t>
+      </w:r>
+      <w:r>
+        <w:t xml:space="preserve">$308.75   </w:t>
+      </w:r>
+      <w:r>
+        <w:rPr>
+          <w:b/>
+        </w:rPr>
+        <w:t xml:space="preserve">Exit: </w:t>
+      </w:r>
+      <w:r>
+        <w:t xml:space="preserve">$285.20   </w:t>
+      </w:r>
+      <w:r>
+        <w:rPr>
+          <w:b/>
+        </w:rPr>
+        <w:t xml:space="preserve">P&amp;L: </w:t>
+      </w:r>
+      <w:r>
+        <w:t>$-23.55 (-7.6%)</w:t>
+      </w:r>
+    </w:p>
+    <w:p>
+      <w:r>
+        <w:rPr>
+          <w:b/>
+        </w:rPr>
+        <w:t xml:space="preserve">EPS: </w:t>
+      </w:r>
+      <w:r>
+        <w:t>$1.81 reported vs $1.72 est (+5.2%) — BEAT</w:t>
+      </w:r>
+    </w:p>
+    <w:p>
+      <w:r>
+        <w:rPr>
+          <w:b/>
+        </w:rPr>
+        <w:t xml:space="preserve">Call quality: </w:t>
+      </w:r>
+      <w:r>
+        <w:t>Algorithm missed the call ✗</w:t>
+      </w:r>
+    </w:p>
+    <w:p>
+      <w:r>
+        <w:rPr>
+          <w:b/>
+        </w:rPr>
+        <w:t xml:space="preserve">Analysis: </w:t>
+      </w:r>
+      <w:r>
+        <w:t>GE beat EPS estimates by +5.2% (reported $1.81 vs $1.72 expected). The position returned -7.6% (LOSS) against a 85% confidence call (85-94% tier). The 85-94% confidence call did not align with the earnings reaction — flagged for scoring weight review.</w:t>
+      </w:r>
+    </w:p>
+    <w:p>
+      <w:pPr>
+        <w:jc w:val="center"/>
+      </w:pPr>
+      <w:r>
+        <w:t>────────────────────────────────────────────────────────────</w:t>
+      </w:r>
+    </w:p>
+    <w:p>
+      <w:pPr>
+        <w:pStyle w:val="Heading2"/>
+      </w:pPr>
+      <w:r>
+        <w:rPr>
+          <w:color w:val="2E7D32"/>
+        </w:rPr>
+        <w:t>UNH — UnitedHealth Group Incorporated  (WIN)</w:t>
+      </w:r>
+    </w:p>
+    <w:p>
+      <w:r>
+        <w:rPr>
+          <w:b/>
+        </w:rPr>
+        <w:t xml:space="preserve">Earnings date: </w:t>
+      </w:r>
+      <w:r>
+        <w:t xml:space="preserve">2026-04-21   </w:t>
+      </w:r>
+      <w:r>
+        <w:rPr>
+          <w:b/>
+        </w:rPr>
+        <w:t xml:space="preserve">Exit: </w:t>
+      </w:r>
+      <w:r>
+        <w:t xml:space="preserve">2026-04-21   </w:t>
+      </w:r>
+      <w:r>
+        <w:rPr>
+          <w:b/>
+        </w:rPr>
+        <w:t xml:space="preserve">Confidence: </w:t>
+      </w:r>
+      <w:r>
+        <w:t>70% (70-84%)</w:t>
+      </w:r>
+    </w:p>
+    <w:p>
+      <w:r>
+        <w:rPr>
+          <w:b/>
+        </w:rPr>
+        <w:t xml:space="preserve">Entry: </w:t>
+      </w:r>
+      <w:r>
+        <w:t xml:space="preserve">$316.17   </w:t>
+      </w:r>
+      <w:r>
+        <w:rPr>
+          <w:b/>
+        </w:rPr>
+        <w:t xml:space="preserve">Exit: </w:t>
+      </w:r>
+      <w:r>
+        <w:t xml:space="preserve">$350.67   </w:t>
+      </w:r>
+      <w:r>
+        <w:rPr>
+          <w:b/>
+        </w:rPr>
+        <w:t xml:space="preserve">P&amp;L: </w:t>
+      </w:r>
+      <w:r>
+        <w:t>$+34.50 (+10.9%)</w:t>
+      </w:r>
+    </w:p>
+    <w:p>
+      <w:r>
+        <w:rPr>
+          <w:b/>
+        </w:rPr>
+        <w:t xml:space="preserve">EPS: </w:t>
+      </w:r>
+      <w:r>
+        <w:t>$7.23 reported vs $6.60 est (+9.5%) — BEAT</w:t>
+      </w:r>
+    </w:p>
+    <w:p>
+      <w:r>
+        <w:rPr>
+          <w:b/>
+        </w:rPr>
+        <w:t xml:space="preserve">Call quality: </w:t>
+      </w:r>
+      <w:r>
+        <w:t>Algorithm aced the call ✓</w:t>
+      </w:r>
+    </w:p>
+    <w:p>
+      <w:r>
+        <w:rPr>
+          <w:b/>
+        </w:rPr>
+        <w:t xml:space="preserve">Analysis: </w:t>
+      </w:r>
+      <w:r>
+        <w:t>UNH beat EPS estimates by +9.5% (reported $7.23 vs $6.60 expected). The position returned +10.9% (WIN) against a 70% confidence call (70-84% tier). The algorithm's confidence was well-calibrated; the earnings reaction matched the 70-84% tier prediction.</w:t>
+      </w:r>
+    </w:p>
+    <w:p>
+      <w:pPr>
+        <w:jc w:val="center"/>
+      </w:pPr>
+      <w:r>
+        <w:t>────────────────────────────────────────────────────────────</w:t>
+      </w:r>
+    </w:p>
+    <w:p>
+      <w:pPr>
+        <w:pStyle w:val="Heading2"/>
+      </w:pPr>
+      <w:r>
+        <w:rPr>
+          <w:color w:val="C62828"/>
+        </w:rPr>
+        <w:t>DHR — Danaher Corporation  (LOSS)</w:t>
+      </w:r>
+    </w:p>
+    <w:p>
+      <w:r>
+        <w:rPr>
+          <w:b/>
+        </w:rPr>
+        <w:t xml:space="preserve">Earnings date: </w:t>
+      </w:r>
+      <w:r>
+        <w:t xml:space="preserve">2026-04-21   </w:t>
+      </w:r>
+      <w:r>
+        <w:rPr>
+          <w:b/>
+        </w:rPr>
+        <w:t xml:space="preserve">Exit: </w:t>
+      </w:r>
+      <w:r>
+        <w:t xml:space="preserve">2026-04-21   </w:t>
+      </w:r>
+      <w:r>
+        <w:rPr>
+          <w:b/>
+        </w:rPr>
+        <w:t xml:space="preserve">Confidence: </w:t>
+      </w:r>
+      <w:r>
+        <w:t>85% (85-94%)</w:t>
+      </w:r>
+    </w:p>
+    <w:p>
+      <w:r>
+        <w:rPr>
+          <w:b/>
+        </w:rPr>
+        <w:t xml:space="preserve">Entry: </w:t>
+      </w:r>
+      <w:r>
+        <w:t xml:space="preserve">$194.85   </w:t>
+      </w:r>
+      <w:r>
+        <w:rPr>
+          <w:b/>
+        </w:rPr>
+        <w:t xml:space="preserve">Exit: </w:t>
+      </w:r>
+      <w:r>
+        <w:t xml:space="preserve">$191.89   </w:t>
+      </w:r>
+      <w:r>
+        <w:rPr>
+          <w:b/>
+        </w:rPr>
+        <w:t xml:space="preserve">P&amp;L: </w:t>
+      </w:r>
+      <w:r>
+        <w:t>$-5.92 (-1.5%)</w:t>
+      </w:r>
+    </w:p>
+    <w:p>
+      <w:r>
+        <w:rPr>
+          <w:b/>
+        </w:rPr>
+        <w:t xml:space="preserve">EPS: </w:t>
+      </w:r>
+      <w:r>
+        <w:t>$2.06 reported vs $1.94 est (+6.2%) — BEAT</w:t>
+      </w:r>
+    </w:p>
+    <w:p>
+      <w:r>
+        <w:rPr>
+          <w:b/>
+        </w:rPr>
+        <w:t xml:space="preserve">Call quality: </w:t>
+      </w:r>
+      <w:r>
+        <w:t>Algorithm missed the call ✗</w:t>
+      </w:r>
+    </w:p>
+    <w:p>
+      <w:r>
+        <w:rPr>
+          <w:b/>
+        </w:rPr>
+        <w:t xml:space="preserve">Analysis: </w:t>
+      </w:r>
+      <w:r>
+        <w:t>DHR beat EPS estimates by +6.2% (reported $2.06 vs $1.94 expected). The position returned -1.5% (LOSS) against a 85% confidence call (85-94% tier). The 85-94% confidence call did not align with the earnings reaction — flagged for scoring weight review.</w:t>
+      </w:r>
+    </w:p>
+    <w:p>
+      <w:pPr>
+        <w:jc w:val="center"/>
+      </w:pPr>
+      <w:r>
+        <w:t>────────────────────────────────────────────────────────────</w:t>
       </w:r>
     </w:p>
     <w:sectPr>

--- a/data/earnings_calls_log.docx
+++ b/data/earnings_calls_log.docx
@@ -20,7 +20,7 @@
           <w:i/>
           <w:sz w:val="20"/>
         </w:rPr>
-        <w:t>Generated 2026-04-21 16:39 ET  |  3 calls logged</w:t>
+        <w:t>Generated 2026-04-21 16:53 ET  |  3 calls logged</w:t>
       </w:r>
     </w:p>
     <w:p>

--- a/data/earnings_calls_log.docx
+++ b/data/earnings_calls_log.docx
@@ -20,7 +20,7 @@
           <w:i/>
           <w:sz w:val="20"/>
         </w:rPr>
-        <w:t>Generated 2026-04-21 16:53 ET  |  3 calls logged</w:t>
+        <w:t>Generated 2026-04-21 17:03 ET  |  3 calls logged</w:t>
       </w:r>
     </w:p>
     <w:p>
@@ -144,7 +144,7 @@
           </w:tcPr>
           <w:p>
             <w:r>
-              <w:t>2</w:t>
+              <w:t>4</w:t>
             </w:r>
           </w:p>
         </w:tc>
@@ -186,7 +186,7 @@
           </w:tcPr>
           <w:p>
             <w:r>
-              <w:t>1</w:t>
+              <w:t>2</w:t>
             </w:r>
           </w:p>
         </w:tc>
@@ -196,7 +196,7 @@
           </w:tcPr>
           <w:p>
             <w:r>
-              <w:t>1</w:t>
+              <w:t>2</w:t>
             </w:r>
           </w:p>
         </w:tc>
@@ -297,7 +297,7 @@
         <w:t xml:space="preserve">EPS: </w:t>
       </w:r>
       <w:r>
-        <w:t>$1.81 reported vs $1.72 est (+5.2%) — BEAT</w:t>
+        <w:t>$1.86 reported vs $1.60 est (+16.2%) — BEAT</w:t>
       </w:r>
     </w:p>
     <w:p>
@@ -319,7 +319,7 @@
         <w:t xml:space="preserve">Analysis: </w:t>
       </w:r>
       <w:r>
-        <w:t>GE beat EPS estimates by +5.2% (reported $1.81 vs $1.72 expected). The position returned -7.6% (LOSS) against a 85% confidence call (85-94% tier). The 85-94% confidence call did not align with the earnings reaction — flagged for scoring weight review.</w:t>
+        <w:t>GE beat EPS estimates by +16.2% (reported $1.86 vs $1.60 expected). The position returned -7.6% (LOSS) against a 85% confidence call (85-94% tier). The model correctly identified the earnings beat but the market reacted negatively — possible guidance concerns or valuation resistance not captured in the scoring model.</w:t>
       </w:r>
     </w:p>
     <w:p>
@@ -429,7 +429,7 @@
         <w:t xml:space="preserve">Analysis: </w:t>
       </w:r>
       <w:r>
-        <w:t>UNH beat EPS estimates by +9.5% (reported $7.23 vs $6.60 expected). The position returned +10.9% (WIN) against a 70% confidence call (70-84% tier). The algorithm's confidence was well-calibrated; the earnings reaction matched the 70-84% tier prediction.</w:t>
+        <w:t>UNH beat EPS estimates by +9.5% (reported $7.23 vs $6.60 expected). The position returned +10.9% (WIN) against a 70% confidence call (70-84% tier). The model was well-calibrated — it correctly identified the earnings beat and the market confirmed it.</w:t>
       </w:r>
     </w:p>
     <w:p>
@@ -539,7 +539,7 @@
         <w:t xml:space="preserve">Analysis: </w:t>
       </w:r>
       <w:r>
-        <w:t>DHR beat EPS estimates by +6.2% (reported $2.06 vs $1.94 expected). The position returned -1.5% (LOSS) against a 85% confidence call (85-94% tier). The 85-94% confidence call did not align with the earnings reaction — flagged for scoring weight review.</w:t>
+        <w:t>DHR beat EPS estimates by +6.2% (reported $2.06 vs $1.94 expected). The position returned -1.5% (LOSS) against a 85% confidence call (85-94% tier). The model correctly identified the earnings beat but the market reacted negatively — possible guidance concerns or valuation resistance not captured in the scoring model.</w:t>
       </w:r>
     </w:p>
     <w:p>

--- a/data/earnings_calls_log.docx
+++ b/data/earnings_calls_log.docx
@@ -20,7 +20,7 @@
           <w:i/>
           <w:sz w:val="20"/>
         </w:rPr>
-        <w:t>Generated 2026-04-21 17:03 ET  |  3 calls logged</w:t>
+        <w:t>Generated 2026-04-21 17:07 ET  |  3 calls logged</w:t>
       </w:r>
     </w:p>
     <w:p>
@@ -144,7 +144,7 @@
           </w:tcPr>
           <w:p>
             <w:r>
-              <w:t>4</w:t>
+              <w:t>2</w:t>
             </w:r>
           </w:p>
         </w:tc>
@@ -186,7 +186,7 @@
           </w:tcPr>
           <w:p>
             <w:r>
-              <w:t>2</w:t>
+              <w:t>1</w:t>
             </w:r>
           </w:p>
         </w:tc>
@@ -196,7 +196,7 @@
           </w:tcPr>
           <w:p>
             <w:r>
-              <w:t>2</w:t>
+              <w:t>1</w:t>
             </w:r>
           </w:p>
         </w:tc>

--- a/data/earnings_calls_log.docx
+++ b/data/earnings_calls_log.docx
@@ -20,7 +20,7 @@
           <w:i/>
           <w:sz w:val="20"/>
         </w:rPr>
-        <w:t>Generated 2026-04-21 17:07 ET  |  3 calls logged</w:t>
+        <w:t>Generated 2026-04-21 17:12 ET  |  3 calls logged</w:t>
       </w:r>
     </w:p>
     <w:p>

--- a/data/earnings_calls_log.docx
+++ b/data/earnings_calls_log.docx
@@ -20,7 +20,7 @@
           <w:i/>
           <w:sz w:val="20"/>
         </w:rPr>
-        <w:t>Generated 2026-04-21 17:12 ET  |  3 calls logged</w:t>
+        <w:t>Generated 2026-04-21 17:25 ET  |  3 calls logged</w:t>
       </w:r>
     </w:p>
     <w:p>

--- a/data/earnings_calls_log.docx
+++ b/data/earnings_calls_log.docx
@@ -20,7 +20,7 @@
           <w:i/>
           <w:sz w:val="20"/>
         </w:rPr>
-        <w:t>Generated 2026-04-21 17:25 ET  |  3 calls logged</w:t>
+        <w:t>Generated 2026-04-22 17:27 ET  |  5 calls logged</w:t>
       </w:r>
     </w:p>
     <w:p>
@@ -102,7 +102,7 @@
           </w:tcPr>
           <w:p>
             <w:r>
-              <w:t>0</w:t>
+              <w:t>1</w:t>
             </w:r>
           </w:p>
         </w:tc>
@@ -112,7 +112,7 @@
           </w:tcPr>
           <w:p>
             <w:r>
-              <w:t>0</w:t>
+              <w:t>1</w:t>
             </w:r>
           </w:p>
         </w:tc>
@@ -122,7 +122,7 @@
           </w:tcPr>
           <w:p>
             <w:r>
-              <w:t>—</w:t>
+              <w:t>100%</w:t>
             </w:r>
           </w:p>
         </w:tc>
@@ -144,7 +144,7 @@
           </w:tcPr>
           <w:p>
             <w:r>
-              <w:t>2</w:t>
+              <w:t>3</w:t>
             </w:r>
           </w:p>
         </w:tc>
@@ -218,6 +218,226 @@
       </w:pPr>
       <w:r>
         <w:t>Call Details</w:t>
+      </w:r>
+    </w:p>
+    <w:p>
+      <w:pPr>
+        <w:pStyle w:val="Heading2"/>
+      </w:pPr>
+      <w:r>
+        <w:rPr>
+          <w:color w:val="2E7D32"/>
+        </w:rPr>
+        <w:t>ISRG — Intuitive Surgical, Inc.  (WIN)</w:t>
+      </w:r>
+    </w:p>
+    <w:p>
+      <w:r>
+        <w:rPr>
+          <w:b/>
+        </w:rPr>
+        <w:t xml:space="preserve">Earnings date: </w:t>
+      </w:r>
+      <w:r>
+        <w:t xml:space="preserve">2026-04-21   </w:t>
+      </w:r>
+      <w:r>
+        <w:rPr>
+          <w:b/>
+        </w:rPr>
+        <w:t xml:space="preserve">Exit: </w:t>
+      </w:r>
+      <w:r>
+        <w:t xml:space="preserve">2026-04-22   </w:t>
+      </w:r>
+      <w:r>
+        <w:rPr>
+          <w:b/>
+        </w:rPr>
+        <w:t xml:space="preserve">Confidence: </w:t>
+      </w:r>
+      <w:r>
+        <w:t>100% (95-100%)</w:t>
+      </w:r>
+    </w:p>
+    <w:p>
+      <w:r>
+        <w:rPr>
+          <w:b/>
+        </w:rPr>
+        <w:t xml:space="preserve">Entry: </w:t>
+      </w:r>
+      <w:r>
+        <w:t xml:space="preserve">$470.28   </w:t>
+      </w:r>
+      <w:r>
+        <w:rPr>
+          <w:b/>
+        </w:rPr>
+        <w:t xml:space="preserve">Exit: </w:t>
+      </w:r>
+      <w:r>
+        <w:t xml:space="preserve">$488.21   </w:t>
+      </w:r>
+      <w:r>
+        <w:rPr>
+          <w:b/>
+        </w:rPr>
+        <w:t xml:space="preserve">P&amp;L: </w:t>
+      </w:r>
+      <w:r>
+        <w:t>$+53.80 (+3.8%)</w:t>
+      </w:r>
+    </w:p>
+    <w:p>
+      <w:r>
+        <w:rPr>
+          <w:b/>
+        </w:rPr>
+        <w:t xml:space="preserve">EPS: </w:t>
+      </w:r>
+      <w:r>
+        <w:t>$2.28 reported vs $1.93 est (+18.1%) — BEAT</w:t>
+      </w:r>
+    </w:p>
+    <w:p>
+      <w:r>
+        <w:rPr>
+          <w:b/>
+        </w:rPr>
+        <w:t xml:space="preserve">Call quality: </w:t>
+      </w:r>
+      <w:r>
+        <w:t>Algorithm aced the call ✓</w:t>
+      </w:r>
+    </w:p>
+    <w:p>
+      <w:r>
+        <w:rPr>
+          <w:b/>
+        </w:rPr>
+        <w:t xml:space="preserve">Analysis: </w:t>
+      </w:r>
+      <w:r>
+        <w:t>ISRG beat EPS estimates by +18.1% (reported $2.28 vs $1.93 expected). The position returned +3.8% (WIN) against a 100% confidence call (95-100% tier). The model was well-calibrated — it correctly identified the earnings beat and the market confirmed it.</w:t>
+      </w:r>
+    </w:p>
+    <w:p>
+      <w:pPr>
+        <w:jc w:val="center"/>
+      </w:pPr>
+      <w:r>
+        <w:t>────────────────────────────────────────────────────────────</w:t>
+      </w:r>
+    </w:p>
+    <w:p>
+      <w:pPr>
+        <w:pStyle w:val="Heading2"/>
+      </w:pPr>
+      <w:r>
+        <w:rPr>
+          <w:color w:val="2E7D32"/>
+        </w:rPr>
+        <w:t>PM — Philip Morris International Inc.  (WIN)</w:t>
+      </w:r>
+    </w:p>
+    <w:p>
+      <w:r>
+        <w:rPr>
+          <w:b/>
+        </w:rPr>
+        <w:t xml:space="preserve">Earnings date: </w:t>
+      </w:r>
+      <w:r>
+        <w:t xml:space="preserve">2026-04-22   </w:t>
+      </w:r>
+      <w:r>
+        <w:rPr>
+          <w:b/>
+        </w:rPr>
+        <w:t xml:space="preserve">Exit: </w:t>
+      </w:r>
+      <w:r>
+        <w:t xml:space="preserve">2026-04-22   </w:t>
+      </w:r>
+      <w:r>
+        <w:rPr>
+          <w:b/>
+        </w:rPr>
+        <w:t xml:space="preserve">Confidence: </w:t>
+      </w:r>
+      <w:r>
+        <w:t>85% (85-94%)</w:t>
+      </w:r>
+    </w:p>
+    <w:p>
+      <w:r>
+        <w:rPr>
+          <w:b/>
+        </w:rPr>
+        <w:t xml:space="preserve">Entry: </w:t>
+      </w:r>
+      <w:r>
+        <w:t xml:space="preserve">$159.50   </w:t>
+      </w:r>
+      <w:r>
+        <w:rPr>
+          <w:b/>
+        </w:rPr>
+        <w:t xml:space="preserve">Exit: </w:t>
+      </w:r>
+      <w:r>
+        <w:t xml:space="preserve">$162.52   </w:t>
+      </w:r>
+      <w:r>
+        <w:rPr>
+          <w:b/>
+        </w:rPr>
+        <w:t xml:space="preserve">P&amp;L: </w:t>
+      </w:r>
+      <w:r>
+        <w:t>$+9.05 (+1.9%)</w:t>
+      </w:r>
+    </w:p>
+    <w:p>
+      <w:r>
+        <w:rPr>
+          <w:b/>
+        </w:rPr>
+        <w:t xml:space="preserve">EPS: </w:t>
+      </w:r>
+      <w:r>
+        <w:t>not available</w:t>
+      </w:r>
+    </w:p>
+    <w:p>
+      <w:r>
+        <w:rPr>
+          <w:b/>
+        </w:rPr>
+        <w:t xml:space="preserve">Call quality: </w:t>
+      </w:r>
+      <w:r>
+        <w:t>Unverified</w:t>
+      </w:r>
+    </w:p>
+    <w:p>
+      <w:r>
+        <w:rPr>
+          <w:b/>
+        </w:rPr>
+        <w:t xml:space="preserve">Analysis: </w:t>
+      </w:r>
+      <w:r>
+        <w:t>PM earnings results not yet confirmed in data feed. The position returned +1.9% (WIN) against a 85% confidence call (85-94% tier). Accuracy against estimates could not be verified — trade result logged for manual review.</w:t>
+      </w:r>
+    </w:p>
+    <w:p>
+      <w:pPr>
+        <w:jc w:val="center"/>
+      </w:pPr>
+      <w:r>
+        <w:t>────────────────────────────────────────────────────────────</w:t>
       </w:r>
     </w:p>
     <w:p>

--- a/data/earnings_calls_log.docx
+++ b/data/earnings_calls_log.docx
@@ -20,7 +20,7 @@
           <w:i/>
           <w:sz w:val="20"/>
         </w:rPr>
-        <w:t>Generated 2026-04-22 17:27 ET  |  5 calls logged</w:t>
+        <w:t>Generated 2026-04-23 16:34 ET  |  13 calls logged</w:t>
       </w:r>
     </w:p>
     <w:p>
@@ -102,7 +102,7 @@
           </w:tcPr>
           <w:p>
             <w:r>
-              <w:t>1</w:t>
+              <w:t>5</w:t>
             </w:r>
           </w:p>
         </w:tc>
@@ -112,7 +112,7 @@
           </w:tcPr>
           <w:p>
             <w:r>
-              <w:t>1</w:t>
+              <w:t>2</w:t>
             </w:r>
           </w:p>
         </w:tc>
@@ -122,7 +122,7 @@
           </w:tcPr>
           <w:p>
             <w:r>
-              <w:t>100%</w:t>
+              <w:t>40%</w:t>
             </w:r>
           </w:p>
         </w:tc>
@@ -144,7 +144,7 @@
           </w:tcPr>
           <w:p>
             <w:r>
-              <w:t>3</w:t>
+              <w:t>6</w:t>
             </w:r>
           </w:p>
         </w:tc>
@@ -154,7 +154,7 @@
           </w:tcPr>
           <w:p>
             <w:r>
-              <w:t>0</w:t>
+              <w:t>1</w:t>
             </w:r>
           </w:p>
         </w:tc>
@@ -164,7 +164,7 @@
           </w:tcPr>
           <w:p>
             <w:r>
-              <w:t>0%</w:t>
+              <w:t>17%</w:t>
             </w:r>
           </w:p>
         </w:tc>
@@ -186,7 +186,7 @@
           </w:tcPr>
           <w:p>
             <w:r>
-              <w:t>1</w:t>
+              <w:t>2</w:t>
             </w:r>
           </w:p>
         </w:tc>
@@ -196,7 +196,7 @@
           </w:tcPr>
           <w:p>
             <w:r>
-              <w:t>1</w:t>
+              <w:t>2</w:t>
             </w:r>
           </w:p>
         </w:tc>
@@ -226,9 +226,9 @@
       </w:pPr>
       <w:r>
         <w:rPr>
-          <w:color w:val="2E7D32"/>
+          <w:color w:val="C62828"/>
         </w:rPr>
-        <w:t>ISRG — Intuitive Surgical, Inc.  (WIN)</w:t>
+        <w:t>TMO — Thermo Fisher Scientific Inc.  (LOSS)</w:t>
       </w:r>
     </w:p>
     <w:p>
@@ -239,7 +239,7 @@
         <w:t xml:space="preserve">Earnings date: </w:t>
       </w:r>
       <w:r>
-        <w:t xml:space="preserve">2026-04-21   </w:t>
+        <w:t xml:space="preserve">2026-04-23   </w:t>
       </w:r>
       <w:r>
         <w:rPr>
@@ -248,7 +248,7 @@
         <w:t xml:space="preserve">Exit: </w:t>
       </w:r>
       <w:r>
-        <w:t xml:space="preserve">2026-04-22   </w:t>
+        <w:t xml:space="preserve">2026-04-23   </w:t>
       </w:r>
       <w:r>
         <w:rPr>
@@ -268,7 +268,7 @@
         <w:t xml:space="preserve">Entry: </w:t>
       </w:r>
       <w:r>
-        <w:t xml:space="preserve">$470.28   </w:t>
+        <w:t xml:space="preserve">$523.98   </w:t>
       </w:r>
       <w:r>
         <w:rPr>
@@ -277,7 +277,7 @@
         <w:t xml:space="preserve">Exit: </w:t>
       </w:r>
       <w:r>
-        <w:t xml:space="preserve">$488.21   </w:t>
+        <w:t xml:space="preserve">$460.75   </w:t>
       </w:r>
       <w:r>
         <w:rPr>
@@ -286,7 +286,7 @@
         <w:t xml:space="preserve">P&amp;L: </w:t>
       </w:r>
       <w:r>
-        <w:t>$+53.80 (+3.8%)</w:t>
+        <w:t>$-126.46 (-12.1%)</w:t>
       </w:r>
     </w:p>
     <w:p>
@@ -297,7 +297,7 @@
         <w:t xml:space="preserve">EPS: </w:t>
       </w:r>
       <w:r>
-        <w:t>$2.28 reported vs $1.93 est (+18.1%) — BEAT</w:t>
+        <w:t>$5.44 reported vs $5.24 est (+3.8%) — BEAT</w:t>
       </w:r>
     </w:p>
     <w:p>
@@ -308,7 +308,7 @@
         <w:t xml:space="preserve">Call quality: </w:t>
       </w:r>
       <w:r>
-        <w:t>Algorithm aced the call ✓</w:t>
+        <w:t>Algorithm missed the call ✗</w:t>
       </w:r>
     </w:p>
     <w:p>
@@ -319,7 +319,7 @@
         <w:t xml:space="preserve">Analysis: </w:t>
       </w:r>
       <w:r>
-        <w:t>ISRG beat EPS estimates by +18.1% (reported $2.28 vs $1.93 expected). The position returned +3.8% (WIN) against a 100% confidence call (95-100% tier). The model was well-calibrated — it correctly identified the earnings beat and the market confirmed it.</w:t>
+        <w:t>TMO beat EPS estimates by +3.8% (reported $5.44 vs $5.24 expected). The position returned -12.1% (LOSS) against a 100% confidence call (95-100% tier). The model correctly identified the earnings beat but the market reacted negatively — possible guidance concerns or valuation resistance not captured in the scoring model.</w:t>
       </w:r>
     </w:p>
     <w:p>
@@ -336,9 +336,9 @@
       </w:pPr>
       <w:r>
         <w:rPr>
-          <w:color w:val="2E7D32"/>
+          <w:color w:val="C62828"/>
         </w:rPr>
-        <w:t>PM — Philip Morris International Inc.  (WIN)</w:t>
+        <w:t>AXP — American Express Company  (LOSS)</w:t>
       </w:r>
     </w:p>
     <w:p>
@@ -349,7 +349,7 @@
         <w:t xml:space="preserve">Earnings date: </w:t>
       </w:r>
       <w:r>
-        <w:t xml:space="preserve">2026-04-22   </w:t>
+        <w:t xml:space="preserve">2026-04-23   </w:t>
       </w:r>
       <w:r>
         <w:rPr>
@@ -358,7 +358,7 @@
         <w:t xml:space="preserve">Exit: </w:t>
       </w:r>
       <w:r>
-        <w:t xml:space="preserve">2026-04-22   </w:t>
+        <w:t xml:space="preserve">2026-04-23   </w:t>
       </w:r>
       <w:r>
         <w:rPr>
@@ -367,7 +367,7 @@
         <w:t xml:space="preserve">Confidence: </w:t>
       </w:r>
       <w:r>
-        <w:t>85% (85-94%)</w:t>
+        <w:t>100% (95-100%)</w:t>
       </w:r>
     </w:p>
     <w:p>
@@ -378,7 +378,7 @@
         <w:t xml:space="preserve">Entry: </w:t>
       </w:r>
       <w:r>
-        <w:t xml:space="preserve">$159.50   </w:t>
+        <w:t xml:space="preserve">$334.36   </w:t>
       </w:r>
       <w:r>
         <w:rPr>
@@ -387,7 +387,7 @@
         <w:t xml:space="preserve">Exit: </w:t>
       </w:r>
       <w:r>
-        <w:t xml:space="preserve">$162.52   </w:t>
+        <w:t xml:space="preserve">$321.89   </w:t>
       </w:r>
       <w:r>
         <w:rPr>
@@ -396,7 +396,7 @@
         <w:t xml:space="preserve">P&amp;L: </w:t>
       </w:r>
       <w:r>
-        <w:t>$+9.05 (+1.9%)</w:t>
+        <w:t>$-49.87 (-3.7%)</w:t>
       </w:r>
     </w:p>
     <w:p>
@@ -429,7 +429,887 @@
         <w:t xml:space="preserve">Analysis: </w:t>
       </w:r>
       <w:r>
-        <w:t>PM earnings results not yet confirmed in data feed. The position returned +1.9% (WIN) against a 85% confidence call (85-94% tier). Accuracy against estimates could not be verified — trade result logged for manual review.</w:t>
+        <w:t>AXP earnings results not yet confirmed in data feed. The position returned -3.7% (LOSS) against a 100% confidence call (95-100% tier). Accuracy against estimates could not be verified — trade result logged for manual review.</w:t>
+      </w:r>
+    </w:p>
+    <w:p>
+      <w:pPr>
+        <w:jc w:val="center"/>
+      </w:pPr>
+      <w:r>
+        <w:t>────────────────────────────────────────────────────────────</w:t>
+      </w:r>
+    </w:p>
+    <w:p>
+      <w:pPr>
+        <w:pStyle w:val="Heading2"/>
+      </w:pPr>
+      <w:r>
+        <w:rPr>
+          <w:color w:val="C62828"/>
+        </w:rPr>
+        <w:t>LRCX — Lam Research Corporation  (LOSS)</w:t>
+      </w:r>
+    </w:p>
+    <w:p>
+      <w:r>
+        <w:rPr>
+          <w:b/>
+        </w:rPr>
+        <w:t xml:space="preserve">Earnings date: </w:t>
+      </w:r>
+      <w:r>
+        <w:t xml:space="preserve">2026-04-22   </w:t>
+      </w:r>
+      <w:r>
+        <w:rPr>
+          <w:b/>
+        </w:rPr>
+        <w:t xml:space="preserve">Exit: </w:t>
+      </w:r>
+      <w:r>
+        <w:t xml:space="preserve">2026-04-23   </w:t>
+      </w:r>
+      <w:r>
+        <w:rPr>
+          <w:b/>
+        </w:rPr>
+        <w:t xml:space="preserve">Confidence: </w:t>
+      </w:r>
+      <w:r>
+        <w:t>100% (95-100%)</w:t>
+      </w:r>
+    </w:p>
+    <w:p>
+      <w:r>
+        <w:rPr>
+          <w:b/>
+        </w:rPr>
+        <w:t xml:space="preserve">Entry: </w:t>
+      </w:r>
+      <w:r>
+        <w:t xml:space="preserve">$264.70   </w:t>
+      </w:r>
+      <w:r>
+        <w:rPr>
+          <w:b/>
+        </w:rPr>
+        <w:t xml:space="preserve">Exit: </w:t>
+      </w:r>
+      <w:r>
+        <w:t xml:space="preserve">$263.05   </w:t>
+      </w:r>
+      <w:r>
+        <w:rPr>
+          <w:b/>
+        </w:rPr>
+        <w:t xml:space="preserve">P&amp;L: </w:t>
+      </w:r>
+      <w:r>
+        <w:t>$-8.23 (-0.6%)</w:t>
+      </w:r>
+    </w:p>
+    <w:p>
+      <w:r>
+        <w:rPr>
+          <w:b/>
+        </w:rPr>
+        <w:t xml:space="preserve">EPS: </w:t>
+      </w:r>
+      <w:r>
+        <w:t>$1.47 reported vs $1.36 est (+8.1%) — BEAT</w:t>
+      </w:r>
+    </w:p>
+    <w:p>
+      <w:r>
+        <w:rPr>
+          <w:b/>
+        </w:rPr>
+        <w:t xml:space="preserve">Call quality: </w:t>
+      </w:r>
+      <w:r>
+        <w:t>Algorithm missed the call ✗</w:t>
+      </w:r>
+    </w:p>
+    <w:p>
+      <w:r>
+        <w:rPr>
+          <w:b/>
+        </w:rPr>
+        <w:t xml:space="preserve">Analysis: </w:t>
+      </w:r>
+      <w:r>
+        <w:t>LRCX beat EPS estimates by +8.1% (reported $1.47 vs $1.36 expected). The position returned -0.6% (LOSS) against a 100% confidence call (95-100% tier). The model correctly identified the earnings beat but the market reacted negatively — possible guidance concerns or valuation resistance not captured in the scoring model.</w:t>
+      </w:r>
+    </w:p>
+    <w:p>
+      <w:pPr>
+        <w:jc w:val="center"/>
+      </w:pPr>
+      <w:r>
+        <w:t>────────────────────────────────────────────────────────────</w:t>
+      </w:r>
+    </w:p>
+    <w:p>
+      <w:pPr>
+        <w:pStyle w:val="Heading2"/>
+      </w:pPr>
+      <w:r>
+        <w:rPr>
+          <w:color w:val="C62828"/>
+        </w:rPr>
+        <w:t>HON — Honeywell International Inc.  (LOSS)</w:t>
+      </w:r>
+    </w:p>
+    <w:p>
+      <w:r>
+        <w:rPr>
+          <w:b/>
+        </w:rPr>
+        <w:t xml:space="preserve">Earnings date: </w:t>
+      </w:r>
+      <w:r>
+        <w:t xml:space="preserve">2026-04-23   </w:t>
+      </w:r>
+      <w:r>
+        <w:rPr>
+          <w:b/>
+        </w:rPr>
+        <w:t xml:space="preserve">Exit: </w:t>
+      </w:r>
+      <w:r>
+        <w:t xml:space="preserve">2026-04-23   </w:t>
+      </w:r>
+      <w:r>
+        <w:rPr>
+          <w:b/>
+        </w:rPr>
+        <w:t xml:space="preserve">Confidence: </w:t>
+      </w:r>
+      <w:r>
+        <w:t>85% (85-94%)</w:t>
+      </w:r>
+    </w:p>
+    <w:p>
+      <w:r>
+        <w:rPr>
+          <w:b/>
+        </w:rPr>
+        <w:t xml:space="preserve">Entry: </w:t>
+      </w:r>
+      <w:r>
+        <w:t xml:space="preserve">$232.28   </w:t>
+      </w:r>
+      <w:r>
+        <w:rPr>
+          <w:b/>
+        </w:rPr>
+        <w:t xml:space="preserve">Exit: </w:t>
+      </w:r>
+      <w:r>
+        <w:t xml:space="preserve">$213.80   </w:t>
+      </w:r>
+      <w:r>
+        <w:rPr>
+          <w:b/>
+        </w:rPr>
+        <w:t xml:space="preserve">P&amp;L: </w:t>
+      </w:r>
+      <w:r>
+        <w:t>$-36.96 (-8.0%)</w:t>
+      </w:r>
+    </w:p>
+    <w:p>
+      <w:r>
+        <w:rPr>
+          <w:b/>
+        </w:rPr>
+        <w:t xml:space="preserve">EPS: </w:t>
+      </w:r>
+      <w:r>
+        <w:t>$2.45 reported vs $2.32 est (+5.6%) — BEAT</w:t>
+      </w:r>
+    </w:p>
+    <w:p>
+      <w:r>
+        <w:rPr>
+          <w:b/>
+        </w:rPr>
+        <w:t xml:space="preserve">Call quality: </w:t>
+      </w:r>
+      <w:r>
+        <w:t>Algorithm missed the call ✗</w:t>
+      </w:r>
+    </w:p>
+    <w:p>
+      <w:r>
+        <w:rPr>
+          <w:b/>
+        </w:rPr>
+        <w:t xml:space="preserve">Analysis: </w:t>
+      </w:r>
+      <w:r>
+        <w:t>HON beat EPS estimates by +5.6% (reported $2.45 vs $2.32 expected). The position returned -8.0% (LOSS) against a 85% confidence call (85-94% tier). The model correctly identified the earnings beat but the market reacted negatively — possible guidance concerns or valuation resistance not captured in the scoring model.</w:t>
+      </w:r>
+    </w:p>
+    <w:p>
+      <w:pPr>
+        <w:jc w:val="center"/>
+      </w:pPr>
+      <w:r>
+        <w:t>────────────────────────────────────────────────────────────</w:t>
+      </w:r>
+    </w:p>
+    <w:p>
+      <w:pPr>
+        <w:pStyle w:val="Heading2"/>
+      </w:pPr>
+      <w:r>
+        <w:rPr>
+          <w:color w:val="2E7D32"/>
+        </w:rPr>
+        <w:t>TXN — Texas Instruments Incorporated  (WIN)</w:t>
+      </w:r>
+    </w:p>
+    <w:p>
+      <w:r>
+        <w:rPr>
+          <w:b/>
+        </w:rPr>
+        <w:t xml:space="preserve">Earnings date: </w:t>
+      </w:r>
+      <w:r>
+        <w:t xml:space="preserve">2026-04-22   </w:t>
+      </w:r>
+      <w:r>
+        <w:rPr>
+          <w:b/>
+        </w:rPr>
+        <w:t xml:space="preserve">Exit: </w:t>
+      </w:r>
+      <w:r>
+        <w:t xml:space="preserve">2026-04-23   </w:t>
+      </w:r>
+      <w:r>
+        <w:rPr>
+          <w:b/>
+        </w:rPr>
+        <w:t xml:space="preserve">Confidence: </w:t>
+      </w:r>
+      <w:r>
+        <w:t>75% (70-84%)</w:t>
+      </w:r>
+    </w:p>
+    <w:p>
+      <w:r>
+        <w:rPr>
+          <w:b/>
+        </w:rPr>
+        <w:t xml:space="preserve">Entry: </w:t>
+      </w:r>
+      <w:r>
+        <w:t xml:space="preserve">$230.69   </w:t>
+      </w:r>
+      <w:r>
+        <w:rPr>
+          <w:b/>
+        </w:rPr>
+        <w:t xml:space="preserve">Exit: </w:t>
+      </w:r>
+      <w:r>
+        <w:t xml:space="preserve">$279.82   </w:t>
+      </w:r>
+      <w:r>
+        <w:rPr>
+          <w:b/>
+        </w:rPr>
+        <w:t xml:space="preserve">P&amp;L: </w:t>
+      </w:r>
+      <w:r>
+        <w:t>$+98.26 (+21.3%)</w:t>
+      </w:r>
+    </w:p>
+    <w:p>
+      <w:r>
+        <w:rPr>
+          <w:b/>
+        </w:rPr>
+        <w:t xml:space="preserve">EPS: </w:t>
+      </w:r>
+      <w:r>
+        <w:t>$1.68 reported vs $1.36 est (+23.5%) — BEAT</w:t>
+      </w:r>
+    </w:p>
+    <w:p>
+      <w:r>
+        <w:rPr>
+          <w:b/>
+        </w:rPr>
+        <w:t xml:space="preserve">Call quality: </w:t>
+      </w:r>
+      <w:r>
+        <w:t>Algorithm aced the call ✓</w:t>
+      </w:r>
+    </w:p>
+    <w:p>
+      <w:r>
+        <w:rPr>
+          <w:b/>
+        </w:rPr>
+        <w:t xml:space="preserve">Analysis: </w:t>
+      </w:r>
+      <w:r>
+        <w:t>TXN beat EPS estimates by +23.5% (reported $1.68 vs $1.36 expected). The position returned +21.3% (WIN) against a 75% confidence call (70-84% tier). The model was well-calibrated — it correctly identified the earnings beat and the market confirmed it.</w:t>
+      </w:r>
+    </w:p>
+    <w:p>
+      <w:pPr>
+        <w:jc w:val="center"/>
+      </w:pPr>
+      <w:r>
+        <w:t>────────────────────────────────────────────────────────────</w:t>
+      </w:r>
+    </w:p>
+    <w:p>
+      <w:pPr>
+        <w:pStyle w:val="Heading2"/>
+      </w:pPr>
+      <w:r>
+        <w:rPr>
+          <w:color w:val="C62828"/>
+        </w:rPr>
+        <w:t>NOW — ServiceNow, Inc.  (LOSS)</w:t>
+      </w:r>
+    </w:p>
+    <w:p>
+      <w:r>
+        <w:rPr>
+          <w:b/>
+        </w:rPr>
+        <w:t xml:space="preserve">Earnings date: </w:t>
+      </w:r>
+      <w:r>
+        <w:t xml:space="preserve">2026-04-22   </w:t>
+      </w:r>
+      <w:r>
+        <w:rPr>
+          <w:b/>
+        </w:rPr>
+        <w:t xml:space="preserve">Exit: </w:t>
+      </w:r>
+      <w:r>
+        <w:t xml:space="preserve">2026-04-23   </w:t>
+      </w:r>
+      <w:r>
+        <w:rPr>
+          <w:b/>
+        </w:rPr>
+        <w:t xml:space="preserve">Confidence: </w:t>
+      </w:r>
+      <w:r>
+        <w:t>95% (95-100%)</w:t>
+      </w:r>
+    </w:p>
+    <w:p>
+      <w:r>
+        <w:rPr>
+          <w:b/>
+        </w:rPr>
+        <w:t xml:space="preserve">Entry: </w:t>
+      </w:r>
+      <w:r>
+        <w:t xml:space="preserve">$99.04   </w:t>
+      </w:r>
+      <w:r>
+        <w:rPr>
+          <w:b/>
+        </w:rPr>
+        <w:t xml:space="preserve">Exit: </w:t>
+      </w:r>
+      <w:r>
+        <w:t xml:space="preserve">$85.29   </w:t>
+      </w:r>
+      <w:r>
+        <w:rPr>
+          <w:b/>
+        </w:rPr>
+        <w:t xml:space="preserve">P&amp;L: </w:t>
+      </w:r>
+      <w:r>
+        <w:t>$-206.25 (-13.9%)</w:t>
+      </w:r>
+    </w:p>
+    <w:p>
+      <w:r>
+        <w:rPr>
+          <w:b/>
+        </w:rPr>
+        <w:t xml:space="preserve">EPS: </w:t>
+      </w:r>
+      <w:r>
+        <w:t>$0.97 reported vs $0.97 est (+0.0%) — MISS</w:t>
+      </w:r>
+    </w:p>
+    <w:p>
+      <w:r>
+        <w:rPr>
+          <w:b/>
+        </w:rPr>
+        <w:t xml:space="preserve">Call quality: </w:t>
+      </w:r>
+      <w:r>
+        <w:t>Algorithm aced the call ✓</w:t>
+      </w:r>
+    </w:p>
+    <w:p>
+      <w:r>
+        <w:rPr>
+          <w:b/>
+        </w:rPr>
+        <w:t xml:space="preserve">Analysis: </w:t>
+      </w:r>
+      <w:r>
+        <w:t>NOW missed EPS estimates by 0.0% (reported $0.97 vs $0.97 expected). The position returned -13.9% (LOSS) against a 95% confidence call (95-100% tier). The model correctly anticipated downside risk; both the earnings miss and the market reaction aligned with the 95-100% tier prediction.</w:t>
+      </w:r>
+    </w:p>
+    <w:p>
+      <w:pPr>
+        <w:jc w:val="center"/>
+      </w:pPr>
+      <w:r>
+        <w:t>────────────────────────────────────────────────────────────</w:t>
+      </w:r>
+    </w:p>
+    <w:p>
+      <w:pPr>
+        <w:pStyle w:val="Heading2"/>
+      </w:pPr>
+      <w:r>
+        <w:rPr>
+          <w:color w:val="C62828"/>
+        </w:rPr>
+        <w:t>IBM — International Business Machines Corporation  (LOSS)</w:t>
+      </w:r>
+    </w:p>
+    <w:p>
+      <w:r>
+        <w:rPr>
+          <w:b/>
+        </w:rPr>
+        <w:t xml:space="preserve">Earnings date: </w:t>
+      </w:r>
+      <w:r>
+        <w:t xml:space="preserve">2026-04-22   </w:t>
+      </w:r>
+      <w:r>
+        <w:rPr>
+          <w:b/>
+        </w:rPr>
+        <w:t xml:space="preserve">Exit: </w:t>
+      </w:r>
+      <w:r>
+        <w:t xml:space="preserve">2026-04-23   </w:t>
+      </w:r>
+      <w:r>
+        <w:rPr>
+          <w:b/>
+        </w:rPr>
+        <w:t xml:space="preserve">Confidence: </w:t>
+      </w:r>
+      <w:r>
+        <w:t>90% (85-94%)</w:t>
+      </w:r>
+    </w:p>
+    <w:p>
+      <w:r>
+        <w:rPr>
+          <w:b/>
+        </w:rPr>
+        <w:t xml:space="preserve">Entry: </w:t>
+      </w:r>
+      <w:r>
+        <w:t xml:space="preserve">$252.96   </w:t>
+      </w:r>
+      <w:r>
+        <w:rPr>
+          <w:b/>
+        </w:rPr>
+        <w:t xml:space="preserve">Exit: </w:t>
+      </w:r>
+      <w:r>
+        <w:t xml:space="preserve">$230.98   </w:t>
+      </w:r>
+      <w:r>
+        <w:rPr>
+          <w:b/>
+        </w:rPr>
+        <w:t xml:space="preserve">P&amp;L: </w:t>
+      </w:r>
+      <w:r>
+        <w:t>$-65.93 (-8.7%)</w:t>
+      </w:r>
+    </w:p>
+    <w:p>
+      <w:r>
+        <w:rPr>
+          <w:b/>
+        </w:rPr>
+        <w:t xml:space="preserve">EPS: </w:t>
+      </w:r>
+      <w:r>
+        <w:t>$1.91 reported vs $1.81 est (+5.5%) — BEAT</w:t>
+      </w:r>
+    </w:p>
+    <w:p>
+      <w:r>
+        <w:rPr>
+          <w:b/>
+        </w:rPr>
+        <w:t xml:space="preserve">Call quality: </w:t>
+      </w:r>
+      <w:r>
+        <w:t>Algorithm missed the call ✗</w:t>
+      </w:r>
+    </w:p>
+    <w:p>
+      <w:r>
+        <w:rPr>
+          <w:b/>
+        </w:rPr>
+        <w:t xml:space="preserve">Analysis: </w:t>
+      </w:r>
+      <w:r>
+        <w:t>IBM beat EPS estimates by +5.5% (reported $1.91 vs $1.81 expected). The position returned -8.7% (LOSS) against a 90% confidence call (85-94% tier). The model correctly identified the earnings beat but the market reacted negatively — possible guidance concerns or valuation resistance not captured in the scoring model.</w:t>
+      </w:r>
+    </w:p>
+    <w:p>
+      <w:pPr>
+        <w:jc w:val="center"/>
+      </w:pPr>
+      <w:r>
+        <w:t>────────────────────────────────────────────────────────────</w:t>
+      </w:r>
+    </w:p>
+    <w:p>
+      <w:pPr>
+        <w:pStyle w:val="Heading2"/>
+      </w:pPr>
+      <w:r>
+        <w:rPr>
+          <w:color w:val="2E7D32"/>
+        </w:rPr>
+        <w:t>NEE — NextEra Energy, Inc.  (WIN)</w:t>
+      </w:r>
+    </w:p>
+    <w:p>
+      <w:r>
+        <w:rPr>
+          <w:b/>
+        </w:rPr>
+        <w:t xml:space="preserve">Earnings date: </w:t>
+      </w:r>
+      <w:r>
+        <w:t xml:space="preserve">2026-04-23   </w:t>
+      </w:r>
+      <w:r>
+        <w:rPr>
+          <w:b/>
+        </w:rPr>
+        <w:t xml:space="preserve">Exit: </w:t>
+      </w:r>
+      <w:r>
+        <w:t xml:space="preserve">2026-04-23   </w:t>
+      </w:r>
+      <w:r>
+        <w:rPr>
+          <w:b/>
+        </w:rPr>
+        <w:t xml:space="preserve">Confidence: </w:t>
+      </w:r>
+      <w:r>
+        <w:t>85% (85-94%)</w:t>
+      </w:r>
+    </w:p>
+    <w:p>
+      <w:r>
+        <w:rPr>
+          <w:b/>
+        </w:rPr>
+        <w:t xml:space="preserve">Entry: </w:t>
+      </w:r>
+      <w:r>
+        <w:t xml:space="preserve">$92.35   </w:t>
+      </w:r>
+      <w:r>
+        <w:rPr>
+          <w:b/>
+        </w:rPr>
+        <w:t xml:space="preserve">Exit: </w:t>
+      </w:r>
+      <w:r>
+        <w:t xml:space="preserve">$95.92   </w:t>
+      </w:r>
+      <w:r>
+        <w:rPr>
+          <w:b/>
+        </w:rPr>
+        <w:t xml:space="preserve">P&amp;L: </w:t>
+      </w:r>
+      <w:r>
+        <w:t>$+17.85 (+3.9%)</w:t>
+      </w:r>
+    </w:p>
+    <w:p>
+      <w:r>
+        <w:rPr>
+          <w:b/>
+        </w:rPr>
+        <w:t xml:space="preserve">EPS: </w:t>
+      </w:r>
+      <w:r>
+        <w:t>not available</w:t>
+      </w:r>
+    </w:p>
+    <w:p>
+      <w:r>
+        <w:rPr>
+          <w:b/>
+        </w:rPr>
+        <w:t xml:space="preserve">Call quality: </w:t>
+      </w:r>
+      <w:r>
+        <w:t>Unverified</w:t>
+      </w:r>
+    </w:p>
+    <w:p>
+      <w:r>
+        <w:rPr>
+          <w:b/>
+        </w:rPr>
+        <w:t xml:space="preserve">Analysis: </w:t>
+      </w:r>
+      <w:r>
+        <w:t>NEE earnings results not yet confirmed in data feed. The position returned +3.9% (WIN) against a 85% confidence call (85-94% tier). Accuracy against estimates could not be verified — trade result logged for manual review.</w:t>
+      </w:r>
+    </w:p>
+    <w:p>
+      <w:pPr>
+        <w:jc w:val="center"/>
+      </w:pPr>
+      <w:r>
+        <w:t>────────────────────────────────────────────────────────────</w:t>
+      </w:r>
+    </w:p>
+    <w:p>
+      <w:pPr>
+        <w:pStyle w:val="Heading2"/>
+      </w:pPr>
+      <w:r>
+        <w:rPr>
+          <w:color w:val="2E7D32"/>
+        </w:rPr>
+        <w:t>ISRG — Intuitive Surgical, Inc.  (WIN)</w:t>
+      </w:r>
+    </w:p>
+    <w:p>
+      <w:r>
+        <w:rPr>
+          <w:b/>
+        </w:rPr>
+        <w:t xml:space="preserve">Earnings date: </w:t>
+      </w:r>
+      <w:r>
+        <w:t xml:space="preserve">2026-04-21   </w:t>
+      </w:r>
+      <w:r>
+        <w:rPr>
+          <w:b/>
+        </w:rPr>
+        <w:t xml:space="preserve">Exit: </w:t>
+      </w:r>
+      <w:r>
+        <w:t xml:space="preserve">2026-04-22   </w:t>
+      </w:r>
+      <w:r>
+        <w:rPr>
+          <w:b/>
+        </w:rPr>
+        <w:t xml:space="preserve">Confidence: </w:t>
+      </w:r>
+      <w:r>
+        <w:t>100% (95-100%)</w:t>
+      </w:r>
+    </w:p>
+    <w:p>
+      <w:r>
+        <w:rPr>
+          <w:b/>
+        </w:rPr>
+        <w:t xml:space="preserve">Entry: </w:t>
+      </w:r>
+      <w:r>
+        <w:t xml:space="preserve">$470.28   </w:t>
+      </w:r>
+      <w:r>
+        <w:rPr>
+          <w:b/>
+        </w:rPr>
+        <w:t xml:space="preserve">Exit: </w:t>
+      </w:r>
+      <w:r>
+        <w:t xml:space="preserve">$488.21   </w:t>
+      </w:r>
+      <w:r>
+        <w:rPr>
+          <w:b/>
+        </w:rPr>
+        <w:t xml:space="preserve">P&amp;L: </w:t>
+      </w:r>
+      <w:r>
+        <w:t>$+53.80 (+3.8%)</w:t>
+      </w:r>
+    </w:p>
+    <w:p>
+      <w:r>
+        <w:rPr>
+          <w:b/>
+        </w:rPr>
+        <w:t xml:space="preserve">EPS: </w:t>
+      </w:r>
+      <w:r>
+        <w:t>$2.28 reported vs $1.93 est (+18.1%) — BEAT</w:t>
+      </w:r>
+    </w:p>
+    <w:p>
+      <w:r>
+        <w:rPr>
+          <w:b/>
+        </w:rPr>
+        <w:t xml:space="preserve">Call quality: </w:t>
+      </w:r>
+      <w:r>
+        <w:t>Algorithm aced the call ✓</w:t>
+      </w:r>
+    </w:p>
+    <w:p>
+      <w:r>
+        <w:rPr>
+          <w:b/>
+        </w:rPr>
+        <w:t xml:space="preserve">Analysis: </w:t>
+      </w:r>
+      <w:r>
+        <w:t>ISRG beat EPS estimates by +18.1% (reported $2.28 vs $1.93 expected). The position returned +3.8% (WIN) against a 100% confidence call (95-100% tier). The model was well-calibrated — it correctly identified the earnings beat and the market confirmed it.</w:t>
+      </w:r>
+    </w:p>
+    <w:p>
+      <w:pPr>
+        <w:jc w:val="center"/>
+      </w:pPr>
+      <w:r>
+        <w:t>────────────────────────────────────────────────────────────</w:t>
+      </w:r>
+    </w:p>
+    <w:p>
+      <w:pPr>
+        <w:pStyle w:val="Heading2"/>
+      </w:pPr>
+      <w:r>
+        <w:rPr>
+          <w:color w:val="2E7D32"/>
+        </w:rPr>
+        <w:t>PM — Philip Morris International Inc.  (WIN)</w:t>
+      </w:r>
+    </w:p>
+    <w:p>
+      <w:r>
+        <w:rPr>
+          <w:b/>
+        </w:rPr>
+        <w:t xml:space="preserve">Earnings date: </w:t>
+      </w:r>
+      <w:r>
+        <w:t xml:space="preserve">2026-04-22   </w:t>
+      </w:r>
+      <w:r>
+        <w:rPr>
+          <w:b/>
+        </w:rPr>
+        <w:t xml:space="preserve">Exit: </w:t>
+      </w:r>
+      <w:r>
+        <w:t xml:space="preserve">2026-04-22   </w:t>
+      </w:r>
+      <w:r>
+        <w:rPr>
+          <w:b/>
+        </w:rPr>
+        <w:t xml:space="preserve">Confidence: </w:t>
+      </w:r>
+      <w:r>
+        <w:t>85% (85-94%)</w:t>
+      </w:r>
+    </w:p>
+    <w:p>
+      <w:r>
+        <w:rPr>
+          <w:b/>
+        </w:rPr>
+        <w:t xml:space="preserve">Entry: </w:t>
+      </w:r>
+      <w:r>
+        <w:t xml:space="preserve">$159.50   </w:t>
+      </w:r>
+      <w:r>
+        <w:rPr>
+          <w:b/>
+        </w:rPr>
+        <w:t xml:space="preserve">Exit: </w:t>
+      </w:r>
+      <w:r>
+        <w:t xml:space="preserve">$162.52   </w:t>
+      </w:r>
+      <w:r>
+        <w:rPr>
+          <w:b/>
+        </w:rPr>
+        <w:t xml:space="preserve">P&amp;L: </w:t>
+      </w:r>
+      <w:r>
+        <w:t>$+9.05 (+1.9%)</w:t>
+      </w:r>
+    </w:p>
+    <w:p>
+      <w:r>
+        <w:rPr>
+          <w:b/>
+        </w:rPr>
+        <w:t xml:space="preserve">EPS: </w:t>
+      </w:r>
+      <w:r>
+        <w:t>$1.96 reported vs $1.83 est (+7.1%) — BEAT</w:t>
+      </w:r>
+    </w:p>
+    <w:p>
+      <w:r>
+        <w:rPr>
+          <w:b/>
+        </w:rPr>
+        <w:t xml:space="preserve">Call quality: </w:t>
+      </w:r>
+      <w:r>
+        <w:t>Algorithm aced the call ✓</w:t>
+      </w:r>
+    </w:p>
+    <w:p>
+      <w:r>
+        <w:rPr>
+          <w:b/>
+        </w:rPr>
+        <w:t xml:space="preserve">Analysis: </w:t>
+      </w:r>
+      <w:r>
+        <w:t>PM beat EPS estimates by +7.1% (reported $1.96 vs $1.83 expected). The position returned +1.9% (WIN) against a 85% confidence call (85-94% tier). The model was well-calibrated — it correctly identified the earnings beat and the market confirmed it.</w:t>
       </w:r>
     </w:p>
     <w:p>

--- a/data/earnings_calls_log.docx
+++ b/data/earnings_calls_log.docx
@@ -20,7 +20,7 @@
           <w:i/>
           <w:sz w:val="20"/>
         </w:rPr>
-        <w:t>Generated 2026-04-23 16:34 ET  |  13 calls logged</w:t>
+        <w:t>Generated 2026-04-23 17:23 ET  |  13 calls logged</w:t>
       </w:r>
     </w:p>
     <w:p>

--- a/data/earnings_calls_log.docx
+++ b/data/earnings_calls_log.docx
@@ -20,7 +20,7 @@
           <w:i/>
           <w:sz w:val="20"/>
         </w:rPr>
-        <w:t>Generated 2026-04-23 17:23 ET  |  13 calls logged</w:t>
+        <w:t>Generated 2026-04-24 17:25 ET  |  16 calls logged</w:t>
       </w:r>
     </w:p>
     <w:p>
@@ -144,7 +144,7 @@
           </w:tcPr>
           <w:p>
             <w:r>
-              <w:t>6</w:t>
+              <w:t>9</w:t>
             </w:r>
           </w:p>
         </w:tc>
@@ -154,7 +154,7 @@
           </w:tcPr>
           <w:p>
             <w:r>
-              <w:t>1</w:t>
+              <w:t>4</w:t>
             </w:r>
           </w:p>
         </w:tc>
@@ -164,7 +164,7 @@
           </w:tcPr>
           <w:p>
             <w:r>
-              <w:t>17%</w:t>
+              <w:t>44%</w:t>
             </w:r>
           </w:p>
         </w:tc>
@@ -226,9 +226,9 @@
       </w:pPr>
       <w:r>
         <w:rPr>
-          <w:color w:val="C62828"/>
+          <w:color w:val="2E7D32"/>
         </w:rPr>
-        <w:t>TMO — Thermo Fisher Scientific Inc.  (LOSS)</w:t>
+        <w:t>INTC — Intel Corporation  (WIN)</w:t>
       </w:r>
     </w:p>
     <w:p>
@@ -248,7 +248,7 @@
         <w:t xml:space="preserve">Exit: </w:t>
       </w:r>
       <w:r>
-        <w:t xml:space="preserve">2026-04-23   </w:t>
+        <w:t xml:space="preserve">2026-04-24   </w:t>
       </w:r>
       <w:r>
         <w:rPr>
@@ -257,7 +257,7 @@
         <w:t xml:space="preserve">Confidence: </w:t>
       </w:r>
       <w:r>
-        <w:t>100% (95-100%)</w:t>
+        <w:t>90% (85-94%)</w:t>
       </w:r>
     </w:p>
     <w:p>
@@ -268,7 +268,7 @@
         <w:t xml:space="preserve">Entry: </w:t>
       </w:r>
       <w:r>
-        <w:t xml:space="preserve">$523.98   </w:t>
+        <w:t xml:space="preserve">$67.72   </w:t>
       </w:r>
       <w:r>
         <w:rPr>
@@ -277,7 +277,7 @@
         <w:t xml:space="preserve">Exit: </w:t>
       </w:r>
       <w:r>
-        <w:t xml:space="preserve">$460.75   </w:t>
+        <w:t xml:space="preserve">$82.88   </w:t>
       </w:r>
       <w:r>
         <w:rPr>
@@ -286,7 +286,7 @@
         <w:t xml:space="preserve">P&amp;L: </w:t>
       </w:r>
       <w:r>
-        <w:t>$-126.46 (-12.1%)</w:t>
+        <w:t>$+212.30 (+22.4%)</w:t>
       </w:r>
     </w:p>
     <w:p>
@@ -297,7 +297,7 @@
         <w:t xml:space="preserve">EPS: </w:t>
       </w:r>
       <w:r>
-        <w:t>$5.44 reported vs $5.24 est (+3.8%) — BEAT</w:t>
+        <w:t>$0.29 reported vs $0.01 est (+2800.0%) — BEAT</w:t>
       </w:r>
     </w:p>
     <w:p>
@@ -308,7 +308,7 @@
         <w:t xml:space="preserve">Call quality: </w:t>
       </w:r>
       <w:r>
-        <w:t>Algorithm missed the call ✗</w:t>
+        <w:t>Algorithm aced the call ✓</w:t>
       </w:r>
     </w:p>
     <w:p>
@@ -319,7 +319,7 @@
         <w:t xml:space="preserve">Analysis: </w:t>
       </w:r>
       <w:r>
-        <w:t>TMO beat EPS estimates by +3.8% (reported $5.44 vs $5.24 expected). The position returned -12.1% (LOSS) against a 100% confidence call (95-100% tier). The model correctly identified the earnings beat but the market reacted negatively — possible guidance concerns or valuation resistance not captured in the scoring model.</w:t>
+        <w:t>INTC beat EPS estimates by +2800.0% (reported $0.29 vs $0.01 expected). The position returned +22.4% (WIN) against a 90% confidence call (85-94% tier). The model was well-calibrated — it correctly identified the earnings beat and the market confirmed it.</w:t>
       </w:r>
     </w:p>
     <w:p>
@@ -336,9 +336,9 @@
       </w:pPr>
       <w:r>
         <w:rPr>
-          <w:color w:val="C62828"/>
+          <w:color w:val="2E7D32"/>
         </w:rPr>
-        <w:t>AXP — American Express Company  (LOSS)</w:t>
+        <w:t>PG — The Procter &amp; Gamble Company  (WIN)</w:t>
       </w:r>
     </w:p>
     <w:p>
@@ -349,7 +349,7 @@
         <w:t xml:space="preserve">Earnings date: </w:t>
       </w:r>
       <w:r>
-        <w:t xml:space="preserve">2026-04-23   </w:t>
+        <w:t xml:space="preserve">2026-04-24   </w:t>
       </w:r>
       <w:r>
         <w:rPr>
@@ -358,7 +358,7 @@
         <w:t xml:space="preserve">Exit: </w:t>
       </w:r>
       <w:r>
-        <w:t xml:space="preserve">2026-04-23   </w:t>
+        <w:t xml:space="preserve">2026-04-24   </w:t>
       </w:r>
       <w:r>
         <w:rPr>
@@ -367,7 +367,7 @@
         <w:t xml:space="preserve">Confidence: </w:t>
       </w:r>
       <w:r>
-        <w:t>100% (95-100%)</w:t>
+        <w:t>85% (85-94%)</w:t>
       </w:r>
     </w:p>
     <w:p>
@@ -378,7 +378,7 @@
         <w:t xml:space="preserve">Entry: </w:t>
       </w:r>
       <w:r>
-        <w:t xml:space="preserve">$334.36   </w:t>
+        <w:t xml:space="preserve">$145.43   </w:t>
       </w:r>
       <w:r>
         <w:rPr>
@@ -387,7 +387,7 @@
         <w:t xml:space="preserve">Exit: </w:t>
       </w:r>
       <w:r>
-        <w:t xml:space="preserve">$321.89   </w:t>
+        <w:t xml:space="preserve">$150.32   </w:t>
       </w:r>
       <w:r>
         <w:rPr>
@@ -396,7 +396,7 @@
         <w:t xml:space="preserve">P&amp;L: </w:t>
       </w:r>
       <w:r>
-        <w:t>$-49.87 (-3.7%)</w:t>
+        <w:t>$+14.67 (+3.4%)</w:t>
       </w:r>
     </w:p>
     <w:p>
@@ -407,7 +407,7 @@
         <w:t xml:space="preserve">EPS: </w:t>
       </w:r>
       <w:r>
-        <w:t>not available</w:t>
+        <w:t>$1.59 reported vs $1.56 est (+1.9%) — BEAT</w:t>
       </w:r>
     </w:p>
     <w:p>
@@ -418,7 +418,7 @@
         <w:t xml:space="preserve">Call quality: </w:t>
       </w:r>
       <w:r>
-        <w:t>Unverified</w:t>
+        <w:t>Algorithm aced the call ✓</w:t>
       </w:r>
     </w:p>
     <w:p>
@@ -429,7 +429,7 @@
         <w:t xml:space="preserve">Analysis: </w:t>
       </w:r>
       <w:r>
-        <w:t>AXP earnings results not yet confirmed in data feed. The position returned -3.7% (LOSS) against a 100% confidence call (95-100% tier). Accuracy against estimates could not be verified — trade result logged for manual review.</w:t>
+        <w:t>PG beat EPS estimates by +1.9% (reported $1.59 vs $1.56 expected). The position returned +3.4% (WIN) against a 85% confidence call (85-94% tier). The model was well-calibrated — it correctly identified the earnings beat and the market confirmed it.</w:t>
       </w:r>
     </w:p>
     <w:p>
@@ -448,7 +448,7 @@
         <w:rPr>
           <w:color w:val="C62828"/>
         </w:rPr>
-        <w:t>LRCX — Lam Research Corporation  (LOSS)</w:t>
+        <w:t>GILD — Gilead Sciences, Inc.  (LOSS)</w:t>
       </w:r>
     </w:p>
     <w:p>
@@ -459,7 +459,7 @@
         <w:t xml:space="preserve">Earnings date: </w:t>
       </w:r>
       <w:r>
-        <w:t xml:space="preserve">2026-04-22   </w:t>
+        <w:t xml:space="preserve">2026-04-23   </w:t>
       </w:r>
       <w:r>
         <w:rPr>
@@ -468,7 +468,7 @@
         <w:t xml:space="preserve">Exit: </w:t>
       </w:r>
       <w:r>
-        <w:t xml:space="preserve">2026-04-23   </w:t>
+        <w:t xml:space="preserve">2026-04-24   </w:t>
       </w:r>
       <w:r>
         <w:rPr>
@@ -477,7 +477,7 @@
         <w:t xml:space="preserve">Confidence: </w:t>
       </w:r>
       <w:r>
-        <w:t>100% (95-100%)</w:t>
+        <w:t>85% (85-94%)</w:t>
       </w:r>
     </w:p>
     <w:p>
@@ -488,7 +488,7 @@
         <w:t xml:space="preserve">Entry: </w:t>
       </w:r>
       <w:r>
-        <w:t xml:space="preserve">$264.70   </w:t>
+        <w:t xml:space="preserve">$137.68   </w:t>
       </w:r>
       <w:r>
         <w:rPr>
@@ -497,7 +497,7 @@
         <w:t xml:space="preserve">Exit: </w:t>
       </w:r>
       <w:r>
-        <w:t xml:space="preserve">$263.05   </w:t>
+        <w:t xml:space="preserve">$130.71   </w:t>
       </w:r>
       <w:r>
         <w:rPr>
@@ -506,7 +506,7 @@
         <w:t xml:space="preserve">P&amp;L: </w:t>
       </w:r>
       <w:r>
-        <w:t>$-8.23 (-0.6%)</w:t>
+        <w:t>$-20.91 (-5.1%)</w:t>
       </w:r>
     </w:p>
     <w:p>
@@ -517,7 +517,7 @@
         <w:t xml:space="preserve">EPS: </w:t>
       </w:r>
       <w:r>
-        <w:t>$1.47 reported vs $1.36 est (+8.1%) — BEAT</w:t>
+        <w:t>not available</w:t>
       </w:r>
     </w:p>
     <w:p>
@@ -528,7 +528,7 @@
         <w:t xml:space="preserve">Call quality: </w:t>
       </w:r>
       <w:r>
-        <w:t>Algorithm missed the call ✗</w:t>
+        <w:t>Unverified</w:t>
       </w:r>
     </w:p>
     <w:p>
@@ -539,7 +539,7 @@
         <w:t xml:space="preserve">Analysis: </w:t>
       </w:r>
       <w:r>
-        <w:t>LRCX beat EPS estimates by +8.1% (reported $1.47 vs $1.36 expected). The position returned -0.6% (LOSS) against a 100% confidence call (95-100% tier). The model correctly identified the earnings beat but the market reacted negatively — possible guidance concerns or valuation resistance not captured in the scoring model.</w:t>
+        <w:t>GILD earnings results not yet confirmed in data feed. The position returned -5.1% (LOSS) against a 85% confidence call (85-94% tier). Accuracy against estimates could not be verified — trade result logged for manual review.</w:t>
       </w:r>
     </w:p>
     <w:p>
@@ -558,7 +558,7 @@
         <w:rPr>
           <w:color w:val="C62828"/>
         </w:rPr>
-        <w:t>HON — Honeywell International Inc.  (LOSS)</w:t>
+        <w:t>TMO — Thermo Fisher Scientific Inc.  (LOSS)</w:t>
       </w:r>
     </w:p>
     <w:p>
@@ -587,7 +587,7 @@
         <w:t xml:space="preserve">Confidence: </w:t>
       </w:r>
       <w:r>
-        <w:t>85% (85-94%)</w:t>
+        <w:t>100% (95-100%)</w:t>
       </w:r>
     </w:p>
     <w:p>
@@ -598,7 +598,7 @@
         <w:t xml:space="preserve">Entry: </w:t>
       </w:r>
       <w:r>
-        <w:t xml:space="preserve">$232.28   </w:t>
+        <w:t xml:space="preserve">$523.98   </w:t>
       </w:r>
       <w:r>
         <w:rPr>
@@ -607,7 +607,7 @@
         <w:t xml:space="preserve">Exit: </w:t>
       </w:r>
       <w:r>
-        <w:t xml:space="preserve">$213.80   </w:t>
+        <w:t xml:space="preserve">$460.75   </w:t>
       </w:r>
       <w:r>
         <w:rPr>
@@ -616,7 +616,7 @@
         <w:t xml:space="preserve">P&amp;L: </w:t>
       </w:r>
       <w:r>
-        <w:t>$-36.96 (-8.0%)</w:t>
+        <w:t>$-126.46 (-12.1%)</w:t>
       </w:r>
     </w:p>
     <w:p>
@@ -627,7 +627,7 @@
         <w:t xml:space="preserve">EPS: </w:t>
       </w:r>
       <w:r>
-        <w:t>$2.45 reported vs $2.32 est (+5.6%) — BEAT</w:t>
+        <w:t>$5.44 reported vs $5.24 est (+3.8%) — BEAT</w:t>
       </w:r>
     </w:p>
     <w:p>
@@ -649,7 +649,7 @@
         <w:t xml:space="preserve">Analysis: </w:t>
       </w:r>
       <w:r>
-        <w:t>HON beat EPS estimates by +5.6% (reported $2.45 vs $2.32 expected). The position returned -8.0% (LOSS) against a 85% confidence call (85-94% tier). The model correctly identified the earnings beat but the market reacted negatively — possible guidance concerns or valuation resistance not captured in the scoring model.</w:t>
+        <w:t>TMO beat EPS estimates by +3.8% (reported $5.44 vs $5.24 expected). The position returned -12.1% (LOSS) against a 100% confidence call (95-100% tier). The model correctly identified the earnings beat but the market reacted negatively — possible guidance concerns or valuation resistance not captured in the scoring model.</w:t>
       </w:r>
     </w:p>
     <w:p>
@@ -666,9 +666,9 @@
       </w:pPr>
       <w:r>
         <w:rPr>
-          <w:color w:val="2E7D32"/>
+          <w:color w:val="C62828"/>
         </w:rPr>
-        <w:t>TXN — Texas Instruments Incorporated  (WIN)</w:t>
+        <w:t>AXP — American Express Company  (LOSS)</w:t>
       </w:r>
     </w:p>
     <w:p>
@@ -679,7 +679,7 @@
         <w:t xml:space="preserve">Earnings date: </w:t>
       </w:r>
       <w:r>
-        <w:t xml:space="preserve">2026-04-22   </w:t>
+        <w:t xml:space="preserve">2026-04-23   </w:t>
       </w:r>
       <w:r>
         <w:rPr>
@@ -697,7 +697,7 @@
         <w:t xml:space="preserve">Confidence: </w:t>
       </w:r>
       <w:r>
-        <w:t>75% (70-84%)</w:t>
+        <w:t>100% (95-100%)</w:t>
       </w:r>
     </w:p>
     <w:p>
@@ -708,7 +708,7 @@
         <w:t xml:space="preserve">Entry: </w:t>
       </w:r>
       <w:r>
-        <w:t xml:space="preserve">$230.69   </w:t>
+        <w:t xml:space="preserve">$334.36   </w:t>
       </w:r>
       <w:r>
         <w:rPr>
@@ -717,7 +717,7 @@
         <w:t xml:space="preserve">Exit: </w:t>
       </w:r>
       <w:r>
-        <w:t xml:space="preserve">$279.82   </w:t>
+        <w:t xml:space="preserve">$321.89   </w:t>
       </w:r>
       <w:r>
         <w:rPr>
@@ -726,7 +726,7 @@
         <w:t xml:space="preserve">P&amp;L: </w:t>
       </w:r>
       <w:r>
-        <w:t>$+98.26 (+21.3%)</w:t>
+        <w:t>$-49.87 (-3.7%)</w:t>
       </w:r>
     </w:p>
     <w:p>
@@ -737,7 +737,7 @@
         <w:t xml:space="preserve">EPS: </w:t>
       </w:r>
       <w:r>
-        <w:t>$1.68 reported vs $1.36 est (+23.5%) — BEAT</w:t>
+        <w:t>$4.28 reported vs $3.99 est (+7.3%) — BEAT</w:t>
       </w:r>
     </w:p>
     <w:p>
@@ -748,7 +748,7 @@
         <w:t xml:space="preserve">Call quality: </w:t>
       </w:r>
       <w:r>
-        <w:t>Algorithm aced the call ✓</w:t>
+        <w:t>Algorithm missed the call ✗</w:t>
       </w:r>
     </w:p>
     <w:p>
@@ -759,7 +759,7 @@
         <w:t xml:space="preserve">Analysis: </w:t>
       </w:r>
       <w:r>
-        <w:t>TXN beat EPS estimates by +23.5% (reported $1.68 vs $1.36 expected). The position returned +21.3% (WIN) against a 75% confidence call (70-84% tier). The model was well-calibrated — it correctly identified the earnings beat and the market confirmed it.</w:t>
+        <w:t>AXP beat EPS estimates by +7.3% (reported $4.28 vs $3.99 expected). The position returned -3.7% (LOSS) against a 100% confidence call (95-100% tier). The model correctly identified the earnings beat but the market reacted negatively — possible guidance concerns or valuation resistance not captured in the scoring model.</w:t>
       </w:r>
     </w:p>
     <w:p>
@@ -778,7 +778,7 @@
         <w:rPr>
           <w:color w:val="C62828"/>
         </w:rPr>
-        <w:t>NOW — ServiceNow, Inc.  (LOSS)</w:t>
+        <w:t>LRCX — Lam Research Corporation  (LOSS)</w:t>
       </w:r>
     </w:p>
     <w:p>
@@ -807,7 +807,7 @@
         <w:t xml:space="preserve">Confidence: </w:t>
       </w:r>
       <w:r>
-        <w:t>95% (95-100%)</w:t>
+        <w:t>100% (95-100%)</w:t>
       </w:r>
     </w:p>
     <w:p>
@@ -818,7 +818,7 @@
         <w:t xml:space="preserve">Entry: </w:t>
       </w:r>
       <w:r>
-        <w:t xml:space="preserve">$99.04   </w:t>
+        <w:t xml:space="preserve">$264.70   </w:t>
       </w:r>
       <w:r>
         <w:rPr>
@@ -827,7 +827,7 @@
         <w:t xml:space="preserve">Exit: </w:t>
       </w:r>
       <w:r>
-        <w:t xml:space="preserve">$85.29   </w:t>
+        <w:t xml:space="preserve">$263.05   </w:t>
       </w:r>
       <w:r>
         <w:rPr>
@@ -836,7 +836,7 @@
         <w:t xml:space="preserve">P&amp;L: </w:t>
       </w:r>
       <w:r>
-        <w:t>$-206.25 (-13.9%)</w:t>
+        <w:t>$-8.23 (-0.6%)</w:t>
       </w:r>
     </w:p>
     <w:p>
@@ -847,7 +847,7 @@
         <w:t xml:space="preserve">EPS: </w:t>
       </w:r>
       <w:r>
-        <w:t>$0.97 reported vs $0.97 est (+0.0%) — MISS</w:t>
+        <w:t>$1.47 reported vs $1.36 est (+8.1%) — BEAT</w:t>
       </w:r>
     </w:p>
     <w:p>
@@ -858,7 +858,7 @@
         <w:t xml:space="preserve">Call quality: </w:t>
       </w:r>
       <w:r>
-        <w:t>Algorithm aced the call ✓</w:t>
+        <w:t>Algorithm missed the call ✗</w:t>
       </w:r>
     </w:p>
     <w:p>
@@ -869,7 +869,7 @@
         <w:t xml:space="preserve">Analysis: </w:t>
       </w:r>
       <w:r>
-        <w:t>NOW missed EPS estimates by 0.0% (reported $0.97 vs $0.97 expected). The position returned -13.9% (LOSS) against a 95% confidence call (95-100% tier). The model correctly anticipated downside risk; both the earnings miss and the market reaction aligned with the 95-100% tier prediction.</w:t>
+        <w:t>LRCX beat EPS estimates by +8.1% (reported $1.47 vs $1.36 expected). The position returned -0.6% (LOSS) against a 100% confidence call (95-100% tier). The model correctly identified the earnings beat but the market reacted negatively — possible guidance concerns or valuation resistance not captured in the scoring model.</w:t>
       </w:r>
     </w:p>
     <w:p>
@@ -888,7 +888,7 @@
         <w:rPr>
           <w:color w:val="C62828"/>
         </w:rPr>
-        <w:t>IBM — International Business Machines Corporation  (LOSS)</w:t>
+        <w:t>HON — Honeywell International Inc.  (LOSS)</w:t>
       </w:r>
     </w:p>
     <w:p>
@@ -899,7 +899,7 @@
         <w:t xml:space="preserve">Earnings date: </w:t>
       </w:r>
       <w:r>
-        <w:t xml:space="preserve">2026-04-22   </w:t>
+        <w:t xml:space="preserve">2026-04-23   </w:t>
       </w:r>
       <w:r>
         <w:rPr>
@@ -917,7 +917,7 @@
         <w:t xml:space="preserve">Confidence: </w:t>
       </w:r>
       <w:r>
-        <w:t>90% (85-94%)</w:t>
+        <w:t>85% (85-94%)</w:t>
       </w:r>
     </w:p>
     <w:p>
@@ -928,7 +928,7 @@
         <w:t xml:space="preserve">Entry: </w:t>
       </w:r>
       <w:r>
-        <w:t xml:space="preserve">$252.96   </w:t>
+        <w:t xml:space="preserve">$232.28   </w:t>
       </w:r>
       <w:r>
         <w:rPr>
@@ -937,7 +937,7 @@
         <w:t xml:space="preserve">Exit: </w:t>
       </w:r>
       <w:r>
-        <w:t xml:space="preserve">$230.98   </w:t>
+        <w:t xml:space="preserve">$213.80   </w:t>
       </w:r>
       <w:r>
         <w:rPr>
@@ -946,7 +946,7 @@
         <w:t xml:space="preserve">P&amp;L: </w:t>
       </w:r>
       <w:r>
-        <w:t>$-65.93 (-8.7%)</w:t>
+        <w:t>$-36.96 (-8.0%)</w:t>
       </w:r>
     </w:p>
     <w:p>
@@ -957,7 +957,7 @@
         <w:t xml:space="preserve">EPS: </w:t>
       </w:r>
       <w:r>
-        <w:t>$1.91 reported vs $1.81 est (+5.5%) — BEAT</w:t>
+        <w:t>$2.45 reported vs $2.32 est (+5.6%) — BEAT</w:t>
       </w:r>
     </w:p>
     <w:p>
@@ -979,7 +979,7 @@
         <w:t xml:space="preserve">Analysis: </w:t>
       </w:r>
       <w:r>
-        <w:t>IBM beat EPS estimates by +5.5% (reported $1.91 vs $1.81 expected). The position returned -8.7% (LOSS) against a 90% confidence call (85-94% tier). The model correctly identified the earnings beat but the market reacted negatively — possible guidance concerns or valuation resistance not captured in the scoring model.</w:t>
+        <w:t>HON beat EPS estimates by +5.6% (reported $2.45 vs $2.32 expected). The position returned -8.0% (LOSS) against a 85% confidence call (85-94% tier). The model correctly identified the earnings beat but the market reacted negatively — possible guidance concerns or valuation resistance not captured in the scoring model.</w:t>
       </w:r>
     </w:p>
     <w:p>
@@ -998,7 +998,7 @@
         <w:rPr>
           <w:color w:val="2E7D32"/>
         </w:rPr>
-        <w:t>NEE — NextEra Energy, Inc.  (WIN)</w:t>
+        <w:t>TXN — Texas Instruments Incorporated  (WIN)</w:t>
       </w:r>
     </w:p>
     <w:p>
@@ -1009,7 +1009,7 @@
         <w:t xml:space="preserve">Earnings date: </w:t>
       </w:r>
       <w:r>
-        <w:t xml:space="preserve">2026-04-23   </w:t>
+        <w:t xml:space="preserve">2026-04-22   </w:t>
       </w:r>
       <w:r>
         <w:rPr>
@@ -1027,7 +1027,7 @@
         <w:t xml:space="preserve">Confidence: </w:t>
       </w:r>
       <w:r>
-        <w:t>85% (85-94%)</w:t>
+        <w:t>75% (70-84%)</w:t>
       </w:r>
     </w:p>
     <w:p>
@@ -1038,7 +1038,7 @@
         <w:t xml:space="preserve">Entry: </w:t>
       </w:r>
       <w:r>
-        <w:t xml:space="preserve">$92.35   </w:t>
+        <w:t xml:space="preserve">$230.69   </w:t>
       </w:r>
       <w:r>
         <w:rPr>
@@ -1047,7 +1047,7 @@
         <w:t xml:space="preserve">Exit: </w:t>
       </w:r>
       <w:r>
-        <w:t xml:space="preserve">$95.92   </w:t>
+        <w:t xml:space="preserve">$279.82   </w:t>
       </w:r>
       <w:r>
         <w:rPr>
@@ -1056,7 +1056,7 @@
         <w:t xml:space="preserve">P&amp;L: </w:t>
       </w:r>
       <w:r>
-        <w:t>$+17.85 (+3.9%)</w:t>
+        <w:t>$+98.26 (+21.3%)</w:t>
       </w:r>
     </w:p>
     <w:p>
@@ -1067,7 +1067,7 @@
         <w:t xml:space="preserve">EPS: </w:t>
       </w:r>
       <w:r>
-        <w:t>not available</w:t>
+        <w:t>$1.68 reported vs $1.36 est (+23.5%) — BEAT</w:t>
       </w:r>
     </w:p>
     <w:p>
@@ -1078,7 +1078,7 @@
         <w:t xml:space="preserve">Call quality: </w:t>
       </w:r>
       <w:r>
-        <w:t>Unverified</w:t>
+        <w:t>Algorithm aced the call ✓</w:t>
       </w:r>
     </w:p>
     <w:p>
@@ -1089,7 +1089,337 @@
         <w:t xml:space="preserve">Analysis: </w:t>
       </w:r>
       <w:r>
-        <w:t>NEE earnings results not yet confirmed in data feed. The position returned +3.9% (WIN) against a 85% confidence call (85-94% tier). Accuracy against estimates could not be verified — trade result logged for manual review.</w:t>
+        <w:t>TXN beat EPS estimates by +23.5% (reported $1.68 vs $1.36 expected). The position returned +21.3% (WIN) against a 75% confidence call (70-84% tier). The model was well-calibrated — it correctly identified the earnings beat and the market confirmed it.</w:t>
+      </w:r>
+    </w:p>
+    <w:p>
+      <w:pPr>
+        <w:jc w:val="center"/>
+      </w:pPr>
+      <w:r>
+        <w:t>────────────────────────────────────────────────────────────</w:t>
+      </w:r>
+    </w:p>
+    <w:p>
+      <w:pPr>
+        <w:pStyle w:val="Heading2"/>
+      </w:pPr>
+      <w:r>
+        <w:rPr>
+          <w:color w:val="C62828"/>
+        </w:rPr>
+        <w:t>NOW — ServiceNow, Inc.  (LOSS)</w:t>
+      </w:r>
+    </w:p>
+    <w:p>
+      <w:r>
+        <w:rPr>
+          <w:b/>
+        </w:rPr>
+        <w:t xml:space="preserve">Earnings date: </w:t>
+      </w:r>
+      <w:r>
+        <w:t xml:space="preserve">2026-04-22   </w:t>
+      </w:r>
+      <w:r>
+        <w:rPr>
+          <w:b/>
+        </w:rPr>
+        <w:t xml:space="preserve">Exit: </w:t>
+      </w:r>
+      <w:r>
+        <w:t xml:space="preserve">2026-04-23   </w:t>
+      </w:r>
+      <w:r>
+        <w:rPr>
+          <w:b/>
+        </w:rPr>
+        <w:t xml:space="preserve">Confidence: </w:t>
+      </w:r>
+      <w:r>
+        <w:t>95% (95-100%)</w:t>
+      </w:r>
+    </w:p>
+    <w:p>
+      <w:r>
+        <w:rPr>
+          <w:b/>
+        </w:rPr>
+        <w:t xml:space="preserve">Entry: </w:t>
+      </w:r>
+      <w:r>
+        <w:t xml:space="preserve">$99.04   </w:t>
+      </w:r>
+      <w:r>
+        <w:rPr>
+          <w:b/>
+        </w:rPr>
+        <w:t xml:space="preserve">Exit: </w:t>
+      </w:r>
+      <w:r>
+        <w:t xml:space="preserve">$85.29   </w:t>
+      </w:r>
+      <w:r>
+        <w:rPr>
+          <w:b/>
+        </w:rPr>
+        <w:t xml:space="preserve">P&amp;L: </w:t>
+      </w:r>
+      <w:r>
+        <w:t>$-206.25 (-13.9%)</w:t>
+      </w:r>
+    </w:p>
+    <w:p>
+      <w:r>
+        <w:rPr>
+          <w:b/>
+        </w:rPr>
+        <w:t xml:space="preserve">EPS: </w:t>
+      </w:r>
+      <w:r>
+        <w:t>$0.97 reported vs $0.97 est (+0.0%) — MISS</w:t>
+      </w:r>
+    </w:p>
+    <w:p>
+      <w:r>
+        <w:rPr>
+          <w:b/>
+        </w:rPr>
+        <w:t xml:space="preserve">Call quality: </w:t>
+      </w:r>
+      <w:r>
+        <w:t>Algorithm aced the call ✓</w:t>
+      </w:r>
+    </w:p>
+    <w:p>
+      <w:r>
+        <w:rPr>
+          <w:b/>
+        </w:rPr>
+        <w:t xml:space="preserve">Analysis: </w:t>
+      </w:r>
+      <w:r>
+        <w:t>NOW missed EPS estimates by 0.0% (reported $0.97 vs $0.97 expected). The position returned -13.9% (LOSS) against a 95% confidence call (95-100% tier). The model correctly anticipated downside risk; both the earnings miss and the market reaction aligned with the 95-100% tier prediction.</w:t>
+      </w:r>
+    </w:p>
+    <w:p>
+      <w:pPr>
+        <w:jc w:val="center"/>
+      </w:pPr>
+      <w:r>
+        <w:t>────────────────────────────────────────────────────────────</w:t>
+      </w:r>
+    </w:p>
+    <w:p>
+      <w:pPr>
+        <w:pStyle w:val="Heading2"/>
+      </w:pPr>
+      <w:r>
+        <w:rPr>
+          <w:color w:val="C62828"/>
+        </w:rPr>
+        <w:t>IBM — International Business Machines Corporation  (LOSS)</w:t>
+      </w:r>
+    </w:p>
+    <w:p>
+      <w:r>
+        <w:rPr>
+          <w:b/>
+        </w:rPr>
+        <w:t xml:space="preserve">Earnings date: </w:t>
+      </w:r>
+      <w:r>
+        <w:t xml:space="preserve">2026-04-22   </w:t>
+      </w:r>
+      <w:r>
+        <w:rPr>
+          <w:b/>
+        </w:rPr>
+        <w:t xml:space="preserve">Exit: </w:t>
+      </w:r>
+      <w:r>
+        <w:t xml:space="preserve">2026-04-23   </w:t>
+      </w:r>
+      <w:r>
+        <w:rPr>
+          <w:b/>
+        </w:rPr>
+        <w:t xml:space="preserve">Confidence: </w:t>
+      </w:r>
+      <w:r>
+        <w:t>90% (85-94%)</w:t>
+      </w:r>
+    </w:p>
+    <w:p>
+      <w:r>
+        <w:rPr>
+          <w:b/>
+        </w:rPr>
+        <w:t xml:space="preserve">Entry: </w:t>
+      </w:r>
+      <w:r>
+        <w:t xml:space="preserve">$252.96   </w:t>
+      </w:r>
+      <w:r>
+        <w:rPr>
+          <w:b/>
+        </w:rPr>
+        <w:t xml:space="preserve">Exit: </w:t>
+      </w:r>
+      <w:r>
+        <w:t xml:space="preserve">$230.98   </w:t>
+      </w:r>
+      <w:r>
+        <w:rPr>
+          <w:b/>
+        </w:rPr>
+        <w:t xml:space="preserve">P&amp;L: </w:t>
+      </w:r>
+      <w:r>
+        <w:t>$-65.93 (-8.7%)</w:t>
+      </w:r>
+    </w:p>
+    <w:p>
+      <w:r>
+        <w:rPr>
+          <w:b/>
+        </w:rPr>
+        <w:t xml:space="preserve">EPS: </w:t>
+      </w:r>
+      <w:r>
+        <w:t>$1.91 reported vs $1.81 est (+5.5%) — BEAT</w:t>
+      </w:r>
+    </w:p>
+    <w:p>
+      <w:r>
+        <w:rPr>
+          <w:b/>
+        </w:rPr>
+        <w:t xml:space="preserve">Call quality: </w:t>
+      </w:r>
+      <w:r>
+        <w:t>Algorithm missed the call ✗</w:t>
+      </w:r>
+    </w:p>
+    <w:p>
+      <w:r>
+        <w:rPr>
+          <w:b/>
+        </w:rPr>
+        <w:t xml:space="preserve">Analysis: </w:t>
+      </w:r>
+      <w:r>
+        <w:t>IBM beat EPS estimates by +5.5% (reported $1.91 vs $1.81 expected). The position returned -8.7% (LOSS) against a 90% confidence call (85-94% tier). The model correctly identified the earnings beat but the market reacted negatively — possible guidance concerns or valuation resistance not captured in the scoring model.</w:t>
+      </w:r>
+    </w:p>
+    <w:p>
+      <w:pPr>
+        <w:jc w:val="center"/>
+      </w:pPr>
+      <w:r>
+        <w:t>────────────────────────────────────────────────────────────</w:t>
+      </w:r>
+    </w:p>
+    <w:p>
+      <w:pPr>
+        <w:pStyle w:val="Heading2"/>
+      </w:pPr>
+      <w:r>
+        <w:rPr>
+          <w:color w:val="2E7D32"/>
+        </w:rPr>
+        <w:t>NEE — NextEra Energy, Inc.  (WIN)</w:t>
+      </w:r>
+    </w:p>
+    <w:p>
+      <w:r>
+        <w:rPr>
+          <w:b/>
+        </w:rPr>
+        <w:t xml:space="preserve">Earnings date: </w:t>
+      </w:r>
+      <w:r>
+        <w:t xml:space="preserve">2026-04-23   </w:t>
+      </w:r>
+      <w:r>
+        <w:rPr>
+          <w:b/>
+        </w:rPr>
+        <w:t xml:space="preserve">Exit: </w:t>
+      </w:r>
+      <w:r>
+        <w:t xml:space="preserve">2026-04-23   </w:t>
+      </w:r>
+      <w:r>
+        <w:rPr>
+          <w:b/>
+        </w:rPr>
+        <w:t xml:space="preserve">Confidence: </w:t>
+      </w:r>
+      <w:r>
+        <w:t>85% (85-94%)</w:t>
+      </w:r>
+    </w:p>
+    <w:p>
+      <w:r>
+        <w:rPr>
+          <w:b/>
+        </w:rPr>
+        <w:t xml:space="preserve">Entry: </w:t>
+      </w:r>
+      <w:r>
+        <w:t xml:space="preserve">$92.35   </w:t>
+      </w:r>
+      <w:r>
+        <w:rPr>
+          <w:b/>
+        </w:rPr>
+        <w:t xml:space="preserve">Exit: </w:t>
+      </w:r>
+      <w:r>
+        <w:t xml:space="preserve">$95.92   </w:t>
+      </w:r>
+      <w:r>
+        <w:rPr>
+          <w:b/>
+        </w:rPr>
+        <w:t xml:space="preserve">P&amp;L: </w:t>
+      </w:r>
+      <w:r>
+        <w:t>$+17.85 (+3.9%)</w:t>
+      </w:r>
+    </w:p>
+    <w:p>
+      <w:r>
+        <w:rPr>
+          <w:b/>
+        </w:rPr>
+        <w:t xml:space="preserve">EPS: </w:t>
+      </w:r>
+      <w:r>
+        <w:t>$1.09 reported vs $1.03 est (+5.8%) — BEAT</w:t>
+      </w:r>
+    </w:p>
+    <w:p>
+      <w:r>
+        <w:rPr>
+          <w:b/>
+        </w:rPr>
+        <w:t xml:space="preserve">Call quality: </w:t>
+      </w:r>
+      <w:r>
+        <w:t>Algorithm aced the call ✓</w:t>
+      </w:r>
+    </w:p>
+    <w:p>
+      <w:r>
+        <w:rPr>
+          <w:b/>
+        </w:rPr>
+        <w:t xml:space="preserve">Analysis: </w:t>
+      </w:r>
+      <w:r>
+        <w:t>NEE beat EPS estimates by +5.8% (reported $1.09 vs $1.03 expected). The position returned +3.9% (WIN) against a 85% confidence call (85-94% tier). The model was well-calibrated — it correctly identified the earnings beat and the market confirmed it.</w:t>
       </w:r>
     </w:p>
     <w:p>

--- a/data/earnings_calls_log.docx
+++ b/data/earnings_calls_log.docx
@@ -20,7 +20,7 @@
           <w:i/>
           <w:sz w:val="20"/>
         </w:rPr>
-        <w:t>Generated 2026-04-24 17:25 ET  |  16 calls logged</w:t>
+        <w:t>Generated 2026-04-28 17:37 ET  |  18 calls logged</w:t>
       </w:r>
     </w:p>
     <w:p>
@@ -144,7 +144,7 @@
           </w:tcPr>
           <w:p>
             <w:r>
-              <w:t>9</w:t>
+              <w:t>11</w:t>
             </w:r>
           </w:p>
         </w:tc>
@@ -154,7 +154,7 @@
           </w:tcPr>
           <w:p>
             <w:r>
-              <w:t>4</w:t>
+              <w:t>6</w:t>
             </w:r>
           </w:p>
         </w:tc>
@@ -164,7 +164,7 @@
           </w:tcPr>
           <w:p>
             <w:r>
-              <w:t>44%</w:t>
+              <w:t>55%</w:t>
             </w:r>
           </w:p>
         </w:tc>
@@ -218,6 +218,226 @@
       </w:pPr>
       <w:r>
         <w:t>Call Details</w:t>
+      </w:r>
+    </w:p>
+    <w:p>
+      <w:pPr>
+        <w:pStyle w:val="Heading2"/>
+      </w:pPr>
+      <w:r>
+        <w:rPr>
+          <w:color w:val="2E7D32"/>
+        </w:rPr>
+        <w:t>KO — The Coca-Cola Company  (WIN)</w:t>
+      </w:r>
+    </w:p>
+    <w:p>
+      <w:r>
+        <w:rPr>
+          <w:b/>
+        </w:rPr>
+        <w:t xml:space="preserve">Earnings date: </w:t>
+      </w:r>
+      <w:r>
+        <w:t xml:space="preserve">2026-04-28   </w:t>
+      </w:r>
+      <w:r>
+        <w:rPr>
+          <w:b/>
+        </w:rPr>
+        <w:t xml:space="preserve">Exit: </w:t>
+      </w:r>
+      <w:r>
+        <w:t xml:space="preserve">2026-04-28   </w:t>
+      </w:r>
+      <w:r>
+        <w:rPr>
+          <w:b/>
+        </w:rPr>
+        <w:t xml:space="preserve">Confidence: </w:t>
+      </w:r>
+      <w:r>
+        <w:t>85% (85-94%)</w:t>
+      </w:r>
+    </w:p>
+    <w:p>
+      <w:r>
+        <w:rPr>
+          <w:b/>
+        </w:rPr>
+        <w:t xml:space="preserve">Entry: </w:t>
+      </w:r>
+      <w:r>
+        <w:t xml:space="preserve">$75.88   </w:t>
+      </w:r>
+      <w:r>
+        <w:rPr>
+          <w:b/>
+        </w:rPr>
+        <w:t xml:space="preserve">Exit: </w:t>
+      </w:r>
+      <w:r>
+        <w:t xml:space="preserve">$80.06   </w:t>
+      </w:r>
+      <w:r>
+        <w:rPr>
+          <w:b/>
+        </w:rPr>
+        <w:t xml:space="preserve">P&amp;L: </w:t>
+      </w:r>
+      <w:r>
+        <w:t>$+25.08 (+5.5%)</w:t>
+      </w:r>
+    </w:p>
+    <w:p>
+      <w:r>
+        <w:rPr>
+          <w:b/>
+        </w:rPr>
+        <w:t xml:space="preserve">EPS: </w:t>
+      </w:r>
+      <w:r>
+        <w:t>$0.86 reported vs $0.81 est (+6.2%) — BEAT</w:t>
+      </w:r>
+    </w:p>
+    <w:p>
+      <w:r>
+        <w:rPr>
+          <w:b/>
+        </w:rPr>
+        <w:t xml:space="preserve">Call quality: </w:t>
+      </w:r>
+      <w:r>
+        <w:t>Algorithm aced the call ✓</w:t>
+      </w:r>
+    </w:p>
+    <w:p>
+      <w:r>
+        <w:rPr>
+          <w:b/>
+        </w:rPr>
+        <w:t xml:space="preserve">Analysis: </w:t>
+      </w:r>
+      <w:r>
+        <w:t>KO beat EPS estimates by +6.2% (reported $0.86 vs $0.81 expected). The position returned +5.5% (WIN) against a 85% confidence call (85-94% tier). The model was well-calibrated — it correctly identified the earnings beat and the market confirmed it.</w:t>
+      </w:r>
+    </w:p>
+    <w:p>
+      <w:pPr>
+        <w:jc w:val="center"/>
+      </w:pPr>
+      <w:r>
+        <w:t>────────────────────────────────────────────────────────────</w:t>
+      </w:r>
+    </w:p>
+    <w:p>
+      <w:pPr>
+        <w:pStyle w:val="Heading2"/>
+      </w:pPr>
+      <w:r>
+        <w:rPr>
+          <w:color w:val="2E7D32"/>
+        </w:rPr>
+        <w:t>SPGI — S&amp;P Global Inc.  (WIN)</w:t>
+      </w:r>
+    </w:p>
+    <w:p>
+      <w:r>
+        <w:rPr>
+          <w:b/>
+        </w:rPr>
+        <w:t xml:space="preserve">Earnings date: </w:t>
+      </w:r>
+      <w:r>
+        <w:t xml:space="preserve">2026-04-28   </w:t>
+      </w:r>
+      <w:r>
+        <w:rPr>
+          <w:b/>
+        </w:rPr>
+        <w:t xml:space="preserve">Exit: </w:t>
+      </w:r>
+      <w:r>
+        <w:t xml:space="preserve">2026-04-28   </w:t>
+      </w:r>
+      <w:r>
+        <w:rPr>
+          <w:b/>
+        </w:rPr>
+        <w:t xml:space="preserve">Confidence: </w:t>
+      </w:r>
+      <w:r>
+        <w:t>85% (85-94%)</w:t>
+      </w:r>
+    </w:p>
+    <w:p>
+      <w:r>
+        <w:rPr>
+          <w:b/>
+        </w:rPr>
+        <w:t xml:space="preserve">Entry: </w:t>
+      </w:r>
+      <w:r>
+        <w:t xml:space="preserve">$442.14   </w:t>
+      </w:r>
+      <w:r>
+        <w:rPr>
+          <w:b/>
+        </w:rPr>
+        <w:t xml:space="preserve">Exit: </w:t>
+      </w:r>
+      <w:r>
+        <w:t xml:space="preserve">$448.58   </w:t>
+      </w:r>
+      <w:r>
+        <w:rPr>
+          <w:b/>
+        </w:rPr>
+        <w:t xml:space="preserve">P&amp;L: </w:t>
+      </w:r>
+      <w:r>
+        <w:t>$+6.44 (+1.5%)</w:t>
+      </w:r>
+    </w:p>
+    <w:p>
+      <w:r>
+        <w:rPr>
+          <w:b/>
+        </w:rPr>
+        <w:t xml:space="preserve">EPS: </w:t>
+      </w:r>
+      <w:r>
+        <w:t>$4.97 reported vs $4.82 est (+3.1%) — BEAT</w:t>
+      </w:r>
+    </w:p>
+    <w:p>
+      <w:r>
+        <w:rPr>
+          <w:b/>
+        </w:rPr>
+        <w:t xml:space="preserve">Call quality: </w:t>
+      </w:r>
+      <w:r>
+        <w:t>Algorithm aced the call ✓</w:t>
+      </w:r>
+    </w:p>
+    <w:p>
+      <w:r>
+        <w:rPr>
+          <w:b/>
+        </w:rPr>
+        <w:t xml:space="preserve">Analysis: </w:t>
+      </w:r>
+      <w:r>
+        <w:t>SPGI beat EPS estimates by +3.1% (reported $4.97 vs $4.82 expected). The position returned +1.5% (WIN) against a 85% confidence call (85-94% tier). The model was well-calibrated — it correctly identified the earnings beat and the market confirmed it.</w:t>
+      </w:r>
+    </w:p>
+    <w:p>
+      <w:pPr>
+        <w:jc w:val="center"/>
+      </w:pPr>
+      <w:r>
+        <w:t>────────────────────────────────────────────────────────────</w:t>
       </w:r>
     </w:p>
     <w:p>

--- a/data/earnings_calls_log.docx
+++ b/data/earnings_calls_log.docx
@@ -20,7 +20,7 @@
           <w:i/>
           <w:sz w:val="20"/>
         </w:rPr>
-        <w:t>Generated 2026-04-28 17:37 ET  |  18 calls logged</w:t>
+        <w:t>Generated 2026-04-29 17:40 ET  |  24 calls logged</w:t>
       </w:r>
     </w:p>
     <w:p>
@@ -102,7 +102,7 @@
           </w:tcPr>
           <w:p>
             <w:r>
-              <w:t>5</w:t>
+              <w:t>8</w:t>
             </w:r>
           </w:p>
         </w:tc>
@@ -112,7 +112,7 @@
           </w:tcPr>
           <w:p>
             <w:r>
-              <w:t>2</w:t>
+              <w:t>3</w:t>
             </w:r>
           </w:p>
         </w:tc>
@@ -122,7 +122,7 @@
           </w:tcPr>
           <w:p>
             <w:r>
-              <w:t>40%</w:t>
+              <w:t>38%</w:t>
             </w:r>
           </w:p>
         </w:tc>
@@ -144,7 +144,7 @@
           </w:tcPr>
           <w:p>
             <w:r>
-              <w:t>11</w:t>
+              <w:t>13</w:t>
             </w:r>
           </w:p>
         </w:tc>
@@ -154,7 +154,7 @@
           </w:tcPr>
           <w:p>
             <w:r>
-              <w:t>6</w:t>
+              <w:t>7</w:t>
             </w:r>
           </w:p>
         </w:tc>
@@ -164,7 +164,7 @@
           </w:tcPr>
           <w:p>
             <w:r>
-              <w:t>55%</w:t>
+              <w:t>54%</w:t>
             </w:r>
           </w:p>
         </w:tc>
@@ -186,7 +186,7 @@
           </w:tcPr>
           <w:p>
             <w:r>
-              <w:t>2</w:t>
+              <w:t>3</w:t>
             </w:r>
           </w:p>
         </w:tc>
@@ -206,7 +206,7 @@
           </w:tcPr>
           <w:p>
             <w:r>
-              <w:t>100%</w:t>
+              <w:t>67%</w:t>
             </w:r>
           </w:p>
         </w:tc>
@@ -218,6 +218,666 @@
       </w:pPr>
       <w:r>
         <w:t>Call Details</w:t>
+      </w:r>
+    </w:p>
+    <w:p>
+      <w:pPr>
+        <w:pStyle w:val="Heading2"/>
+      </w:pPr>
+      <w:r>
+        <w:rPr>
+          <w:color w:val="C62828"/>
+        </w:rPr>
+        <w:t>BKNG — Booking Holdings Inc.  (LOSS)</w:t>
+      </w:r>
+    </w:p>
+    <w:p>
+      <w:r>
+        <w:rPr>
+          <w:b/>
+        </w:rPr>
+        <w:t xml:space="preserve">Earnings date: </w:t>
+      </w:r>
+      <w:r>
+        <w:t xml:space="preserve">2026-04-28   </w:t>
+      </w:r>
+      <w:r>
+        <w:rPr>
+          <w:b/>
+        </w:rPr>
+        <w:t xml:space="preserve">Exit: </w:t>
+      </w:r>
+      <w:r>
+        <w:t xml:space="preserve">2026-04-29   </w:t>
+      </w:r>
+      <w:r>
+        <w:rPr>
+          <w:b/>
+        </w:rPr>
+        <w:t xml:space="preserve">Confidence: </w:t>
+      </w:r>
+      <w:r>
+        <w:t>100% (95-100%)</w:t>
+      </w:r>
+    </w:p>
+    <w:p>
+      <w:r>
+        <w:rPr>
+          <w:b/>
+        </w:rPr>
+        <w:t xml:space="preserve">Entry: </w:t>
+      </w:r>
+      <w:r>
+        <w:t xml:space="preserve">$192.46   </w:t>
+      </w:r>
+      <w:r>
+        <w:rPr>
+          <w:b/>
+        </w:rPr>
+        <w:t xml:space="preserve">Exit: </w:t>
+      </w:r>
+      <w:r>
+        <w:t xml:space="preserve">$173.08   </w:t>
+      </w:r>
+      <w:r>
+        <w:rPr>
+          <w:b/>
+        </w:rPr>
+        <w:t xml:space="preserve">P&amp;L: </w:t>
+      </w:r>
+      <w:r>
+        <w:t>$-135.66 (-10.1%)</w:t>
+      </w:r>
+    </w:p>
+    <w:p>
+      <w:r>
+        <w:rPr>
+          <w:b/>
+        </w:rPr>
+        <w:t xml:space="preserve">EPS: </w:t>
+      </w:r>
+      <w:r>
+        <w:t>$1.14 reported vs $1.08 est (+5.6%) — BEAT</w:t>
+      </w:r>
+    </w:p>
+    <w:p>
+      <w:r>
+        <w:rPr>
+          <w:b/>
+        </w:rPr>
+        <w:t xml:space="preserve">Call quality: </w:t>
+      </w:r>
+      <w:r>
+        <w:t>Algorithm missed the call ✗</w:t>
+      </w:r>
+    </w:p>
+    <w:p>
+      <w:r>
+        <w:rPr>
+          <w:b/>
+        </w:rPr>
+        <w:t xml:space="preserve">Analysis: </w:t>
+      </w:r>
+      <w:r>
+        <w:t>BKNG beat EPS estimates by +5.6% (reported $1.14 vs $1.08 expected). The position returned -10.1% (LOSS) against a 100% confidence call (95-100% tier). The model correctly identified the earnings beat but the market reacted negatively — possible guidance concerns or valuation resistance not captured in the scoring model.</w:t>
+      </w:r>
+    </w:p>
+    <w:p>
+      <w:pPr>
+        <w:jc w:val="center"/>
+      </w:pPr>
+      <w:r>
+        <w:t>────────────────────────────────────────────────────────────</w:t>
+      </w:r>
+    </w:p>
+    <w:p>
+      <w:pPr>
+        <w:pStyle w:val="Heading2"/>
+      </w:pPr>
+      <w:r>
+        <w:rPr>
+          <w:color w:val="C62828"/>
+        </w:rPr>
+        <w:t>HOOD — Robinhood Markets, Inc.  (LOSS)</w:t>
+      </w:r>
+    </w:p>
+    <w:p>
+      <w:r>
+        <w:rPr>
+          <w:b/>
+        </w:rPr>
+        <w:t xml:space="preserve">Earnings date: </w:t>
+      </w:r>
+      <w:r>
+        <w:t xml:space="preserve">2026-04-28   </w:t>
+      </w:r>
+      <w:r>
+        <w:rPr>
+          <w:b/>
+        </w:rPr>
+        <w:t xml:space="preserve">Exit: </w:t>
+      </w:r>
+      <w:r>
+        <w:t xml:space="preserve">2026-04-29   </w:t>
+      </w:r>
+      <w:r>
+        <w:rPr>
+          <w:b/>
+        </w:rPr>
+        <w:t xml:space="preserve">Confidence: </w:t>
+      </w:r>
+      <w:r>
+        <w:t>100% (95-100%)</w:t>
+      </w:r>
+    </w:p>
+    <w:p>
+      <w:r>
+        <w:rPr>
+          <w:b/>
+        </w:rPr>
+        <w:t xml:space="preserve">Entry: </w:t>
+      </w:r>
+      <w:r>
+        <w:t xml:space="preserve">$89.87   </w:t>
+      </w:r>
+      <w:r>
+        <w:rPr>
+          <w:b/>
+        </w:rPr>
+        <w:t xml:space="preserve">Exit: </w:t>
+      </w:r>
+      <w:r>
+        <w:t xml:space="preserve">$70.64   </w:t>
+      </w:r>
+      <w:r>
+        <w:rPr>
+          <w:b/>
+        </w:rPr>
+        <w:t xml:space="preserve">P&amp;L: </w:t>
+      </w:r>
+      <w:r>
+        <w:t>$-307.79 (-21.4%)</w:t>
+      </w:r>
+    </w:p>
+    <w:p>
+      <w:r>
+        <w:rPr>
+          <w:b/>
+        </w:rPr>
+        <w:t xml:space="preserve">EPS: </w:t>
+      </w:r>
+      <w:r>
+        <w:t>$0.38 reported vs $0.39 est (-2.6%) — MISS</w:t>
+      </w:r>
+    </w:p>
+    <w:p>
+      <w:r>
+        <w:rPr>
+          <w:b/>
+        </w:rPr>
+        <w:t xml:space="preserve">Call quality: </w:t>
+      </w:r>
+      <w:r>
+        <w:t>Algorithm aced the call ✓</w:t>
+      </w:r>
+    </w:p>
+    <w:p>
+      <w:r>
+        <w:rPr>
+          <w:b/>
+        </w:rPr>
+        <w:t xml:space="preserve">Analysis: </w:t>
+      </w:r>
+      <w:r>
+        <w:t>HOOD missed EPS estimates by 2.6% (reported $0.38 vs $0.39 expected). The position returned -21.4% (LOSS) against a 100% confidence call (95-100% tier). The model correctly anticipated downside risk; both the earnings miss and the market reaction aligned with the 95-100% tier prediction.</w:t>
+      </w:r>
+    </w:p>
+    <w:p>
+      <w:pPr>
+        <w:jc w:val="center"/>
+      </w:pPr>
+      <w:r>
+        <w:t>────────────────────────────────────────────────────────────</w:t>
+      </w:r>
+    </w:p>
+    <w:p>
+      <w:pPr>
+        <w:pStyle w:val="Heading2"/>
+      </w:pPr>
+      <w:r>
+        <w:rPr>
+          <w:color w:val="C62828"/>
+        </w:rPr>
+        <w:t>SOFI — SoFi Technologies, Inc.  (LOSS)</w:t>
+      </w:r>
+    </w:p>
+    <w:p>
+      <w:r>
+        <w:rPr>
+          <w:b/>
+        </w:rPr>
+        <w:t xml:space="preserve">Earnings date: </w:t>
+      </w:r>
+      <w:r>
+        <w:t xml:space="preserve">2026-04-29   </w:t>
+      </w:r>
+      <w:r>
+        <w:rPr>
+          <w:b/>
+        </w:rPr>
+        <w:t xml:space="preserve">Exit: </w:t>
+      </w:r>
+      <w:r>
+        <w:t xml:space="preserve">2026-04-29   </w:t>
+      </w:r>
+      <w:r>
+        <w:rPr>
+          <w:b/>
+        </w:rPr>
+        <w:t xml:space="preserve">Confidence: </w:t>
+      </w:r>
+      <w:r>
+        <w:t>100% (95-100%)</w:t>
+      </w:r>
+    </w:p>
+    <w:p>
+      <w:r>
+        <w:rPr>
+          <w:b/>
+        </w:rPr>
+        <w:t xml:space="preserve">Entry: </w:t>
+      </w:r>
+      <w:r>
+        <w:t xml:space="preserve">$19.39   </w:t>
+      </w:r>
+      <w:r>
+        <w:rPr>
+          <w:b/>
+        </w:rPr>
+        <w:t xml:space="preserve">Exit: </w:t>
+      </w:r>
+      <w:r>
+        <w:t xml:space="preserve">$15.79   </w:t>
+      </w:r>
+      <w:r>
+        <w:rPr>
+          <w:b/>
+        </w:rPr>
+        <w:t xml:space="preserve">P&amp;L: </w:t>
+      </w:r>
+      <w:r>
+        <w:t>$-276.86 (-18.6%)</w:t>
+      </w:r>
+    </w:p>
+    <w:p>
+      <w:r>
+        <w:rPr>
+          <w:b/>
+        </w:rPr>
+        <w:t xml:space="preserve">EPS: </w:t>
+      </w:r>
+      <w:r>
+        <w:t>not available</w:t>
+      </w:r>
+    </w:p>
+    <w:p>
+      <w:r>
+        <w:rPr>
+          <w:b/>
+        </w:rPr>
+        <w:t xml:space="preserve">Call quality: </w:t>
+      </w:r>
+      <w:r>
+        <w:t>Unverified</w:t>
+      </w:r>
+    </w:p>
+    <w:p>
+      <w:r>
+        <w:rPr>
+          <w:b/>
+        </w:rPr>
+        <w:t xml:space="preserve">Analysis: </w:t>
+      </w:r>
+      <w:r>
+        <w:t>SOFI earnings results not yet confirmed in data feed. The position returned -18.6% (LOSS) against a 100% confidence call (95-100% tier). Accuracy against estimates could not be verified — trade result logged for manual review.</w:t>
+      </w:r>
+    </w:p>
+    <w:p>
+      <w:pPr>
+        <w:jc w:val="center"/>
+      </w:pPr>
+      <w:r>
+        <w:t>────────────────────────────────────────────────────────────</w:t>
+      </w:r>
+    </w:p>
+    <w:p>
+      <w:pPr>
+        <w:pStyle w:val="Heading2"/>
+      </w:pPr>
+      <w:r>
+        <w:rPr>
+          <w:color w:val="2E7D32"/>
+        </w:rPr>
+        <w:t>V — Visa Inc.  (WIN)</w:t>
+      </w:r>
+    </w:p>
+    <w:p>
+      <w:r>
+        <w:rPr>
+          <w:b/>
+        </w:rPr>
+        <w:t xml:space="preserve">Earnings date: </w:t>
+      </w:r>
+      <w:r>
+        <w:t xml:space="preserve">2026-04-28   </w:t>
+      </w:r>
+      <w:r>
+        <w:rPr>
+          <w:b/>
+        </w:rPr>
+        <w:t xml:space="preserve">Exit: </w:t>
+      </w:r>
+      <w:r>
+        <w:t xml:space="preserve">2026-04-29   </w:t>
+      </w:r>
+      <w:r>
+        <w:rPr>
+          <w:b/>
+        </w:rPr>
+        <w:t xml:space="preserve">Confidence: </w:t>
+      </w:r>
+      <w:r>
+        <w:t>85% (85-94%)</w:t>
+      </w:r>
+    </w:p>
+    <w:p>
+      <w:r>
+        <w:rPr>
+          <w:b/>
+        </w:rPr>
+        <w:t xml:space="preserve">Entry: </w:t>
+      </w:r>
+      <w:r>
+        <w:t xml:space="preserve">$317.31   </w:t>
+      </w:r>
+      <w:r>
+        <w:rPr>
+          <w:b/>
+        </w:rPr>
+        <w:t xml:space="preserve">Exit: </w:t>
+      </w:r>
+      <w:r>
+        <w:t xml:space="preserve">$336.10   </w:t>
+      </w:r>
+      <w:r>
+        <w:rPr>
+          <w:b/>
+        </w:rPr>
+        <w:t xml:space="preserve">P&amp;L: </w:t>
+      </w:r>
+      <w:r>
+        <w:t>$+18.79 (+5.9%)</w:t>
+      </w:r>
+    </w:p>
+    <w:p>
+      <w:r>
+        <w:rPr>
+          <w:b/>
+        </w:rPr>
+        <w:t xml:space="preserve">EPS: </w:t>
+      </w:r>
+      <w:r>
+        <w:t>$3.31 reported vs $3.10 est (+6.8%) — BEAT</w:t>
+      </w:r>
+    </w:p>
+    <w:p>
+      <w:r>
+        <w:rPr>
+          <w:b/>
+        </w:rPr>
+        <w:t xml:space="preserve">Call quality: </w:t>
+      </w:r>
+      <w:r>
+        <w:t>Algorithm aced the call ✓</w:t>
+      </w:r>
+    </w:p>
+    <w:p>
+      <w:r>
+        <w:rPr>
+          <w:b/>
+        </w:rPr>
+        <w:t xml:space="preserve">Analysis: </w:t>
+      </w:r>
+      <w:r>
+        <w:t>V beat EPS estimates by +6.8% (reported $3.31 vs $3.10 expected). The position returned +5.9% (WIN) against a 85% confidence call (85-94% tier). The model was well-calibrated — it correctly identified the earnings beat and the market confirmed it.</w:t>
+      </w:r>
+    </w:p>
+    <w:p>
+      <w:pPr>
+        <w:jc w:val="center"/>
+      </w:pPr>
+      <w:r>
+        <w:t>────────────────────────────────────────────────────────────</w:t>
+      </w:r>
+    </w:p>
+    <w:p>
+      <w:pPr>
+        <w:pStyle w:val="Heading2"/>
+      </w:pPr>
+      <w:r>
+        <w:rPr>
+          <w:color w:val="C62828"/>
+        </w:rPr>
+        <w:t>ABBV — AbbVie Inc.  (LOSS)</w:t>
+      </w:r>
+    </w:p>
+    <w:p>
+      <w:r>
+        <w:rPr>
+          <w:b/>
+        </w:rPr>
+        <w:t xml:space="preserve">Earnings date: </w:t>
+      </w:r>
+      <w:r>
+        <w:t xml:space="preserve">2026-04-29   </w:t>
+      </w:r>
+      <w:r>
+        <w:rPr>
+          <w:b/>
+        </w:rPr>
+        <w:t xml:space="preserve">Exit: </w:t>
+      </w:r>
+      <w:r>
+        <w:t xml:space="preserve">2026-04-29   </w:t>
+      </w:r>
+      <w:r>
+        <w:rPr>
+          <w:b/>
+        </w:rPr>
+        <w:t xml:space="preserve">Confidence: </w:t>
+      </w:r>
+      <w:r>
+        <w:t>85% (85-94%)</w:t>
+      </w:r>
+    </w:p>
+    <w:p>
+      <w:r>
+        <w:rPr>
+          <w:b/>
+        </w:rPr>
+        <w:t xml:space="preserve">Entry: </w:t>
+      </w:r>
+      <w:r>
+        <w:t xml:space="preserve">$207.46   </w:t>
+      </w:r>
+      <w:r>
+        <w:rPr>
+          <w:b/>
+        </w:rPr>
+        <w:t xml:space="preserve">Exit: </w:t>
+      </w:r>
+      <w:r>
+        <w:t xml:space="preserve">$204.03   </w:t>
+      </w:r>
+      <w:r>
+        <w:rPr>
+          <w:b/>
+        </w:rPr>
+        <w:t xml:space="preserve">P&amp;L: </w:t>
+      </w:r>
+      <w:r>
+        <w:t>$-6.86 (-1.6%)</w:t>
+      </w:r>
+    </w:p>
+    <w:p>
+      <w:r>
+        <w:rPr>
+          <w:b/>
+        </w:rPr>
+        <w:t xml:space="preserve">EPS: </w:t>
+      </w:r>
+      <w:r>
+        <w:t>not available</w:t>
+      </w:r>
+    </w:p>
+    <w:p>
+      <w:r>
+        <w:rPr>
+          <w:b/>
+        </w:rPr>
+        <w:t xml:space="preserve">Call quality: </w:t>
+      </w:r>
+      <w:r>
+        <w:t>Unverified</w:t>
+      </w:r>
+    </w:p>
+    <w:p>
+      <w:r>
+        <w:rPr>
+          <w:b/>
+        </w:rPr>
+        <w:t xml:space="preserve">Analysis: </w:t>
+      </w:r>
+      <w:r>
+        <w:t>ABBV earnings results not yet confirmed in data feed. The position returned -1.6% (LOSS) against a 85% confidence call (85-94% tier). Accuracy against estimates could not be verified — trade result logged for manual review.</w:t>
+      </w:r>
+    </w:p>
+    <w:p>
+      <w:pPr>
+        <w:jc w:val="center"/>
+      </w:pPr>
+      <w:r>
+        <w:t>────────────────────────────────────────────────────────────</w:t>
+      </w:r>
+    </w:p>
+    <w:p>
+      <w:pPr>
+        <w:pStyle w:val="Heading2"/>
+      </w:pPr>
+      <w:r>
+        <w:rPr>
+          <w:color w:val="C62828"/>
+        </w:rPr>
+        <w:t>REGN — Regeneron Pharmaceuticals, Inc.  (LOSS)</w:t>
+      </w:r>
+    </w:p>
+    <w:p>
+      <w:r>
+        <w:rPr>
+          <w:b/>
+        </w:rPr>
+        <w:t xml:space="preserve">Earnings date: </w:t>
+      </w:r>
+      <w:r>
+        <w:t xml:space="preserve">2026-04-29   </w:t>
+      </w:r>
+      <w:r>
+        <w:rPr>
+          <w:b/>
+        </w:rPr>
+        <w:t xml:space="preserve">Exit: </w:t>
+      </w:r>
+      <w:r>
+        <w:t xml:space="preserve">2026-04-29   </w:t>
+      </w:r>
+      <w:r>
+        <w:rPr>
+          <w:b/>
+        </w:rPr>
+        <w:t xml:space="preserve">Confidence: </w:t>
+      </w:r>
+      <w:r>
+        <w:t>80% (70-84%)</w:t>
+      </w:r>
+    </w:p>
+    <w:p>
+      <w:r>
+        <w:rPr>
+          <w:b/>
+        </w:rPr>
+        <w:t xml:space="preserve">Entry: </w:t>
+      </w:r>
+      <w:r>
+        <w:t xml:space="preserve">$750.01   </w:t>
+      </w:r>
+      <w:r>
+        <w:rPr>
+          <w:b/>
+        </w:rPr>
+        <w:t xml:space="preserve">Exit: </w:t>
+      </w:r>
+      <w:r>
+        <w:t xml:space="preserve">$686.64   </w:t>
+      </w:r>
+      <w:r>
+        <w:rPr>
+          <w:b/>
+        </w:rPr>
+        <w:t xml:space="preserve">P&amp;L: </w:t>
+      </w:r>
+      <w:r>
+        <w:t>$-63.37 (-8.4%)</w:t>
+      </w:r>
+    </w:p>
+    <w:p>
+      <w:r>
+        <w:rPr>
+          <w:b/>
+        </w:rPr>
+        <w:t xml:space="preserve">EPS: </w:t>
+      </w:r>
+      <w:r>
+        <w:t>$9.47 reported vs $8.90 est (+6.4%) — BEAT</w:t>
+      </w:r>
+    </w:p>
+    <w:p>
+      <w:r>
+        <w:rPr>
+          <w:b/>
+        </w:rPr>
+        <w:t xml:space="preserve">Call quality: </w:t>
+      </w:r>
+      <w:r>
+        <w:t>Algorithm missed the call ✗</w:t>
+      </w:r>
+    </w:p>
+    <w:p>
+      <w:r>
+        <w:rPr>
+          <w:b/>
+        </w:rPr>
+        <w:t xml:space="preserve">Analysis: </w:t>
+      </w:r>
+      <w:r>
+        <w:t>REGN beat EPS estimates by +6.4% (reported $9.47 vs $8.90 expected). The position returned -8.4% (LOSS) against a 80% confidence call (70-84% tier). The model correctly identified the earnings beat but the market reacted negatively — possible guidance concerns or valuation resistance not captured in the scoring model.</w:t>
+      </w:r>
+    </w:p>
+    <w:p>
+      <w:pPr>
+        <w:jc w:val="center"/>
+      </w:pPr>
+      <w:r>
+        <w:t>────────────────────────────────────────────────────────────</w:t>
       </w:r>
     </w:p>
     <w:p>

--- a/data/earnings_calls_log.docx
+++ b/data/earnings_calls_log.docx
@@ -20,7 +20,7 @@
           <w:i/>
           <w:sz w:val="20"/>
         </w:rPr>
-        <w:t>Generated 2026-04-22 17:27 ET  |  5 calls logged</w:t>
+        <w:t>Generated 2026-04-29 23:55 ET  |  19 calls logged</w:t>
       </w:r>
     </w:p>
     <w:p>
@@ -102,7 +102,7 @@
           </w:tcPr>
           <w:p>
             <w:r>
-              <w:t>1</w:t>
+              <w:t>8</w:t>
             </w:r>
           </w:p>
         </w:tc>
@@ -112,7 +112,7 @@
           </w:tcPr>
           <w:p>
             <w:r>
-              <w:t>1</w:t>
+              <w:t>2</w:t>
             </w:r>
           </w:p>
         </w:tc>
@@ -122,7 +122,7 @@
           </w:tcPr>
           <w:p>
             <w:r>
-              <w:t>100%</w:t>
+              <w:t>25%</w:t>
             </w:r>
           </w:p>
         </w:tc>
@@ -144,7 +144,7 @@
           </w:tcPr>
           <w:p>
             <w:r>
-              <w:t>3</w:t>
+              <w:t>8</w:t>
             </w:r>
           </w:p>
         </w:tc>
@@ -154,7 +154,7 @@
           </w:tcPr>
           <w:p>
             <w:r>
-              <w:t>0</w:t>
+              <w:t>2</w:t>
             </w:r>
           </w:p>
         </w:tc>
@@ -164,7 +164,7 @@
           </w:tcPr>
           <w:p>
             <w:r>
-              <w:t>0%</w:t>
+              <w:t>25%</w:t>
             </w:r>
           </w:p>
         </w:tc>
@@ -186,7 +186,7 @@
           </w:tcPr>
           <w:p>
             <w:r>
-              <w:t>1</w:t>
+              <w:t>3</w:t>
             </w:r>
           </w:p>
         </w:tc>
@@ -196,7 +196,7 @@
           </w:tcPr>
           <w:p>
             <w:r>
-              <w:t>1</w:t>
+              <w:t>2</w:t>
             </w:r>
           </w:p>
         </w:tc>
@@ -206,7 +206,7 @@
           </w:tcPr>
           <w:p>
             <w:r>
-              <w:t>100%</w:t>
+              <w:t>67%</w:t>
             </w:r>
           </w:p>
         </w:tc>
@@ -226,9 +226,9 @@
       </w:pPr>
       <w:r>
         <w:rPr>
-          <w:color w:val="2E7D32"/>
+          <w:color w:val="C62828"/>
         </w:rPr>
-        <w:t>ISRG — Intuitive Surgical, Inc.  (WIN)</w:t>
+        <w:t>BKNG — Booking Holdings Inc.  (LOSS)</w:t>
       </w:r>
     </w:p>
     <w:p>
@@ -239,7 +239,7 @@
         <w:t xml:space="preserve">Earnings date: </w:t>
       </w:r>
       <w:r>
-        <w:t xml:space="preserve">2026-04-21   </w:t>
+        <w:t xml:space="preserve">2026-04-28   </w:t>
       </w:r>
       <w:r>
         <w:rPr>
@@ -248,7 +248,7 @@
         <w:t xml:space="preserve">Exit: </w:t>
       </w:r>
       <w:r>
-        <w:t xml:space="preserve">2026-04-22   </w:t>
+        <w:t xml:space="preserve">2026-04-29   </w:t>
       </w:r>
       <w:r>
         <w:rPr>
@@ -268,7 +268,7 @@
         <w:t xml:space="preserve">Entry: </w:t>
       </w:r>
       <w:r>
-        <w:t xml:space="preserve">$470.28   </w:t>
+        <w:t xml:space="preserve">$192.46   </w:t>
       </w:r>
       <w:r>
         <w:rPr>
@@ -277,7 +277,7 @@
         <w:t xml:space="preserve">Exit: </w:t>
       </w:r>
       <w:r>
-        <w:t xml:space="preserve">$488.21   </w:t>
+        <w:t xml:space="preserve">$173.08   </w:t>
       </w:r>
       <w:r>
         <w:rPr>
@@ -286,7 +286,7 @@
         <w:t xml:space="preserve">P&amp;L: </w:t>
       </w:r>
       <w:r>
-        <w:t>$+53.80 (+3.8%)</w:t>
+        <w:t>$-135.66 (-10.1%)</w:t>
       </w:r>
     </w:p>
     <w:p>
@@ -297,7 +297,7 @@
         <w:t xml:space="preserve">EPS: </w:t>
       </w:r>
       <w:r>
-        <w:t>$2.28 reported vs $1.93 est (+18.1%) — BEAT</w:t>
+        <w:t>$1.14 reported vs $1.08 est (+5.6%) — BEAT</w:t>
       </w:r>
     </w:p>
     <w:p>
@@ -308,7 +308,7 @@
         <w:t xml:space="preserve">Call quality: </w:t>
       </w:r>
       <w:r>
-        <w:t>Algorithm aced the call ✓</w:t>
+        <w:t>Algorithm missed the call ✗</w:t>
       </w:r>
     </w:p>
     <w:p>
@@ -319,7 +319,7 @@
         <w:t xml:space="preserve">Analysis: </w:t>
       </w:r>
       <w:r>
-        <w:t>ISRG beat EPS estimates by +18.1% (reported $2.28 vs $1.93 expected). The position returned +3.8% (WIN) against a 100% confidence call (95-100% tier). The model was well-calibrated — it correctly identified the earnings beat and the market confirmed it.</w:t>
+        <w:t>BKNG beat EPS estimates by +5.6% (reported $1.14 vs $1.08 expected). The position returned -10.1% (LOSS) against a 100% confidence call (95-100% tier). The model correctly identified the earnings beat but the market reacted negatively — possible guidance concerns or valuation resistance not captured in the scoring model.</w:t>
       </w:r>
     </w:p>
     <w:p>
@@ -336,9 +336,9 @@
       </w:pPr>
       <w:r>
         <w:rPr>
-          <w:color w:val="2E7D32"/>
+          <w:color w:val="C62828"/>
         </w:rPr>
-        <w:t>PM — Philip Morris International Inc.  (WIN)</w:t>
+        <w:t>HOOD — Robinhood Markets, Inc.  (LOSS)</w:t>
       </w:r>
     </w:p>
     <w:p>
@@ -349,7 +349,7 @@
         <w:t xml:space="preserve">Earnings date: </w:t>
       </w:r>
       <w:r>
-        <w:t xml:space="preserve">2026-04-22   </w:t>
+        <w:t xml:space="preserve">2026-04-28   </w:t>
       </w:r>
       <w:r>
         <w:rPr>
@@ -358,7 +358,7 @@
         <w:t xml:space="preserve">Exit: </w:t>
       </w:r>
       <w:r>
-        <w:t xml:space="preserve">2026-04-22   </w:t>
+        <w:t xml:space="preserve">2026-04-29   </w:t>
       </w:r>
       <w:r>
         <w:rPr>
@@ -367,7 +367,7 @@
         <w:t xml:space="preserve">Confidence: </w:t>
       </w:r>
       <w:r>
-        <w:t>85% (85-94%)</w:t>
+        <w:t>100% (95-100%)</w:t>
       </w:r>
     </w:p>
     <w:p>
@@ -378,7 +378,7 @@
         <w:t xml:space="preserve">Entry: </w:t>
       </w:r>
       <w:r>
-        <w:t xml:space="preserve">$159.50   </w:t>
+        <w:t xml:space="preserve">$89.87   </w:t>
       </w:r>
       <w:r>
         <w:rPr>
@@ -387,7 +387,7 @@
         <w:t xml:space="preserve">Exit: </w:t>
       </w:r>
       <w:r>
-        <w:t xml:space="preserve">$162.52   </w:t>
+        <w:t xml:space="preserve">$70.64   </w:t>
       </w:r>
       <w:r>
         <w:rPr>
@@ -396,7 +396,7 @@
         <w:t xml:space="preserve">P&amp;L: </w:t>
       </w:r>
       <w:r>
-        <w:t>$+9.05 (+1.9%)</w:t>
+        <w:t>$-307.79 (-21.4%)</w:t>
       </w:r>
     </w:p>
     <w:p>
@@ -407,7 +407,7 @@
         <w:t xml:space="preserve">EPS: </w:t>
       </w:r>
       <w:r>
-        <w:t>not available</w:t>
+        <w:t>$0.47 reported vs $0.43 est (+9.3%) — BEAT</w:t>
       </w:r>
     </w:p>
     <w:p>
@@ -418,7 +418,7 @@
         <w:t xml:space="preserve">Call quality: </w:t>
       </w:r>
       <w:r>
-        <w:t>Unverified</w:t>
+        <w:t>Algorithm missed the call ✗</w:t>
       </w:r>
     </w:p>
     <w:p>
@@ -429,7 +429,1547 @@
         <w:t xml:space="preserve">Analysis: </w:t>
       </w:r>
       <w:r>
-        <w:t>PM earnings results not yet confirmed in data feed. The position returned +1.9% (WIN) against a 85% confidence call (85-94% tier). Accuracy against estimates could not be verified — trade result logged for manual review.</w:t>
+        <w:t>HOOD beat EPS estimates by +9.3% (reported $0.47 vs $0.43 expected). The position returned -21.4% (LOSS) against a 100% confidence call (95-100% tier). The model correctly identified the earnings beat but the market reacted negatively — possible guidance concerns or valuation resistance not captured in the scoring model.</w:t>
+      </w:r>
+    </w:p>
+    <w:p>
+      <w:pPr>
+        <w:jc w:val="center"/>
+      </w:pPr>
+      <w:r>
+        <w:t>────────────────────────────────────────────────────────────</w:t>
+      </w:r>
+    </w:p>
+    <w:p>
+      <w:pPr>
+        <w:pStyle w:val="Heading2"/>
+      </w:pPr>
+      <w:r>
+        <w:rPr>
+          <w:color w:val="C62828"/>
+        </w:rPr>
+        <w:t>SOFI — SoFi Technologies, Inc.  (LOSS)</w:t>
+      </w:r>
+    </w:p>
+    <w:p>
+      <w:r>
+        <w:rPr>
+          <w:b/>
+        </w:rPr>
+        <w:t xml:space="preserve">Earnings date: </w:t>
+      </w:r>
+      <w:r>
+        <w:t xml:space="preserve">2026-04-29   </w:t>
+      </w:r>
+      <w:r>
+        <w:rPr>
+          <w:b/>
+        </w:rPr>
+        <w:t xml:space="preserve">Exit: </w:t>
+      </w:r>
+      <w:r>
+        <w:t xml:space="preserve">2026-04-29   </w:t>
+      </w:r>
+      <w:r>
+        <w:rPr>
+          <w:b/>
+        </w:rPr>
+        <w:t xml:space="preserve">Confidence: </w:t>
+      </w:r>
+      <w:r>
+        <w:t>100% (95-100%)</w:t>
+      </w:r>
+    </w:p>
+    <w:p>
+      <w:r>
+        <w:rPr>
+          <w:b/>
+        </w:rPr>
+        <w:t xml:space="preserve">Entry: </w:t>
+      </w:r>
+      <w:r>
+        <w:t xml:space="preserve">$19.39   </w:t>
+      </w:r>
+      <w:r>
+        <w:rPr>
+          <w:b/>
+        </w:rPr>
+        <w:t xml:space="preserve">Exit: </w:t>
+      </w:r>
+      <w:r>
+        <w:t xml:space="preserve">$15.79   </w:t>
+      </w:r>
+      <w:r>
+        <w:rPr>
+          <w:b/>
+        </w:rPr>
+        <w:t xml:space="preserve">P&amp;L: </w:t>
+      </w:r>
+      <w:r>
+        <w:t>$-276.86 (-18.6%)</w:t>
+      </w:r>
+    </w:p>
+    <w:p>
+      <w:r>
+        <w:rPr>
+          <w:b/>
+        </w:rPr>
+        <w:t xml:space="preserve">EPS: </w:t>
+      </w:r>
+      <w:r>
+        <w:t>not available</w:t>
+      </w:r>
+    </w:p>
+    <w:p>
+      <w:r>
+        <w:rPr>
+          <w:b/>
+        </w:rPr>
+        <w:t xml:space="preserve">Call quality: </w:t>
+      </w:r>
+      <w:r>
+        <w:t>Unverified</w:t>
+      </w:r>
+    </w:p>
+    <w:p>
+      <w:r>
+        <w:rPr>
+          <w:b/>
+        </w:rPr>
+        <w:t xml:space="preserve">Analysis: </w:t>
+      </w:r>
+      <w:r>
+        <w:t>SOFI earnings results not yet confirmed in data feed. The position returned -18.6% (LOSS) against a 100% confidence call (95-100% tier). Accuracy against estimates could not be verified — trade result logged for manual review.</w:t>
+      </w:r>
+    </w:p>
+    <w:p>
+      <w:pPr>
+        <w:jc w:val="center"/>
+      </w:pPr>
+      <w:r>
+        <w:t>────────────────────────────────────────────────────────────</w:t>
+      </w:r>
+    </w:p>
+    <w:p>
+      <w:pPr>
+        <w:pStyle w:val="Heading2"/>
+      </w:pPr>
+      <w:r>
+        <w:rPr>
+          <w:color w:val="2E7D32"/>
+        </w:rPr>
+        <w:t>V — Visa Inc.  (WIN)</w:t>
+      </w:r>
+    </w:p>
+    <w:p>
+      <w:r>
+        <w:rPr>
+          <w:b/>
+        </w:rPr>
+        <w:t xml:space="preserve">Earnings date: </w:t>
+      </w:r>
+      <w:r>
+        <w:t xml:space="preserve">2026-04-28   </w:t>
+      </w:r>
+      <w:r>
+        <w:rPr>
+          <w:b/>
+        </w:rPr>
+        <w:t xml:space="preserve">Exit: </w:t>
+      </w:r>
+      <w:r>
+        <w:t xml:space="preserve">2026-04-29   </w:t>
+      </w:r>
+      <w:r>
+        <w:rPr>
+          <w:b/>
+        </w:rPr>
+        <w:t xml:space="preserve">Confidence: </w:t>
+      </w:r>
+      <w:r>
+        <w:t>85% (85-94%)</w:t>
+      </w:r>
+    </w:p>
+    <w:p>
+      <w:r>
+        <w:rPr>
+          <w:b/>
+        </w:rPr>
+        <w:t xml:space="preserve">Entry: </w:t>
+      </w:r>
+      <w:r>
+        <w:t xml:space="preserve">$317.31   </w:t>
+      </w:r>
+      <w:r>
+        <w:rPr>
+          <w:b/>
+        </w:rPr>
+        <w:t xml:space="preserve">Exit: </w:t>
+      </w:r>
+      <w:r>
+        <w:t xml:space="preserve">$336.10   </w:t>
+      </w:r>
+      <w:r>
+        <w:rPr>
+          <w:b/>
+        </w:rPr>
+        <w:t xml:space="preserve">P&amp;L: </w:t>
+      </w:r>
+      <w:r>
+        <w:t>$+18.79 (+5.9%)</w:t>
+      </w:r>
+    </w:p>
+    <w:p>
+      <w:r>
+        <w:rPr>
+          <w:b/>
+        </w:rPr>
+        <w:t xml:space="preserve">EPS: </w:t>
+      </w:r>
+      <w:r>
+        <w:t>$3.31 reported vs $3.10 est (+6.8%) — BEAT</w:t>
+      </w:r>
+    </w:p>
+    <w:p>
+      <w:r>
+        <w:rPr>
+          <w:b/>
+        </w:rPr>
+        <w:t xml:space="preserve">Call quality: </w:t>
+      </w:r>
+      <w:r>
+        <w:t>Algorithm aced the call ✓</w:t>
+      </w:r>
+    </w:p>
+    <w:p>
+      <w:r>
+        <w:rPr>
+          <w:b/>
+        </w:rPr>
+        <w:t xml:space="preserve">Analysis: </w:t>
+      </w:r>
+      <w:r>
+        <w:t>V beat EPS estimates by +6.8% (reported $3.31 vs $3.10 expected). The position returned +5.9% (WIN) against a 85% confidence call (85-94% tier). The model was well-calibrated — it correctly identified the earnings beat and the market confirmed it.</w:t>
+      </w:r>
+    </w:p>
+    <w:p>
+      <w:pPr>
+        <w:jc w:val="center"/>
+      </w:pPr>
+      <w:r>
+        <w:t>────────────────────────────────────────────────────────────</w:t>
+      </w:r>
+    </w:p>
+    <w:p>
+      <w:pPr>
+        <w:pStyle w:val="Heading2"/>
+      </w:pPr>
+      <w:r>
+        <w:rPr>
+          <w:color w:val="C62828"/>
+        </w:rPr>
+        <w:t>ABBV — AbbVie Inc.  (LOSS)</w:t>
+      </w:r>
+    </w:p>
+    <w:p>
+      <w:r>
+        <w:rPr>
+          <w:b/>
+        </w:rPr>
+        <w:t xml:space="preserve">Earnings date: </w:t>
+      </w:r>
+      <w:r>
+        <w:t xml:space="preserve">2026-04-29   </w:t>
+      </w:r>
+      <w:r>
+        <w:rPr>
+          <w:b/>
+        </w:rPr>
+        <w:t xml:space="preserve">Exit: </w:t>
+      </w:r>
+      <w:r>
+        <w:t xml:space="preserve">2026-04-29   </w:t>
+      </w:r>
+      <w:r>
+        <w:rPr>
+          <w:b/>
+        </w:rPr>
+        <w:t xml:space="preserve">Confidence: </w:t>
+      </w:r>
+      <w:r>
+        <w:t>85% (85-94%)</w:t>
+      </w:r>
+    </w:p>
+    <w:p>
+      <w:r>
+        <w:rPr>
+          <w:b/>
+        </w:rPr>
+        <w:t xml:space="preserve">Entry: </w:t>
+      </w:r>
+      <w:r>
+        <w:t xml:space="preserve">$207.46   </w:t>
+      </w:r>
+      <w:r>
+        <w:rPr>
+          <w:b/>
+        </w:rPr>
+        <w:t xml:space="preserve">Exit: </w:t>
+      </w:r>
+      <w:r>
+        <w:t xml:space="preserve">$204.03   </w:t>
+      </w:r>
+      <w:r>
+        <w:rPr>
+          <w:b/>
+        </w:rPr>
+        <w:t xml:space="preserve">P&amp;L: </w:t>
+      </w:r>
+      <w:r>
+        <w:t>$-6.86 (-1.6%)</w:t>
+      </w:r>
+    </w:p>
+    <w:p>
+      <w:r>
+        <w:rPr>
+          <w:b/>
+        </w:rPr>
+        <w:t xml:space="preserve">EPS: </w:t>
+      </w:r>
+      <w:r>
+        <w:t>not available</w:t>
+      </w:r>
+    </w:p>
+    <w:p>
+      <w:r>
+        <w:rPr>
+          <w:b/>
+        </w:rPr>
+        <w:t xml:space="preserve">Call quality: </w:t>
+      </w:r>
+      <w:r>
+        <w:t>Unverified</w:t>
+      </w:r>
+    </w:p>
+    <w:p>
+      <w:r>
+        <w:rPr>
+          <w:b/>
+        </w:rPr>
+        <w:t xml:space="preserve">Analysis: </w:t>
+      </w:r>
+      <w:r>
+        <w:t>ABBV earnings results not yet confirmed in data feed. The position returned -1.6% (LOSS) against a 85% confidence call (85-94% tier). Accuracy against estimates could not be verified — trade result logged for manual review.</w:t>
+      </w:r>
+    </w:p>
+    <w:p>
+      <w:pPr>
+        <w:jc w:val="center"/>
+      </w:pPr>
+      <w:r>
+        <w:t>────────────────────────────────────────────────────────────</w:t>
+      </w:r>
+    </w:p>
+    <w:p>
+      <w:pPr>
+        <w:pStyle w:val="Heading2"/>
+      </w:pPr>
+      <w:r>
+        <w:rPr>
+          <w:color w:val="C62828"/>
+        </w:rPr>
+        <w:t>REGN — Regeneron Pharmaceuticals, Inc.  (LOSS)</w:t>
+      </w:r>
+    </w:p>
+    <w:p>
+      <w:r>
+        <w:rPr>
+          <w:b/>
+        </w:rPr>
+        <w:t xml:space="preserve">Earnings date: </w:t>
+      </w:r>
+      <w:r>
+        <w:t xml:space="preserve">2026-04-29   </w:t>
+      </w:r>
+      <w:r>
+        <w:rPr>
+          <w:b/>
+        </w:rPr>
+        <w:t xml:space="preserve">Exit: </w:t>
+      </w:r>
+      <w:r>
+        <w:t xml:space="preserve">2026-04-29   </w:t>
+      </w:r>
+      <w:r>
+        <w:rPr>
+          <w:b/>
+        </w:rPr>
+        <w:t xml:space="preserve">Confidence: </w:t>
+      </w:r>
+      <w:r>
+        <w:t>80% (70-84%)</w:t>
+      </w:r>
+    </w:p>
+    <w:p>
+      <w:r>
+        <w:rPr>
+          <w:b/>
+        </w:rPr>
+        <w:t xml:space="preserve">Entry: </w:t>
+      </w:r>
+      <w:r>
+        <w:t xml:space="preserve">$750.01   </w:t>
+      </w:r>
+      <w:r>
+        <w:rPr>
+          <w:b/>
+        </w:rPr>
+        <w:t xml:space="preserve">Exit: </w:t>
+      </w:r>
+      <w:r>
+        <w:t xml:space="preserve">$686.64   </w:t>
+      </w:r>
+      <w:r>
+        <w:rPr>
+          <w:b/>
+        </w:rPr>
+        <w:t xml:space="preserve">P&amp;L: </w:t>
+      </w:r>
+      <w:r>
+        <w:t>$-63.37 (-8.4%)</w:t>
+      </w:r>
+    </w:p>
+    <w:p>
+      <w:r>
+        <w:rPr>
+          <w:b/>
+        </w:rPr>
+        <w:t xml:space="preserve">EPS: </w:t>
+      </w:r>
+      <w:r>
+        <w:t>$9.47 reported vs $8.90 est (+6.4%) — BEAT</w:t>
+      </w:r>
+    </w:p>
+    <w:p>
+      <w:r>
+        <w:rPr>
+          <w:b/>
+        </w:rPr>
+        <w:t xml:space="preserve">Call quality: </w:t>
+      </w:r>
+      <w:r>
+        <w:t>Algorithm missed the call ✗</w:t>
+      </w:r>
+    </w:p>
+    <w:p>
+      <w:r>
+        <w:rPr>
+          <w:b/>
+        </w:rPr>
+        <w:t xml:space="preserve">Analysis: </w:t>
+      </w:r>
+      <w:r>
+        <w:t>REGN beat EPS estimates by +6.4% (reported $9.47 vs $8.90 expected). The position returned -8.4% (LOSS) against a 80% confidence call (70-84% tier). The model correctly identified the earnings beat but the market reacted negatively — possible guidance concerns or valuation resistance not captured in the scoring model.</w:t>
+      </w:r>
+    </w:p>
+    <w:p>
+      <w:pPr>
+        <w:jc w:val="center"/>
+      </w:pPr>
+      <w:r>
+        <w:t>────────────────────────────────────────────────────────────</w:t>
+      </w:r>
+    </w:p>
+    <w:p>
+      <w:pPr>
+        <w:pStyle w:val="Heading2"/>
+      </w:pPr>
+      <w:r>
+        <w:rPr>
+          <w:color w:val="C62828"/>
+        </w:rPr>
+        <w:t>TMO — Thermo Fisher Scientific Inc.  (LOSS)</w:t>
+      </w:r>
+    </w:p>
+    <w:p>
+      <w:r>
+        <w:rPr>
+          <w:b/>
+        </w:rPr>
+        <w:t xml:space="preserve">Earnings date: </w:t>
+      </w:r>
+      <w:r>
+        <w:t xml:space="preserve">2026-04-23   </w:t>
+      </w:r>
+      <w:r>
+        <w:rPr>
+          <w:b/>
+        </w:rPr>
+        <w:t xml:space="preserve">Exit: </w:t>
+      </w:r>
+      <w:r>
+        <w:t xml:space="preserve">2026-04-23   </w:t>
+      </w:r>
+      <w:r>
+        <w:rPr>
+          <w:b/>
+        </w:rPr>
+        <w:t xml:space="preserve">Confidence: </w:t>
+      </w:r>
+      <w:r>
+        <w:t>100% (95-100%)</w:t>
+      </w:r>
+    </w:p>
+    <w:p>
+      <w:r>
+        <w:rPr>
+          <w:b/>
+        </w:rPr>
+        <w:t xml:space="preserve">Entry: </w:t>
+      </w:r>
+      <w:r>
+        <w:t xml:space="preserve">$523.98   </w:t>
+      </w:r>
+      <w:r>
+        <w:rPr>
+          <w:b/>
+        </w:rPr>
+        <w:t xml:space="preserve">Exit: </w:t>
+      </w:r>
+      <w:r>
+        <w:t xml:space="preserve">$460.75   </w:t>
+      </w:r>
+      <w:r>
+        <w:rPr>
+          <w:b/>
+        </w:rPr>
+        <w:t xml:space="preserve">P&amp;L: </w:t>
+      </w:r>
+      <w:r>
+        <w:t>$-126.46 (-12.1%)</w:t>
+      </w:r>
+    </w:p>
+    <w:p>
+      <w:r>
+        <w:rPr>
+          <w:b/>
+        </w:rPr>
+        <w:t xml:space="preserve">EPS: </w:t>
+      </w:r>
+      <w:r>
+        <w:t>$5.44 reported vs $5.24 est (+3.8%) — BEAT</w:t>
+      </w:r>
+    </w:p>
+    <w:p>
+      <w:r>
+        <w:rPr>
+          <w:b/>
+        </w:rPr>
+        <w:t xml:space="preserve">Call quality: </w:t>
+      </w:r>
+      <w:r>
+        <w:t>Algorithm missed the call ✗</w:t>
+      </w:r>
+    </w:p>
+    <w:p>
+      <w:r>
+        <w:rPr>
+          <w:b/>
+        </w:rPr>
+        <w:t xml:space="preserve">Analysis: </w:t>
+      </w:r>
+      <w:r>
+        <w:t>TMO beat EPS estimates by +3.8% (reported $5.44 vs $5.24 expected). The position returned -12.1% (LOSS) against a 100% confidence call (95-100% tier). The model correctly identified the earnings beat but the market reacted negatively — possible guidance concerns or valuation resistance not captured in the scoring model.</w:t>
+      </w:r>
+    </w:p>
+    <w:p>
+      <w:pPr>
+        <w:jc w:val="center"/>
+      </w:pPr>
+      <w:r>
+        <w:t>────────────────────────────────────────────────────────────</w:t>
+      </w:r>
+    </w:p>
+    <w:p>
+      <w:pPr>
+        <w:pStyle w:val="Heading2"/>
+      </w:pPr>
+      <w:r>
+        <w:rPr>
+          <w:color w:val="C62828"/>
+        </w:rPr>
+        <w:t>AXP — American Express Company  (LOSS)</w:t>
+      </w:r>
+    </w:p>
+    <w:p>
+      <w:r>
+        <w:rPr>
+          <w:b/>
+        </w:rPr>
+        <w:t xml:space="preserve">Earnings date: </w:t>
+      </w:r>
+      <w:r>
+        <w:t xml:space="preserve">2026-04-23   </w:t>
+      </w:r>
+      <w:r>
+        <w:rPr>
+          <w:b/>
+        </w:rPr>
+        <w:t xml:space="preserve">Exit: </w:t>
+      </w:r>
+      <w:r>
+        <w:t xml:space="preserve">2026-04-23   </w:t>
+      </w:r>
+      <w:r>
+        <w:rPr>
+          <w:b/>
+        </w:rPr>
+        <w:t xml:space="preserve">Confidence: </w:t>
+      </w:r>
+      <w:r>
+        <w:t>100% (95-100%)</w:t>
+      </w:r>
+    </w:p>
+    <w:p>
+      <w:r>
+        <w:rPr>
+          <w:b/>
+        </w:rPr>
+        <w:t xml:space="preserve">Entry: </w:t>
+      </w:r>
+      <w:r>
+        <w:t xml:space="preserve">$334.36   </w:t>
+      </w:r>
+      <w:r>
+        <w:rPr>
+          <w:b/>
+        </w:rPr>
+        <w:t xml:space="preserve">Exit: </w:t>
+      </w:r>
+      <w:r>
+        <w:t xml:space="preserve">$321.89   </w:t>
+      </w:r>
+      <w:r>
+        <w:rPr>
+          <w:b/>
+        </w:rPr>
+        <w:t xml:space="preserve">P&amp;L: </w:t>
+      </w:r>
+      <w:r>
+        <w:t>$-49.87 (-3.7%)</w:t>
+      </w:r>
+    </w:p>
+    <w:p>
+      <w:r>
+        <w:rPr>
+          <w:b/>
+        </w:rPr>
+        <w:t xml:space="preserve">EPS: </w:t>
+      </w:r>
+      <w:r>
+        <w:t>$4.28 reported vs $3.99 est (+7.3%) — BEAT</w:t>
+      </w:r>
+    </w:p>
+    <w:p>
+      <w:r>
+        <w:rPr>
+          <w:b/>
+        </w:rPr>
+        <w:t xml:space="preserve">Call quality: </w:t>
+      </w:r>
+      <w:r>
+        <w:t>Algorithm missed the call ✗</w:t>
+      </w:r>
+    </w:p>
+    <w:p>
+      <w:r>
+        <w:rPr>
+          <w:b/>
+        </w:rPr>
+        <w:t xml:space="preserve">Analysis: </w:t>
+      </w:r>
+      <w:r>
+        <w:t>AXP beat EPS estimates by +7.3% (reported $4.28 vs $3.99 expected). The position returned -3.7% (LOSS) against a 100% confidence call (95-100% tier). The model correctly identified the earnings beat but the market reacted negatively — possible guidance concerns or valuation resistance not captured in the scoring model.</w:t>
+      </w:r>
+    </w:p>
+    <w:p>
+      <w:pPr>
+        <w:jc w:val="center"/>
+      </w:pPr>
+      <w:r>
+        <w:t>────────────────────────────────────────────────────────────</w:t>
+      </w:r>
+    </w:p>
+    <w:p>
+      <w:pPr>
+        <w:pStyle w:val="Heading2"/>
+      </w:pPr>
+      <w:r>
+        <w:rPr>
+          <w:color w:val="C62828"/>
+        </w:rPr>
+        <w:t>LRCX — Lam Research Corporation  (LOSS)</w:t>
+      </w:r>
+    </w:p>
+    <w:p>
+      <w:r>
+        <w:rPr>
+          <w:b/>
+        </w:rPr>
+        <w:t xml:space="preserve">Earnings date: </w:t>
+      </w:r>
+      <w:r>
+        <w:t xml:space="preserve">2026-04-22   </w:t>
+      </w:r>
+      <w:r>
+        <w:rPr>
+          <w:b/>
+        </w:rPr>
+        <w:t xml:space="preserve">Exit: </w:t>
+      </w:r>
+      <w:r>
+        <w:t xml:space="preserve">2026-04-23   </w:t>
+      </w:r>
+      <w:r>
+        <w:rPr>
+          <w:b/>
+        </w:rPr>
+        <w:t xml:space="preserve">Confidence: </w:t>
+      </w:r>
+      <w:r>
+        <w:t>100% (95-100%)</w:t>
+      </w:r>
+    </w:p>
+    <w:p>
+      <w:r>
+        <w:rPr>
+          <w:b/>
+        </w:rPr>
+        <w:t xml:space="preserve">Entry: </w:t>
+      </w:r>
+      <w:r>
+        <w:t xml:space="preserve">$264.70   </w:t>
+      </w:r>
+      <w:r>
+        <w:rPr>
+          <w:b/>
+        </w:rPr>
+        <w:t xml:space="preserve">Exit: </w:t>
+      </w:r>
+      <w:r>
+        <w:t xml:space="preserve">$263.05   </w:t>
+      </w:r>
+      <w:r>
+        <w:rPr>
+          <w:b/>
+        </w:rPr>
+        <w:t xml:space="preserve">P&amp;L: </w:t>
+      </w:r>
+      <w:r>
+        <w:t>$-8.23 (-0.6%)</w:t>
+      </w:r>
+    </w:p>
+    <w:p>
+      <w:r>
+        <w:rPr>
+          <w:b/>
+        </w:rPr>
+        <w:t xml:space="preserve">EPS: </w:t>
+      </w:r>
+      <w:r>
+        <w:t>$1.47 reported vs $1.36 est (+8.1%) — BEAT</w:t>
+      </w:r>
+    </w:p>
+    <w:p>
+      <w:r>
+        <w:rPr>
+          <w:b/>
+        </w:rPr>
+        <w:t xml:space="preserve">Call quality: </w:t>
+      </w:r>
+      <w:r>
+        <w:t>Algorithm missed the call ✗</w:t>
+      </w:r>
+    </w:p>
+    <w:p>
+      <w:r>
+        <w:rPr>
+          <w:b/>
+        </w:rPr>
+        <w:t xml:space="preserve">Analysis: </w:t>
+      </w:r>
+      <w:r>
+        <w:t>LRCX beat EPS estimates by +8.1% (reported $1.47 vs $1.36 expected). The position returned -0.6% (LOSS) against a 100% confidence call (95-100% tier). The model correctly identified the earnings beat but the market reacted negatively — possible guidance concerns or valuation resistance not captured in the scoring model.</w:t>
+      </w:r>
+    </w:p>
+    <w:p>
+      <w:pPr>
+        <w:jc w:val="center"/>
+      </w:pPr>
+      <w:r>
+        <w:t>────────────────────────────────────────────────────────────</w:t>
+      </w:r>
+    </w:p>
+    <w:p>
+      <w:pPr>
+        <w:pStyle w:val="Heading2"/>
+      </w:pPr>
+      <w:r>
+        <w:rPr>
+          <w:color w:val="C62828"/>
+        </w:rPr>
+        <w:t>HON — Honeywell International Inc.  (LOSS)</w:t>
+      </w:r>
+    </w:p>
+    <w:p>
+      <w:r>
+        <w:rPr>
+          <w:b/>
+        </w:rPr>
+        <w:t xml:space="preserve">Earnings date: </w:t>
+      </w:r>
+      <w:r>
+        <w:t xml:space="preserve">2026-04-23   </w:t>
+      </w:r>
+      <w:r>
+        <w:rPr>
+          <w:b/>
+        </w:rPr>
+        <w:t xml:space="preserve">Exit: </w:t>
+      </w:r>
+      <w:r>
+        <w:t xml:space="preserve">2026-04-23   </w:t>
+      </w:r>
+      <w:r>
+        <w:rPr>
+          <w:b/>
+        </w:rPr>
+        <w:t xml:space="preserve">Confidence: </w:t>
+      </w:r>
+      <w:r>
+        <w:t>85% (85-94%)</w:t>
+      </w:r>
+    </w:p>
+    <w:p>
+      <w:r>
+        <w:rPr>
+          <w:b/>
+        </w:rPr>
+        <w:t xml:space="preserve">Entry: </w:t>
+      </w:r>
+      <w:r>
+        <w:t xml:space="preserve">$232.28   </w:t>
+      </w:r>
+      <w:r>
+        <w:rPr>
+          <w:b/>
+        </w:rPr>
+        <w:t xml:space="preserve">Exit: </w:t>
+      </w:r>
+      <w:r>
+        <w:t xml:space="preserve">$213.80   </w:t>
+      </w:r>
+      <w:r>
+        <w:rPr>
+          <w:b/>
+        </w:rPr>
+        <w:t xml:space="preserve">P&amp;L: </w:t>
+      </w:r>
+      <w:r>
+        <w:t>$-36.96 (-8.0%)</w:t>
+      </w:r>
+    </w:p>
+    <w:p>
+      <w:r>
+        <w:rPr>
+          <w:b/>
+        </w:rPr>
+        <w:t xml:space="preserve">EPS: </w:t>
+      </w:r>
+      <w:r>
+        <w:t>$2.45 reported vs $2.32 est (+5.6%) — BEAT</w:t>
+      </w:r>
+    </w:p>
+    <w:p>
+      <w:r>
+        <w:rPr>
+          <w:b/>
+        </w:rPr>
+        <w:t xml:space="preserve">Call quality: </w:t>
+      </w:r>
+      <w:r>
+        <w:t>Algorithm missed the call ✗</w:t>
+      </w:r>
+    </w:p>
+    <w:p>
+      <w:r>
+        <w:rPr>
+          <w:b/>
+        </w:rPr>
+        <w:t xml:space="preserve">Analysis: </w:t>
+      </w:r>
+      <w:r>
+        <w:t>HON beat EPS estimates by +5.6% (reported $2.45 vs $2.32 expected). The position returned -8.0% (LOSS) against a 85% confidence call (85-94% tier). The model correctly identified the earnings beat but the market reacted negatively — possible guidance concerns or valuation resistance not captured in the scoring model.</w:t>
+      </w:r>
+    </w:p>
+    <w:p>
+      <w:pPr>
+        <w:jc w:val="center"/>
+      </w:pPr>
+      <w:r>
+        <w:t>────────────────────────────────────────────────────────────</w:t>
+      </w:r>
+    </w:p>
+    <w:p>
+      <w:pPr>
+        <w:pStyle w:val="Heading2"/>
+      </w:pPr>
+      <w:r>
+        <w:rPr>
+          <w:color w:val="2E7D32"/>
+        </w:rPr>
+        <w:t>TXN — Texas Instruments Incorporated  (WIN)</w:t>
+      </w:r>
+    </w:p>
+    <w:p>
+      <w:r>
+        <w:rPr>
+          <w:b/>
+        </w:rPr>
+        <w:t xml:space="preserve">Earnings date: </w:t>
+      </w:r>
+      <w:r>
+        <w:t xml:space="preserve">2026-04-22   </w:t>
+      </w:r>
+      <w:r>
+        <w:rPr>
+          <w:b/>
+        </w:rPr>
+        <w:t xml:space="preserve">Exit: </w:t>
+      </w:r>
+      <w:r>
+        <w:t xml:space="preserve">2026-04-23   </w:t>
+      </w:r>
+      <w:r>
+        <w:rPr>
+          <w:b/>
+        </w:rPr>
+        <w:t xml:space="preserve">Confidence: </w:t>
+      </w:r>
+      <w:r>
+        <w:t>75% (70-84%)</w:t>
+      </w:r>
+    </w:p>
+    <w:p>
+      <w:r>
+        <w:rPr>
+          <w:b/>
+        </w:rPr>
+        <w:t xml:space="preserve">Entry: </w:t>
+      </w:r>
+      <w:r>
+        <w:t xml:space="preserve">$230.69   </w:t>
+      </w:r>
+      <w:r>
+        <w:rPr>
+          <w:b/>
+        </w:rPr>
+        <w:t xml:space="preserve">Exit: </w:t>
+      </w:r>
+      <w:r>
+        <w:t xml:space="preserve">$279.82   </w:t>
+      </w:r>
+      <w:r>
+        <w:rPr>
+          <w:b/>
+        </w:rPr>
+        <w:t xml:space="preserve">P&amp;L: </w:t>
+      </w:r>
+      <w:r>
+        <w:t>$+98.26 (+21.3%)</w:t>
+      </w:r>
+    </w:p>
+    <w:p>
+      <w:r>
+        <w:rPr>
+          <w:b/>
+        </w:rPr>
+        <w:t xml:space="preserve">EPS: </w:t>
+      </w:r>
+      <w:r>
+        <w:t>$1.68 reported vs $1.36 est (+23.5%) — BEAT</w:t>
+      </w:r>
+    </w:p>
+    <w:p>
+      <w:r>
+        <w:rPr>
+          <w:b/>
+        </w:rPr>
+        <w:t xml:space="preserve">Call quality: </w:t>
+      </w:r>
+      <w:r>
+        <w:t>Algorithm aced the call ✓</w:t>
+      </w:r>
+    </w:p>
+    <w:p>
+      <w:r>
+        <w:rPr>
+          <w:b/>
+        </w:rPr>
+        <w:t xml:space="preserve">Analysis: </w:t>
+      </w:r>
+      <w:r>
+        <w:t>TXN beat EPS estimates by +23.5% (reported $1.68 vs $1.36 expected). The position returned +21.3% (WIN) against a 75% confidence call (70-84% tier). The model was well-calibrated — it correctly identified the earnings beat and the market confirmed it.</w:t>
+      </w:r>
+    </w:p>
+    <w:p>
+      <w:pPr>
+        <w:jc w:val="center"/>
+      </w:pPr>
+      <w:r>
+        <w:t>────────────────────────────────────────────────────────────</w:t>
+      </w:r>
+    </w:p>
+    <w:p>
+      <w:pPr>
+        <w:pStyle w:val="Heading2"/>
+      </w:pPr>
+      <w:r>
+        <w:rPr>
+          <w:color w:val="C62828"/>
+        </w:rPr>
+        <w:t>NOW — ServiceNow, Inc.  (LOSS)</w:t>
+      </w:r>
+    </w:p>
+    <w:p>
+      <w:r>
+        <w:rPr>
+          <w:b/>
+        </w:rPr>
+        <w:t xml:space="preserve">Earnings date: </w:t>
+      </w:r>
+      <w:r>
+        <w:t xml:space="preserve">2026-04-22   </w:t>
+      </w:r>
+      <w:r>
+        <w:rPr>
+          <w:b/>
+        </w:rPr>
+        <w:t xml:space="preserve">Exit: </w:t>
+      </w:r>
+      <w:r>
+        <w:t xml:space="preserve">2026-04-23   </w:t>
+      </w:r>
+      <w:r>
+        <w:rPr>
+          <w:b/>
+        </w:rPr>
+        <w:t xml:space="preserve">Confidence: </w:t>
+      </w:r>
+      <w:r>
+        <w:t>95% (95-100%)</w:t>
+      </w:r>
+    </w:p>
+    <w:p>
+      <w:r>
+        <w:rPr>
+          <w:b/>
+        </w:rPr>
+        <w:t xml:space="preserve">Entry: </w:t>
+      </w:r>
+      <w:r>
+        <w:t xml:space="preserve">$99.04   </w:t>
+      </w:r>
+      <w:r>
+        <w:rPr>
+          <w:b/>
+        </w:rPr>
+        <w:t xml:space="preserve">Exit: </w:t>
+      </w:r>
+      <w:r>
+        <w:t xml:space="preserve">$85.29   </w:t>
+      </w:r>
+      <w:r>
+        <w:rPr>
+          <w:b/>
+        </w:rPr>
+        <w:t xml:space="preserve">P&amp;L: </w:t>
+      </w:r>
+      <w:r>
+        <w:t>$-206.25 (-13.9%)</w:t>
+      </w:r>
+    </w:p>
+    <w:p>
+      <w:r>
+        <w:rPr>
+          <w:b/>
+        </w:rPr>
+        <w:t xml:space="preserve">EPS: </w:t>
+      </w:r>
+      <w:r>
+        <w:t>$0.97 reported vs $0.97 est (+0.0%) — MISS</w:t>
+      </w:r>
+    </w:p>
+    <w:p>
+      <w:r>
+        <w:rPr>
+          <w:b/>
+        </w:rPr>
+        <w:t xml:space="preserve">Call quality: </w:t>
+      </w:r>
+      <w:r>
+        <w:t>Algorithm aced the call ✓</w:t>
+      </w:r>
+    </w:p>
+    <w:p>
+      <w:r>
+        <w:rPr>
+          <w:b/>
+        </w:rPr>
+        <w:t xml:space="preserve">Analysis: </w:t>
+      </w:r>
+      <w:r>
+        <w:t>NOW missed EPS estimates by 0.0% (reported $0.97 vs $0.97 expected). The position returned -13.9% (LOSS) against a 95% confidence call (95-100% tier). The model correctly anticipated downside risk; both the earnings miss and the market reaction aligned with the 95-100% tier prediction.</w:t>
+      </w:r>
+    </w:p>
+    <w:p>
+      <w:pPr>
+        <w:jc w:val="center"/>
+      </w:pPr>
+      <w:r>
+        <w:t>────────────────────────────────────────────────────────────</w:t>
+      </w:r>
+    </w:p>
+    <w:p>
+      <w:pPr>
+        <w:pStyle w:val="Heading2"/>
+      </w:pPr>
+      <w:r>
+        <w:rPr>
+          <w:color w:val="C62828"/>
+        </w:rPr>
+        <w:t>IBM — International Business Machines Corporation  (LOSS)</w:t>
+      </w:r>
+    </w:p>
+    <w:p>
+      <w:r>
+        <w:rPr>
+          <w:b/>
+        </w:rPr>
+        <w:t xml:space="preserve">Earnings date: </w:t>
+      </w:r>
+      <w:r>
+        <w:t xml:space="preserve">2026-04-22   </w:t>
+      </w:r>
+      <w:r>
+        <w:rPr>
+          <w:b/>
+        </w:rPr>
+        <w:t xml:space="preserve">Exit: </w:t>
+      </w:r>
+      <w:r>
+        <w:t xml:space="preserve">2026-04-23   </w:t>
+      </w:r>
+      <w:r>
+        <w:rPr>
+          <w:b/>
+        </w:rPr>
+        <w:t xml:space="preserve">Confidence: </w:t>
+      </w:r>
+      <w:r>
+        <w:t>90% (85-94%)</w:t>
+      </w:r>
+    </w:p>
+    <w:p>
+      <w:r>
+        <w:rPr>
+          <w:b/>
+        </w:rPr>
+        <w:t xml:space="preserve">Entry: </w:t>
+      </w:r>
+      <w:r>
+        <w:t xml:space="preserve">$252.96   </w:t>
+      </w:r>
+      <w:r>
+        <w:rPr>
+          <w:b/>
+        </w:rPr>
+        <w:t xml:space="preserve">Exit: </w:t>
+      </w:r>
+      <w:r>
+        <w:t xml:space="preserve">$230.98   </w:t>
+      </w:r>
+      <w:r>
+        <w:rPr>
+          <w:b/>
+        </w:rPr>
+        <w:t xml:space="preserve">P&amp;L: </w:t>
+      </w:r>
+      <w:r>
+        <w:t>$-65.93 (-8.7%)</w:t>
+      </w:r>
+    </w:p>
+    <w:p>
+      <w:r>
+        <w:rPr>
+          <w:b/>
+        </w:rPr>
+        <w:t xml:space="preserve">EPS: </w:t>
+      </w:r>
+      <w:r>
+        <w:t>$1.91 reported vs $1.81 est (+5.5%) — BEAT</w:t>
+      </w:r>
+    </w:p>
+    <w:p>
+      <w:r>
+        <w:rPr>
+          <w:b/>
+        </w:rPr>
+        <w:t xml:space="preserve">Call quality: </w:t>
+      </w:r>
+      <w:r>
+        <w:t>Algorithm missed the call ✗</w:t>
+      </w:r>
+    </w:p>
+    <w:p>
+      <w:r>
+        <w:rPr>
+          <w:b/>
+        </w:rPr>
+        <w:t xml:space="preserve">Analysis: </w:t>
+      </w:r>
+      <w:r>
+        <w:t>IBM beat EPS estimates by +5.5% (reported $1.91 vs $1.81 expected). The position returned -8.7% (LOSS) against a 90% confidence call (85-94% tier). The model correctly identified the earnings beat but the market reacted negatively — possible guidance concerns or valuation resistance not captured in the scoring model.</w:t>
+      </w:r>
+    </w:p>
+    <w:p>
+      <w:pPr>
+        <w:jc w:val="center"/>
+      </w:pPr>
+      <w:r>
+        <w:t>────────────────────────────────────────────────────────────</w:t>
+      </w:r>
+    </w:p>
+    <w:p>
+      <w:pPr>
+        <w:pStyle w:val="Heading2"/>
+      </w:pPr>
+      <w:r>
+        <w:rPr>
+          <w:color w:val="2E7D32"/>
+        </w:rPr>
+        <w:t>NEE — NextEra Energy, Inc.  (WIN)</w:t>
+      </w:r>
+    </w:p>
+    <w:p>
+      <w:r>
+        <w:rPr>
+          <w:b/>
+        </w:rPr>
+        <w:t xml:space="preserve">Earnings date: </w:t>
+      </w:r>
+      <w:r>
+        <w:t xml:space="preserve">2026-04-23   </w:t>
+      </w:r>
+      <w:r>
+        <w:rPr>
+          <w:b/>
+        </w:rPr>
+        <w:t xml:space="preserve">Exit: </w:t>
+      </w:r>
+      <w:r>
+        <w:t xml:space="preserve">2026-04-23   </w:t>
+      </w:r>
+      <w:r>
+        <w:rPr>
+          <w:b/>
+        </w:rPr>
+        <w:t xml:space="preserve">Confidence: </w:t>
+      </w:r>
+      <w:r>
+        <w:t>85% (85-94%)</w:t>
+      </w:r>
+    </w:p>
+    <w:p>
+      <w:r>
+        <w:rPr>
+          <w:b/>
+        </w:rPr>
+        <w:t xml:space="preserve">Entry: </w:t>
+      </w:r>
+      <w:r>
+        <w:t xml:space="preserve">$92.35   </w:t>
+      </w:r>
+      <w:r>
+        <w:rPr>
+          <w:b/>
+        </w:rPr>
+        <w:t xml:space="preserve">Exit: </w:t>
+      </w:r>
+      <w:r>
+        <w:t xml:space="preserve">$95.92   </w:t>
+      </w:r>
+      <w:r>
+        <w:rPr>
+          <w:b/>
+        </w:rPr>
+        <w:t xml:space="preserve">P&amp;L: </w:t>
+      </w:r>
+      <w:r>
+        <w:t>$+17.85 (+3.9%)</w:t>
+      </w:r>
+    </w:p>
+    <w:p>
+      <w:r>
+        <w:rPr>
+          <w:b/>
+        </w:rPr>
+        <w:t xml:space="preserve">EPS: </w:t>
+      </w:r>
+      <w:r>
+        <w:t>$1.09 reported vs $1.03 est (+5.8%) — BEAT</w:t>
+      </w:r>
+    </w:p>
+    <w:p>
+      <w:r>
+        <w:rPr>
+          <w:b/>
+        </w:rPr>
+        <w:t xml:space="preserve">Call quality: </w:t>
+      </w:r>
+      <w:r>
+        <w:t>Algorithm aced the call ✓</w:t>
+      </w:r>
+    </w:p>
+    <w:p>
+      <w:r>
+        <w:rPr>
+          <w:b/>
+        </w:rPr>
+        <w:t xml:space="preserve">Analysis: </w:t>
+      </w:r>
+      <w:r>
+        <w:t>NEE beat EPS estimates by +5.8% (reported $1.09 vs $1.03 expected). The position returned +3.9% (WIN) against a 85% confidence call (85-94% tier). The model was well-calibrated — it correctly identified the earnings beat and the market confirmed it.</w:t>
+      </w:r>
+    </w:p>
+    <w:p>
+      <w:pPr>
+        <w:jc w:val="center"/>
+      </w:pPr>
+      <w:r>
+        <w:t>────────────────────────────────────────────────────────────</w:t>
+      </w:r>
+    </w:p>
+    <w:p>
+      <w:pPr>
+        <w:pStyle w:val="Heading2"/>
+      </w:pPr>
+      <w:r>
+        <w:rPr>
+          <w:color w:val="2E7D32"/>
+        </w:rPr>
+        <w:t>ISRG — Intuitive Surgical, Inc.  (WIN)</w:t>
+      </w:r>
+    </w:p>
+    <w:p>
+      <w:r>
+        <w:rPr>
+          <w:b/>
+        </w:rPr>
+        <w:t xml:space="preserve">Earnings date: </w:t>
+      </w:r>
+      <w:r>
+        <w:t xml:space="preserve">2026-04-21   </w:t>
+      </w:r>
+      <w:r>
+        <w:rPr>
+          <w:b/>
+        </w:rPr>
+        <w:t xml:space="preserve">Exit: </w:t>
+      </w:r>
+      <w:r>
+        <w:t xml:space="preserve">2026-04-22   </w:t>
+      </w:r>
+      <w:r>
+        <w:rPr>
+          <w:b/>
+        </w:rPr>
+        <w:t xml:space="preserve">Confidence: </w:t>
+      </w:r>
+      <w:r>
+        <w:t>100% (95-100%)</w:t>
+      </w:r>
+    </w:p>
+    <w:p>
+      <w:r>
+        <w:rPr>
+          <w:b/>
+        </w:rPr>
+        <w:t xml:space="preserve">Entry: </w:t>
+      </w:r>
+      <w:r>
+        <w:t xml:space="preserve">$470.28   </w:t>
+      </w:r>
+      <w:r>
+        <w:rPr>
+          <w:b/>
+        </w:rPr>
+        <w:t xml:space="preserve">Exit: </w:t>
+      </w:r>
+      <w:r>
+        <w:t xml:space="preserve">$488.21   </w:t>
+      </w:r>
+      <w:r>
+        <w:rPr>
+          <w:b/>
+        </w:rPr>
+        <w:t xml:space="preserve">P&amp;L: </w:t>
+      </w:r>
+      <w:r>
+        <w:t>$+53.80 (+3.8%)</w:t>
+      </w:r>
+    </w:p>
+    <w:p>
+      <w:r>
+        <w:rPr>
+          <w:b/>
+        </w:rPr>
+        <w:t xml:space="preserve">EPS: </w:t>
+      </w:r>
+      <w:r>
+        <w:t>$2.28 reported vs $1.93 est (+18.1%) — BEAT</w:t>
+      </w:r>
+    </w:p>
+    <w:p>
+      <w:r>
+        <w:rPr>
+          <w:b/>
+        </w:rPr>
+        <w:t xml:space="preserve">Call quality: </w:t>
+      </w:r>
+      <w:r>
+        <w:t>Algorithm aced the call ✓</w:t>
+      </w:r>
+    </w:p>
+    <w:p>
+      <w:r>
+        <w:rPr>
+          <w:b/>
+        </w:rPr>
+        <w:t xml:space="preserve">Analysis: </w:t>
+      </w:r>
+      <w:r>
+        <w:t>ISRG beat EPS estimates by +18.1% (reported $2.28 vs $1.93 expected). The position returned +3.8% (WIN) against a 100% confidence call (95-100% tier). The model was well-calibrated — it correctly identified the earnings beat and the market confirmed it.</w:t>
+      </w:r>
+    </w:p>
+    <w:p>
+      <w:pPr>
+        <w:jc w:val="center"/>
+      </w:pPr>
+      <w:r>
+        <w:t>────────────────────────────────────────────────────────────</w:t>
+      </w:r>
+    </w:p>
+    <w:p>
+      <w:pPr>
+        <w:pStyle w:val="Heading2"/>
+      </w:pPr>
+      <w:r>
+        <w:rPr>
+          <w:color w:val="2E7D32"/>
+        </w:rPr>
+        <w:t>PM — Philip Morris International Inc.  (WIN)</w:t>
+      </w:r>
+    </w:p>
+    <w:p>
+      <w:r>
+        <w:rPr>
+          <w:b/>
+        </w:rPr>
+        <w:t xml:space="preserve">Earnings date: </w:t>
+      </w:r>
+      <w:r>
+        <w:t xml:space="preserve">2026-04-22   </w:t>
+      </w:r>
+      <w:r>
+        <w:rPr>
+          <w:b/>
+        </w:rPr>
+        <w:t xml:space="preserve">Exit: </w:t>
+      </w:r>
+      <w:r>
+        <w:t xml:space="preserve">2026-04-22   </w:t>
+      </w:r>
+      <w:r>
+        <w:rPr>
+          <w:b/>
+        </w:rPr>
+        <w:t xml:space="preserve">Confidence: </w:t>
+      </w:r>
+      <w:r>
+        <w:t>85% (85-94%)</w:t>
+      </w:r>
+    </w:p>
+    <w:p>
+      <w:r>
+        <w:rPr>
+          <w:b/>
+        </w:rPr>
+        <w:t xml:space="preserve">Entry: </w:t>
+      </w:r>
+      <w:r>
+        <w:t xml:space="preserve">$159.50   </w:t>
+      </w:r>
+      <w:r>
+        <w:rPr>
+          <w:b/>
+        </w:rPr>
+        <w:t xml:space="preserve">Exit: </w:t>
+      </w:r>
+      <w:r>
+        <w:t xml:space="preserve">$162.52   </w:t>
+      </w:r>
+      <w:r>
+        <w:rPr>
+          <w:b/>
+        </w:rPr>
+        <w:t xml:space="preserve">P&amp;L: </w:t>
+      </w:r>
+      <w:r>
+        <w:t>$+9.05 (+1.9%)</w:t>
+      </w:r>
+    </w:p>
+    <w:p>
+      <w:r>
+        <w:rPr>
+          <w:b/>
+        </w:rPr>
+        <w:t xml:space="preserve">EPS: </w:t>
+      </w:r>
+      <w:r>
+        <w:t>$1.56 reported vs $1.74 est (-10.3%) — MISS</w:t>
+      </w:r>
+    </w:p>
+    <w:p>
+      <w:r>
+        <w:rPr>
+          <w:b/>
+        </w:rPr>
+        <w:t xml:space="preserve">Call quality: </w:t>
+      </w:r>
+      <w:r>
+        <w:t>Algorithm missed the call ✗</w:t>
+      </w:r>
+    </w:p>
+    <w:p>
+      <w:r>
+        <w:rPr>
+          <w:b/>
+        </w:rPr>
+        <w:t xml:space="preserve">Analysis: </w:t>
+      </w:r>
+      <w:r>
+        <w:t>PM missed EPS estimates by 10.3% (reported $1.56 vs $1.74 expected). The position returned +1.9% (WIN) against a 85% confidence call (85-94% tier). Despite the EPS miss the position was profitable — possible forward guidance upgrade or short squeeze not captured by the scoring model.</w:t>
       </w:r>
     </w:p>
     <w:p>

--- a/data/earnings_calls_log.docx
+++ b/data/earnings_calls_log.docx
@@ -20,7 +20,7 @@
           <w:i/>
           <w:sz w:val="20"/>
         </w:rPr>
-        <w:t>Generated 2026-04-29 17:40 ET  |  24 calls logged</w:t>
+        <w:t>Generated 2026-04-30 17:33 ET  |  32 calls logged</w:t>
       </w:r>
     </w:p>
     <w:p>
@@ -102,7 +102,7 @@
           </w:tcPr>
           <w:p>
             <w:r>
-              <w:t>8</w:t>
+              <w:t>11</w:t>
             </w:r>
           </w:p>
         </w:tc>
@@ -112,7 +112,7 @@
           </w:tcPr>
           <w:p>
             <w:r>
-              <w:t>3</w:t>
+              <w:t>6</w:t>
             </w:r>
           </w:p>
         </w:tc>
@@ -122,7 +122,7 @@
           </w:tcPr>
           <w:p>
             <w:r>
-              <w:t>38%</w:t>
+              <w:t>55%</w:t>
             </w:r>
           </w:p>
         </w:tc>
@@ -144,7 +144,7 @@
           </w:tcPr>
           <w:p>
             <w:r>
-              <w:t>13</w:t>
+              <w:t>17</w:t>
             </w:r>
           </w:p>
         </w:tc>
@@ -154,7 +154,7 @@
           </w:tcPr>
           <w:p>
             <w:r>
-              <w:t>7</w:t>
+              <w:t>9</w:t>
             </w:r>
           </w:p>
         </w:tc>
@@ -164,7 +164,7 @@
           </w:tcPr>
           <w:p>
             <w:r>
-              <w:t>54%</w:t>
+              <w:t>53%</w:t>
             </w:r>
           </w:p>
         </w:tc>
@@ -186,6 +186,16 @@
           </w:tcPr>
           <w:p>
             <w:r>
+              <w:t>4</w:t>
+            </w:r>
+          </w:p>
+        </w:tc>
+        <w:tc>
+          <w:tcPr>
+            <w:tcW w:type="dxa" w:w="2160"/>
+          </w:tcPr>
+          <w:p>
+            <w:r>
               <w:t>3</w:t>
             </w:r>
           </w:p>
@@ -196,17 +206,7 @@
           </w:tcPr>
           <w:p>
             <w:r>
-              <w:t>2</w:t>
-            </w:r>
-          </w:p>
-        </w:tc>
-        <w:tc>
-          <w:tcPr>
-            <w:tcW w:type="dxa" w:w="2160"/>
-          </w:tcPr>
-          <w:p>
-            <w:r>
-              <w:t>67%</w:t>
+              <w:t>75%</w:t>
             </w:r>
           </w:p>
         </w:tc>
@@ -226,9 +226,9 @@
       </w:pPr>
       <w:r>
         <w:rPr>
-          <w:color w:val="C62828"/>
-        </w:rPr>
-        <w:t>BKNG — Booking Holdings Inc.  (LOSS)</w:t>
+          <w:color w:val="2E7D32"/>
+        </w:rPr>
+        <w:t>GOOGL — Alphabet Inc.  (WIN)</w:t>
       </w:r>
     </w:p>
     <w:p>
@@ -239,7 +239,7 @@
         <w:t xml:space="preserve">Earnings date: </w:t>
       </w:r>
       <w:r>
-        <w:t xml:space="preserve">2026-04-28   </w:t>
+        <w:t xml:space="preserve">2026-04-29   </w:t>
       </w:r>
       <w:r>
         <w:rPr>
@@ -248,7 +248,7 @@
         <w:t xml:space="preserve">Exit: </w:t>
       </w:r>
       <w:r>
-        <w:t xml:space="preserve">2026-04-29   </w:t>
+        <w:t xml:space="preserve">2026-04-30   </w:t>
       </w:r>
       <w:r>
         <w:rPr>
@@ -268,7 +268,7 @@
         <w:t xml:space="preserve">Entry: </w:t>
       </w:r>
       <w:r>
-        <w:t xml:space="preserve">$192.46   </w:t>
+        <w:t xml:space="preserve">$339.64   </w:t>
       </w:r>
       <w:r>
         <w:rPr>
@@ -277,7 +277,7 @@
         <w:t xml:space="preserve">Exit: </w:t>
       </w:r>
       <w:r>
-        <w:t xml:space="preserve">$173.08   </w:t>
+        <w:t xml:space="preserve">$373.82   </w:t>
       </w:r>
       <w:r>
         <w:rPr>
@@ -286,7 +286,7 @@
         <w:t xml:space="preserve">P&amp;L: </w:t>
       </w:r>
       <w:r>
-        <w:t>$-135.66 (-10.1%)</w:t>
+        <w:t>$+136.74 (+10.1%)</w:t>
       </w:r>
     </w:p>
     <w:p>
@@ -297,7 +297,7 @@
         <w:t xml:space="preserve">EPS: </w:t>
       </w:r>
       <w:r>
-        <w:t>$1.14 reported vs $1.08 est (+5.6%) — BEAT</w:t>
+        <w:t>$5.11 reported vs $2.67 est (+91.4%) — BEAT</w:t>
       </w:r>
     </w:p>
     <w:p>
@@ -308,7 +308,7 @@
         <w:t xml:space="preserve">Call quality: </w:t>
       </w:r>
       <w:r>
-        <w:t>Algorithm missed the call ✗</w:t>
+        <w:t>Algorithm aced the call ✓</w:t>
       </w:r>
     </w:p>
     <w:p>
@@ -319,7 +319,7 @@
         <w:t xml:space="preserve">Analysis: </w:t>
       </w:r>
       <w:r>
-        <w:t>BKNG beat EPS estimates by +5.6% (reported $1.14 vs $1.08 expected). The position returned -10.1% (LOSS) against a 100% confidence call (95-100% tier). The model correctly identified the earnings beat but the market reacted negatively — possible guidance concerns or valuation resistance not captured in the scoring model.</w:t>
+        <w:t>GOOGL beat EPS estimates by +91.4% (reported $5.11 vs $2.67 expected). The position returned +10.1% (WIN) against a 100% confidence call (95-100% tier). The model was well-calibrated — it correctly identified the earnings beat and the market confirmed it.</w:t>
       </w:r>
     </w:p>
     <w:p>
@@ -336,9 +336,9 @@
       </w:pPr>
       <w:r>
         <w:rPr>
-          <w:color w:val="C62828"/>
-        </w:rPr>
-        <w:t>HOOD — Robinhood Markets, Inc.  (LOSS)</w:t>
+          <w:color w:val="2E7D32"/>
+        </w:rPr>
+        <w:t>AMZN — Amazon.com, Inc.  (WIN)</w:t>
       </w:r>
     </w:p>
     <w:p>
@@ -349,7 +349,7 @@
         <w:t xml:space="preserve">Earnings date: </w:t>
       </w:r>
       <w:r>
-        <w:t xml:space="preserve">2026-04-28   </w:t>
+        <w:t xml:space="preserve">2026-04-29   </w:t>
       </w:r>
       <w:r>
         <w:rPr>
@@ -358,7 +358,7 @@
         <w:t xml:space="preserve">Exit: </w:t>
       </w:r>
       <w:r>
-        <w:t xml:space="preserve">2026-04-29   </w:t>
+        <w:t xml:space="preserve">2026-04-30   </w:t>
       </w:r>
       <w:r>
         <w:rPr>
@@ -378,7 +378,7 @@
         <w:t xml:space="preserve">Entry: </w:t>
       </w:r>
       <w:r>
-        <w:t xml:space="preserve">$89.87   </w:t>
+        <w:t xml:space="preserve">$249.31   </w:t>
       </w:r>
       <w:r>
         <w:rPr>
@@ -387,7 +387,7 @@
         <w:t xml:space="preserve">Exit: </w:t>
       </w:r>
       <w:r>
-        <w:t xml:space="preserve">$70.64   </w:t>
+        <w:t xml:space="preserve">$256.31   </w:t>
       </w:r>
       <w:r>
         <w:rPr>
@@ -396,7 +396,7 @@
         <w:t xml:space="preserve">P&amp;L: </w:t>
       </w:r>
       <w:r>
-        <w:t>$-307.79 (-21.4%)</w:t>
+        <w:t>$+42.01 (+2.8%)</w:t>
       </w:r>
     </w:p>
     <w:p>
@@ -407,7 +407,7 @@
         <w:t xml:space="preserve">EPS: </w:t>
       </w:r>
       <w:r>
-        <w:t>$0.38 reported vs $0.39 est (-2.6%) — MISS</w:t>
+        <w:t>$2.78 reported vs $1.65 est (+68.5%) — BEAT</w:t>
       </w:r>
     </w:p>
     <w:p>
@@ -429,7 +429,7 @@
         <w:t xml:space="preserve">Analysis: </w:t>
       </w:r>
       <w:r>
-        <w:t>HOOD missed EPS estimates by 2.6% (reported $0.38 vs $0.39 expected). The position returned -21.4% (LOSS) against a 100% confidence call (95-100% tier). The model correctly anticipated downside risk; both the earnings miss and the market reaction aligned with the 95-100% tier prediction.</w:t>
+        <w:t>AMZN beat EPS estimates by +68.5% (reported $2.78 vs $1.65 expected). The position returned +2.8% (WIN) against a 100% confidence call (95-100% tier). The model was well-calibrated — it correctly identified the earnings beat and the market confirmed it.</w:t>
       </w:r>
     </w:p>
     <w:p>
@@ -448,7 +448,7 @@
         <w:rPr>
           <w:color w:val="C62828"/>
         </w:rPr>
-        <w:t>SOFI — SoFi Technologies, Inc.  (LOSS)</w:t>
+        <w:t>META — Meta Platforms, Inc.  (LOSS)</w:t>
       </w:r>
     </w:p>
     <w:p>
@@ -468,7 +468,7 @@
         <w:t xml:space="preserve">Exit: </w:t>
       </w:r>
       <w:r>
-        <w:t xml:space="preserve">2026-04-29   </w:t>
+        <w:t xml:space="preserve">2026-04-30   </w:t>
       </w:r>
       <w:r>
         <w:rPr>
@@ -488,7 +488,7 @@
         <w:t xml:space="preserve">Entry: </w:t>
       </w:r>
       <w:r>
-        <w:t xml:space="preserve">$19.39   </w:t>
+        <w:t xml:space="preserve">$681.16   </w:t>
       </w:r>
       <w:r>
         <w:rPr>
@@ -497,7 +497,7 @@
         <w:t xml:space="preserve">Exit: </w:t>
       </w:r>
       <w:r>
-        <w:t xml:space="preserve">$15.79   </w:t>
+        <w:t xml:space="preserve">$606.40   </w:t>
       </w:r>
       <w:r>
         <w:rPr>
@@ -506,7 +506,7 @@
         <w:t xml:space="preserve">P&amp;L: </w:t>
       </w:r>
       <w:r>
-        <w:t>$-276.86 (-18.6%)</w:t>
+        <w:t>$-149.52 (-11.0%)</w:t>
       </w:r>
     </w:p>
     <w:p>
@@ -517,7 +517,7 @@
         <w:t xml:space="preserve">EPS: </w:t>
       </w:r>
       <w:r>
-        <w:t>not available</w:t>
+        <w:t>$7.31 reported vs $6.82 est (+7.2%) — BEAT</w:t>
       </w:r>
     </w:p>
     <w:p>
@@ -528,7 +528,7 @@
         <w:t xml:space="preserve">Call quality: </w:t>
       </w:r>
       <w:r>
-        <w:t>Unverified</w:t>
+        <w:t>Algorithm missed the call ✗</w:t>
       </w:r>
     </w:p>
     <w:p>
@@ -539,7 +539,7 @@
         <w:t xml:space="preserve">Analysis: </w:t>
       </w:r>
       <w:r>
-        <w:t>SOFI earnings results not yet confirmed in data feed. The position returned -18.6% (LOSS) against a 100% confidence call (95-100% tier). Accuracy against estimates could not be verified — trade result logged for manual review.</w:t>
+        <w:t>META beat EPS estimates by +7.2% (reported $7.31 vs $6.82 expected). The position returned -11.0% (LOSS) against a 100% confidence call (95-100% tier). The model correctly identified the earnings beat but the market reacted negatively — possible guidance concerns or valuation resistance not captured in the scoring model.</w:t>
       </w:r>
     </w:p>
     <w:p>
@@ -558,7 +558,7 @@
         <w:rPr>
           <w:color w:val="2E7D32"/>
         </w:rPr>
-        <w:t>V — Visa Inc.  (WIN)</w:t>
+        <w:t>QCOM — QUALCOMM Incorporated  (WIN)</w:t>
       </w:r>
     </w:p>
     <w:p>
@@ -569,7 +569,7 @@
         <w:t xml:space="preserve">Earnings date: </w:t>
       </w:r>
       <w:r>
-        <w:t xml:space="preserve">2026-04-28   </w:t>
+        <w:t xml:space="preserve">2026-04-29   </w:t>
       </w:r>
       <w:r>
         <w:rPr>
@@ -578,7 +578,7 @@
         <w:t xml:space="preserve">Exit: </w:t>
       </w:r>
       <w:r>
-        <w:t xml:space="preserve">2026-04-29   </w:t>
+        <w:t xml:space="preserve">2026-04-30   </w:t>
       </w:r>
       <w:r>
         <w:rPr>
@@ -587,7 +587,7 @@
         <w:t xml:space="preserve">Confidence: </w:t>
       </w:r>
       <w:r>
-        <w:t>85% (85-94%)</w:t>
+        <w:t>90% (85-94%)</w:t>
       </w:r>
     </w:p>
     <w:p>
@@ -598,7 +598,7 @@
         <w:t xml:space="preserve">Entry: </w:t>
       </w:r>
       <w:r>
-        <w:t xml:space="preserve">$317.31   </w:t>
+        <w:t xml:space="preserve">$136.54   </w:t>
       </w:r>
       <w:r>
         <w:rPr>
@@ -607,7 +607,7 @@
         <w:t xml:space="preserve">Exit: </w:t>
       </w:r>
       <w:r>
-        <w:t xml:space="preserve">$336.10   </w:t>
+        <w:t xml:space="preserve">$183.15   </w:t>
       </w:r>
       <w:r>
         <w:rPr>
@@ -616,7 +616,7 @@
         <w:t xml:space="preserve">P&amp;L: </w:t>
       </w:r>
       <w:r>
-        <w:t>$+18.79 (+5.9%)</w:t>
+        <w:t>$+326.30 (+34.1%)</w:t>
       </w:r>
     </w:p>
     <w:p>
@@ -627,7 +627,7 @@
         <w:t xml:space="preserve">EPS: </w:t>
       </w:r>
       <w:r>
-        <w:t>$3.31 reported vs $3.10 est (+6.8%) — BEAT</w:t>
+        <w:t>$2.65 reported vs $2.56 est (+3.5%) — BEAT</w:t>
       </w:r>
     </w:p>
     <w:p>
@@ -649,7 +649,7 @@
         <w:t xml:space="preserve">Analysis: </w:t>
       </w:r>
       <w:r>
-        <w:t>V beat EPS estimates by +6.8% (reported $3.31 vs $3.10 expected). The position returned +5.9% (WIN) against a 85% confidence call (85-94% tier). The model was well-calibrated — it correctly identified the earnings beat and the market confirmed it.</w:t>
+        <w:t>QCOM beat EPS estimates by +3.5% (reported $2.65 vs $2.56 expected). The position returned +34.1% (WIN) against a 90% confidence call (85-94% tier). The model was well-calibrated — it correctly identified the earnings beat and the market confirmed it.</w:t>
       </w:r>
     </w:p>
     <w:p>
@@ -668,7 +668,7 @@
         <w:rPr>
           <w:color w:val="C62828"/>
         </w:rPr>
-        <w:t>ABBV — AbbVie Inc.  (LOSS)</w:t>
+        <w:t>MRK — Merck &amp; Co., Inc.  (LOSS)</w:t>
       </w:r>
     </w:p>
     <w:p>
@@ -679,7 +679,7 @@
         <w:t xml:space="preserve">Earnings date: </w:t>
       </w:r>
       <w:r>
-        <w:t xml:space="preserve">2026-04-29   </w:t>
+        <w:t xml:space="preserve">2026-04-30   </w:t>
       </w:r>
       <w:r>
         <w:rPr>
@@ -688,7 +688,7 @@
         <w:t xml:space="preserve">Exit: </w:t>
       </w:r>
       <w:r>
-        <w:t xml:space="preserve">2026-04-29   </w:t>
+        <w:t xml:space="preserve">2026-04-30   </w:t>
       </w:r>
       <w:r>
         <w:rPr>
@@ -708,7 +708,7 @@
         <w:t xml:space="preserve">Entry: </w:t>
       </w:r>
       <w:r>
-        <w:t xml:space="preserve">$207.46   </w:t>
+        <w:t xml:space="preserve">$118.35   </w:t>
       </w:r>
       <w:r>
         <w:rPr>
@@ -717,7 +717,7 @@
         <w:t xml:space="preserve">Exit: </w:t>
       </w:r>
       <w:r>
-        <w:t xml:space="preserve">$204.03   </w:t>
+        <w:t xml:space="preserve">$110.29   </w:t>
       </w:r>
       <w:r>
         <w:rPr>
@@ -726,7 +726,7 @@
         <w:t xml:space="preserve">P&amp;L: </w:t>
       </w:r>
       <w:r>
-        <w:t>$-6.86 (-1.6%)</w:t>
+        <w:t>$-32.25 (-6.8%)</w:t>
       </w:r>
     </w:p>
     <w:p>
@@ -759,7 +759,887 @@
         <w:t xml:space="preserve">Analysis: </w:t>
       </w:r>
       <w:r>
-        <w:t>ABBV earnings results not yet confirmed in data feed. The position returned -1.6% (LOSS) against a 85% confidence call (85-94% tier). Accuracy against estimates could not be verified — trade result logged for manual review.</w:t>
+        <w:t>MRK earnings results not yet confirmed in data feed. The position returned -6.8% (LOSS) against a 85% confidence call (85-94% tier). Accuracy against estimates could not be verified — trade result logged for manual review.</w:t>
+      </w:r>
+    </w:p>
+    <w:p>
+      <w:pPr>
+        <w:jc w:val="center"/>
+      </w:pPr>
+      <w:r>
+        <w:t>────────────────────────────────────────────────────────────</w:t>
+      </w:r>
+    </w:p>
+    <w:p>
+      <w:pPr>
+        <w:pStyle w:val="Heading2"/>
+      </w:pPr>
+      <w:r>
+        <w:rPr>
+          <w:color w:val="C62828"/>
+        </w:rPr>
+        <w:t>MSFT — Microsoft Corporation  (LOSS)</w:t>
+      </w:r>
+    </w:p>
+    <w:p>
+      <w:r>
+        <w:rPr>
+          <w:b/>
+        </w:rPr>
+        <w:t xml:space="preserve">Earnings date: </w:t>
+      </w:r>
+      <w:r>
+        <w:t xml:space="preserve">2026-04-29   </w:t>
+      </w:r>
+      <w:r>
+        <w:rPr>
+          <w:b/>
+        </w:rPr>
+        <w:t xml:space="preserve">Exit: </w:t>
+      </w:r>
+      <w:r>
+        <w:t xml:space="preserve">2026-04-30   </w:t>
+      </w:r>
+      <w:r>
+        <w:rPr>
+          <w:b/>
+        </w:rPr>
+        <w:t xml:space="preserve">Confidence: </w:t>
+      </w:r>
+      <w:r>
+        <w:t>90% (85-94%)</w:t>
+      </w:r>
+    </w:p>
+    <w:p>
+      <w:r>
+        <w:rPr>
+          <w:b/>
+        </w:rPr>
+        <w:t xml:space="preserve">Entry: </w:t>
+      </w:r>
+      <w:r>
+        <w:t xml:space="preserve">$417.60   </w:t>
+      </w:r>
+      <w:r>
+        <w:rPr>
+          <w:b/>
+        </w:rPr>
+        <w:t xml:space="preserve">Exit: </w:t>
+      </w:r>
+      <w:r>
+        <w:t xml:space="preserve">$402.78   </w:t>
+      </w:r>
+      <w:r>
+        <w:rPr>
+          <w:b/>
+        </w:rPr>
+        <w:t xml:space="preserve">P&amp;L: </w:t>
+      </w:r>
+      <w:r>
+        <w:t>$-29.64 (-3.5%)</w:t>
+      </w:r>
+    </w:p>
+    <w:p>
+      <w:r>
+        <w:rPr>
+          <w:b/>
+        </w:rPr>
+        <w:t xml:space="preserve">EPS: </w:t>
+      </w:r>
+      <w:r>
+        <w:t>$4.27 reported vs $4.06 est (+5.2%) — BEAT</w:t>
+      </w:r>
+    </w:p>
+    <w:p>
+      <w:r>
+        <w:rPr>
+          <w:b/>
+        </w:rPr>
+        <w:t xml:space="preserve">Call quality: </w:t>
+      </w:r>
+      <w:r>
+        <w:t>Algorithm missed the call ✗</w:t>
+      </w:r>
+    </w:p>
+    <w:p>
+      <w:r>
+        <w:rPr>
+          <w:b/>
+        </w:rPr>
+        <w:t xml:space="preserve">Analysis: </w:t>
+      </w:r>
+      <w:r>
+        <w:t>MSFT beat EPS estimates by +5.2% (reported $4.27 vs $4.06 expected). The position returned -3.5% (LOSS) against a 90% confidence call (85-94% tier). The model correctly identified the earnings beat but the market reacted negatively — possible guidance concerns or valuation resistance not captured in the scoring model.</w:t>
+      </w:r>
+    </w:p>
+    <w:p>
+      <w:pPr>
+        <w:jc w:val="center"/>
+      </w:pPr>
+      <w:r>
+        <w:t>────────────────────────────────────────────────────────────</w:t>
+      </w:r>
+    </w:p>
+    <w:p>
+      <w:pPr>
+        <w:pStyle w:val="Heading2"/>
+      </w:pPr>
+      <w:r>
+        <w:rPr>
+          <w:color w:val="C62828"/>
+        </w:rPr>
+        <w:t>MA — Mastercard Incorporated  (LOSS)</w:t>
+      </w:r>
+    </w:p>
+    <w:p>
+      <w:r>
+        <w:rPr>
+          <w:b/>
+        </w:rPr>
+        <w:t xml:space="preserve">Earnings date: </w:t>
+      </w:r>
+      <w:r>
+        <w:t xml:space="preserve">2026-04-30   </w:t>
+      </w:r>
+      <w:r>
+        <w:rPr>
+          <w:b/>
+        </w:rPr>
+        <w:t xml:space="preserve">Exit: </w:t>
+      </w:r>
+      <w:r>
+        <w:t xml:space="preserve">2026-04-30   </w:t>
+      </w:r>
+      <w:r>
+        <w:rPr>
+          <w:b/>
+        </w:rPr>
+        <w:t xml:space="preserve">Confidence: </w:t>
+      </w:r>
+      <w:r>
+        <w:t>85% (85-94%)</w:t>
+      </w:r>
+    </w:p>
+    <w:p>
+      <w:r>
+        <w:rPr>
+          <w:b/>
+        </w:rPr>
+        <w:t xml:space="preserve">Entry: </w:t>
+      </w:r>
+      <w:r>
+        <w:t xml:space="preserve">$515.26   </w:t>
+      </w:r>
+      <w:r>
+        <w:rPr>
+          <w:b/>
+        </w:rPr>
+        <w:t xml:space="preserve">Exit: </w:t>
+      </w:r>
+      <w:r>
+        <w:t xml:space="preserve">$507.84   </w:t>
+      </w:r>
+      <w:r>
+        <w:rPr>
+          <w:b/>
+        </w:rPr>
+        <w:t xml:space="preserve">P&amp;L: </w:t>
+      </w:r>
+      <w:r>
+        <w:t>$-7.42 (-1.4%)</w:t>
+      </w:r>
+    </w:p>
+    <w:p>
+      <w:r>
+        <w:rPr>
+          <w:b/>
+        </w:rPr>
+        <w:t xml:space="preserve">EPS: </w:t>
+      </w:r>
+      <w:r>
+        <w:t>not available</w:t>
+      </w:r>
+    </w:p>
+    <w:p>
+      <w:r>
+        <w:rPr>
+          <w:b/>
+        </w:rPr>
+        <w:t xml:space="preserve">Call quality: </w:t>
+      </w:r>
+      <w:r>
+        <w:t>Unverified</w:t>
+      </w:r>
+    </w:p>
+    <w:p>
+      <w:r>
+        <w:rPr>
+          <w:b/>
+        </w:rPr>
+        <w:t xml:space="preserve">Analysis: </w:t>
+      </w:r>
+      <w:r>
+        <w:t>MA earnings results not yet confirmed in data feed. The position returned -1.4% (LOSS) against a 85% confidence call (85-94% tier). Accuracy against estimates could not be verified — trade result logged for manual review.</w:t>
+      </w:r>
+    </w:p>
+    <w:p>
+      <w:pPr>
+        <w:jc w:val="center"/>
+      </w:pPr>
+      <w:r>
+        <w:t>────────────────────────────────────────────────────────────</w:t>
+      </w:r>
+    </w:p>
+    <w:p>
+      <w:pPr>
+        <w:pStyle w:val="Heading2"/>
+      </w:pPr>
+      <w:r>
+        <w:rPr>
+          <w:color w:val="2E7D32"/>
+        </w:rPr>
+        <w:t>CAT — Caterpillar Inc.  (WIN)</w:t>
+      </w:r>
+    </w:p>
+    <w:p>
+      <w:r>
+        <w:rPr>
+          <w:b/>
+        </w:rPr>
+        <w:t xml:space="preserve">Earnings date: </w:t>
+      </w:r>
+      <w:r>
+        <w:t xml:space="preserve">2026-04-30   </w:t>
+      </w:r>
+      <w:r>
+        <w:rPr>
+          <w:b/>
+        </w:rPr>
+        <w:t xml:space="preserve">Exit: </w:t>
+      </w:r>
+      <w:r>
+        <w:t xml:space="preserve">2026-04-30   </w:t>
+      </w:r>
+      <w:r>
+        <w:rPr>
+          <w:b/>
+        </w:rPr>
+        <w:t xml:space="preserve">Confidence: </w:t>
+      </w:r>
+      <w:r>
+        <w:t>70% (70-84%)</w:t>
+      </w:r>
+    </w:p>
+    <w:p>
+      <w:r>
+        <w:rPr>
+          <w:b/>
+        </w:rPr>
+        <w:t xml:space="preserve">Entry: </w:t>
+      </w:r>
+      <w:r>
+        <w:t xml:space="preserve">$796.49   </w:t>
+      </w:r>
+      <w:r>
+        <w:rPr>
+          <w:b/>
+        </w:rPr>
+        <w:t xml:space="preserve">Exit: </w:t>
+      </w:r>
+      <w:r>
+        <w:t xml:space="preserve">$890.03   </w:t>
+      </w:r>
+      <w:r>
+        <w:rPr>
+          <w:b/>
+        </w:rPr>
+        <w:t xml:space="preserve">P&amp;L: </w:t>
+      </w:r>
+      <w:r>
+        <w:t>$+93.54 (+11.7%)</w:t>
+      </w:r>
+    </w:p>
+    <w:p>
+      <w:r>
+        <w:rPr>
+          <w:b/>
+        </w:rPr>
+        <w:t xml:space="preserve">EPS: </w:t>
+      </w:r>
+      <w:r>
+        <w:t>$5.54 reported vs $4.64 est (+19.4%) — BEAT</w:t>
+      </w:r>
+    </w:p>
+    <w:p>
+      <w:r>
+        <w:rPr>
+          <w:b/>
+        </w:rPr>
+        <w:t xml:space="preserve">Call quality: </w:t>
+      </w:r>
+      <w:r>
+        <w:t>Algorithm aced the call ✓</w:t>
+      </w:r>
+    </w:p>
+    <w:p>
+      <w:r>
+        <w:rPr>
+          <w:b/>
+        </w:rPr>
+        <w:t xml:space="preserve">Analysis: </w:t>
+      </w:r>
+      <w:r>
+        <w:t>CAT beat EPS estimates by +19.4% (reported $5.54 vs $4.64 expected). The position returned +11.7% (WIN) against a 70% confidence call (70-84% tier). The model was well-calibrated — it correctly identified the earnings beat and the market confirmed it.</w:t>
+      </w:r>
+    </w:p>
+    <w:p>
+      <w:pPr>
+        <w:jc w:val="center"/>
+      </w:pPr>
+      <w:r>
+        <w:t>────────────────────────────────────────────────────────────</w:t>
+      </w:r>
+    </w:p>
+    <w:p>
+      <w:pPr>
+        <w:pStyle w:val="Heading2"/>
+      </w:pPr>
+      <w:r>
+        <w:rPr>
+          <w:color w:val="C62828"/>
+        </w:rPr>
+        <w:t>BKNG — Booking Holdings Inc.  (LOSS)</w:t>
+      </w:r>
+    </w:p>
+    <w:p>
+      <w:r>
+        <w:rPr>
+          <w:b/>
+        </w:rPr>
+        <w:t xml:space="preserve">Earnings date: </w:t>
+      </w:r>
+      <w:r>
+        <w:t xml:space="preserve">2026-04-28   </w:t>
+      </w:r>
+      <w:r>
+        <w:rPr>
+          <w:b/>
+        </w:rPr>
+        <w:t xml:space="preserve">Exit: </w:t>
+      </w:r>
+      <w:r>
+        <w:t xml:space="preserve">2026-04-29   </w:t>
+      </w:r>
+      <w:r>
+        <w:rPr>
+          <w:b/>
+        </w:rPr>
+        <w:t xml:space="preserve">Confidence: </w:t>
+      </w:r>
+      <w:r>
+        <w:t>100% (95-100%)</w:t>
+      </w:r>
+    </w:p>
+    <w:p>
+      <w:r>
+        <w:rPr>
+          <w:b/>
+        </w:rPr>
+        <w:t xml:space="preserve">Entry: </w:t>
+      </w:r>
+      <w:r>
+        <w:t xml:space="preserve">$192.46   </w:t>
+      </w:r>
+      <w:r>
+        <w:rPr>
+          <w:b/>
+        </w:rPr>
+        <w:t xml:space="preserve">Exit: </w:t>
+      </w:r>
+      <w:r>
+        <w:t xml:space="preserve">$173.08   </w:t>
+      </w:r>
+      <w:r>
+        <w:rPr>
+          <w:b/>
+        </w:rPr>
+        <w:t xml:space="preserve">P&amp;L: </w:t>
+      </w:r>
+      <w:r>
+        <w:t>$-135.66 (-10.1%)</w:t>
+      </w:r>
+    </w:p>
+    <w:p>
+      <w:r>
+        <w:rPr>
+          <w:b/>
+        </w:rPr>
+        <w:t xml:space="preserve">EPS: </w:t>
+      </w:r>
+      <w:r>
+        <w:t>$1.14 reported vs $1.08 est (+5.6%) — BEAT</w:t>
+      </w:r>
+    </w:p>
+    <w:p>
+      <w:r>
+        <w:rPr>
+          <w:b/>
+        </w:rPr>
+        <w:t xml:space="preserve">Call quality: </w:t>
+      </w:r>
+      <w:r>
+        <w:t>Algorithm missed the call ✗</w:t>
+      </w:r>
+    </w:p>
+    <w:p>
+      <w:r>
+        <w:rPr>
+          <w:b/>
+        </w:rPr>
+        <w:t xml:space="preserve">Analysis: </w:t>
+      </w:r>
+      <w:r>
+        <w:t>BKNG beat EPS estimates by +5.6% (reported $1.14 vs $1.08 expected). The position returned -10.1% (LOSS) against a 100% confidence call (95-100% tier). The model correctly identified the earnings beat but the market reacted negatively — possible guidance concerns or valuation resistance not captured in the scoring model.</w:t>
+      </w:r>
+    </w:p>
+    <w:p>
+      <w:pPr>
+        <w:jc w:val="center"/>
+      </w:pPr>
+      <w:r>
+        <w:t>────────────────────────────────────────────────────────────</w:t>
+      </w:r>
+    </w:p>
+    <w:p>
+      <w:pPr>
+        <w:pStyle w:val="Heading2"/>
+      </w:pPr>
+      <w:r>
+        <w:rPr>
+          <w:color w:val="C62828"/>
+        </w:rPr>
+        <w:t>HOOD — Robinhood Markets, Inc.  (LOSS)</w:t>
+      </w:r>
+    </w:p>
+    <w:p>
+      <w:r>
+        <w:rPr>
+          <w:b/>
+        </w:rPr>
+        <w:t xml:space="preserve">Earnings date: </w:t>
+      </w:r>
+      <w:r>
+        <w:t xml:space="preserve">2026-04-28   </w:t>
+      </w:r>
+      <w:r>
+        <w:rPr>
+          <w:b/>
+        </w:rPr>
+        <w:t xml:space="preserve">Exit: </w:t>
+      </w:r>
+      <w:r>
+        <w:t xml:space="preserve">2026-04-29   </w:t>
+      </w:r>
+      <w:r>
+        <w:rPr>
+          <w:b/>
+        </w:rPr>
+        <w:t xml:space="preserve">Confidence: </w:t>
+      </w:r>
+      <w:r>
+        <w:t>100% (95-100%)</w:t>
+      </w:r>
+    </w:p>
+    <w:p>
+      <w:r>
+        <w:rPr>
+          <w:b/>
+        </w:rPr>
+        <w:t xml:space="preserve">Entry: </w:t>
+      </w:r>
+      <w:r>
+        <w:t xml:space="preserve">$89.87   </w:t>
+      </w:r>
+      <w:r>
+        <w:rPr>
+          <w:b/>
+        </w:rPr>
+        <w:t xml:space="preserve">Exit: </w:t>
+      </w:r>
+      <w:r>
+        <w:t xml:space="preserve">$70.64   </w:t>
+      </w:r>
+      <w:r>
+        <w:rPr>
+          <w:b/>
+        </w:rPr>
+        <w:t xml:space="preserve">P&amp;L: </w:t>
+      </w:r>
+      <w:r>
+        <w:t>$-307.79 (-21.4%)</w:t>
+      </w:r>
+    </w:p>
+    <w:p>
+      <w:r>
+        <w:rPr>
+          <w:b/>
+        </w:rPr>
+        <w:t xml:space="preserve">EPS: </w:t>
+      </w:r>
+      <w:r>
+        <w:t>$0.38 reported vs $0.39 est (-2.6%) — MISS</w:t>
+      </w:r>
+    </w:p>
+    <w:p>
+      <w:r>
+        <w:rPr>
+          <w:b/>
+        </w:rPr>
+        <w:t xml:space="preserve">Call quality: </w:t>
+      </w:r>
+      <w:r>
+        <w:t>Algorithm aced the call ✓</w:t>
+      </w:r>
+    </w:p>
+    <w:p>
+      <w:r>
+        <w:rPr>
+          <w:b/>
+        </w:rPr>
+        <w:t xml:space="preserve">Analysis: </w:t>
+      </w:r>
+      <w:r>
+        <w:t>HOOD missed EPS estimates by 2.6% (reported $0.38 vs $0.39 expected). The position returned -21.4% (LOSS) against a 100% confidence call (95-100% tier). The model correctly anticipated downside risk; both the earnings miss and the market reaction aligned with the 95-100% tier prediction.</w:t>
+      </w:r>
+    </w:p>
+    <w:p>
+      <w:pPr>
+        <w:jc w:val="center"/>
+      </w:pPr>
+      <w:r>
+        <w:t>────────────────────────────────────────────────────────────</w:t>
+      </w:r>
+    </w:p>
+    <w:p>
+      <w:pPr>
+        <w:pStyle w:val="Heading2"/>
+      </w:pPr>
+      <w:r>
+        <w:rPr>
+          <w:color w:val="C62828"/>
+        </w:rPr>
+        <w:t>SOFI — SoFi Technologies, Inc.  (LOSS)</w:t>
+      </w:r>
+    </w:p>
+    <w:p>
+      <w:r>
+        <w:rPr>
+          <w:b/>
+        </w:rPr>
+        <w:t xml:space="preserve">Earnings date: </w:t>
+      </w:r>
+      <w:r>
+        <w:t xml:space="preserve">2026-04-29   </w:t>
+      </w:r>
+      <w:r>
+        <w:rPr>
+          <w:b/>
+        </w:rPr>
+        <w:t xml:space="preserve">Exit: </w:t>
+      </w:r>
+      <w:r>
+        <w:t xml:space="preserve">2026-04-29   </w:t>
+      </w:r>
+      <w:r>
+        <w:rPr>
+          <w:b/>
+        </w:rPr>
+        <w:t xml:space="preserve">Confidence: </w:t>
+      </w:r>
+      <w:r>
+        <w:t>100% (95-100%)</w:t>
+      </w:r>
+    </w:p>
+    <w:p>
+      <w:r>
+        <w:rPr>
+          <w:b/>
+        </w:rPr>
+        <w:t xml:space="preserve">Entry: </w:t>
+      </w:r>
+      <w:r>
+        <w:t xml:space="preserve">$19.39   </w:t>
+      </w:r>
+      <w:r>
+        <w:rPr>
+          <w:b/>
+        </w:rPr>
+        <w:t xml:space="preserve">Exit: </w:t>
+      </w:r>
+      <w:r>
+        <w:t xml:space="preserve">$15.79   </w:t>
+      </w:r>
+      <w:r>
+        <w:rPr>
+          <w:b/>
+        </w:rPr>
+        <w:t xml:space="preserve">P&amp;L: </w:t>
+      </w:r>
+      <w:r>
+        <w:t>$-276.86 (-18.6%)</w:t>
+      </w:r>
+    </w:p>
+    <w:p>
+      <w:r>
+        <w:rPr>
+          <w:b/>
+        </w:rPr>
+        <w:t xml:space="preserve">EPS: </w:t>
+      </w:r>
+      <w:r>
+        <w:t>$0.12 reported vs $0.12 est (+0.0%) — MISS</w:t>
+      </w:r>
+    </w:p>
+    <w:p>
+      <w:r>
+        <w:rPr>
+          <w:b/>
+        </w:rPr>
+        <w:t xml:space="preserve">Call quality: </w:t>
+      </w:r>
+      <w:r>
+        <w:t>Algorithm aced the call ✓</w:t>
+      </w:r>
+    </w:p>
+    <w:p>
+      <w:r>
+        <w:rPr>
+          <w:b/>
+        </w:rPr>
+        <w:t xml:space="preserve">Analysis: </w:t>
+      </w:r>
+      <w:r>
+        <w:t>SOFI missed EPS estimates by 0.0% (reported $0.12 vs $0.12 expected). The position returned -18.6% (LOSS) against a 100% confidence call (95-100% tier). The model correctly anticipated downside risk; both the earnings miss and the market reaction aligned with the 95-100% tier prediction.</w:t>
+      </w:r>
+    </w:p>
+    <w:p>
+      <w:pPr>
+        <w:jc w:val="center"/>
+      </w:pPr>
+      <w:r>
+        <w:t>────────────────────────────────────────────────────────────</w:t>
+      </w:r>
+    </w:p>
+    <w:p>
+      <w:pPr>
+        <w:pStyle w:val="Heading2"/>
+      </w:pPr>
+      <w:r>
+        <w:rPr>
+          <w:color w:val="2E7D32"/>
+        </w:rPr>
+        <w:t>V — Visa Inc.  (WIN)</w:t>
+      </w:r>
+    </w:p>
+    <w:p>
+      <w:r>
+        <w:rPr>
+          <w:b/>
+        </w:rPr>
+        <w:t xml:space="preserve">Earnings date: </w:t>
+      </w:r>
+      <w:r>
+        <w:t xml:space="preserve">2026-04-28   </w:t>
+      </w:r>
+      <w:r>
+        <w:rPr>
+          <w:b/>
+        </w:rPr>
+        <w:t xml:space="preserve">Exit: </w:t>
+      </w:r>
+      <w:r>
+        <w:t xml:space="preserve">2026-04-29   </w:t>
+      </w:r>
+      <w:r>
+        <w:rPr>
+          <w:b/>
+        </w:rPr>
+        <w:t xml:space="preserve">Confidence: </w:t>
+      </w:r>
+      <w:r>
+        <w:t>85% (85-94%)</w:t>
+      </w:r>
+    </w:p>
+    <w:p>
+      <w:r>
+        <w:rPr>
+          <w:b/>
+        </w:rPr>
+        <w:t xml:space="preserve">Entry: </w:t>
+      </w:r>
+      <w:r>
+        <w:t xml:space="preserve">$317.31   </w:t>
+      </w:r>
+      <w:r>
+        <w:rPr>
+          <w:b/>
+        </w:rPr>
+        <w:t xml:space="preserve">Exit: </w:t>
+      </w:r>
+      <w:r>
+        <w:t xml:space="preserve">$336.10   </w:t>
+      </w:r>
+      <w:r>
+        <w:rPr>
+          <w:b/>
+        </w:rPr>
+        <w:t xml:space="preserve">P&amp;L: </w:t>
+      </w:r>
+      <w:r>
+        <w:t>$+18.79 (+5.9%)</w:t>
+      </w:r>
+    </w:p>
+    <w:p>
+      <w:r>
+        <w:rPr>
+          <w:b/>
+        </w:rPr>
+        <w:t xml:space="preserve">EPS: </w:t>
+      </w:r>
+      <w:r>
+        <w:t>$3.31 reported vs $3.10 est (+6.8%) — BEAT</w:t>
+      </w:r>
+    </w:p>
+    <w:p>
+      <w:r>
+        <w:rPr>
+          <w:b/>
+        </w:rPr>
+        <w:t xml:space="preserve">Call quality: </w:t>
+      </w:r>
+      <w:r>
+        <w:t>Algorithm aced the call ✓</w:t>
+      </w:r>
+    </w:p>
+    <w:p>
+      <w:r>
+        <w:rPr>
+          <w:b/>
+        </w:rPr>
+        <w:t xml:space="preserve">Analysis: </w:t>
+      </w:r>
+      <w:r>
+        <w:t>V beat EPS estimates by +6.8% (reported $3.31 vs $3.10 expected). The position returned +5.9% (WIN) against a 85% confidence call (85-94% tier). The model was well-calibrated — it correctly identified the earnings beat and the market confirmed it.</w:t>
+      </w:r>
+    </w:p>
+    <w:p>
+      <w:pPr>
+        <w:jc w:val="center"/>
+      </w:pPr>
+      <w:r>
+        <w:t>────────────────────────────────────────────────────────────</w:t>
+      </w:r>
+    </w:p>
+    <w:p>
+      <w:pPr>
+        <w:pStyle w:val="Heading2"/>
+      </w:pPr>
+      <w:r>
+        <w:rPr>
+          <w:color w:val="C62828"/>
+        </w:rPr>
+        <w:t>ABBV — AbbVie Inc.  (LOSS)</w:t>
+      </w:r>
+    </w:p>
+    <w:p>
+      <w:r>
+        <w:rPr>
+          <w:b/>
+        </w:rPr>
+        <w:t xml:space="preserve">Earnings date: </w:t>
+      </w:r>
+      <w:r>
+        <w:t xml:space="preserve">2026-04-29   </w:t>
+      </w:r>
+      <w:r>
+        <w:rPr>
+          <w:b/>
+        </w:rPr>
+        <w:t xml:space="preserve">Exit: </w:t>
+      </w:r>
+      <w:r>
+        <w:t xml:space="preserve">2026-04-29   </w:t>
+      </w:r>
+      <w:r>
+        <w:rPr>
+          <w:b/>
+        </w:rPr>
+        <w:t xml:space="preserve">Confidence: </w:t>
+      </w:r>
+      <w:r>
+        <w:t>85% (85-94%)</w:t>
+      </w:r>
+    </w:p>
+    <w:p>
+      <w:r>
+        <w:rPr>
+          <w:b/>
+        </w:rPr>
+        <w:t xml:space="preserve">Entry: </w:t>
+      </w:r>
+      <w:r>
+        <w:t xml:space="preserve">$207.46   </w:t>
+      </w:r>
+      <w:r>
+        <w:rPr>
+          <w:b/>
+        </w:rPr>
+        <w:t xml:space="preserve">Exit: </w:t>
+      </w:r>
+      <w:r>
+        <w:t xml:space="preserve">$204.03   </w:t>
+      </w:r>
+      <w:r>
+        <w:rPr>
+          <w:b/>
+        </w:rPr>
+        <w:t xml:space="preserve">P&amp;L: </w:t>
+      </w:r>
+      <w:r>
+        <w:t>$-6.86 (-1.6%)</w:t>
+      </w:r>
+    </w:p>
+    <w:p>
+      <w:r>
+        <w:rPr>
+          <w:b/>
+        </w:rPr>
+        <w:t xml:space="preserve">EPS: </w:t>
+      </w:r>
+      <w:r>
+        <w:t>$2.65 reported vs $2.67 est (-0.7%) — MISS</w:t>
+      </w:r>
+    </w:p>
+    <w:p>
+      <w:r>
+        <w:rPr>
+          <w:b/>
+        </w:rPr>
+        <w:t xml:space="preserve">Call quality: </w:t>
+      </w:r>
+      <w:r>
+        <w:t>Algorithm aced the call ✓</w:t>
+      </w:r>
+    </w:p>
+    <w:p>
+      <w:r>
+        <w:rPr>
+          <w:b/>
+        </w:rPr>
+        <w:t xml:space="preserve">Analysis: </w:t>
+      </w:r>
+      <w:r>
+        <w:t>ABBV missed EPS estimates by 0.7% (reported $2.65 vs $2.67 expected). The position returned -1.6% (LOSS) against a 85% confidence call (85-94% tier). The model correctly anticipated downside risk; both the earnings miss and the market reaction aligned with the 85-94% tier prediction.</w:t>
       </w:r>
     </w:p>
     <w:p>

--- a/data/earnings_calls_log.docx
+++ b/data/earnings_calls_log.docx
@@ -20,7 +20,7 @@
           <w:i/>
           <w:sz w:val="20"/>
         </w:rPr>
-        <w:t>Generated 2026-04-30 17:33 ET  |  32 calls logged</w:t>
+        <w:t>Generated 2026-05-01 17:26 ET  |  40 calls logged</w:t>
       </w:r>
     </w:p>
     <w:p>
@@ -102,7 +102,7 @@
           </w:tcPr>
           <w:p>
             <w:r>
-              <w:t>11</w:t>
+              <w:t>14</w:t>
             </w:r>
           </w:p>
         </w:tc>
@@ -112,7 +112,49 @@
           </w:tcPr>
           <w:p>
             <w:r>
-              <w:t>6</w:t>
+              <w:t>8</w:t>
+            </w:r>
+          </w:p>
+        </w:tc>
+        <w:tc>
+          <w:tcPr>
+            <w:tcW w:type="dxa" w:w="2160"/>
+          </w:tcPr>
+          <w:p>
+            <w:r>
+              <w:t>57%</w:t>
+            </w:r>
+          </w:p>
+        </w:tc>
+      </w:tr>
+      <w:tr>
+        <w:tc>
+          <w:tcPr>
+            <w:tcW w:type="dxa" w:w="2160"/>
+          </w:tcPr>
+          <w:p>
+            <w:r>
+              <w:t>85-94%</w:t>
+            </w:r>
+          </w:p>
+        </w:tc>
+        <w:tc>
+          <w:tcPr>
+            <w:tcW w:type="dxa" w:w="2160"/>
+          </w:tcPr>
+          <w:p>
+            <w:r>
+              <w:t>20</w:t>
+            </w:r>
+          </w:p>
+        </w:tc>
+        <w:tc>
+          <w:tcPr>
+            <w:tcW w:type="dxa" w:w="2160"/>
+          </w:tcPr>
+          <w:p>
+            <w:r>
+              <w:t>11</w:t>
             </w:r>
           </w:p>
         </w:tc>
@@ -134,48 +176,6 @@
           </w:tcPr>
           <w:p>
             <w:r>
-              <w:t>85-94%</w:t>
-            </w:r>
-          </w:p>
-        </w:tc>
-        <w:tc>
-          <w:tcPr>
-            <w:tcW w:type="dxa" w:w="2160"/>
-          </w:tcPr>
-          <w:p>
-            <w:r>
-              <w:t>17</w:t>
-            </w:r>
-          </w:p>
-        </w:tc>
-        <w:tc>
-          <w:tcPr>
-            <w:tcW w:type="dxa" w:w="2160"/>
-          </w:tcPr>
-          <w:p>
-            <w:r>
-              <w:t>9</w:t>
-            </w:r>
-          </w:p>
-        </w:tc>
-        <w:tc>
-          <w:tcPr>
-            <w:tcW w:type="dxa" w:w="2160"/>
-          </w:tcPr>
-          <w:p>
-            <w:r>
-              <w:t>53%</w:t>
-            </w:r>
-          </w:p>
-        </w:tc>
-      </w:tr>
-      <w:tr>
-        <w:tc>
-          <w:tcPr>
-            <w:tcW w:type="dxa" w:w="2160"/>
-          </w:tcPr>
-          <w:p>
-            <w:r>
               <w:t>70-84%</w:t>
             </w:r>
           </w:p>
@@ -186,7 +186,7 @@
           </w:tcPr>
           <w:p>
             <w:r>
-              <w:t>4</w:t>
+              <w:t>6</w:t>
             </w:r>
           </w:p>
         </w:tc>
@@ -206,7 +206,7 @@
           </w:tcPr>
           <w:p>
             <w:r>
-              <w:t>75%</w:t>
+              <w:t>50%</w:t>
             </w:r>
           </w:p>
         </w:tc>
@@ -228,7 +228,7 @@
         <w:rPr>
           <w:color w:val="2E7D32"/>
         </w:rPr>
-        <w:t>GOOGL — Alphabet Inc.  (WIN)</w:t>
+        <w:t>ROKU — Roku, Inc.  (WIN)</w:t>
       </w:r>
     </w:p>
     <w:p>
@@ -239,7 +239,7 @@
         <w:t xml:space="preserve">Earnings date: </w:t>
       </w:r>
       <w:r>
-        <w:t xml:space="preserve">2026-04-29   </w:t>
+        <w:t xml:space="preserve">2026-04-30   </w:t>
       </w:r>
       <w:r>
         <w:rPr>
@@ -248,7 +248,7 @@
         <w:t xml:space="preserve">Exit: </w:t>
       </w:r>
       <w:r>
-        <w:t xml:space="preserve">2026-04-30   </w:t>
+        <w:t xml:space="preserve">2026-05-01   </w:t>
       </w:r>
       <w:r>
         <w:rPr>
@@ -268,7 +268,7 @@
         <w:t xml:space="preserve">Entry: </w:t>
       </w:r>
       <w:r>
-        <w:t xml:space="preserve">$339.64   </w:t>
+        <w:t xml:space="preserve">$116.50   </w:t>
       </w:r>
       <w:r>
         <w:rPr>
@@ -277,7 +277,7 @@
         <w:t xml:space="preserve">Exit: </w:t>
       </w:r>
       <w:r>
-        <w:t xml:space="preserve">$373.82   </w:t>
+        <w:t xml:space="preserve">$125.05   </w:t>
       </w:r>
       <w:r>
         <w:rPr>
@@ -286,7 +286,7 @@
         <w:t xml:space="preserve">P&amp;L: </w:t>
       </w:r>
       <w:r>
-        <w:t>$+136.74 (+10.1%)</w:t>
+        <w:t>$+102.60 (+7.3%)</w:t>
       </w:r>
     </w:p>
     <w:p>
@@ -297,7 +297,7 @@
         <w:t xml:space="preserve">EPS: </w:t>
       </w:r>
       <w:r>
-        <w:t>$5.11 reported vs $2.67 est (+91.4%) — BEAT</w:t>
+        <w:t>$0.57 reported vs $0.35 est (+62.9%) — BEAT</w:t>
       </w:r>
     </w:p>
     <w:p>
@@ -319,7 +319,7 @@
         <w:t xml:space="preserve">Analysis: </w:t>
       </w:r>
       <w:r>
-        <w:t>GOOGL beat EPS estimates by +91.4% (reported $5.11 vs $2.67 expected). The position returned +10.1% (WIN) against a 100% confidence call (95-100% tier). The model was well-calibrated — it correctly identified the earnings beat and the market confirmed it.</w:t>
+        <w:t>ROKU beat EPS estimates by +62.9% (reported $0.57 vs $0.35 expected). The position returned +7.3% (WIN) against a 100% confidence call (95-100% tier). The model was well-calibrated — it correctly identified the earnings beat and the market confirmed it.</w:t>
       </w:r>
     </w:p>
     <w:p>
@@ -338,7 +338,7 @@
         <w:rPr>
           <w:color w:val="2E7D32"/>
         </w:rPr>
-        <w:t>AMZN — Amazon.com, Inc.  (WIN)</w:t>
+        <w:t>TWLO — Twilio Inc.  (WIN)</w:t>
       </w:r>
     </w:p>
     <w:p>
@@ -349,7 +349,7 @@
         <w:t xml:space="preserve">Earnings date: </w:t>
       </w:r>
       <w:r>
-        <w:t xml:space="preserve">2026-04-29   </w:t>
+        <w:t xml:space="preserve">2026-04-30   </w:t>
       </w:r>
       <w:r>
         <w:rPr>
@@ -358,7 +358,7 @@
         <w:t xml:space="preserve">Exit: </w:t>
       </w:r>
       <w:r>
-        <w:t xml:space="preserve">2026-04-30   </w:t>
+        <w:t xml:space="preserve">2026-05-01   </w:t>
       </w:r>
       <w:r>
         <w:rPr>
@@ -378,7 +378,7 @@
         <w:t xml:space="preserve">Entry: </w:t>
       </w:r>
       <w:r>
-        <w:t xml:space="preserve">$249.31   </w:t>
+        <w:t xml:space="preserve">$142.77   </w:t>
       </w:r>
       <w:r>
         <w:rPr>
@@ -387,7 +387,7 @@
         <w:t xml:space="preserve">Exit: </w:t>
       </w:r>
       <w:r>
-        <w:t xml:space="preserve">$256.31   </w:t>
+        <w:t xml:space="preserve">$175.84   </w:t>
       </w:r>
       <w:r>
         <w:rPr>
@@ -396,7 +396,7 @@
         <w:t xml:space="preserve">P&amp;L: </w:t>
       </w:r>
       <w:r>
-        <w:t>$+42.01 (+2.8%)</w:t>
+        <w:t>$+330.70 (+23.2%)</w:t>
       </w:r>
     </w:p>
     <w:p>
@@ -407,7 +407,7 @@
         <w:t xml:space="preserve">EPS: </w:t>
       </w:r>
       <w:r>
-        <w:t>$2.78 reported vs $1.65 est (+68.5%) — BEAT</w:t>
+        <w:t>$1.50 reported vs $1.27 est (+18.1%) — BEAT</w:t>
       </w:r>
     </w:p>
     <w:p>
@@ -429,7 +429,7 @@
         <w:t xml:space="preserve">Analysis: </w:t>
       </w:r>
       <w:r>
-        <w:t>AMZN beat EPS estimates by +68.5% (reported $2.78 vs $1.65 expected). The position returned +2.8% (WIN) against a 100% confidence call (95-100% tier). The model was well-calibrated — it correctly identified the earnings beat and the market confirmed it.</w:t>
+        <w:t>TWLO beat EPS estimates by +18.1% (reported $1.50 vs $1.27 expected). The position returned +23.2% (WIN) against a 100% confidence call (95-100% tier). The model was well-calibrated — it correctly identified the earnings beat and the market confirmed it.</w:t>
       </w:r>
     </w:p>
     <w:p>
@@ -448,7 +448,7 @@
         <w:rPr>
           <w:color w:val="C62828"/>
         </w:rPr>
-        <w:t>META — Meta Platforms, Inc.  (LOSS)</w:t>
+        <w:t>RBLX — Roblox Corporation  (LOSS)</w:t>
       </w:r>
     </w:p>
     <w:p>
@@ -459,7 +459,7 @@
         <w:t xml:space="preserve">Earnings date: </w:t>
       </w:r>
       <w:r>
-        <w:t xml:space="preserve">2026-04-29   </w:t>
+        <w:t xml:space="preserve">2026-04-30   </w:t>
       </w:r>
       <w:r>
         <w:rPr>
@@ -468,7 +468,7 @@
         <w:t xml:space="preserve">Exit: </w:t>
       </w:r>
       <w:r>
-        <w:t xml:space="preserve">2026-04-30   </w:t>
+        <w:t xml:space="preserve">2026-05-01   </w:t>
       </w:r>
       <w:r>
         <w:rPr>
@@ -488,7 +488,7 @@
         <w:t xml:space="preserve">Entry: </w:t>
       </w:r>
       <w:r>
-        <w:t xml:space="preserve">$681.16   </w:t>
+        <w:t xml:space="preserve">$60.90   </w:t>
       </w:r>
       <w:r>
         <w:rPr>
@@ -497,7 +497,7 @@
         <w:t xml:space="preserve">Exit: </w:t>
       </w:r>
       <w:r>
-        <w:t xml:space="preserve">$606.40   </w:t>
+        <w:t xml:space="preserve">$42.20   </w:t>
       </w:r>
       <w:r>
         <w:rPr>
@@ -506,7 +506,7 @@
         <w:t xml:space="preserve">P&amp;L: </w:t>
       </w:r>
       <w:r>
-        <w:t>$-149.52 (-11.0%)</w:t>
+        <w:t>$-467.50 (-30.7%)</w:t>
       </w:r>
     </w:p>
     <w:p>
@@ -517,7 +517,7 @@
         <w:t xml:space="preserve">EPS: </w:t>
       </w:r>
       <w:r>
-        <w:t>$7.31 reported vs $6.82 est (+7.2%) — BEAT</w:t>
+        <w:t>$-0.27 reported vs $-0.41 est (+34.1%) — BEAT</w:t>
       </w:r>
     </w:p>
     <w:p>
@@ -539,7 +539,7 @@
         <w:t xml:space="preserve">Analysis: </w:t>
       </w:r>
       <w:r>
-        <w:t>META beat EPS estimates by +7.2% (reported $7.31 vs $6.82 expected). The position returned -11.0% (LOSS) against a 100% confidence call (95-100% tier). The model correctly identified the earnings beat but the market reacted negatively — possible guidance concerns or valuation resistance not captured in the scoring model.</w:t>
+        <w:t>RBLX beat EPS estimates by +34.1% (reported $-0.27 vs $-0.41 expected). The position returned -30.7% (LOSS) against a 100% confidence call (95-100% tier). The model correctly identified the earnings beat but the market reacted negatively — possible guidance concerns or valuation resistance not captured in the scoring model.</w:t>
       </w:r>
     </w:p>
     <w:p>
@@ -558,7 +558,7 @@
         <w:rPr>
           <w:color w:val="2E7D32"/>
         </w:rPr>
-        <w:t>QCOM — QUALCOMM Incorporated  (WIN)</w:t>
+        <w:t>AAPL — Apple Inc.  (WIN)</w:t>
       </w:r>
     </w:p>
     <w:p>
@@ -569,7 +569,7 @@
         <w:t xml:space="preserve">Earnings date: </w:t>
       </w:r>
       <w:r>
-        <w:t xml:space="preserve">2026-04-29   </w:t>
+        <w:t xml:space="preserve">2026-04-30   </w:t>
       </w:r>
       <w:r>
         <w:rPr>
@@ -578,7 +578,7 @@
         <w:t xml:space="preserve">Exit: </w:t>
       </w:r>
       <w:r>
-        <w:t xml:space="preserve">2026-04-30   </w:t>
+        <w:t xml:space="preserve">2026-05-01   </w:t>
       </w:r>
       <w:r>
         <w:rPr>
@@ -598,7 +598,7 @@
         <w:t xml:space="preserve">Entry: </w:t>
       </w:r>
       <w:r>
-        <w:t xml:space="preserve">$136.54   </w:t>
+        <w:t xml:space="preserve">$272.36   </w:t>
       </w:r>
       <w:r>
         <w:rPr>
@@ -607,7 +607,7 @@
         <w:t xml:space="preserve">Exit: </w:t>
       </w:r>
       <w:r>
-        <w:t xml:space="preserve">$183.15   </w:t>
+        <w:t xml:space="preserve">$281.11   </w:t>
       </w:r>
       <w:r>
         <w:rPr>
@@ -616,7 +616,7 @@
         <w:t xml:space="preserve">P&amp;L: </w:t>
       </w:r>
       <w:r>
-        <w:t>$+326.30 (+34.1%)</w:t>
+        <w:t>$+26.27 (+3.2%)</w:t>
       </w:r>
     </w:p>
     <w:p>
@@ -627,7 +627,7 @@
         <w:t xml:space="preserve">EPS: </w:t>
       </w:r>
       <w:r>
-        <w:t>$2.65 reported vs $2.56 est (+3.5%) — BEAT</w:t>
+        <w:t>$2.01 reported vs $1.94 est (+3.6%) — BEAT</w:t>
       </w:r>
     </w:p>
     <w:p>
@@ -649,7 +649,7 @@
         <w:t xml:space="preserve">Analysis: </w:t>
       </w:r>
       <w:r>
-        <w:t>QCOM beat EPS estimates by +3.5% (reported $2.65 vs $2.56 expected). The position returned +34.1% (WIN) against a 90% confidence call (85-94% tier). The model was well-calibrated — it correctly identified the earnings beat and the market confirmed it.</w:t>
+        <w:t>AAPL beat EPS estimates by +3.6% (reported $2.01 vs $1.94 expected). The position returned +3.2% (WIN) against a 90% confidence call (85-94% tier). The model was well-calibrated — it correctly identified the earnings beat and the market confirmed it.</w:t>
       </w:r>
     </w:p>
     <w:p>
@@ -668,7 +668,7 @@
         <w:rPr>
           <w:color w:val="C62828"/>
         </w:rPr>
-        <w:t>MRK — Merck &amp; Co., Inc.  (LOSS)</w:t>
+        <w:t>SYK — Stryker Corporation  (LOSS)</w:t>
       </w:r>
     </w:p>
     <w:p>
@@ -688,7 +688,7 @@
         <w:t xml:space="preserve">Exit: </w:t>
       </w:r>
       <w:r>
-        <w:t xml:space="preserve">2026-04-30   </w:t>
+        <w:t xml:space="preserve">2026-05-01   </w:t>
       </w:r>
       <w:r>
         <w:rPr>
@@ -708,7 +708,7 @@
         <w:t xml:space="preserve">Entry: </w:t>
       </w:r>
       <w:r>
-        <w:t xml:space="preserve">$118.35   </w:t>
+        <w:t xml:space="preserve">$343.12   </w:t>
       </w:r>
       <w:r>
         <w:rPr>
@@ -717,7 +717,7 @@
         <w:t xml:space="preserve">Exit: </w:t>
       </w:r>
       <w:r>
-        <w:t xml:space="preserve">$110.29   </w:t>
+        <w:t xml:space="preserve">$308.00   </w:t>
       </w:r>
       <w:r>
         <w:rPr>
@@ -726,7 +726,7 @@
         <w:t xml:space="preserve">P&amp;L: </w:t>
       </w:r>
       <w:r>
-        <w:t>$-32.25 (-6.8%)</w:t>
+        <w:t>$-35.12 (-10.2%)</w:t>
       </w:r>
     </w:p>
     <w:p>
@@ -737,7 +737,7 @@
         <w:t xml:space="preserve">EPS: </w:t>
       </w:r>
       <w:r>
-        <w:t>not available</w:t>
+        <w:t>$1.93 reported vs $2.27 est (-15.0%) — MISS</w:t>
       </w:r>
     </w:p>
     <w:p>
@@ -748,7 +748,7 @@
         <w:t xml:space="preserve">Call quality: </w:t>
       </w:r>
       <w:r>
-        <w:t>Unverified</w:t>
+        <w:t>Algorithm aced the call ✓</w:t>
       </w:r>
     </w:p>
     <w:p>
@@ -759,7 +759,7 @@
         <w:t xml:space="preserve">Analysis: </w:t>
       </w:r>
       <w:r>
-        <w:t>MRK earnings results not yet confirmed in data feed. The position returned -6.8% (LOSS) against a 85% confidence call (85-94% tier). Accuracy against estimates could not be verified — trade result logged for manual review.</w:t>
+        <w:t>SYK missed EPS estimates by 15.0% (reported $1.93 vs $2.27 expected). The position returned -10.2% (LOSS) against a 85% confidence call (85-94% tier). The model correctly anticipated downside risk; both the earnings miss and the market reaction aligned with the 85-94% tier prediction.</w:t>
       </w:r>
     </w:p>
     <w:p>
@@ -776,9 +776,9 @@
       </w:pPr>
       <w:r>
         <w:rPr>
-          <w:color w:val="C62828"/>
-        </w:rPr>
-        <w:t>MSFT — Microsoft Corporation  (LOSS)</w:t>
+          <w:color w:val="2E7D32"/>
+        </w:rPr>
+        <w:t>XOM — Exxon Mobil Corporation  (WIN)</w:t>
       </w:r>
     </w:p>
     <w:p>
@@ -789,7 +789,7 @@
         <w:t xml:space="preserve">Earnings date: </w:t>
       </w:r>
       <w:r>
-        <w:t xml:space="preserve">2026-04-29   </w:t>
+        <w:t xml:space="preserve">2026-05-01   </w:t>
       </w:r>
       <w:r>
         <w:rPr>
@@ -798,7 +798,7 @@
         <w:t xml:space="preserve">Exit: </w:t>
       </w:r>
       <w:r>
-        <w:t xml:space="preserve">2026-04-30   </w:t>
+        <w:t xml:space="preserve">2026-05-01   </w:t>
       </w:r>
       <w:r>
         <w:rPr>
@@ -807,7 +807,7 @@
         <w:t xml:space="preserve">Confidence: </w:t>
       </w:r>
       <w:r>
-        <w:t>90% (85-94%)</w:t>
+        <w:t>70% (70-84%)</w:t>
       </w:r>
     </w:p>
     <w:p>
@@ -818,7 +818,7 @@
         <w:t xml:space="preserve">Entry: </w:t>
       </w:r>
       <w:r>
-        <w:t xml:space="preserve">$417.60   </w:t>
+        <w:t xml:space="preserve">$147.54   </w:t>
       </w:r>
       <w:r>
         <w:rPr>
@@ -827,7 +827,7 @@
         <w:t xml:space="preserve">Exit: </w:t>
       </w:r>
       <w:r>
-        <w:t xml:space="preserve">$402.78   </w:t>
+        <w:t xml:space="preserve">$151.33   </w:t>
       </w:r>
       <w:r>
         <w:rPr>
@@ -836,7 +836,7 @@
         <w:t xml:space="preserve">P&amp;L: </w:t>
       </w:r>
       <w:r>
-        <w:t>$-29.64 (-3.5%)</w:t>
+        <w:t>$+11.37 (+2.6%)</w:t>
       </w:r>
     </w:p>
     <w:p>
@@ -847,7 +847,7 @@
         <w:t xml:space="preserve">EPS: </w:t>
       </w:r>
       <w:r>
-        <w:t>$4.27 reported vs $4.06 est (+5.2%) — BEAT</w:t>
+        <w:t>not available</w:t>
       </w:r>
     </w:p>
     <w:p>
@@ -858,7 +858,7 @@
         <w:t xml:space="preserve">Call quality: </w:t>
       </w:r>
       <w:r>
-        <w:t>Algorithm missed the call ✗</w:t>
+        <w:t>Unverified</w:t>
       </w:r>
     </w:p>
     <w:p>
@@ -869,7 +869,7 @@
         <w:t xml:space="preserve">Analysis: </w:t>
       </w:r>
       <w:r>
-        <w:t>MSFT beat EPS estimates by +5.2% (reported $4.27 vs $4.06 expected). The position returned -3.5% (LOSS) against a 90% confidence call (85-94% tier). The model correctly identified the earnings beat but the market reacted negatively — possible guidance concerns or valuation resistance not captured in the scoring model.</w:t>
+        <w:t>XOM earnings results not yet confirmed in data feed. The position returned +2.6% (WIN) against a 70% confidence call (70-84% tier). Accuracy against estimates could not be verified — trade result logged for manual review.</w:t>
       </w:r>
     </w:p>
     <w:p>
@@ -886,9 +886,9 @@
       </w:pPr>
       <w:r>
         <w:rPr>
-          <w:color w:val="C62828"/>
-        </w:rPr>
-        <w:t>MA — Mastercard Incorporated  (LOSS)</w:t>
+          <w:color w:val="2E7D32"/>
+        </w:rPr>
+        <w:t>CVX — Chevron Corporation  (WIN)</w:t>
       </w:r>
     </w:p>
     <w:p>
@@ -899,7 +899,7 @@
         <w:t xml:space="preserve">Earnings date: </w:t>
       </w:r>
       <w:r>
-        <w:t xml:space="preserve">2026-04-30   </w:t>
+        <w:t xml:space="preserve">2026-05-01   </w:t>
       </w:r>
       <w:r>
         <w:rPr>
@@ -908,7 +908,7 @@
         <w:t xml:space="preserve">Exit: </w:t>
       </w:r>
       <w:r>
-        <w:t xml:space="preserve">2026-04-30   </w:t>
+        <w:t xml:space="preserve">2026-05-01   </w:t>
       </w:r>
       <w:r>
         <w:rPr>
@@ -917,7 +917,7 @@
         <w:t xml:space="preserve">Confidence: </w:t>
       </w:r>
       <w:r>
-        <w:t>85% (85-94%)</w:t>
+        <w:t>70% (70-84%)</w:t>
       </w:r>
     </w:p>
     <w:p>
@@ -928,7 +928,7 @@
         <w:t xml:space="preserve">Entry: </w:t>
       </w:r>
       <w:r>
-        <w:t xml:space="preserve">$515.26   </w:t>
+        <w:t xml:space="preserve">$185.20   </w:t>
       </w:r>
       <w:r>
         <w:rPr>
@@ -937,7 +937,7 @@
         <w:t xml:space="preserve">Exit: </w:t>
       </w:r>
       <w:r>
-        <w:t xml:space="preserve">$507.84   </w:t>
+        <w:t xml:space="preserve">$190.97   </w:t>
       </w:r>
       <w:r>
         <w:rPr>
@@ -946,7 +946,7 @@
         <w:t xml:space="preserve">P&amp;L: </w:t>
       </w:r>
       <w:r>
-        <w:t>$-7.42 (-1.4%)</w:t>
+        <w:t>$+11.53 (+3.1%)</w:t>
       </w:r>
     </w:p>
     <w:p>
@@ -979,7 +979,887 @@
         <w:t xml:space="preserve">Analysis: </w:t>
       </w:r>
       <w:r>
-        <w:t>MA earnings results not yet confirmed in data feed. The position returned -1.4% (LOSS) against a 85% confidence call (85-94% tier). Accuracy against estimates could not be verified — trade result logged for manual review.</w:t>
+        <w:t>CVX earnings results not yet confirmed in data feed. The position returned +3.1% (WIN) against a 70% confidence call (70-84% tier). Accuracy against estimates could not be verified — trade result logged for manual review.</w:t>
+      </w:r>
+    </w:p>
+    <w:p>
+      <w:pPr>
+        <w:jc w:val="center"/>
+      </w:pPr>
+      <w:r>
+        <w:t>────────────────────────────────────────────────────────────</w:t>
+      </w:r>
+    </w:p>
+    <w:p>
+      <w:pPr>
+        <w:pStyle w:val="Heading2"/>
+      </w:pPr>
+      <w:r>
+        <w:rPr>
+          <w:color w:val="2E7D32"/>
+        </w:rPr>
+        <w:t>LIN — Linde plc  (WIN)</w:t>
+      </w:r>
+    </w:p>
+    <w:p>
+      <w:r>
+        <w:rPr>
+          <w:b/>
+        </w:rPr>
+        <w:t xml:space="preserve">Earnings date: </w:t>
+      </w:r>
+      <w:r>
+        <w:t xml:space="preserve">2026-05-01   </w:t>
+      </w:r>
+      <w:r>
+        <w:rPr>
+          <w:b/>
+        </w:rPr>
+        <w:t xml:space="preserve">Exit: </w:t>
+      </w:r>
+      <w:r>
+        <w:t xml:space="preserve">2026-05-01   </w:t>
+      </w:r>
+      <w:r>
+        <w:rPr>
+          <w:b/>
+        </w:rPr>
+        <w:t xml:space="preserve">Confidence: </w:t>
+      </w:r>
+      <w:r>
+        <w:t>85% (85-94%)</w:t>
+      </w:r>
+    </w:p>
+    <w:p>
+      <w:r>
+        <w:rPr>
+          <w:b/>
+        </w:rPr>
+        <w:t xml:space="preserve">Entry: </w:t>
+      </w:r>
+      <w:r>
+        <w:t xml:space="preserve">$498.02   </w:t>
+      </w:r>
+      <w:r>
+        <w:rPr>
+          <w:b/>
+        </w:rPr>
+        <w:t xml:space="preserve">Exit: </w:t>
+      </w:r>
+      <w:r>
+        <w:t xml:space="preserve">$506.00   </w:t>
+      </w:r>
+      <w:r>
+        <w:rPr>
+          <w:b/>
+        </w:rPr>
+        <w:t xml:space="preserve">P&amp;L: </w:t>
+      </w:r>
+      <w:r>
+        <w:t>$+7.98 (+1.6%)</w:t>
+      </w:r>
+    </w:p>
+    <w:p>
+      <w:r>
+        <w:rPr>
+          <w:b/>
+        </w:rPr>
+        <w:t xml:space="preserve">EPS: </w:t>
+      </w:r>
+      <w:r>
+        <w:t>not available</w:t>
+      </w:r>
+    </w:p>
+    <w:p>
+      <w:r>
+        <w:rPr>
+          <w:b/>
+        </w:rPr>
+        <w:t xml:space="preserve">Call quality: </w:t>
+      </w:r>
+      <w:r>
+        <w:t>Unverified</w:t>
+      </w:r>
+    </w:p>
+    <w:p>
+      <w:r>
+        <w:rPr>
+          <w:b/>
+        </w:rPr>
+        <w:t xml:space="preserve">Analysis: </w:t>
+      </w:r>
+      <w:r>
+        <w:t>LIN earnings results not yet confirmed in data feed. The position returned +1.6% (WIN) against a 85% confidence call (85-94% tier). Accuracy against estimates could not be verified — trade result logged for manual review.</w:t>
+      </w:r>
+    </w:p>
+    <w:p>
+      <w:pPr>
+        <w:jc w:val="center"/>
+      </w:pPr>
+      <w:r>
+        <w:t>────────────────────────────────────────────────────────────</w:t>
+      </w:r>
+    </w:p>
+    <w:p>
+      <w:pPr>
+        <w:pStyle w:val="Heading2"/>
+      </w:pPr>
+      <w:r>
+        <w:rPr>
+          <w:color w:val="2E7D32"/>
+        </w:rPr>
+        <w:t>GOOGL — Alphabet Inc.  (WIN)</w:t>
+      </w:r>
+    </w:p>
+    <w:p>
+      <w:r>
+        <w:rPr>
+          <w:b/>
+        </w:rPr>
+        <w:t xml:space="preserve">Earnings date: </w:t>
+      </w:r>
+      <w:r>
+        <w:t xml:space="preserve">2026-04-29   </w:t>
+      </w:r>
+      <w:r>
+        <w:rPr>
+          <w:b/>
+        </w:rPr>
+        <w:t xml:space="preserve">Exit: </w:t>
+      </w:r>
+      <w:r>
+        <w:t xml:space="preserve">2026-04-30   </w:t>
+      </w:r>
+      <w:r>
+        <w:rPr>
+          <w:b/>
+        </w:rPr>
+        <w:t xml:space="preserve">Confidence: </w:t>
+      </w:r>
+      <w:r>
+        <w:t>100% (95-100%)</w:t>
+      </w:r>
+    </w:p>
+    <w:p>
+      <w:r>
+        <w:rPr>
+          <w:b/>
+        </w:rPr>
+        <w:t xml:space="preserve">Entry: </w:t>
+      </w:r>
+      <w:r>
+        <w:t xml:space="preserve">$339.64   </w:t>
+      </w:r>
+      <w:r>
+        <w:rPr>
+          <w:b/>
+        </w:rPr>
+        <w:t xml:space="preserve">Exit: </w:t>
+      </w:r>
+      <w:r>
+        <w:t xml:space="preserve">$373.82   </w:t>
+      </w:r>
+      <w:r>
+        <w:rPr>
+          <w:b/>
+        </w:rPr>
+        <w:t xml:space="preserve">P&amp;L: </w:t>
+      </w:r>
+      <w:r>
+        <w:t>$+136.74 (+10.1%)</w:t>
+      </w:r>
+    </w:p>
+    <w:p>
+      <w:r>
+        <w:rPr>
+          <w:b/>
+        </w:rPr>
+        <w:t xml:space="preserve">EPS: </w:t>
+      </w:r>
+      <w:r>
+        <w:t>$5.11 reported vs $2.67 est (+91.4%) — BEAT</w:t>
+      </w:r>
+    </w:p>
+    <w:p>
+      <w:r>
+        <w:rPr>
+          <w:b/>
+        </w:rPr>
+        <w:t xml:space="preserve">Call quality: </w:t>
+      </w:r>
+      <w:r>
+        <w:t>Algorithm aced the call ✓</w:t>
+      </w:r>
+    </w:p>
+    <w:p>
+      <w:r>
+        <w:rPr>
+          <w:b/>
+        </w:rPr>
+        <w:t xml:space="preserve">Analysis: </w:t>
+      </w:r>
+      <w:r>
+        <w:t>GOOGL beat EPS estimates by +91.4% (reported $5.11 vs $2.67 expected). The position returned +10.1% (WIN) against a 100% confidence call (95-100% tier). The model was well-calibrated — it correctly identified the earnings beat and the market confirmed it.</w:t>
+      </w:r>
+    </w:p>
+    <w:p>
+      <w:pPr>
+        <w:jc w:val="center"/>
+      </w:pPr>
+      <w:r>
+        <w:t>────────────────────────────────────────────────────────────</w:t>
+      </w:r>
+    </w:p>
+    <w:p>
+      <w:pPr>
+        <w:pStyle w:val="Heading2"/>
+      </w:pPr>
+      <w:r>
+        <w:rPr>
+          <w:color w:val="2E7D32"/>
+        </w:rPr>
+        <w:t>AMZN — Amazon.com, Inc.  (WIN)</w:t>
+      </w:r>
+    </w:p>
+    <w:p>
+      <w:r>
+        <w:rPr>
+          <w:b/>
+        </w:rPr>
+        <w:t xml:space="preserve">Earnings date: </w:t>
+      </w:r>
+      <w:r>
+        <w:t xml:space="preserve">2026-04-29   </w:t>
+      </w:r>
+      <w:r>
+        <w:rPr>
+          <w:b/>
+        </w:rPr>
+        <w:t xml:space="preserve">Exit: </w:t>
+      </w:r>
+      <w:r>
+        <w:t xml:space="preserve">2026-04-30   </w:t>
+      </w:r>
+      <w:r>
+        <w:rPr>
+          <w:b/>
+        </w:rPr>
+        <w:t xml:space="preserve">Confidence: </w:t>
+      </w:r>
+      <w:r>
+        <w:t>100% (95-100%)</w:t>
+      </w:r>
+    </w:p>
+    <w:p>
+      <w:r>
+        <w:rPr>
+          <w:b/>
+        </w:rPr>
+        <w:t xml:space="preserve">Entry: </w:t>
+      </w:r>
+      <w:r>
+        <w:t xml:space="preserve">$249.31   </w:t>
+      </w:r>
+      <w:r>
+        <w:rPr>
+          <w:b/>
+        </w:rPr>
+        <w:t xml:space="preserve">Exit: </w:t>
+      </w:r>
+      <w:r>
+        <w:t xml:space="preserve">$256.31   </w:t>
+      </w:r>
+      <w:r>
+        <w:rPr>
+          <w:b/>
+        </w:rPr>
+        <w:t xml:space="preserve">P&amp;L: </w:t>
+      </w:r>
+      <w:r>
+        <w:t>$+42.01 (+2.8%)</w:t>
+      </w:r>
+    </w:p>
+    <w:p>
+      <w:r>
+        <w:rPr>
+          <w:b/>
+        </w:rPr>
+        <w:t xml:space="preserve">EPS: </w:t>
+      </w:r>
+      <w:r>
+        <w:t>$2.78 reported vs $1.65 est (+68.5%) — BEAT</w:t>
+      </w:r>
+    </w:p>
+    <w:p>
+      <w:r>
+        <w:rPr>
+          <w:b/>
+        </w:rPr>
+        <w:t xml:space="preserve">Call quality: </w:t>
+      </w:r>
+      <w:r>
+        <w:t>Algorithm aced the call ✓</w:t>
+      </w:r>
+    </w:p>
+    <w:p>
+      <w:r>
+        <w:rPr>
+          <w:b/>
+        </w:rPr>
+        <w:t xml:space="preserve">Analysis: </w:t>
+      </w:r>
+      <w:r>
+        <w:t>AMZN beat EPS estimates by +68.5% (reported $2.78 vs $1.65 expected). The position returned +2.8% (WIN) against a 100% confidence call (95-100% tier). The model was well-calibrated — it correctly identified the earnings beat and the market confirmed it.</w:t>
+      </w:r>
+    </w:p>
+    <w:p>
+      <w:pPr>
+        <w:jc w:val="center"/>
+      </w:pPr>
+      <w:r>
+        <w:t>────────────────────────────────────────────────────────────</w:t>
+      </w:r>
+    </w:p>
+    <w:p>
+      <w:pPr>
+        <w:pStyle w:val="Heading2"/>
+      </w:pPr>
+      <w:r>
+        <w:rPr>
+          <w:color w:val="C62828"/>
+        </w:rPr>
+        <w:t>META — Meta Platforms, Inc.  (LOSS)</w:t>
+      </w:r>
+    </w:p>
+    <w:p>
+      <w:r>
+        <w:rPr>
+          <w:b/>
+        </w:rPr>
+        <w:t xml:space="preserve">Earnings date: </w:t>
+      </w:r>
+      <w:r>
+        <w:t xml:space="preserve">2026-04-29   </w:t>
+      </w:r>
+      <w:r>
+        <w:rPr>
+          <w:b/>
+        </w:rPr>
+        <w:t xml:space="preserve">Exit: </w:t>
+      </w:r>
+      <w:r>
+        <w:t xml:space="preserve">2026-04-30   </w:t>
+      </w:r>
+      <w:r>
+        <w:rPr>
+          <w:b/>
+        </w:rPr>
+        <w:t xml:space="preserve">Confidence: </w:t>
+      </w:r>
+      <w:r>
+        <w:t>100% (95-100%)</w:t>
+      </w:r>
+    </w:p>
+    <w:p>
+      <w:r>
+        <w:rPr>
+          <w:b/>
+        </w:rPr>
+        <w:t xml:space="preserve">Entry: </w:t>
+      </w:r>
+      <w:r>
+        <w:t xml:space="preserve">$681.16   </w:t>
+      </w:r>
+      <w:r>
+        <w:rPr>
+          <w:b/>
+        </w:rPr>
+        <w:t xml:space="preserve">Exit: </w:t>
+      </w:r>
+      <w:r>
+        <w:t xml:space="preserve">$606.40   </w:t>
+      </w:r>
+      <w:r>
+        <w:rPr>
+          <w:b/>
+        </w:rPr>
+        <w:t xml:space="preserve">P&amp;L: </w:t>
+      </w:r>
+      <w:r>
+        <w:t>$-149.52 (-11.0%)</w:t>
+      </w:r>
+    </w:p>
+    <w:p>
+      <w:r>
+        <w:rPr>
+          <w:b/>
+        </w:rPr>
+        <w:t xml:space="preserve">EPS: </w:t>
+      </w:r>
+      <w:r>
+        <w:t>$7.31 reported vs $6.82 est (+7.2%) — BEAT</w:t>
+      </w:r>
+    </w:p>
+    <w:p>
+      <w:r>
+        <w:rPr>
+          <w:b/>
+        </w:rPr>
+        <w:t xml:space="preserve">Call quality: </w:t>
+      </w:r>
+      <w:r>
+        <w:t>Algorithm missed the call ✗</w:t>
+      </w:r>
+    </w:p>
+    <w:p>
+      <w:r>
+        <w:rPr>
+          <w:b/>
+        </w:rPr>
+        <w:t xml:space="preserve">Analysis: </w:t>
+      </w:r>
+      <w:r>
+        <w:t>META beat EPS estimates by +7.2% (reported $7.31 vs $6.82 expected). The position returned -11.0% (LOSS) against a 100% confidence call (95-100% tier). The model correctly identified the earnings beat but the market reacted negatively — possible guidance concerns or valuation resistance not captured in the scoring model.</w:t>
+      </w:r>
+    </w:p>
+    <w:p>
+      <w:pPr>
+        <w:jc w:val="center"/>
+      </w:pPr>
+      <w:r>
+        <w:t>────────────────────────────────────────────────────────────</w:t>
+      </w:r>
+    </w:p>
+    <w:p>
+      <w:pPr>
+        <w:pStyle w:val="Heading2"/>
+      </w:pPr>
+      <w:r>
+        <w:rPr>
+          <w:color w:val="2E7D32"/>
+        </w:rPr>
+        <w:t>QCOM — QUALCOMM Incorporated  (WIN)</w:t>
+      </w:r>
+    </w:p>
+    <w:p>
+      <w:r>
+        <w:rPr>
+          <w:b/>
+        </w:rPr>
+        <w:t xml:space="preserve">Earnings date: </w:t>
+      </w:r>
+      <w:r>
+        <w:t xml:space="preserve">2026-04-29   </w:t>
+      </w:r>
+      <w:r>
+        <w:rPr>
+          <w:b/>
+        </w:rPr>
+        <w:t xml:space="preserve">Exit: </w:t>
+      </w:r>
+      <w:r>
+        <w:t xml:space="preserve">2026-04-30   </w:t>
+      </w:r>
+      <w:r>
+        <w:rPr>
+          <w:b/>
+        </w:rPr>
+        <w:t xml:space="preserve">Confidence: </w:t>
+      </w:r>
+      <w:r>
+        <w:t>90% (85-94%)</w:t>
+      </w:r>
+    </w:p>
+    <w:p>
+      <w:r>
+        <w:rPr>
+          <w:b/>
+        </w:rPr>
+        <w:t xml:space="preserve">Entry: </w:t>
+      </w:r>
+      <w:r>
+        <w:t xml:space="preserve">$136.54   </w:t>
+      </w:r>
+      <w:r>
+        <w:rPr>
+          <w:b/>
+        </w:rPr>
+        <w:t xml:space="preserve">Exit: </w:t>
+      </w:r>
+      <w:r>
+        <w:t xml:space="preserve">$183.15   </w:t>
+      </w:r>
+      <w:r>
+        <w:rPr>
+          <w:b/>
+        </w:rPr>
+        <w:t xml:space="preserve">P&amp;L: </w:t>
+      </w:r>
+      <w:r>
+        <w:t>$+326.30 (+34.1%)</w:t>
+      </w:r>
+    </w:p>
+    <w:p>
+      <w:r>
+        <w:rPr>
+          <w:b/>
+        </w:rPr>
+        <w:t xml:space="preserve">EPS: </w:t>
+      </w:r>
+      <w:r>
+        <w:t>$2.65 reported vs $2.56 est (+3.5%) — BEAT</w:t>
+      </w:r>
+    </w:p>
+    <w:p>
+      <w:r>
+        <w:rPr>
+          <w:b/>
+        </w:rPr>
+        <w:t xml:space="preserve">Call quality: </w:t>
+      </w:r>
+      <w:r>
+        <w:t>Algorithm aced the call ✓</w:t>
+      </w:r>
+    </w:p>
+    <w:p>
+      <w:r>
+        <w:rPr>
+          <w:b/>
+        </w:rPr>
+        <w:t xml:space="preserve">Analysis: </w:t>
+      </w:r>
+      <w:r>
+        <w:t>QCOM beat EPS estimates by +3.5% (reported $2.65 vs $2.56 expected). The position returned +34.1% (WIN) against a 90% confidence call (85-94% tier). The model was well-calibrated — it correctly identified the earnings beat and the market confirmed it.</w:t>
+      </w:r>
+    </w:p>
+    <w:p>
+      <w:pPr>
+        <w:jc w:val="center"/>
+      </w:pPr>
+      <w:r>
+        <w:t>────────────────────────────────────────────────────────────</w:t>
+      </w:r>
+    </w:p>
+    <w:p>
+      <w:pPr>
+        <w:pStyle w:val="Heading2"/>
+      </w:pPr>
+      <w:r>
+        <w:rPr>
+          <w:color w:val="C62828"/>
+        </w:rPr>
+        <w:t>MRK — Merck &amp; Co., Inc.  (LOSS)</w:t>
+      </w:r>
+    </w:p>
+    <w:p>
+      <w:r>
+        <w:rPr>
+          <w:b/>
+        </w:rPr>
+        <w:t xml:space="preserve">Earnings date: </w:t>
+      </w:r>
+      <w:r>
+        <w:t xml:space="preserve">2026-04-30   </w:t>
+      </w:r>
+      <w:r>
+        <w:rPr>
+          <w:b/>
+        </w:rPr>
+        <w:t xml:space="preserve">Exit: </w:t>
+      </w:r>
+      <w:r>
+        <w:t xml:space="preserve">2026-04-30   </w:t>
+      </w:r>
+      <w:r>
+        <w:rPr>
+          <w:b/>
+        </w:rPr>
+        <w:t xml:space="preserve">Confidence: </w:t>
+      </w:r>
+      <w:r>
+        <w:t>85% (85-94%)</w:t>
+      </w:r>
+    </w:p>
+    <w:p>
+      <w:r>
+        <w:rPr>
+          <w:b/>
+        </w:rPr>
+        <w:t xml:space="preserve">Entry: </w:t>
+      </w:r>
+      <w:r>
+        <w:t xml:space="preserve">$118.35   </w:t>
+      </w:r>
+      <w:r>
+        <w:rPr>
+          <w:b/>
+        </w:rPr>
+        <w:t xml:space="preserve">Exit: </w:t>
+      </w:r>
+      <w:r>
+        <w:t xml:space="preserve">$110.29   </w:t>
+      </w:r>
+      <w:r>
+        <w:rPr>
+          <w:b/>
+        </w:rPr>
+        <w:t xml:space="preserve">P&amp;L: </w:t>
+      </w:r>
+      <w:r>
+        <w:t>$-32.25 (-6.8%)</w:t>
+      </w:r>
+    </w:p>
+    <w:p>
+      <w:r>
+        <w:rPr>
+          <w:b/>
+        </w:rPr>
+        <w:t xml:space="preserve">EPS: </w:t>
+      </w:r>
+      <w:r>
+        <w:t>$-1.28 reported vs $-1.47 est (+12.9%) — BEAT</w:t>
+      </w:r>
+    </w:p>
+    <w:p>
+      <w:r>
+        <w:rPr>
+          <w:b/>
+        </w:rPr>
+        <w:t xml:space="preserve">Call quality: </w:t>
+      </w:r>
+      <w:r>
+        <w:t>Algorithm missed the call ✗</w:t>
+      </w:r>
+    </w:p>
+    <w:p>
+      <w:r>
+        <w:rPr>
+          <w:b/>
+        </w:rPr>
+        <w:t xml:space="preserve">Analysis: </w:t>
+      </w:r>
+      <w:r>
+        <w:t>MRK beat EPS estimates by +12.9% (reported $-1.28 vs $-1.47 expected). The position returned -6.8% (LOSS) against a 85% confidence call (85-94% tier). The model correctly identified the earnings beat but the market reacted negatively — possible guidance concerns or valuation resistance not captured in the scoring model.</w:t>
+      </w:r>
+    </w:p>
+    <w:p>
+      <w:pPr>
+        <w:jc w:val="center"/>
+      </w:pPr>
+      <w:r>
+        <w:t>────────────────────────────────────────────────────────────</w:t>
+      </w:r>
+    </w:p>
+    <w:p>
+      <w:pPr>
+        <w:pStyle w:val="Heading2"/>
+      </w:pPr>
+      <w:r>
+        <w:rPr>
+          <w:color w:val="C62828"/>
+        </w:rPr>
+        <w:t>MSFT — Microsoft Corporation  (LOSS)</w:t>
+      </w:r>
+    </w:p>
+    <w:p>
+      <w:r>
+        <w:rPr>
+          <w:b/>
+        </w:rPr>
+        <w:t xml:space="preserve">Earnings date: </w:t>
+      </w:r>
+      <w:r>
+        <w:t xml:space="preserve">2026-04-29   </w:t>
+      </w:r>
+      <w:r>
+        <w:rPr>
+          <w:b/>
+        </w:rPr>
+        <w:t xml:space="preserve">Exit: </w:t>
+      </w:r>
+      <w:r>
+        <w:t xml:space="preserve">2026-04-30   </w:t>
+      </w:r>
+      <w:r>
+        <w:rPr>
+          <w:b/>
+        </w:rPr>
+        <w:t xml:space="preserve">Confidence: </w:t>
+      </w:r>
+      <w:r>
+        <w:t>90% (85-94%)</w:t>
+      </w:r>
+    </w:p>
+    <w:p>
+      <w:r>
+        <w:rPr>
+          <w:b/>
+        </w:rPr>
+        <w:t xml:space="preserve">Entry: </w:t>
+      </w:r>
+      <w:r>
+        <w:t xml:space="preserve">$417.60   </w:t>
+      </w:r>
+      <w:r>
+        <w:rPr>
+          <w:b/>
+        </w:rPr>
+        <w:t xml:space="preserve">Exit: </w:t>
+      </w:r>
+      <w:r>
+        <w:t xml:space="preserve">$402.78   </w:t>
+      </w:r>
+      <w:r>
+        <w:rPr>
+          <w:b/>
+        </w:rPr>
+        <w:t xml:space="preserve">P&amp;L: </w:t>
+      </w:r>
+      <w:r>
+        <w:t>$-29.64 (-3.5%)</w:t>
+      </w:r>
+    </w:p>
+    <w:p>
+      <w:r>
+        <w:rPr>
+          <w:b/>
+        </w:rPr>
+        <w:t xml:space="preserve">EPS: </w:t>
+      </w:r>
+      <w:r>
+        <w:t>$4.27 reported vs $4.06 est (+5.2%) — BEAT</w:t>
+      </w:r>
+    </w:p>
+    <w:p>
+      <w:r>
+        <w:rPr>
+          <w:b/>
+        </w:rPr>
+        <w:t xml:space="preserve">Call quality: </w:t>
+      </w:r>
+      <w:r>
+        <w:t>Algorithm missed the call ✗</w:t>
+      </w:r>
+    </w:p>
+    <w:p>
+      <w:r>
+        <w:rPr>
+          <w:b/>
+        </w:rPr>
+        <w:t xml:space="preserve">Analysis: </w:t>
+      </w:r>
+      <w:r>
+        <w:t>MSFT beat EPS estimates by +5.2% (reported $4.27 vs $4.06 expected). The position returned -3.5% (LOSS) against a 90% confidence call (85-94% tier). The model correctly identified the earnings beat but the market reacted negatively — possible guidance concerns or valuation resistance not captured in the scoring model.</w:t>
+      </w:r>
+    </w:p>
+    <w:p>
+      <w:pPr>
+        <w:jc w:val="center"/>
+      </w:pPr>
+      <w:r>
+        <w:t>────────────────────────────────────────────────────────────</w:t>
+      </w:r>
+    </w:p>
+    <w:p>
+      <w:pPr>
+        <w:pStyle w:val="Heading2"/>
+      </w:pPr>
+      <w:r>
+        <w:rPr>
+          <w:color w:val="C62828"/>
+        </w:rPr>
+        <w:t>MA — Mastercard Incorporated  (LOSS)</w:t>
+      </w:r>
+    </w:p>
+    <w:p>
+      <w:r>
+        <w:rPr>
+          <w:b/>
+        </w:rPr>
+        <w:t xml:space="preserve">Earnings date: </w:t>
+      </w:r>
+      <w:r>
+        <w:t xml:space="preserve">2026-04-30   </w:t>
+      </w:r>
+      <w:r>
+        <w:rPr>
+          <w:b/>
+        </w:rPr>
+        <w:t xml:space="preserve">Exit: </w:t>
+      </w:r>
+      <w:r>
+        <w:t xml:space="preserve">2026-04-30   </w:t>
+      </w:r>
+      <w:r>
+        <w:rPr>
+          <w:b/>
+        </w:rPr>
+        <w:t xml:space="preserve">Confidence: </w:t>
+      </w:r>
+      <w:r>
+        <w:t>85% (85-94%)</w:t>
+      </w:r>
+    </w:p>
+    <w:p>
+      <w:r>
+        <w:rPr>
+          <w:b/>
+        </w:rPr>
+        <w:t xml:space="preserve">Entry: </w:t>
+      </w:r>
+      <w:r>
+        <w:t xml:space="preserve">$515.26   </w:t>
+      </w:r>
+      <w:r>
+        <w:rPr>
+          <w:b/>
+        </w:rPr>
+        <w:t xml:space="preserve">Exit: </w:t>
+      </w:r>
+      <w:r>
+        <w:t xml:space="preserve">$507.84   </w:t>
+      </w:r>
+      <w:r>
+        <w:rPr>
+          <w:b/>
+        </w:rPr>
+        <w:t xml:space="preserve">P&amp;L: </w:t>
+      </w:r>
+      <w:r>
+        <w:t>$-7.42 (-1.4%)</w:t>
+      </w:r>
+    </w:p>
+    <w:p>
+      <w:r>
+        <w:rPr>
+          <w:b/>
+        </w:rPr>
+        <w:t xml:space="preserve">EPS: </w:t>
+      </w:r>
+      <w:r>
+        <w:t>$4.60 reported vs $4.41 est (+4.3%) — BEAT</w:t>
+      </w:r>
+    </w:p>
+    <w:p>
+      <w:r>
+        <w:rPr>
+          <w:b/>
+        </w:rPr>
+        <w:t xml:space="preserve">Call quality: </w:t>
+      </w:r>
+      <w:r>
+        <w:t>Algorithm missed the call ✗</w:t>
+      </w:r>
+    </w:p>
+    <w:p>
+      <w:r>
+        <w:rPr>
+          <w:b/>
+        </w:rPr>
+        <w:t xml:space="preserve">Analysis: </w:t>
+      </w:r>
+      <w:r>
+        <w:t>MA beat EPS estimates by +4.3% (reported $4.60 vs $4.41 expected). The position returned -1.4% (LOSS) against a 85% confidence call (85-94% tier). The model correctly identified the earnings beat but the market reacted negatively — possible guidance concerns or valuation resistance not captured in the scoring model.</w:t>
       </w:r>
     </w:p>
     <w:p>

--- a/data/earnings_calls_log.docx
+++ b/data/earnings_calls_log.docx
@@ -20,7 +20,7 @@
           <w:i/>
           <w:sz w:val="20"/>
         </w:rPr>
-        <w:t>Generated 2026-05-01 17:26 ET  |  40 calls logged</w:t>
+        <w:t>Generated 2026-05-05 17:36 ET  |  41 calls logged</w:t>
       </w:r>
     </w:p>
     <w:p>
@@ -28,7 +28,7 @@
         <w:pStyle w:val="Heading1"/>
       </w:pPr>
       <w:r>
-        <w:t>Confidence Accuracy Summary</w:t>
+        <w:t>Confidence Accuracy Summary — Overall</w:t>
       </w:r>
     </w:p>
     <w:tbl>
@@ -102,7 +102,7 @@
           </w:tcPr>
           <w:p>
             <w:r>
-              <w:t>14</w:t>
+              <w:t>15</w:t>
             </w:r>
           </w:p>
         </w:tc>
@@ -122,7 +122,7 @@
           </w:tcPr>
           <w:p>
             <w:r>
-              <w:t>57%</w:t>
+              <w:t>53%</w:t>
             </w:r>
           </w:p>
         </w:tc>
@@ -154,7 +154,7 @@
           </w:tcPr>
           <w:p>
             <w:r>
-              <w:t>11</w:t>
+              <w:t>12</w:t>
             </w:r>
           </w:p>
         </w:tc>
@@ -164,7 +164,7 @@
           </w:tcPr>
           <w:p>
             <w:r>
-              <w:t>55%</w:t>
+              <w:t>60%</w:t>
             </w:r>
           </w:p>
         </w:tc>
@@ -196,7 +196,7 @@
           </w:tcPr>
           <w:p>
             <w:r>
-              <w:t>3</w:t>
+              <w:t>5</w:t>
             </w:r>
           </w:p>
         </w:tc>
@@ -206,7 +206,7 @@
           </w:tcPr>
           <w:p>
             <w:r>
-              <w:t>50%</w:t>
+              <w:t>83%</w:t>
             </w:r>
           </w:p>
         </w:tc>
@@ -217,6 +217,195 @@
         <w:pStyle w:val="Heading1"/>
       </w:pPr>
       <w:r>
+        <w:t>Confidence Accuracy Summary — New Methodology (from 2026-04-22)</w:t>
+      </w:r>
+    </w:p>
+    <w:tbl>
+      <w:tblPr>
+        <w:tblStyle w:val="LightGrid-Accent1"/>
+        <w:tblW w:type="auto" w:w="0"/>
+        <w:tblLook w:firstColumn="1" w:firstRow="1" w:lastColumn="0" w:lastRow="0" w:noHBand="0" w:noVBand="1" w:val="04A0"/>
+      </w:tblPr>
+      <w:tblGrid>
+        <w:gridCol w:w="2160"/>
+        <w:gridCol w:w="2160"/>
+        <w:gridCol w:w="2160"/>
+        <w:gridCol w:w="2160"/>
+      </w:tblGrid>
+      <w:tr>
+        <w:tc>
+          <w:tcPr>
+            <w:tcW w:type="dxa" w:w="2160"/>
+          </w:tcPr>
+          <w:p>
+            <w:r>
+              <w:t>Tier</w:t>
+            </w:r>
+          </w:p>
+        </w:tc>
+        <w:tc>
+          <w:tcPr>
+            <w:tcW w:type="dxa" w:w="2160"/>
+          </w:tcPr>
+          <w:p>
+            <w:r>
+              <w:t>Calls</w:t>
+            </w:r>
+          </w:p>
+        </w:tc>
+        <w:tc>
+          <w:tcPr>
+            <w:tcW w:type="dxa" w:w="2160"/>
+          </w:tcPr>
+          <w:p>
+            <w:r>
+              <w:t>Correct</w:t>
+            </w:r>
+          </w:p>
+        </w:tc>
+        <w:tc>
+          <w:tcPr>
+            <w:tcW w:type="dxa" w:w="2160"/>
+          </w:tcPr>
+          <w:p>
+            <w:r>
+              <w:t>Accuracy</w:t>
+            </w:r>
+          </w:p>
+        </w:tc>
+      </w:tr>
+      <w:tr>
+        <w:tc>
+          <w:tcPr>
+            <w:tcW w:type="dxa" w:w="2160"/>
+          </w:tcPr>
+          <w:p>
+            <w:r>
+              <w:t>95-100%</w:t>
+            </w:r>
+          </w:p>
+        </w:tc>
+        <w:tc>
+          <w:tcPr>
+            <w:tcW w:type="dxa" w:w="2160"/>
+          </w:tcPr>
+          <w:p>
+            <w:r>
+              <w:t>0</w:t>
+            </w:r>
+          </w:p>
+        </w:tc>
+        <w:tc>
+          <w:tcPr>
+            <w:tcW w:type="dxa" w:w="2160"/>
+          </w:tcPr>
+          <w:p>
+            <w:r>
+              <w:t>0</w:t>
+            </w:r>
+          </w:p>
+        </w:tc>
+        <w:tc>
+          <w:tcPr>
+            <w:tcW w:type="dxa" w:w="2160"/>
+          </w:tcPr>
+          <w:p>
+            <w:r>
+              <w:t>—</w:t>
+            </w:r>
+          </w:p>
+        </w:tc>
+      </w:tr>
+      <w:tr>
+        <w:tc>
+          <w:tcPr>
+            <w:tcW w:type="dxa" w:w="2160"/>
+          </w:tcPr>
+          <w:p>
+            <w:r>
+              <w:t>85-94%</w:t>
+            </w:r>
+          </w:p>
+        </w:tc>
+        <w:tc>
+          <w:tcPr>
+            <w:tcW w:type="dxa" w:w="2160"/>
+          </w:tcPr>
+          <w:p>
+            <w:r>
+              <w:t>0</w:t>
+            </w:r>
+          </w:p>
+        </w:tc>
+        <w:tc>
+          <w:tcPr>
+            <w:tcW w:type="dxa" w:w="2160"/>
+          </w:tcPr>
+          <w:p>
+            <w:r>
+              <w:t>0</w:t>
+            </w:r>
+          </w:p>
+        </w:tc>
+        <w:tc>
+          <w:tcPr>
+            <w:tcW w:type="dxa" w:w="2160"/>
+          </w:tcPr>
+          <w:p>
+            <w:r>
+              <w:t>—</w:t>
+            </w:r>
+          </w:p>
+        </w:tc>
+      </w:tr>
+      <w:tr>
+        <w:tc>
+          <w:tcPr>
+            <w:tcW w:type="dxa" w:w="2160"/>
+          </w:tcPr>
+          <w:p>
+            <w:r>
+              <w:t>70-84%</w:t>
+            </w:r>
+          </w:p>
+        </w:tc>
+        <w:tc>
+          <w:tcPr>
+            <w:tcW w:type="dxa" w:w="2160"/>
+          </w:tcPr>
+          <w:p>
+            <w:r>
+              <w:t>0</w:t>
+            </w:r>
+          </w:p>
+        </w:tc>
+        <w:tc>
+          <w:tcPr>
+            <w:tcW w:type="dxa" w:w="2160"/>
+          </w:tcPr>
+          <w:p>
+            <w:r>
+              <w:t>0</w:t>
+            </w:r>
+          </w:p>
+        </w:tc>
+        <w:tc>
+          <w:tcPr>
+            <w:tcW w:type="dxa" w:w="2160"/>
+          </w:tcPr>
+          <w:p>
+            <w:r>
+              <w:t>—</w:t>
+            </w:r>
+          </w:p>
+        </w:tc>
+      </w:tr>
+    </w:tbl>
+    <w:p>
+      <w:pPr>
+        <w:pStyle w:val="Heading1"/>
+      </w:pPr>
+      <w:r>
         <w:t>Call Details</w:t>
       </w:r>
     </w:p>
@@ -226,9 +415,9 @@
       </w:pPr>
       <w:r>
         <w:rPr>
-          <w:color w:val="2E7D32"/>
-        </w:rPr>
-        <w:t>ROKU — Roku, Inc.  (WIN)</w:t>
+          <w:color w:val="C62828"/>
+        </w:rPr>
+        <w:t>PLTR — Palantir Technologies Inc.  (LOSS)</w:t>
       </w:r>
     </w:p>
     <w:p>
@@ -239,7 +428,7 @@
         <w:t xml:space="preserve">Earnings date: </w:t>
       </w:r>
       <w:r>
-        <w:t xml:space="preserve">2026-04-30   </w:t>
+        <w:t xml:space="preserve">2026-05-04   </w:t>
       </w:r>
       <w:r>
         <w:rPr>
@@ -248,7 +437,7 @@
         <w:t xml:space="preserve">Exit: </w:t>
       </w:r>
       <w:r>
-        <w:t xml:space="preserve">2026-05-01   </w:t>
+        <w:t xml:space="preserve">2026-05-05   </w:t>
       </w:r>
       <w:r>
         <w:rPr>
@@ -268,7 +457,7 @@
         <w:t xml:space="preserve">Entry: </w:t>
       </w:r>
       <w:r>
-        <w:t xml:space="preserve">$116.50   </w:t>
+        <w:t xml:space="preserve">$151.18   </w:t>
       </w:r>
       <w:r>
         <w:rPr>
@@ -277,7 +466,7 @@
         <w:t xml:space="preserve">Exit: </w:t>
       </w:r>
       <w:r>
-        <w:t xml:space="preserve">$125.05   </w:t>
+        <w:t xml:space="preserve">$137.60   </w:t>
       </w:r>
       <w:r>
         <w:rPr>
@@ -286,7 +475,7 @@
         <w:t xml:space="preserve">P&amp;L: </w:t>
       </w:r>
       <w:r>
-        <w:t>$+102.60 (+7.3%)</w:t>
+        <w:t>$-122.22 (-9.0%)</w:t>
       </w:r>
     </w:p>
     <w:p>
@@ -297,7 +486,7 @@
         <w:t xml:space="preserve">EPS: </w:t>
       </w:r>
       <w:r>
-        <w:t>$0.57 reported vs $0.35 est (+62.9%) — BEAT</w:t>
+        <w:t>$0.33 reported vs $0.28 est (+17.9%) — BEAT</w:t>
       </w:r>
     </w:p>
     <w:p>
@@ -308,7 +497,7 @@
         <w:t xml:space="preserve">Call quality: </w:t>
       </w:r>
       <w:r>
-        <w:t>Algorithm aced the call ✓</w:t>
+        <w:t>Algorithm missed the call ✗</w:t>
       </w:r>
     </w:p>
     <w:p>
@@ -319,7 +508,7 @@
         <w:t xml:space="preserve">Analysis: </w:t>
       </w:r>
       <w:r>
-        <w:t>ROKU beat EPS estimates by +62.9% (reported $0.57 vs $0.35 expected). The position returned +7.3% (WIN) against a 100% confidence call (95-100% tier). The model was well-calibrated — it correctly identified the earnings beat and the market confirmed it.</w:t>
+        <w:t>PLTR beat EPS estimates by +17.9% (reported $0.33 vs $0.28 expected). The position returned -9.0% (LOSS) against a 100% confidence call (95-100% tier). The model correctly identified the earnings beat but the market reacted negatively — possible guidance concerns or valuation resistance not captured in the scoring model.</w:t>
       </w:r>
     </w:p>
     <w:p>
@@ -338,7 +527,7 @@
         <w:rPr>
           <w:color w:val="2E7D32"/>
         </w:rPr>
-        <w:t>TWLO — Twilio Inc.  (WIN)</w:t>
+        <w:t>ROKU — Roku, Inc.  (WIN)</w:t>
       </w:r>
     </w:p>
     <w:p>
@@ -378,7 +567,7 @@
         <w:t xml:space="preserve">Entry: </w:t>
       </w:r>
       <w:r>
-        <w:t xml:space="preserve">$142.77   </w:t>
+        <w:t xml:space="preserve">$116.50   </w:t>
       </w:r>
       <w:r>
         <w:rPr>
@@ -387,7 +576,7 @@
         <w:t xml:space="preserve">Exit: </w:t>
       </w:r>
       <w:r>
-        <w:t xml:space="preserve">$175.84   </w:t>
+        <w:t xml:space="preserve">$125.05   </w:t>
       </w:r>
       <w:r>
         <w:rPr>
@@ -396,7 +585,7 @@
         <w:t xml:space="preserve">P&amp;L: </w:t>
       </w:r>
       <w:r>
-        <w:t>$+330.70 (+23.2%)</w:t>
+        <w:t>$+102.60 (+7.3%)</w:t>
       </w:r>
     </w:p>
     <w:p>
@@ -407,7 +596,7 @@
         <w:t xml:space="preserve">EPS: </w:t>
       </w:r>
       <w:r>
-        <w:t>$1.50 reported vs $1.27 est (+18.1%) — BEAT</w:t>
+        <w:t>$0.57 reported vs $0.35 est (+62.9%) — BEAT</w:t>
       </w:r>
     </w:p>
     <w:p>
@@ -429,7 +618,7 @@
         <w:t xml:space="preserve">Analysis: </w:t>
       </w:r>
       <w:r>
-        <w:t>TWLO beat EPS estimates by +18.1% (reported $1.50 vs $1.27 expected). The position returned +23.2% (WIN) against a 100% confidence call (95-100% tier). The model was well-calibrated — it correctly identified the earnings beat and the market confirmed it.</w:t>
+        <w:t>ROKU beat EPS estimates by +62.9% (reported $0.57 vs $0.35 expected). The position returned +7.3% (WIN) against a 100% confidence call (95-100% tier). The model was well-calibrated — it correctly identified the earnings beat and the market confirmed it.</w:t>
       </w:r>
     </w:p>
     <w:p>
@@ -446,9 +635,9 @@
       </w:pPr>
       <w:r>
         <w:rPr>
-          <w:color w:val="C62828"/>
-        </w:rPr>
-        <w:t>RBLX — Roblox Corporation  (LOSS)</w:t>
+          <w:color w:val="2E7D32"/>
+        </w:rPr>
+        <w:t>TWLO — Twilio Inc.  (WIN)</w:t>
       </w:r>
     </w:p>
     <w:p>
@@ -488,7 +677,7 @@
         <w:t xml:space="preserve">Entry: </w:t>
       </w:r>
       <w:r>
-        <w:t xml:space="preserve">$60.90   </w:t>
+        <w:t xml:space="preserve">$142.77   </w:t>
       </w:r>
       <w:r>
         <w:rPr>
@@ -497,7 +686,7 @@
         <w:t xml:space="preserve">Exit: </w:t>
       </w:r>
       <w:r>
-        <w:t xml:space="preserve">$42.20   </w:t>
+        <w:t xml:space="preserve">$175.84   </w:t>
       </w:r>
       <w:r>
         <w:rPr>
@@ -506,7 +695,7 @@
         <w:t xml:space="preserve">P&amp;L: </w:t>
       </w:r>
       <w:r>
-        <w:t>$-467.50 (-30.7%)</w:t>
+        <w:t>$+330.70 (+23.2%)</w:t>
       </w:r>
     </w:p>
     <w:p>
@@ -517,7 +706,7 @@
         <w:t xml:space="preserve">EPS: </w:t>
       </w:r>
       <w:r>
-        <w:t>$-0.27 reported vs $-0.41 est (+34.1%) — BEAT</w:t>
+        <w:t>$1.50 reported vs $1.27 est (+18.1%) — BEAT</w:t>
       </w:r>
     </w:p>
     <w:p>
@@ -528,7 +717,7 @@
         <w:t xml:space="preserve">Call quality: </w:t>
       </w:r>
       <w:r>
-        <w:t>Algorithm missed the call ✗</w:t>
+        <w:t>Algorithm aced the call ✓</w:t>
       </w:r>
     </w:p>
     <w:p>
@@ -539,7 +728,7 @@
         <w:t xml:space="preserve">Analysis: </w:t>
       </w:r>
       <w:r>
-        <w:t>RBLX beat EPS estimates by +34.1% (reported $-0.27 vs $-0.41 expected). The position returned -30.7% (LOSS) against a 100% confidence call (95-100% tier). The model correctly identified the earnings beat but the market reacted negatively — possible guidance concerns or valuation resistance not captured in the scoring model.</w:t>
+        <w:t>TWLO beat EPS estimates by +18.1% (reported $1.50 vs $1.27 expected). The position returned +23.2% (WIN) against a 100% confidence call (95-100% tier). The model was well-calibrated — it correctly identified the earnings beat and the market confirmed it.</w:t>
       </w:r>
     </w:p>
     <w:p>
@@ -556,9 +745,9 @@
       </w:pPr>
       <w:r>
         <w:rPr>
-          <w:color w:val="2E7D32"/>
-        </w:rPr>
-        <w:t>AAPL — Apple Inc.  (WIN)</w:t>
+          <w:color w:val="C62828"/>
+        </w:rPr>
+        <w:t>RBLX — Roblox Corporation  (LOSS)</w:t>
       </w:r>
     </w:p>
     <w:p>
@@ -587,7 +776,7 @@
         <w:t xml:space="preserve">Confidence: </w:t>
       </w:r>
       <w:r>
-        <w:t>90% (85-94%)</w:t>
+        <w:t>100% (95-100%)</w:t>
       </w:r>
     </w:p>
     <w:p>
@@ -598,7 +787,7 @@
         <w:t xml:space="preserve">Entry: </w:t>
       </w:r>
       <w:r>
-        <w:t xml:space="preserve">$272.36   </w:t>
+        <w:t xml:space="preserve">$60.90   </w:t>
       </w:r>
       <w:r>
         <w:rPr>
@@ -607,7 +796,7 @@
         <w:t xml:space="preserve">Exit: </w:t>
       </w:r>
       <w:r>
-        <w:t xml:space="preserve">$281.11   </w:t>
+        <w:t xml:space="preserve">$42.20   </w:t>
       </w:r>
       <w:r>
         <w:rPr>
@@ -616,7 +805,7 @@
         <w:t xml:space="preserve">P&amp;L: </w:t>
       </w:r>
       <w:r>
-        <w:t>$+26.27 (+3.2%)</w:t>
+        <w:t>$-467.50 (-30.7%)</w:t>
       </w:r>
     </w:p>
     <w:p>
@@ -627,7 +816,7 @@
         <w:t xml:space="preserve">EPS: </w:t>
       </w:r>
       <w:r>
-        <w:t>$2.01 reported vs $1.94 est (+3.6%) — BEAT</w:t>
+        <w:t>$-0.27 reported vs $-0.41 est (+34.1%) — BEAT</w:t>
       </w:r>
     </w:p>
     <w:p>
@@ -638,7 +827,7 @@
         <w:t xml:space="preserve">Call quality: </w:t>
       </w:r>
       <w:r>
-        <w:t>Algorithm aced the call ✓</w:t>
+        <w:t>Algorithm missed the call ✗</w:t>
       </w:r>
     </w:p>
     <w:p>
@@ -649,7 +838,7 @@
         <w:t xml:space="preserve">Analysis: </w:t>
       </w:r>
       <w:r>
-        <w:t>AAPL beat EPS estimates by +3.6% (reported $2.01 vs $1.94 expected). The position returned +3.2% (WIN) against a 90% confidence call (85-94% tier). The model was well-calibrated — it correctly identified the earnings beat and the market confirmed it.</w:t>
+        <w:t>RBLX beat EPS estimates by +34.1% (reported $-0.27 vs $-0.41 expected). The position returned -30.7% (LOSS) against a 100% confidence call (95-100% tier). The model correctly identified the earnings beat but the market reacted negatively — possible guidance concerns or valuation resistance not captured in the scoring model.</w:t>
       </w:r>
     </w:p>
     <w:p>
@@ -666,9 +855,9 @@
       </w:pPr>
       <w:r>
         <w:rPr>
-          <w:color w:val="C62828"/>
-        </w:rPr>
-        <w:t>SYK — Stryker Corporation  (LOSS)</w:t>
+          <w:color w:val="2E7D32"/>
+        </w:rPr>
+        <w:t>AAPL — Apple Inc.  (WIN)</w:t>
       </w:r>
     </w:p>
     <w:p>
@@ -697,7 +886,7 @@
         <w:t xml:space="preserve">Confidence: </w:t>
       </w:r>
       <w:r>
-        <w:t>85% (85-94%)</w:t>
+        <w:t>90% (85-94%)</w:t>
       </w:r>
     </w:p>
     <w:p>
@@ -708,7 +897,7 @@
         <w:t xml:space="preserve">Entry: </w:t>
       </w:r>
       <w:r>
-        <w:t xml:space="preserve">$343.12   </w:t>
+        <w:t xml:space="preserve">$272.36   </w:t>
       </w:r>
       <w:r>
         <w:rPr>
@@ -717,7 +906,7 @@
         <w:t xml:space="preserve">Exit: </w:t>
       </w:r>
       <w:r>
-        <w:t xml:space="preserve">$308.00   </w:t>
+        <w:t xml:space="preserve">$281.11   </w:t>
       </w:r>
       <w:r>
         <w:rPr>
@@ -726,7 +915,7 @@
         <w:t xml:space="preserve">P&amp;L: </w:t>
       </w:r>
       <w:r>
-        <w:t>$-35.12 (-10.2%)</w:t>
+        <w:t>$+26.27 (+3.2%)</w:t>
       </w:r>
     </w:p>
     <w:p>
@@ -737,7 +926,7 @@
         <w:t xml:space="preserve">EPS: </w:t>
       </w:r>
       <w:r>
-        <w:t>$1.93 reported vs $2.27 est (-15.0%) — MISS</w:t>
+        <w:t>$2.01 reported vs $1.94 est (+3.6%) — BEAT</w:t>
       </w:r>
     </w:p>
     <w:p>
@@ -759,7 +948,7 @@
         <w:t xml:space="preserve">Analysis: </w:t>
       </w:r>
       <w:r>
-        <w:t>SYK missed EPS estimates by 15.0% (reported $1.93 vs $2.27 expected). The position returned -10.2% (LOSS) against a 85% confidence call (85-94% tier). The model correctly anticipated downside risk; both the earnings miss and the market reaction aligned with the 85-94% tier prediction.</w:t>
+        <w:t>AAPL beat EPS estimates by +3.6% (reported $2.01 vs $1.94 expected). The position returned +3.2% (WIN) against a 90% confidence call (85-94% tier). The model was well-calibrated — it correctly identified the earnings beat and the market confirmed it.</w:t>
       </w:r>
     </w:p>
     <w:p>
@@ -776,9 +965,9 @@
       </w:pPr>
       <w:r>
         <w:rPr>
-          <w:color w:val="2E7D32"/>
-        </w:rPr>
-        <w:t>XOM — Exxon Mobil Corporation  (WIN)</w:t>
+          <w:color w:val="C62828"/>
+        </w:rPr>
+        <w:t>SYK — Stryker Corporation  (LOSS)</w:t>
       </w:r>
     </w:p>
     <w:p>
@@ -789,25 +978,25 @@
         <w:t xml:space="preserve">Earnings date: </w:t>
       </w:r>
       <w:r>
+        <w:t xml:space="preserve">2026-04-30   </w:t>
+      </w:r>
+      <w:r>
+        <w:rPr>
+          <w:b/>
+        </w:rPr>
+        <w:t xml:space="preserve">Exit: </w:t>
+      </w:r>
+      <w:r>
         <w:t xml:space="preserve">2026-05-01   </w:t>
       </w:r>
       <w:r>
         <w:rPr>
           <w:b/>
         </w:rPr>
-        <w:t xml:space="preserve">Exit: </w:t>
-      </w:r>
-      <w:r>
-        <w:t xml:space="preserve">2026-05-01   </w:t>
-      </w:r>
-      <w:r>
-        <w:rPr>
-          <w:b/>
-        </w:rPr>
         <w:t xml:space="preserve">Confidence: </w:t>
       </w:r>
       <w:r>
-        <w:t>70% (70-84%)</w:t>
+        <w:t>85% (85-94%)</w:t>
       </w:r>
     </w:p>
     <w:p>
@@ -818,7 +1007,7 @@
         <w:t xml:space="preserve">Entry: </w:t>
       </w:r>
       <w:r>
-        <w:t xml:space="preserve">$147.54   </w:t>
+        <w:t xml:space="preserve">$343.12   </w:t>
       </w:r>
       <w:r>
         <w:rPr>
@@ -827,7 +1016,7 @@
         <w:t xml:space="preserve">Exit: </w:t>
       </w:r>
       <w:r>
-        <w:t xml:space="preserve">$151.33   </w:t>
+        <w:t xml:space="preserve">$308.00   </w:t>
       </w:r>
       <w:r>
         <w:rPr>
@@ -836,7 +1025,7 @@
         <w:t xml:space="preserve">P&amp;L: </w:t>
       </w:r>
       <w:r>
-        <w:t>$+11.37 (+2.6%)</w:t>
+        <w:t>$-35.12 (-10.2%)</w:t>
       </w:r>
     </w:p>
     <w:p>
@@ -847,7 +1036,7 @@
         <w:t xml:space="preserve">EPS: </w:t>
       </w:r>
       <w:r>
-        <w:t>not available</w:t>
+        <w:t>$1.93 reported vs $2.27 est (-15.0%) — MISS</w:t>
       </w:r>
     </w:p>
     <w:p>
@@ -858,7 +1047,7 @@
         <w:t xml:space="preserve">Call quality: </w:t>
       </w:r>
       <w:r>
-        <w:t>Unverified</w:t>
+        <w:t>Algorithm aced the call ✓</w:t>
       </w:r>
     </w:p>
     <w:p>
@@ -869,7 +1058,7 @@
         <w:t xml:space="preserve">Analysis: </w:t>
       </w:r>
       <w:r>
-        <w:t>XOM earnings results not yet confirmed in data feed. The position returned +2.6% (WIN) against a 70% confidence call (70-84% tier). Accuracy against estimates could not be verified — trade result logged for manual review.</w:t>
+        <w:t>SYK missed EPS estimates by 15.0% (reported $1.93 vs $2.27 expected). The position returned -10.2% (LOSS) against a 85% confidence call (85-94% tier). The model correctly anticipated downside risk; both the earnings miss and the market reaction aligned with the 85-94% tier prediction.</w:t>
       </w:r>
     </w:p>
     <w:p>
@@ -888,7 +1077,7 @@
         <w:rPr>
           <w:color w:val="2E7D32"/>
         </w:rPr>
-        <w:t>CVX — Chevron Corporation  (WIN)</w:t>
+        <w:t>XOM — Exxon Mobil Corporation  (WIN)</w:t>
       </w:r>
     </w:p>
     <w:p>
@@ -928,7 +1117,7 @@
         <w:t xml:space="preserve">Entry: </w:t>
       </w:r>
       <w:r>
-        <w:t xml:space="preserve">$185.20   </w:t>
+        <w:t xml:space="preserve">$147.54   </w:t>
       </w:r>
       <w:r>
         <w:rPr>
@@ -937,7 +1126,7 @@
         <w:t xml:space="preserve">Exit: </w:t>
       </w:r>
       <w:r>
-        <w:t xml:space="preserve">$190.97   </w:t>
+        <w:t xml:space="preserve">$151.33   </w:t>
       </w:r>
       <w:r>
         <w:rPr>
@@ -946,7 +1135,7 @@
         <w:t xml:space="preserve">P&amp;L: </w:t>
       </w:r>
       <w:r>
-        <w:t>$+11.53 (+3.1%)</w:t>
+        <w:t>$+11.37 (+2.6%)</w:t>
       </w:r>
     </w:p>
     <w:p>
@@ -957,7 +1146,7 @@
         <w:t xml:space="preserve">EPS: </w:t>
       </w:r>
       <w:r>
-        <w:t>not available</w:t>
+        <w:t>$1.16 reported vs $1.01 est (+14.9%) — BEAT</w:t>
       </w:r>
     </w:p>
     <w:p>
@@ -968,7 +1157,7 @@
         <w:t xml:space="preserve">Call quality: </w:t>
       </w:r>
       <w:r>
-        <w:t>Unverified</w:t>
+        <w:t>Algorithm aced the call ✓</w:t>
       </w:r>
     </w:p>
     <w:p>
@@ -979,7 +1168,7 @@
         <w:t xml:space="preserve">Analysis: </w:t>
       </w:r>
       <w:r>
-        <w:t>CVX earnings results not yet confirmed in data feed. The position returned +3.1% (WIN) against a 70% confidence call (70-84% tier). Accuracy against estimates could not be verified — trade result logged for manual review.</w:t>
+        <w:t>XOM beat EPS estimates by +14.9% (reported $1.16 vs $1.01 expected). The position returned +2.6% (WIN) against a 70% confidence call (70-84% tier). The model was well-calibrated — it correctly identified the earnings beat and the market confirmed it.</w:t>
       </w:r>
     </w:p>
     <w:p>
@@ -998,7 +1187,7 @@
         <w:rPr>
           <w:color w:val="2E7D32"/>
         </w:rPr>
-        <w:t>LIN — Linde plc  (WIN)</w:t>
+        <w:t>CVX — Chevron Corporation  (WIN)</w:t>
       </w:r>
     </w:p>
     <w:p>
@@ -1027,7 +1216,7 @@
         <w:t xml:space="preserve">Confidence: </w:t>
       </w:r>
       <w:r>
-        <w:t>85% (85-94%)</w:t>
+        <w:t>70% (70-84%)</w:t>
       </w:r>
     </w:p>
     <w:p>
@@ -1038,7 +1227,7 @@
         <w:t xml:space="preserve">Entry: </w:t>
       </w:r>
       <w:r>
-        <w:t xml:space="preserve">$498.02   </w:t>
+        <w:t xml:space="preserve">$185.20   </w:t>
       </w:r>
       <w:r>
         <w:rPr>
@@ -1047,7 +1236,7 @@
         <w:t xml:space="preserve">Exit: </w:t>
       </w:r>
       <w:r>
-        <w:t xml:space="preserve">$506.00   </w:t>
+        <w:t xml:space="preserve">$190.97   </w:t>
       </w:r>
       <w:r>
         <w:rPr>
@@ -1056,7 +1245,7 @@
         <w:t xml:space="preserve">P&amp;L: </w:t>
       </w:r>
       <w:r>
-        <w:t>$+7.98 (+1.6%)</w:t>
+        <w:t>$+11.53 (+3.1%)</w:t>
       </w:r>
     </w:p>
     <w:p>
@@ -1067,7 +1256,7 @@
         <w:t xml:space="preserve">EPS: </w:t>
       </w:r>
       <w:r>
-        <w:t>not available</w:t>
+        <w:t>$1.41 reported vs $0.97 est (+45.4%) — BEAT</w:t>
       </w:r>
     </w:p>
     <w:p>
@@ -1078,7 +1267,7 @@
         <w:t xml:space="preserve">Call quality: </w:t>
       </w:r>
       <w:r>
-        <w:t>Unverified</w:t>
+        <w:t>Algorithm aced the call ✓</w:t>
       </w:r>
     </w:p>
     <w:p>
@@ -1089,7 +1278,117 @@
         <w:t xml:space="preserve">Analysis: </w:t>
       </w:r>
       <w:r>
-        <w:t>LIN earnings results not yet confirmed in data feed. The position returned +1.6% (WIN) against a 85% confidence call (85-94% tier). Accuracy against estimates could not be verified — trade result logged for manual review.</w:t>
+        <w:t>CVX beat EPS estimates by +45.4% (reported $1.41 vs $0.97 expected). The position returned +3.1% (WIN) against a 70% confidence call (70-84% tier). The model was well-calibrated — it correctly identified the earnings beat and the market confirmed it.</w:t>
+      </w:r>
+    </w:p>
+    <w:p>
+      <w:pPr>
+        <w:jc w:val="center"/>
+      </w:pPr>
+      <w:r>
+        <w:t>────────────────────────────────────────────────────────────</w:t>
+      </w:r>
+    </w:p>
+    <w:p>
+      <w:pPr>
+        <w:pStyle w:val="Heading2"/>
+      </w:pPr>
+      <w:r>
+        <w:rPr>
+          <w:color w:val="2E7D32"/>
+        </w:rPr>
+        <w:t>LIN — Linde plc  (WIN)</w:t>
+      </w:r>
+    </w:p>
+    <w:p>
+      <w:r>
+        <w:rPr>
+          <w:b/>
+        </w:rPr>
+        <w:t xml:space="preserve">Earnings date: </w:t>
+      </w:r>
+      <w:r>
+        <w:t xml:space="preserve">2026-05-01   </w:t>
+      </w:r>
+      <w:r>
+        <w:rPr>
+          <w:b/>
+        </w:rPr>
+        <w:t xml:space="preserve">Exit: </w:t>
+      </w:r>
+      <w:r>
+        <w:t xml:space="preserve">2026-05-01   </w:t>
+      </w:r>
+      <w:r>
+        <w:rPr>
+          <w:b/>
+        </w:rPr>
+        <w:t xml:space="preserve">Confidence: </w:t>
+      </w:r>
+      <w:r>
+        <w:t>85% (85-94%)</w:t>
+      </w:r>
+    </w:p>
+    <w:p>
+      <w:r>
+        <w:rPr>
+          <w:b/>
+        </w:rPr>
+        <w:t xml:space="preserve">Entry: </w:t>
+      </w:r>
+      <w:r>
+        <w:t xml:space="preserve">$498.02   </w:t>
+      </w:r>
+      <w:r>
+        <w:rPr>
+          <w:b/>
+        </w:rPr>
+        <w:t xml:space="preserve">Exit: </w:t>
+      </w:r>
+      <w:r>
+        <w:t xml:space="preserve">$506.00   </w:t>
+      </w:r>
+      <w:r>
+        <w:rPr>
+          <w:b/>
+        </w:rPr>
+        <w:t xml:space="preserve">P&amp;L: </w:t>
+      </w:r>
+      <w:r>
+        <w:t>$+7.98 (+1.6%)</w:t>
+      </w:r>
+    </w:p>
+    <w:p>
+      <w:r>
+        <w:rPr>
+          <w:b/>
+        </w:rPr>
+        <w:t xml:space="preserve">EPS: </w:t>
+      </w:r>
+      <w:r>
+        <w:t>$4.33 reported vs $4.27 est (+1.4%) — BEAT</w:t>
+      </w:r>
+    </w:p>
+    <w:p>
+      <w:r>
+        <w:rPr>
+          <w:b/>
+        </w:rPr>
+        <w:t xml:space="preserve">Call quality: </w:t>
+      </w:r>
+      <w:r>
+        <w:t>Algorithm aced the call ✓</w:t>
+      </w:r>
+    </w:p>
+    <w:p>
+      <w:r>
+        <w:rPr>
+          <w:b/>
+        </w:rPr>
+        <w:t xml:space="preserve">Analysis: </w:t>
+      </w:r>
+      <w:r>
+        <w:t>LIN beat EPS estimates by +1.4% (reported $4.33 vs $4.27 expected). The position returned +1.6% (WIN) against a 85% confidence call (85-94% tier). The model was well-calibrated — it correctly identified the earnings beat and the market confirmed it.</w:t>
       </w:r>
     </w:p>
     <w:p>

--- a/data/earnings_calls_log.docx
+++ b/data/earnings_calls_log.docx
@@ -20,7 +20,7 @@
           <w:i/>
           <w:sz w:val="20"/>
         </w:rPr>
-        <w:t>Generated 2026-05-05 17:36 ET  |  41 calls logged</w:t>
+        <w:t>Generated 2026-05-06 12:36 ET  |  43 calls logged</w:t>
       </w:r>
     </w:p>
     <w:p>
@@ -102,7 +102,7 @@
           </w:tcPr>
           <w:p>
             <w:r>
-              <w:t>15</w:t>
+              <w:t>16</w:t>
             </w:r>
           </w:p>
         </w:tc>
@@ -112,7 +112,7 @@
           </w:tcPr>
           <w:p>
             <w:r>
-              <w:t>8</w:t>
+              <w:t>9</w:t>
             </w:r>
           </w:p>
         </w:tc>
@@ -122,7 +122,7 @@
           </w:tcPr>
           <w:p>
             <w:r>
-              <w:t>53%</w:t>
+              <w:t>56%</w:t>
             </w:r>
           </w:p>
         </w:tc>
@@ -186,6 +186,16 @@
           </w:tcPr>
           <w:p>
             <w:r>
+              <w:t>7</w:t>
+            </w:r>
+          </w:p>
+        </w:tc>
+        <w:tc>
+          <w:tcPr>
+            <w:tcW w:type="dxa" w:w="2160"/>
+          </w:tcPr>
+          <w:p>
+            <w:r>
               <w:t>6</w:t>
             </w:r>
           </w:p>
@@ -196,17 +206,7 @@
           </w:tcPr>
           <w:p>
             <w:r>
-              <w:t>5</w:t>
-            </w:r>
-          </w:p>
-        </w:tc>
-        <w:tc>
-          <w:tcPr>
-            <w:tcW w:type="dxa" w:w="2160"/>
-          </w:tcPr>
-          <w:p>
-            <w:r>
-              <w:t>83%</w:t>
+              <w:t>86%</w:t>
             </w:r>
           </w:p>
         </w:tc>
@@ -407,6 +407,226 @@
       </w:pPr>
       <w:r>
         <w:t>Call Details</w:t>
+      </w:r>
+    </w:p>
+    <w:p>
+      <w:pPr>
+        <w:pStyle w:val="Heading2"/>
+      </w:pPr>
+      <w:r>
+        <w:rPr>
+          <w:color w:val="2E7D32"/>
+        </w:rPr>
+        <w:t>AMD — Advanced Micro Devices, Inc.  (WIN)</w:t>
+      </w:r>
+    </w:p>
+    <w:p>
+      <w:r>
+        <w:rPr>
+          <w:b/>
+        </w:rPr>
+        <w:t xml:space="preserve">Earnings date: </w:t>
+      </w:r>
+      <w:r>
+        <w:t xml:space="preserve">2026-05-05   </w:t>
+      </w:r>
+      <w:r>
+        <w:rPr>
+          <w:b/>
+        </w:rPr>
+        <w:t xml:space="preserve">Exit: </w:t>
+      </w:r>
+      <w:r>
+        <w:t xml:space="preserve">2026-05-06   </w:t>
+      </w:r>
+      <w:r>
+        <w:rPr>
+          <w:b/>
+        </w:rPr>
+        <w:t xml:space="preserve">Confidence: </w:t>
+      </w:r>
+      <w:r>
+        <w:t>100% (95-100%)</w:t>
+      </w:r>
+    </w:p>
+    <w:p>
+      <w:r>
+        <w:rPr>
+          <w:b/>
+        </w:rPr>
+        <w:t xml:space="preserve">Entry: </w:t>
+      </w:r>
+      <w:r>
+        <w:t xml:space="preserve">$294.91   </w:t>
+      </w:r>
+      <w:r>
+        <w:rPr>
+          <w:b/>
+        </w:rPr>
+        <w:t xml:space="preserve">Exit: </w:t>
+      </w:r>
+      <w:r>
+        <w:t xml:space="preserve">$415.60   </w:t>
+      </w:r>
+      <w:r>
+        <w:rPr>
+          <w:b/>
+        </w:rPr>
+        <w:t xml:space="preserve">P&amp;L: </w:t>
+      </w:r>
+      <w:r>
+        <w:t>$+603.45 (+40.9%)</w:t>
+      </w:r>
+    </w:p>
+    <w:p>
+      <w:r>
+        <w:rPr>
+          <w:b/>
+        </w:rPr>
+        <w:t xml:space="preserve">EPS: </w:t>
+      </w:r>
+      <w:r>
+        <w:t>$1.37 reported vs $1.29 est (+6.2%) — BEAT</w:t>
+      </w:r>
+    </w:p>
+    <w:p>
+      <w:r>
+        <w:rPr>
+          <w:b/>
+        </w:rPr>
+        <w:t xml:space="preserve">Call quality: </w:t>
+      </w:r>
+      <w:r>
+        <w:t>Algorithm aced the call ✓</w:t>
+      </w:r>
+    </w:p>
+    <w:p>
+      <w:r>
+        <w:rPr>
+          <w:b/>
+        </w:rPr>
+        <w:t xml:space="preserve">Analysis: </w:t>
+      </w:r>
+      <w:r>
+        <w:t>AMD beat EPS estimates by +6.2% (reported $1.37 vs $1.29 expected). The position returned +40.9% (WIN) against a 100% confidence call (95-100% tier). The model was well-calibrated — it correctly identified the earnings beat and the market confirmed it.</w:t>
+      </w:r>
+    </w:p>
+    <w:p>
+      <w:pPr>
+        <w:jc w:val="center"/>
+      </w:pPr>
+      <w:r>
+        <w:t>────────────────────────────────────────────────────────────</w:t>
+      </w:r>
+    </w:p>
+    <w:p>
+      <w:pPr>
+        <w:pStyle w:val="Heading2"/>
+      </w:pPr>
+      <w:r>
+        <w:rPr>
+          <w:color w:val="C62828"/>
+        </w:rPr>
+        <w:t>SHOP — Shopify Inc.  (LOSS)</w:t>
+      </w:r>
+    </w:p>
+    <w:p>
+      <w:r>
+        <w:rPr>
+          <w:b/>
+        </w:rPr>
+        <w:t xml:space="preserve">Earnings date: </w:t>
+      </w:r>
+      <w:r>
+        <w:t xml:space="preserve">2026-05-05   </w:t>
+      </w:r>
+      <w:r>
+        <w:rPr>
+          <w:b/>
+        </w:rPr>
+        <w:t xml:space="preserve">Exit: </w:t>
+      </w:r>
+      <w:r>
+        <w:t xml:space="preserve">2026-05-06   </w:t>
+      </w:r>
+      <w:r>
+        <w:rPr>
+          <w:b/>
+        </w:rPr>
+        <w:t xml:space="preserve">Confidence: </w:t>
+      </w:r>
+      <w:r>
+        <w:t>80% (70-84%)</w:t>
+      </w:r>
+    </w:p>
+    <w:p>
+      <w:r>
+        <w:rPr>
+          <w:b/>
+        </w:rPr>
+        <w:t xml:space="preserve">Entry: </w:t>
+      </w:r>
+      <w:r>
+        <w:t xml:space="preserve">$131.84   </w:t>
+      </w:r>
+      <w:r>
+        <w:rPr>
+          <w:b/>
+        </w:rPr>
+        <w:t xml:space="preserve">Exit: </w:t>
+      </w:r>
+      <w:r>
+        <w:t xml:space="preserve">$106.23   </w:t>
+      </w:r>
+      <w:r>
+        <w:rPr>
+          <w:b/>
+        </w:rPr>
+        <w:t xml:space="preserve">P&amp;L: </w:t>
+      </w:r>
+      <w:r>
+        <w:t>$-76.82 (-19.4%)</w:t>
+      </w:r>
+    </w:p>
+    <w:p>
+      <w:r>
+        <w:rPr>
+          <w:b/>
+        </w:rPr>
+        <w:t xml:space="preserve">EPS: </w:t>
+      </w:r>
+      <w:r>
+        <w:t>$-0.45 reported vs $0.24 est (-287.5%) — MISS</w:t>
+      </w:r>
+    </w:p>
+    <w:p>
+      <w:r>
+        <w:rPr>
+          <w:b/>
+        </w:rPr>
+        <w:t xml:space="preserve">Call quality: </w:t>
+      </w:r>
+      <w:r>
+        <w:t>Algorithm aced the call ✓</w:t>
+      </w:r>
+    </w:p>
+    <w:p>
+      <w:r>
+        <w:rPr>
+          <w:b/>
+        </w:rPr>
+        <w:t xml:space="preserve">Analysis: </w:t>
+      </w:r>
+      <w:r>
+        <w:t>SHOP missed EPS estimates by 287.5% (reported $-0.45 vs $0.24 expected). The position returned -19.4% (LOSS) against a 80% confidence call (70-84% tier). The model correctly anticipated downside risk; both the earnings miss and the market reaction aligned with the 70-84% tier prediction.</w:t>
+      </w:r>
+    </w:p>
+    <w:p>
+      <w:pPr>
+        <w:jc w:val="center"/>
+      </w:pPr>
+      <w:r>
+        <w:t>────────────────────────────────────────────────────────────</w:t>
       </w:r>
     </w:p>
     <w:p>

--- a/data/earnings_calls_log.docx
+++ b/data/earnings_calls_log.docx
@@ -20,7 +20,7 @@
           <w:i/>
           <w:sz w:val="20"/>
         </w:rPr>
-        <w:t>Generated 2026-05-06 12:36 ET  |  43 calls logged</w:t>
+        <w:t>Generated 2026-05-06 12:40 ET  |  43 calls logged</w:t>
       </w:r>
     </w:p>
     <w:p>

--- a/data/earnings_calls_log.docx
+++ b/data/earnings_calls_log.docx
@@ -20,7 +20,7 @@
           <w:i/>
           <w:sz w:val="20"/>
         </w:rPr>
-        <w:t>Generated 2026-05-06 12:40 ET  |  43 calls logged</w:t>
+        <w:t>Generated 2026-05-06 17:41 ET  |  43 calls logged</w:t>
       </w:r>
     </w:p>
     <w:p>

--- a/data/earnings_calls_log.docx
+++ b/data/earnings_calls_log.docx
@@ -20,7 +20,7 @@
           <w:i/>
           <w:sz w:val="20"/>
         </w:rPr>
-        <w:t>Generated 2026-05-06 17:41 ET  |  43 calls logged</w:t>
+        <w:t>Generated 2026-05-07 17:31 ET  |  48 calls logged</w:t>
       </w:r>
     </w:p>
     <w:p>
@@ -102,7 +102,7 @@
           </w:tcPr>
           <w:p>
             <w:r>
-              <w:t>16</w:t>
+              <w:t>18</w:t>
             </w:r>
           </w:p>
         </w:tc>
@@ -122,7 +122,7 @@
           </w:tcPr>
           <w:p>
             <w:r>
-              <w:t>56%</w:t>
+              <w:t>50%</w:t>
             </w:r>
           </w:p>
         </w:tc>
@@ -144,7 +144,7 @@
           </w:tcPr>
           <w:p>
             <w:r>
-              <w:t>20</w:t>
+              <w:t>22</w:t>
             </w:r>
           </w:p>
         </w:tc>
@@ -154,7 +154,7 @@
           </w:tcPr>
           <w:p>
             <w:r>
-              <w:t>12</w:t>
+              <w:t>14</w:t>
             </w:r>
           </w:p>
         </w:tc>
@@ -164,7 +164,7 @@
           </w:tcPr>
           <w:p>
             <w:r>
-              <w:t>60%</w:t>
+              <w:t>64%</w:t>
             </w:r>
           </w:p>
         </w:tc>
@@ -186,6 +186,16 @@
           </w:tcPr>
           <w:p>
             <w:r>
+              <w:t>8</w:t>
+            </w:r>
+          </w:p>
+        </w:tc>
+        <w:tc>
+          <w:tcPr>
+            <w:tcW w:type="dxa" w:w="2160"/>
+          </w:tcPr>
+          <w:p>
+            <w:r>
               <w:t>7</w:t>
             </w:r>
           </w:p>
@@ -196,17 +206,7 @@
           </w:tcPr>
           <w:p>
             <w:r>
-              <w:t>6</w:t>
-            </w:r>
-          </w:p>
-        </w:tc>
-        <w:tc>
-          <w:tcPr>
-            <w:tcW w:type="dxa" w:w="2160"/>
-          </w:tcPr>
-          <w:p>
-            <w:r>
-              <w:t>86%</w:t>
+              <w:t>88%</w:t>
             </w:r>
           </w:p>
         </w:tc>
@@ -407,6 +407,556 @@
       </w:pPr>
       <w:r>
         <w:t>Call Details</w:t>
+      </w:r>
+    </w:p>
+    <w:p>
+      <w:pPr>
+        <w:pStyle w:val="Heading2"/>
+      </w:pPr>
+      <w:r>
+        <w:rPr>
+          <w:color w:val="2E7D32"/>
+        </w:rPr>
+        <w:t>UBER — Uber Technologies, Inc.  (WIN)</w:t>
+      </w:r>
+    </w:p>
+    <w:p>
+      <w:r>
+        <w:rPr>
+          <w:b/>
+        </w:rPr>
+        <w:t xml:space="preserve">Earnings date: </w:t>
+      </w:r>
+      <w:r>
+        <w:t xml:space="preserve">2026-05-06   </w:t>
+      </w:r>
+      <w:r>
+        <w:rPr>
+          <w:b/>
+        </w:rPr>
+        <w:t xml:space="preserve">Exit: </w:t>
+      </w:r>
+      <w:r>
+        <w:t xml:space="preserve">2026-05-07   </w:t>
+      </w:r>
+      <w:r>
+        <w:rPr>
+          <w:b/>
+        </w:rPr>
+        <w:t xml:space="preserve">Confidence: </w:t>
+      </w:r>
+      <w:r>
+        <w:t>90% (85-94%)</w:t>
+      </w:r>
+    </w:p>
+    <w:p>
+      <w:r>
+        <w:rPr>
+          <w:b/>
+        </w:rPr>
+        <w:t xml:space="preserve">Entry: </w:t>
+      </w:r>
+      <w:r>
+        <w:t xml:space="preserve">$75.63   </w:t>
+      </w:r>
+      <w:r>
+        <w:rPr>
+          <w:b/>
+        </w:rPr>
+        <w:t xml:space="preserve">Exit: </w:t>
+      </w:r>
+      <w:r>
+        <w:t xml:space="preserve">$77.31   </w:t>
+      </w:r>
+      <w:r>
+        <w:rPr>
+          <w:b/>
+        </w:rPr>
+        <w:t xml:space="preserve">P&amp;L: </w:t>
+      </w:r>
+      <w:r>
+        <w:t>$+21.84 (+2.2%)</w:t>
+      </w:r>
+    </w:p>
+    <w:p>
+      <w:r>
+        <w:rPr>
+          <w:b/>
+        </w:rPr>
+        <w:t xml:space="preserve">EPS: </w:t>
+      </w:r>
+      <w:r>
+        <w:t>$0.72 reported vs $0.69 est (+4.3%) — BEAT</w:t>
+      </w:r>
+    </w:p>
+    <w:p>
+      <w:r>
+        <w:rPr>
+          <w:b/>
+        </w:rPr>
+        <w:t xml:space="preserve">Call quality: </w:t>
+      </w:r>
+      <w:r>
+        <w:t>Algorithm aced the call ✓</w:t>
+      </w:r>
+    </w:p>
+    <w:p>
+      <w:r>
+        <w:rPr>
+          <w:b/>
+        </w:rPr>
+        <w:t xml:space="preserve">Analysis: </w:t>
+      </w:r>
+      <w:r>
+        <w:t>UBER beat EPS estimates by +4.3% (reported $0.72 vs $0.69 expected). The position returned +2.2% (WIN) against a 90% confidence call (85-94% tier). The model was well-calibrated — it correctly identified the earnings beat and the market confirmed it.</w:t>
+      </w:r>
+    </w:p>
+    <w:p>
+      <w:pPr>
+        <w:jc w:val="center"/>
+      </w:pPr>
+      <w:r>
+        <w:t>────────────────────────────────────────────────────────────</w:t>
+      </w:r>
+    </w:p>
+    <w:p>
+      <w:pPr>
+        <w:pStyle w:val="Heading2"/>
+      </w:pPr>
+      <w:r>
+        <w:rPr>
+          <w:color w:val="2E7D32"/>
+        </w:rPr>
+        <w:t>FTNT — Fortinet, Inc.  (WIN)</w:t>
+      </w:r>
+    </w:p>
+    <w:p>
+      <w:r>
+        <w:rPr>
+          <w:b/>
+        </w:rPr>
+        <w:t xml:space="preserve">Earnings date: </w:t>
+      </w:r>
+      <w:r>
+        <w:t xml:space="preserve">2026-05-06   </w:t>
+      </w:r>
+      <w:r>
+        <w:rPr>
+          <w:b/>
+        </w:rPr>
+        <w:t xml:space="preserve">Exit: </w:t>
+      </w:r>
+      <w:r>
+        <w:t xml:space="preserve">2026-05-07   </w:t>
+      </w:r>
+      <w:r>
+        <w:rPr>
+          <w:b/>
+        </w:rPr>
+        <w:t xml:space="preserve">Confidence: </w:t>
+      </w:r>
+      <w:r>
+        <w:t>85% (85-94%)</w:t>
+      </w:r>
+    </w:p>
+    <w:p>
+      <w:r>
+        <w:rPr>
+          <w:b/>
+        </w:rPr>
+        <w:t xml:space="preserve">Entry: </w:t>
+      </w:r>
+      <w:r>
+        <w:t xml:space="preserve">$86.48   </w:t>
+      </w:r>
+      <w:r>
+        <w:rPr>
+          <w:b/>
+        </w:rPr>
+        <w:t xml:space="preserve">Exit: </w:t>
+      </w:r>
+      <w:r>
+        <w:t xml:space="preserve">$111.23   </w:t>
+      </w:r>
+      <w:r>
+        <w:rPr>
+          <w:b/>
+        </w:rPr>
+        <w:t xml:space="preserve">P&amp;L: </w:t>
+      </w:r>
+      <w:r>
+        <w:t>$+123.75 (+28.6%)</w:t>
+      </w:r>
+    </w:p>
+    <w:p>
+      <w:r>
+        <w:rPr>
+          <w:b/>
+        </w:rPr>
+        <w:t xml:space="preserve">EPS: </w:t>
+      </w:r>
+      <w:r>
+        <w:t>$0.82 reported vs $0.62 est (+32.3%) — BEAT</w:t>
+      </w:r>
+    </w:p>
+    <w:p>
+      <w:r>
+        <w:rPr>
+          <w:b/>
+        </w:rPr>
+        <w:t xml:space="preserve">Call quality: </w:t>
+      </w:r>
+      <w:r>
+        <w:t>Algorithm aced the call ✓</w:t>
+      </w:r>
+    </w:p>
+    <w:p>
+      <w:r>
+        <w:rPr>
+          <w:b/>
+        </w:rPr>
+        <w:t xml:space="preserve">Analysis: </w:t>
+      </w:r>
+      <w:r>
+        <w:t>FTNT beat EPS estimates by +32.3% (reported $0.82 vs $0.62 expected). The position returned +28.6% (WIN) against a 85% confidence call (85-94% tier). The model was well-calibrated — it correctly identified the earnings beat and the market confirmed it.</w:t>
+      </w:r>
+    </w:p>
+    <w:p>
+      <w:pPr>
+        <w:jc w:val="center"/>
+      </w:pPr>
+      <w:r>
+        <w:t>────────────────────────────────────────────────────────────</w:t>
+      </w:r>
+    </w:p>
+    <w:p>
+      <w:pPr>
+        <w:pStyle w:val="Heading2"/>
+      </w:pPr>
+      <w:r>
+        <w:rPr>
+          <w:color w:val="2E7D32"/>
+        </w:rPr>
+        <w:t>DDOG — Datadog, Inc.  (WIN)</w:t>
+      </w:r>
+    </w:p>
+    <w:p>
+      <w:r>
+        <w:rPr>
+          <w:b/>
+        </w:rPr>
+        <w:t xml:space="preserve">Earnings date: </w:t>
+      </w:r>
+      <w:r>
+        <w:t xml:space="preserve">2026-05-07   </w:t>
+      </w:r>
+      <w:r>
+        <w:rPr>
+          <w:b/>
+        </w:rPr>
+        <w:t xml:space="preserve">Exit: </w:t>
+      </w:r>
+      <w:r>
+        <w:t xml:space="preserve">2026-05-07   </w:t>
+      </w:r>
+      <w:r>
+        <w:rPr>
+          <w:b/>
+        </w:rPr>
+        <w:t xml:space="preserve">Confidence: </w:t>
+      </w:r>
+      <w:r>
+        <w:t>100% (95-100%)</w:t>
+      </w:r>
+    </w:p>
+    <w:p>
+      <w:r>
+        <w:rPr>
+          <w:b/>
+        </w:rPr>
+        <w:t xml:space="preserve">Entry: </w:t>
+      </w:r>
+      <w:r>
+        <w:t xml:space="preserve">$128.84   </w:t>
+      </w:r>
+      <w:r>
+        <w:rPr>
+          <w:b/>
+        </w:rPr>
+        <w:t xml:space="preserve">Exit: </w:t>
+      </w:r>
+      <w:r>
+        <w:t xml:space="preserve">$186.68   </w:t>
+      </w:r>
+      <w:r>
+        <w:rPr>
+          <w:b/>
+        </w:rPr>
+        <w:t xml:space="preserve">P&amp;L: </w:t>
+      </w:r>
+      <w:r>
+        <w:t>$+636.24 (+44.9%)</w:t>
+      </w:r>
+    </w:p>
+    <w:p>
+      <w:r>
+        <w:rPr>
+          <w:b/>
+        </w:rPr>
+        <w:t xml:space="preserve">EPS: </w:t>
+      </w:r>
+      <w:r>
+        <w:t>not available</w:t>
+      </w:r>
+    </w:p>
+    <w:p>
+      <w:r>
+        <w:rPr>
+          <w:b/>
+        </w:rPr>
+        <w:t xml:space="preserve">Call quality: </w:t>
+      </w:r>
+      <w:r>
+        <w:t>Unverified</w:t>
+      </w:r>
+    </w:p>
+    <w:p>
+      <w:r>
+        <w:rPr>
+          <w:b/>
+        </w:rPr>
+        <w:t xml:space="preserve">Analysis: </w:t>
+      </w:r>
+      <w:r>
+        <w:t>DDOG earnings results not yet confirmed in data feed. The position returned +44.9% (WIN) against a 100% confidence call (95-100% tier). Accuracy against estimates could not be verified — trade result logged for manual review.</w:t>
+      </w:r>
+    </w:p>
+    <w:p>
+      <w:pPr>
+        <w:jc w:val="center"/>
+      </w:pPr>
+      <w:r>
+        <w:t>────────────────────────────────────────────────────────────</w:t>
+      </w:r>
+    </w:p>
+    <w:p>
+      <w:pPr>
+        <w:pStyle w:val="Heading2"/>
+      </w:pPr>
+      <w:r>
+        <w:rPr>
+          <w:color w:val="2E7D32"/>
+        </w:rPr>
+        <w:t>U — Unity Software Inc.  (WIN)</w:t>
+      </w:r>
+    </w:p>
+    <w:p>
+      <w:r>
+        <w:rPr>
+          <w:b/>
+        </w:rPr>
+        <w:t xml:space="preserve">Earnings date: </w:t>
+      </w:r>
+      <w:r>
+        <w:t xml:space="preserve">2026-05-07   </w:t>
+      </w:r>
+      <w:r>
+        <w:rPr>
+          <w:b/>
+        </w:rPr>
+        <w:t xml:space="preserve">Exit: </w:t>
+      </w:r>
+      <w:r>
+        <w:t xml:space="preserve">2026-05-07   </w:t>
+      </w:r>
+      <w:r>
+        <w:rPr>
+          <w:b/>
+        </w:rPr>
+        <w:t xml:space="preserve">Confidence: </w:t>
+      </w:r>
+      <w:r>
+        <w:t>100% (95-100%)</w:t>
+      </w:r>
+    </w:p>
+    <w:p>
+      <w:r>
+        <w:rPr>
+          <w:b/>
+        </w:rPr>
+        <w:t xml:space="preserve">Entry: </w:t>
+      </w:r>
+      <w:r>
+        <w:t xml:space="preserve">$24.67   </w:t>
+      </w:r>
+      <w:r>
+        <w:rPr>
+          <w:b/>
+        </w:rPr>
+        <w:t xml:space="preserve">Exit: </w:t>
+      </w:r>
+      <w:r>
+        <w:t xml:space="preserve">$28.27   </w:t>
+      </w:r>
+      <w:r>
+        <w:rPr>
+          <w:b/>
+        </w:rPr>
+        <w:t xml:space="preserve">P&amp;L: </w:t>
+      </w:r>
+      <w:r>
+        <w:t>$+216.00 (+14.6%)</w:t>
+      </w:r>
+    </w:p>
+    <w:p>
+      <w:r>
+        <w:rPr>
+          <w:b/>
+        </w:rPr>
+        <w:t xml:space="preserve">EPS: </w:t>
+      </w:r>
+      <w:r>
+        <w:t>not available</w:t>
+      </w:r>
+    </w:p>
+    <w:p>
+      <w:r>
+        <w:rPr>
+          <w:b/>
+        </w:rPr>
+        <w:t xml:space="preserve">Call quality: </w:t>
+      </w:r>
+      <w:r>
+        <w:t>Unverified</w:t>
+      </w:r>
+    </w:p>
+    <w:p>
+      <w:r>
+        <w:rPr>
+          <w:b/>
+        </w:rPr>
+        <w:t xml:space="preserve">Analysis: </w:t>
+      </w:r>
+      <w:r>
+        <w:t>U earnings results not yet confirmed in data feed. The position returned +14.6% (WIN) against a 100% confidence call (95-100% tier). Accuracy against estimates could not be verified — trade result logged for manual review.</w:t>
+      </w:r>
+    </w:p>
+    <w:p>
+      <w:pPr>
+        <w:jc w:val="center"/>
+      </w:pPr>
+      <w:r>
+        <w:t>────────────────────────────────────────────────────────────</w:t>
+      </w:r>
+    </w:p>
+    <w:p>
+      <w:pPr>
+        <w:pStyle w:val="Heading2"/>
+      </w:pPr>
+      <w:r>
+        <w:rPr>
+          <w:color w:val="C62828"/>
+        </w:rPr>
+        <w:t>ZTS — Zoetis Inc.  (LOSS)</w:t>
+      </w:r>
+    </w:p>
+    <w:p>
+      <w:r>
+        <w:rPr>
+          <w:b/>
+        </w:rPr>
+        <w:t xml:space="preserve">Earnings date: </w:t>
+      </w:r>
+      <w:r>
+        <w:t xml:space="preserve">2026-05-07   </w:t>
+      </w:r>
+      <w:r>
+        <w:rPr>
+          <w:b/>
+        </w:rPr>
+        <w:t xml:space="preserve">Exit: </w:t>
+      </w:r>
+      <w:r>
+        <w:t xml:space="preserve">2026-05-07   </w:t>
+      </w:r>
+      <w:r>
+        <w:rPr>
+          <w:b/>
+        </w:rPr>
+        <w:t xml:space="preserve">Confidence: </w:t>
+      </w:r>
+      <w:r>
+        <w:t>80% (70-84%)</w:t>
+      </w:r>
+    </w:p>
+    <w:p>
+      <w:r>
+        <w:rPr>
+          <w:b/>
+        </w:rPr>
+        <w:t xml:space="preserve">Entry: </w:t>
+      </w:r>
+      <w:r>
+        <w:t xml:space="preserve">$116.77   </w:t>
+      </w:r>
+      <w:r>
+        <w:rPr>
+          <w:b/>
+        </w:rPr>
+        <w:t xml:space="preserve">Exit: </w:t>
+      </w:r>
+      <w:r>
+        <w:t xml:space="preserve">$88.55   </w:t>
+      </w:r>
+      <w:r>
+        <w:rPr>
+          <w:b/>
+        </w:rPr>
+        <w:t xml:space="preserve">P&amp;L: </w:t>
+      </w:r>
+      <w:r>
+        <w:t>$-112.88 (-24.2%)</w:t>
+      </w:r>
+    </w:p>
+    <w:p>
+      <w:r>
+        <w:rPr>
+          <w:b/>
+        </w:rPr>
+        <w:t xml:space="preserve">EPS: </w:t>
+      </w:r>
+      <w:r>
+        <w:t>$1.42 reported vs $1.54 est (-7.8%) — MISS</w:t>
+      </w:r>
+    </w:p>
+    <w:p>
+      <w:r>
+        <w:rPr>
+          <w:b/>
+        </w:rPr>
+        <w:t xml:space="preserve">Call quality: </w:t>
+      </w:r>
+      <w:r>
+        <w:t>Algorithm aced the call ✓</w:t>
+      </w:r>
+    </w:p>
+    <w:p>
+      <w:r>
+        <w:rPr>
+          <w:b/>
+        </w:rPr>
+        <w:t xml:space="preserve">Analysis: </w:t>
+      </w:r>
+      <w:r>
+        <w:t>ZTS missed EPS estimates by 7.8% (reported $1.42 vs $1.54 expected). The position returned -24.2% (LOSS) against a 80% confidence call (70-84% tier). The model correctly anticipated downside risk; both the earnings miss and the market reaction aligned with the 70-84% tier prediction.</w:t>
+      </w:r>
+    </w:p>
+    <w:p>
+      <w:pPr>
+        <w:jc w:val="center"/>
+      </w:pPr>
+      <w:r>
+        <w:t>────────────────────────────────────────────────────────────</w:t>
       </w:r>
     </w:p>
     <w:p>

--- a/data/earnings_calls_log.docx
+++ b/data/earnings_calls_log.docx
@@ -20,7 +20,7 @@
           <w:i/>
           <w:sz w:val="20"/>
         </w:rPr>
-        <w:t>Generated 2026-05-07 17:31 ET  |  48 calls logged</w:t>
+        <w:t>Generated 2026-05-08 17:34 ET  |  51 calls logged</w:t>
       </w:r>
     </w:p>
     <w:p>
@@ -102,7 +102,7 @@
           </w:tcPr>
           <w:p>
             <w:r>
-              <w:t>18</w:t>
+              <w:t>19</w:t>
             </w:r>
           </w:p>
         </w:tc>
@@ -112,7 +112,7 @@
           </w:tcPr>
           <w:p>
             <w:r>
-              <w:t>9</w:t>
+              <w:t>10</w:t>
             </w:r>
           </w:p>
         </w:tc>
@@ -122,7 +122,7 @@
           </w:tcPr>
           <w:p>
             <w:r>
-              <w:t>50%</w:t>
+              <w:t>53%</w:t>
             </w:r>
           </w:p>
         </w:tc>
@@ -144,7 +144,7 @@
           </w:tcPr>
           <w:p>
             <w:r>
-              <w:t>22</w:t>
+              <w:t>23</w:t>
             </w:r>
           </w:p>
         </w:tc>
@@ -164,7 +164,7 @@
           </w:tcPr>
           <w:p>
             <w:r>
-              <w:t>64%</w:t>
+              <w:t>61%</w:t>
             </w:r>
           </w:p>
         </w:tc>
@@ -186,6 +186,16 @@
           </w:tcPr>
           <w:p>
             <w:r>
+              <w:t>9</w:t>
+            </w:r>
+          </w:p>
+        </w:tc>
+        <w:tc>
+          <w:tcPr>
+            <w:tcW w:type="dxa" w:w="2160"/>
+          </w:tcPr>
+          <w:p>
+            <w:r>
               <w:t>8</w:t>
             </w:r>
           </w:p>
@@ -196,17 +206,7 @@
           </w:tcPr>
           <w:p>
             <w:r>
-              <w:t>7</w:t>
-            </w:r>
-          </w:p>
-        </w:tc>
-        <w:tc>
-          <w:tcPr>
-            <w:tcW w:type="dxa" w:w="2160"/>
-          </w:tcPr>
-          <w:p>
-            <w:r>
-              <w:t>88%</w:t>
+              <w:t>89%</w:t>
             </w:r>
           </w:p>
         </w:tc>
@@ -415,9 +415,9 @@
       </w:pPr>
       <w:r>
         <w:rPr>
-          <w:color w:val="2E7D32"/>
-        </w:rPr>
-        <w:t>UBER — Uber Technologies, Inc.  (WIN)</w:t>
+          <w:color w:val="C62828"/>
+        </w:rPr>
+        <w:t>NET — Cloudflare, Inc.  (LOSS)</w:t>
       </w:r>
     </w:p>
     <w:p>
@@ -428,7 +428,7 @@
         <w:t xml:space="preserve">Earnings date: </w:t>
       </w:r>
       <w:r>
-        <w:t xml:space="preserve">2026-05-06   </w:t>
+        <w:t xml:space="preserve">2026-05-07   </w:t>
       </w:r>
       <w:r>
         <w:rPr>
@@ -437,7 +437,7 @@
         <w:t xml:space="preserve">Exit: </w:t>
       </w:r>
       <w:r>
-        <w:t xml:space="preserve">2026-05-07   </w:t>
+        <w:t xml:space="preserve">2026-05-08   </w:t>
       </w:r>
       <w:r>
         <w:rPr>
@@ -446,7 +446,7 @@
         <w:t xml:space="preserve">Confidence: </w:t>
       </w:r>
       <w:r>
-        <w:t>90% (85-94%)</w:t>
+        <w:t>100% (95-100%)</w:t>
       </w:r>
     </w:p>
     <w:p>
@@ -457,7 +457,7 @@
         <w:t xml:space="preserve">Entry: </w:t>
       </w:r>
       <w:r>
-        <w:t xml:space="preserve">$75.63   </w:t>
+        <w:t xml:space="preserve">$206.49   </w:t>
       </w:r>
       <w:r>
         <w:rPr>
@@ -466,7 +466,7 @@
         <w:t xml:space="preserve">Exit: </w:t>
       </w:r>
       <w:r>
-        <w:t xml:space="preserve">$77.31   </w:t>
+        <w:t xml:space="preserve">$193.72   </w:t>
       </w:r>
       <w:r>
         <w:rPr>
@@ -475,7 +475,7 @@
         <w:t xml:space="preserve">P&amp;L: </w:t>
       </w:r>
       <w:r>
-        <w:t>$+21.84 (+2.2%)</w:t>
+        <w:t>$-89.39 (-6.2%)</w:t>
       </w:r>
     </w:p>
     <w:p>
@@ -486,7 +486,7 @@
         <w:t xml:space="preserve">EPS: </w:t>
       </w:r>
       <w:r>
-        <w:t>$0.72 reported vs $0.69 est (+4.3%) — BEAT</w:t>
+        <w:t>$-0.07 reported vs $-0.09 est (+22.2%) — BEAT</w:t>
       </w:r>
     </w:p>
     <w:p>
@@ -497,7 +497,7 @@
         <w:t xml:space="preserve">Call quality: </w:t>
       </w:r>
       <w:r>
-        <w:t>Algorithm aced the call ✓</w:t>
+        <w:t>Algorithm missed the call ✗</w:t>
       </w:r>
     </w:p>
     <w:p>
@@ -508,7 +508,7 @@
         <w:t xml:space="preserve">Analysis: </w:t>
       </w:r>
       <w:r>
-        <w:t>UBER beat EPS estimates by +4.3% (reported $0.72 vs $0.69 expected). The position returned +2.2% (WIN) against a 90% confidence call (85-94% tier). The model was well-calibrated — it correctly identified the earnings beat and the market confirmed it.</w:t>
+        <w:t>NET beat EPS estimates by +22.2% (reported $-0.07 vs $-0.09 expected). The position returned -6.2% (LOSS) against a 100% confidence call (95-100% tier). The model correctly identified the earnings beat but the market reacted negatively — possible guidance concerns or valuation resistance not captured in the scoring model.</w:t>
       </w:r>
     </w:p>
     <w:p>
@@ -527,7 +527,7 @@
         <w:rPr>
           <w:color w:val="2E7D32"/>
         </w:rPr>
-        <w:t>FTNT — Fortinet, Inc.  (WIN)</w:t>
+        <w:t>LYFT — Lyft, Inc.  (WIN)</w:t>
       </w:r>
     </w:p>
     <w:p>
@@ -538,7 +538,7 @@
         <w:t xml:space="preserve">Earnings date: </w:t>
       </w:r>
       <w:r>
-        <w:t xml:space="preserve">2026-05-06   </w:t>
+        <w:t xml:space="preserve">2026-05-07   </w:t>
       </w:r>
       <w:r>
         <w:rPr>
@@ -547,7 +547,7 @@
         <w:t xml:space="preserve">Exit: </w:t>
       </w:r>
       <w:r>
-        <w:t xml:space="preserve">2026-05-07   </w:t>
+        <w:t xml:space="preserve">2026-05-08   </w:t>
       </w:r>
       <w:r>
         <w:rPr>
@@ -567,7 +567,7 @@
         <w:t xml:space="preserve">Entry: </w:t>
       </w:r>
       <w:r>
-        <w:t xml:space="preserve">$86.48   </w:t>
+        <w:t xml:space="preserve">$14.17   </w:t>
       </w:r>
       <w:r>
         <w:rPr>
@@ -576,7 +576,7 @@
         <w:t xml:space="preserve">Exit: </w:t>
       </w:r>
       <w:r>
-        <w:t xml:space="preserve">$111.23   </w:t>
+        <w:t xml:space="preserve">$14.37   </w:t>
       </w:r>
       <w:r>
         <w:rPr>
@@ -585,7 +585,7 @@
         <w:t xml:space="preserve">P&amp;L: </w:t>
       </w:r>
       <w:r>
-        <w:t>$+123.75 (+28.6%)</w:t>
+        <w:t>$+6.91 (+1.4%)</w:t>
       </w:r>
     </w:p>
     <w:p>
@@ -596,7 +596,7 @@
         <w:t xml:space="preserve">EPS: </w:t>
       </w:r>
       <w:r>
-        <w:t>$0.82 reported vs $0.62 est (+32.3%) — BEAT</w:t>
+        <w:t>$0.04 reported vs $0.07 est (-42.9%) — MISS</w:t>
       </w:r>
     </w:p>
     <w:p>
@@ -607,7 +607,7 @@
         <w:t xml:space="preserve">Call quality: </w:t>
       </w:r>
       <w:r>
-        <w:t>Algorithm aced the call ✓</w:t>
+        <w:t>Algorithm missed the call ✗</w:t>
       </w:r>
     </w:p>
     <w:p>
@@ -618,7 +618,7 @@
         <w:t xml:space="preserve">Analysis: </w:t>
       </w:r>
       <w:r>
-        <w:t>FTNT beat EPS estimates by +32.3% (reported $0.82 vs $0.62 expected). The position returned +28.6% (WIN) against a 85% confidence call (85-94% tier). The model was well-calibrated — it correctly identified the earnings beat and the market confirmed it.</w:t>
+        <w:t>LYFT missed EPS estimates by 42.9% (reported $0.04 vs $0.07 expected). The position returned +1.4% (WIN) against a 85% confidence call (85-94% tier). Despite the EPS miss the position was profitable — possible forward guidance upgrade or short squeeze not captured by the scoring model.</w:t>
       </w:r>
     </w:p>
     <w:p>
@@ -637,7 +637,7 @@
         <w:rPr>
           <w:color w:val="2E7D32"/>
         </w:rPr>
-        <w:t>DDOG — Datadog, Inc.  (WIN)</w:t>
+        <w:t>GILD — Gilead Sciences, Inc.  (WIN)</w:t>
       </w:r>
     </w:p>
     <w:p>
@@ -657,7 +657,7 @@
         <w:t xml:space="preserve">Exit: </w:t>
       </w:r>
       <w:r>
-        <w:t xml:space="preserve">2026-05-07   </w:t>
+        <w:t xml:space="preserve">2026-05-08   </w:t>
       </w:r>
       <w:r>
         <w:rPr>
@@ -666,7 +666,7 @@
         <w:t xml:space="preserve">Confidence: </w:t>
       </w:r>
       <w:r>
-        <w:t>100% (95-100%)</w:t>
+        <w:t>83% (70-84%)</w:t>
       </w:r>
     </w:p>
     <w:p>
@@ -677,7 +677,7 @@
         <w:t xml:space="preserve">Entry: </w:t>
       </w:r>
       <w:r>
-        <w:t xml:space="preserve">$128.84   </w:t>
+        <w:t xml:space="preserve">$128.49   </w:t>
       </w:r>
       <w:r>
         <w:rPr>
@@ -686,7 +686,7 @@
         <w:t xml:space="preserve">Exit: </w:t>
       </w:r>
       <w:r>
-        <w:t xml:space="preserve">$186.68   </w:t>
+        <w:t xml:space="preserve">$132.12   </w:t>
       </w:r>
       <w:r>
         <w:rPr>
@@ -695,7 +695,7 @@
         <w:t xml:space="preserve">P&amp;L: </w:t>
       </w:r>
       <w:r>
-        <w:t>$+636.24 (+44.9%)</w:t>
+        <w:t>$+10.88 (+2.8%)</w:t>
       </w:r>
     </w:p>
     <w:p>
@@ -706,7 +706,7 @@
         <w:t xml:space="preserve">EPS: </w:t>
       </w:r>
       <w:r>
-        <w:t>not available</w:t>
+        <w:t>$2.03 reported vs $1.91 est (+6.3%) — BEAT</w:t>
       </w:r>
     </w:p>
     <w:p>
@@ -717,7 +717,7 @@
         <w:t xml:space="preserve">Call quality: </w:t>
       </w:r>
       <w:r>
-        <w:t>Unverified</w:t>
+        <w:t>Algorithm aced the call ✓</w:t>
       </w:r>
     </w:p>
     <w:p>
@@ -728,7 +728,7 @@
         <w:t xml:space="preserve">Analysis: </w:t>
       </w:r>
       <w:r>
-        <w:t>DDOG earnings results not yet confirmed in data feed. The position returned +44.9% (WIN) against a 100% confidence call (95-100% tier). Accuracy against estimates could not be verified — trade result logged for manual review.</w:t>
+        <w:t>GILD beat EPS estimates by +6.3% (reported $2.03 vs $1.91 expected). The position returned +2.8% (WIN) against a 83% confidence call (70-84% tier). The model was well-calibrated — it correctly identified the earnings beat and the market confirmed it.</w:t>
       </w:r>
     </w:p>
     <w:p>
@@ -747,6 +747,336 @@
         <w:rPr>
           <w:color w:val="2E7D32"/>
         </w:rPr>
+        <w:t>UBER — Uber Technologies, Inc.  (WIN)</w:t>
+      </w:r>
+    </w:p>
+    <w:p>
+      <w:r>
+        <w:rPr>
+          <w:b/>
+        </w:rPr>
+        <w:t xml:space="preserve">Earnings date: </w:t>
+      </w:r>
+      <w:r>
+        <w:t xml:space="preserve">2026-05-06   </w:t>
+      </w:r>
+      <w:r>
+        <w:rPr>
+          <w:b/>
+        </w:rPr>
+        <w:t xml:space="preserve">Exit: </w:t>
+      </w:r>
+      <w:r>
+        <w:t xml:space="preserve">2026-05-07   </w:t>
+      </w:r>
+      <w:r>
+        <w:rPr>
+          <w:b/>
+        </w:rPr>
+        <w:t xml:space="preserve">Confidence: </w:t>
+      </w:r>
+      <w:r>
+        <w:t>90% (85-94%)</w:t>
+      </w:r>
+    </w:p>
+    <w:p>
+      <w:r>
+        <w:rPr>
+          <w:b/>
+        </w:rPr>
+        <w:t xml:space="preserve">Entry: </w:t>
+      </w:r>
+      <w:r>
+        <w:t xml:space="preserve">$75.63   </w:t>
+      </w:r>
+      <w:r>
+        <w:rPr>
+          <w:b/>
+        </w:rPr>
+        <w:t xml:space="preserve">Exit: </w:t>
+      </w:r>
+      <w:r>
+        <w:t xml:space="preserve">$77.31   </w:t>
+      </w:r>
+      <w:r>
+        <w:rPr>
+          <w:b/>
+        </w:rPr>
+        <w:t xml:space="preserve">P&amp;L: </w:t>
+      </w:r>
+      <w:r>
+        <w:t>$+21.84 (+2.2%)</w:t>
+      </w:r>
+    </w:p>
+    <w:p>
+      <w:r>
+        <w:rPr>
+          <w:b/>
+        </w:rPr>
+        <w:t xml:space="preserve">EPS: </w:t>
+      </w:r>
+      <w:r>
+        <w:t>$0.72 reported vs $0.69 est (+4.3%) — BEAT</w:t>
+      </w:r>
+    </w:p>
+    <w:p>
+      <w:r>
+        <w:rPr>
+          <w:b/>
+        </w:rPr>
+        <w:t xml:space="preserve">Call quality: </w:t>
+      </w:r>
+      <w:r>
+        <w:t>Algorithm aced the call ✓</w:t>
+      </w:r>
+    </w:p>
+    <w:p>
+      <w:r>
+        <w:rPr>
+          <w:b/>
+        </w:rPr>
+        <w:t xml:space="preserve">Analysis: </w:t>
+      </w:r>
+      <w:r>
+        <w:t>UBER beat EPS estimates by +4.3% (reported $0.72 vs $0.69 expected). The position returned +2.2% (WIN) against a 90% confidence call (85-94% tier). The model was well-calibrated — it correctly identified the earnings beat and the market confirmed it.</w:t>
+      </w:r>
+    </w:p>
+    <w:p>
+      <w:pPr>
+        <w:jc w:val="center"/>
+      </w:pPr>
+      <w:r>
+        <w:t>────────────────────────────────────────────────────────────</w:t>
+      </w:r>
+    </w:p>
+    <w:p>
+      <w:pPr>
+        <w:pStyle w:val="Heading2"/>
+      </w:pPr>
+      <w:r>
+        <w:rPr>
+          <w:color w:val="2E7D32"/>
+        </w:rPr>
+        <w:t>FTNT — Fortinet, Inc.  (WIN)</w:t>
+      </w:r>
+    </w:p>
+    <w:p>
+      <w:r>
+        <w:rPr>
+          <w:b/>
+        </w:rPr>
+        <w:t xml:space="preserve">Earnings date: </w:t>
+      </w:r>
+      <w:r>
+        <w:t xml:space="preserve">2026-05-06   </w:t>
+      </w:r>
+      <w:r>
+        <w:rPr>
+          <w:b/>
+        </w:rPr>
+        <w:t xml:space="preserve">Exit: </w:t>
+      </w:r>
+      <w:r>
+        <w:t xml:space="preserve">2026-05-07   </w:t>
+      </w:r>
+      <w:r>
+        <w:rPr>
+          <w:b/>
+        </w:rPr>
+        <w:t xml:space="preserve">Confidence: </w:t>
+      </w:r>
+      <w:r>
+        <w:t>85% (85-94%)</w:t>
+      </w:r>
+    </w:p>
+    <w:p>
+      <w:r>
+        <w:rPr>
+          <w:b/>
+        </w:rPr>
+        <w:t xml:space="preserve">Entry: </w:t>
+      </w:r>
+      <w:r>
+        <w:t xml:space="preserve">$86.48   </w:t>
+      </w:r>
+      <w:r>
+        <w:rPr>
+          <w:b/>
+        </w:rPr>
+        <w:t xml:space="preserve">Exit: </w:t>
+      </w:r>
+      <w:r>
+        <w:t xml:space="preserve">$111.23   </w:t>
+      </w:r>
+      <w:r>
+        <w:rPr>
+          <w:b/>
+        </w:rPr>
+        <w:t xml:space="preserve">P&amp;L: </w:t>
+      </w:r>
+      <w:r>
+        <w:t>$+123.75 (+28.6%)</w:t>
+      </w:r>
+    </w:p>
+    <w:p>
+      <w:r>
+        <w:rPr>
+          <w:b/>
+        </w:rPr>
+        <w:t xml:space="preserve">EPS: </w:t>
+      </w:r>
+      <w:r>
+        <w:t>$0.82 reported vs $0.62 est (+32.3%) — BEAT</w:t>
+      </w:r>
+    </w:p>
+    <w:p>
+      <w:r>
+        <w:rPr>
+          <w:b/>
+        </w:rPr>
+        <w:t xml:space="preserve">Call quality: </w:t>
+      </w:r>
+      <w:r>
+        <w:t>Algorithm aced the call ✓</w:t>
+      </w:r>
+    </w:p>
+    <w:p>
+      <w:r>
+        <w:rPr>
+          <w:b/>
+        </w:rPr>
+        <w:t xml:space="preserve">Analysis: </w:t>
+      </w:r>
+      <w:r>
+        <w:t>FTNT beat EPS estimates by +32.3% (reported $0.82 vs $0.62 expected). The position returned +28.6% (WIN) against a 85% confidence call (85-94% tier). The model was well-calibrated — it correctly identified the earnings beat and the market confirmed it.</w:t>
+      </w:r>
+    </w:p>
+    <w:p>
+      <w:pPr>
+        <w:jc w:val="center"/>
+      </w:pPr>
+      <w:r>
+        <w:t>────────────────────────────────────────────────────────────</w:t>
+      </w:r>
+    </w:p>
+    <w:p>
+      <w:pPr>
+        <w:pStyle w:val="Heading2"/>
+      </w:pPr>
+      <w:r>
+        <w:rPr>
+          <w:color w:val="2E7D32"/>
+        </w:rPr>
+        <w:t>DDOG — Datadog, Inc.  (WIN)</w:t>
+      </w:r>
+    </w:p>
+    <w:p>
+      <w:r>
+        <w:rPr>
+          <w:b/>
+        </w:rPr>
+        <w:t xml:space="preserve">Earnings date: </w:t>
+      </w:r>
+      <w:r>
+        <w:t xml:space="preserve">2026-05-07   </w:t>
+      </w:r>
+      <w:r>
+        <w:rPr>
+          <w:b/>
+        </w:rPr>
+        <w:t xml:space="preserve">Exit: </w:t>
+      </w:r>
+      <w:r>
+        <w:t xml:space="preserve">2026-05-07   </w:t>
+      </w:r>
+      <w:r>
+        <w:rPr>
+          <w:b/>
+        </w:rPr>
+        <w:t xml:space="preserve">Confidence: </w:t>
+      </w:r>
+      <w:r>
+        <w:t>100% (95-100%)</w:t>
+      </w:r>
+    </w:p>
+    <w:p>
+      <w:r>
+        <w:rPr>
+          <w:b/>
+        </w:rPr>
+        <w:t xml:space="preserve">Entry: </w:t>
+      </w:r>
+      <w:r>
+        <w:t xml:space="preserve">$128.84   </w:t>
+      </w:r>
+      <w:r>
+        <w:rPr>
+          <w:b/>
+        </w:rPr>
+        <w:t xml:space="preserve">Exit: </w:t>
+      </w:r>
+      <w:r>
+        <w:t xml:space="preserve">$186.68   </w:t>
+      </w:r>
+      <w:r>
+        <w:rPr>
+          <w:b/>
+        </w:rPr>
+        <w:t xml:space="preserve">P&amp;L: </w:t>
+      </w:r>
+      <w:r>
+        <w:t>$+636.24 (+44.9%)</w:t>
+      </w:r>
+    </w:p>
+    <w:p>
+      <w:r>
+        <w:rPr>
+          <w:b/>
+        </w:rPr>
+        <w:t xml:space="preserve">EPS: </w:t>
+      </w:r>
+      <w:r>
+        <w:t>$0.15 reported vs $0.07 est (+114.3%) — BEAT</w:t>
+      </w:r>
+    </w:p>
+    <w:p>
+      <w:r>
+        <w:rPr>
+          <w:b/>
+        </w:rPr>
+        <w:t xml:space="preserve">Call quality: </w:t>
+      </w:r>
+      <w:r>
+        <w:t>Algorithm aced the call ✓</w:t>
+      </w:r>
+    </w:p>
+    <w:p>
+      <w:r>
+        <w:rPr>
+          <w:b/>
+        </w:rPr>
+        <w:t xml:space="preserve">Analysis: </w:t>
+      </w:r>
+      <w:r>
+        <w:t>DDOG beat EPS estimates by +114.3% (reported $0.15 vs $0.07 expected). The position returned +44.9% (WIN) against a 100% confidence call (95-100% tier). The model was well-calibrated — it correctly identified the earnings beat and the market confirmed it.</w:t>
+      </w:r>
+    </w:p>
+    <w:p>
+      <w:pPr>
+        <w:jc w:val="center"/>
+      </w:pPr>
+      <w:r>
+        <w:t>────────────────────────────────────────────────────────────</w:t>
+      </w:r>
+    </w:p>
+    <w:p>
+      <w:pPr>
+        <w:pStyle w:val="Heading2"/>
+      </w:pPr>
+      <w:r>
+        <w:rPr>
+          <w:color w:val="2E7D32"/>
+        </w:rPr>
         <w:t>U — Unity Software Inc.  (WIN)</w:t>
       </w:r>
     </w:p>
@@ -816,7 +1146,7 @@
         <w:t xml:space="preserve">EPS: </w:t>
       </w:r>
       <w:r>
-        <w:t>not available</w:t>
+        <w:t>$0.23 reported vs $0.24 est (-4.2%) — MISS</w:t>
       </w:r>
     </w:p>
     <w:p>
@@ -827,7 +1157,7 @@
         <w:t xml:space="preserve">Call quality: </w:t>
       </w:r>
       <w:r>
-        <w:t>Unverified</w:t>
+        <w:t>Algorithm missed the call ✗</w:t>
       </w:r>
     </w:p>
     <w:p>
@@ -838,7 +1168,7 @@
         <w:t xml:space="preserve">Analysis: </w:t>
       </w:r>
       <w:r>
-        <w:t>U earnings results not yet confirmed in data feed. The position returned +14.6% (WIN) against a 100% confidence call (95-100% tier). Accuracy against estimates could not be verified — trade result logged for manual review.</w:t>
+        <w:t>U missed EPS estimates by 4.2% (reported $0.23 vs $0.24 expected). The position returned +14.6% (WIN) against a 100% confidence call (95-100% tier). Despite the EPS miss the position was profitable — possible forward guidance upgrade or short squeeze not captured by the scoring model.</w:t>
       </w:r>
     </w:p>
     <w:p>

--- a/data/earnings_calls_log.docx
+++ b/data/earnings_calls_log.docx
@@ -20,7 +20,7 @@
           <w:i/>
           <w:sz w:val="20"/>
         </w:rPr>
-        <w:t>Generated 2026-05-08 17:34 ET  |  51 calls logged</w:t>
+        <w:t>Generated 2026-05-14 17:45 ET  |  52 calls logged</w:t>
       </w:r>
     </w:p>
     <w:p>
@@ -102,7 +102,7 @@
           </w:tcPr>
           <w:p>
             <w:r>
-              <w:t>19</w:t>
+              <w:t>20</w:t>
             </w:r>
           </w:p>
         </w:tc>
@@ -112,7 +112,7 @@
           </w:tcPr>
           <w:p>
             <w:r>
-              <w:t>10</w:t>
+              <w:t>11</w:t>
             </w:r>
           </w:p>
         </w:tc>
@@ -122,7 +122,7 @@
           </w:tcPr>
           <w:p>
             <w:r>
-              <w:t>53%</w:t>
+              <w:t>55%</w:t>
             </w:r>
           </w:p>
         </w:tc>
@@ -407,6 +407,116 @@
       </w:pPr>
       <w:r>
         <w:t>Call Details</w:t>
+      </w:r>
+    </w:p>
+    <w:p>
+      <w:pPr>
+        <w:pStyle w:val="Heading2"/>
+      </w:pPr>
+      <w:r>
+        <w:rPr>
+          <w:color w:val="2E7D32"/>
+        </w:rPr>
+        <w:t>CSCO — Cisco Systems, Inc.  (WIN)</w:t>
+      </w:r>
+    </w:p>
+    <w:p>
+      <w:r>
+        <w:rPr>
+          <w:b/>
+        </w:rPr>
+        <w:t xml:space="preserve">Earnings date: </w:t>
+      </w:r>
+      <w:r>
+        <w:t xml:space="preserve">2026-05-13   </w:t>
+      </w:r>
+      <w:r>
+        <w:rPr>
+          <w:b/>
+        </w:rPr>
+        <w:t xml:space="preserve">Exit: </w:t>
+      </w:r>
+      <w:r>
+        <w:t xml:space="preserve">2026-05-14   </w:t>
+      </w:r>
+      <w:r>
+        <w:rPr>
+          <w:b/>
+        </w:rPr>
+        <w:t xml:space="preserve">Confidence: </w:t>
+      </w:r>
+      <w:r>
+        <w:t>100% (95-100%)</w:t>
+      </w:r>
+    </w:p>
+    <w:p>
+      <w:r>
+        <w:rPr>
+          <w:b/>
+        </w:rPr>
+        <w:t xml:space="preserve">Entry: </w:t>
+      </w:r>
+      <w:r>
+        <w:t xml:space="preserve">$92.61   </w:t>
+      </w:r>
+      <w:r>
+        <w:rPr>
+          <w:b/>
+        </w:rPr>
+        <w:t xml:space="preserve">Exit: </w:t>
+      </w:r>
+      <w:r>
+        <w:t xml:space="preserve">$117.48   </w:t>
+      </w:r>
+      <w:r>
+        <w:rPr>
+          <w:b/>
+        </w:rPr>
+        <w:t xml:space="preserve">P&amp;L: </w:t>
+      </w:r>
+      <w:r>
+        <w:t>$+397.92 (+26.9%)</w:t>
+      </w:r>
+    </w:p>
+    <w:p>
+      <w:r>
+        <w:rPr>
+          <w:b/>
+        </w:rPr>
+        <w:t xml:space="preserve">EPS: </w:t>
+      </w:r>
+      <w:r>
+        <w:t>$1.06 reported vs $1.04 est (+1.9%) — BEAT</w:t>
+      </w:r>
+    </w:p>
+    <w:p>
+      <w:r>
+        <w:rPr>
+          <w:b/>
+        </w:rPr>
+        <w:t xml:space="preserve">Call quality: </w:t>
+      </w:r>
+      <w:r>
+        <w:t>Algorithm aced the call ✓</w:t>
+      </w:r>
+    </w:p>
+    <w:p>
+      <w:r>
+        <w:rPr>
+          <w:b/>
+        </w:rPr>
+        <w:t xml:space="preserve">Analysis: </w:t>
+      </w:r>
+      <w:r>
+        <w:t>CSCO beat EPS estimates by +1.9% (reported $1.06 vs $1.04 expected). The position returned +26.9% (WIN) against a 100% confidence call (95-100% tier). The model was well-calibrated — it correctly identified the earnings beat and the market confirmed it.</w:t>
+      </w:r>
+    </w:p>
+    <w:p>
+      <w:pPr>
+        <w:jc w:val="center"/>
+      </w:pPr>
+      <w:r>
+        <w:t>────────────────────────────────────────────────────────────</w:t>
       </w:r>
     </w:p>
     <w:p>

--- a/data/earnings_calls_log.docx
+++ b/data/earnings_calls_log.docx
@@ -20,7 +20,7 @@
           <w:i/>
           <w:sz w:val="20"/>
         </w:rPr>
-        <w:t>Generated 2026-05-14 17:45 ET  |  52 calls logged</w:t>
+        <w:t>Generated 2026-05-15 17:34 ET  |  53 calls logged</w:t>
       </w:r>
     </w:p>
     <w:p>
@@ -102,7 +102,7 @@
           </w:tcPr>
           <w:p>
             <w:r>
-              <w:t>20</w:t>
+              <w:t>21</w:t>
             </w:r>
           </w:p>
         </w:tc>
@@ -112,7 +112,7 @@
           </w:tcPr>
           <w:p>
             <w:r>
-              <w:t>11</w:t>
+              <w:t>12</w:t>
             </w:r>
           </w:p>
         </w:tc>
@@ -122,7 +122,7 @@
           </w:tcPr>
           <w:p>
             <w:r>
-              <w:t>55%</w:t>
+              <w:t>57%</w:t>
             </w:r>
           </w:p>
         </w:tc>
@@ -407,6 +407,116 @@
       </w:pPr>
       <w:r>
         <w:t>Call Details</w:t>
+      </w:r>
+    </w:p>
+    <w:p>
+      <w:pPr>
+        <w:pStyle w:val="Heading2"/>
+      </w:pPr>
+      <w:r>
+        <w:rPr>
+          <w:color w:val="2E7D32"/>
+        </w:rPr>
+        <w:t>AMAT — Applied Materials, Inc.  (WIN)</w:t>
+      </w:r>
+    </w:p>
+    <w:p>
+      <w:r>
+        <w:rPr>
+          <w:b/>
+        </w:rPr>
+        <w:t xml:space="preserve">Earnings date: </w:t>
+      </w:r>
+      <w:r>
+        <w:t xml:space="preserve">2026-05-14   </w:t>
+      </w:r>
+      <w:r>
+        <w:rPr>
+          <w:b/>
+        </w:rPr>
+        <w:t xml:space="preserve">Exit: </w:t>
+      </w:r>
+      <w:r>
+        <w:t xml:space="preserve">2026-05-15   </w:t>
+      </w:r>
+      <w:r>
+        <w:rPr>
+          <w:b/>
+        </w:rPr>
+        <w:t xml:space="preserve">Confidence: </w:t>
+      </w:r>
+      <w:r>
+        <w:t>100% (95-100%)</w:t>
+      </w:r>
+    </w:p>
+    <w:p>
+      <w:r>
+        <w:rPr>
+          <w:b/>
+        </w:rPr>
+        <w:t xml:space="preserve">Entry: </w:t>
+      </w:r>
+      <w:r>
+        <w:t xml:space="preserve">$389.79   </w:t>
+      </w:r>
+      <w:r>
+        <w:rPr>
+          <w:b/>
+        </w:rPr>
+        <w:t xml:space="preserve">Exit: </w:t>
+      </w:r>
+      <w:r>
+        <w:t xml:space="preserve">$440.01   </w:t>
+      </w:r>
+      <w:r>
+        <w:rPr>
+          <w:b/>
+        </w:rPr>
+        <w:t xml:space="preserve">P&amp;L: </w:t>
+      </w:r>
+      <w:r>
+        <w:t>$+150.65 (+12.9%)</w:t>
+      </w:r>
+    </w:p>
+    <w:p>
+      <w:r>
+        <w:rPr>
+          <w:b/>
+        </w:rPr>
+        <w:t xml:space="preserve">EPS: </w:t>
+      </w:r>
+      <w:r>
+        <w:t>$3.51 reported vs $2.69 est (+30.5%) — BEAT</w:t>
+      </w:r>
+    </w:p>
+    <w:p>
+      <w:r>
+        <w:rPr>
+          <w:b/>
+        </w:rPr>
+        <w:t xml:space="preserve">Call quality: </w:t>
+      </w:r>
+      <w:r>
+        <w:t>Algorithm aced the call ✓</w:t>
+      </w:r>
+    </w:p>
+    <w:p>
+      <w:r>
+        <w:rPr>
+          <w:b/>
+        </w:rPr>
+        <w:t xml:space="preserve">Analysis: </w:t>
+      </w:r>
+      <w:r>
+        <w:t>AMAT beat EPS estimates by +30.5% (reported $3.51 vs $2.69 expected). The position returned +12.9% (WIN) against a 100% confidence call (95-100% tier). The model was well-calibrated — it correctly identified the earnings beat and the market confirmed it.</w:t>
+      </w:r>
+    </w:p>
+    <w:p>
+      <w:pPr>
+        <w:jc w:val="center"/>
+      </w:pPr>
+      <w:r>
+        <w:t>────────────────────────────────────────────────────────────</w:t>
       </w:r>
     </w:p>
     <w:p>

--- a/data/earnings_calls_log.docx
+++ b/data/earnings_calls_log.docx
@@ -20,7 +20,7 @@
           <w:i/>
           <w:sz w:val="20"/>
         </w:rPr>
-        <w:t>Generated 2026-06-15 16:30 ET  |  1 calls logged</w:t>
+        <w:t>Generated 2026-07-17 16:31 ET  |  2 calls logged</w:t>
       </w:r>
     </w:p>
     <w:p>
@@ -81,7 +81,7 @@
           </w:tcPr>
           <w:p>
             <w:r>
-              <w:t>1</w:t>
+              <w:t>2</w:t>
             </w:r>
           </w:p>
         </w:tc>
@@ -91,7 +91,7 @@
           </w:tcPr>
           <w:p>
             <w:r>
-              <w:t>0%</w:t>
+              <w:t>100%</w:t>
             </w:r>
           </w:p>
         </w:tc>
@@ -113,6 +113,125 @@
       </w:pPr>
       <w:r>
         <w:t>Call Details</w:t>
+      </w:r>
+    </w:p>
+    <w:p>
+      <w:pPr>
+        <w:pStyle w:val="Heading2"/>
+      </w:pPr>
+      <w:r>
+        <w:rPr>
+          <w:color w:val="2E7D32"/>
+        </w:rPr>
+        <w:t>NFLX — Netflix, Inc.  (WIN)</w:t>
+      </w:r>
+    </w:p>
+    <w:p>
+      <w:r>
+        <w:rPr>
+          <w:b/>
+        </w:rPr>
+        <w:t xml:space="preserve">Earnings date: </w:t>
+      </w:r>
+      <w:r>
+        <w:t xml:space="preserve">2026-07-16   </w:t>
+      </w:r>
+      <w:r>
+        <w:rPr>
+          <w:b/>
+        </w:rPr>
+        <w:t xml:space="preserve">Exit: </w:t>
+      </w:r>
+      <w:r>
+        <w:t xml:space="preserve">2026-07-17   </w:t>
+      </w:r>
+      <w:r>
+        <w:rPr>
+          <w:b/>
+        </w:rPr>
+        <w:t xml:space="preserve">Trade type: </w:t>
+      </w:r>
+      <w:r>
+        <w:t xml:space="preserve">put   </w:t>
+      </w:r>
+      <w:r>
+        <w:rPr>
+          <w:b/>
+        </w:rPr>
+        <w:t xml:space="preserve">IV proxy: </w:t>
+      </w:r>
+      <w:r>
+        <w:t>52%</w:t>
+      </w:r>
+    </w:p>
+    <w:p>
+      <w:r>
+        <w:rPr>
+          <w:b/>
+        </w:rPr>
+        <w:t xml:space="preserve">Entry cost: </w:t>
+      </w:r>
+      <w:r>
+        <w:t xml:space="preserve">$10,000   </w:t>
+      </w:r>
+      <w:r>
+        <w:rPr>
+          <w:b/>
+        </w:rPr>
+        <w:t xml:space="preserve">Exit value: </w:t>
+      </w:r>
+      <w:r>
+        <w:t xml:space="preserve">$19,065.00   </w:t>
+      </w:r>
+      <w:r>
+        <w:rPr>
+          <w:b/>
+        </w:rPr>
+        <w:t xml:space="preserve">P&amp;L: </w:t>
+      </w:r>
+      <w:r>
+        <w:t>$+9,065.00 (+90.7%)</w:t>
+      </w:r>
+    </w:p>
+    <w:p>
+      <w:r>
+        <w:rPr>
+          <w:b/>
+        </w:rPr>
+        <w:t xml:space="preserve">EPS: </w:t>
+      </w:r>
+      <w:r>
+        <w:t>$0.80 reported vs $0.79 est (+1.3%) — BEAT</w:t>
+      </w:r>
+    </w:p>
+    <w:p>
+      <w:r>
+        <w:rPr>
+          <w:b/>
+        </w:rPr>
+        <w:t xml:space="preserve">Call quality: </w:t>
+      </w:r>
+      <w:r>
+        <w:t>Algorithm aced the call ✓</w:t>
+      </w:r>
+    </w:p>
+    <w:p>
+      <w:r>
+        <w:rPr>
+          <w:b/>
+        </w:rPr>
+        <w:t xml:space="preserve">Analysis: </w:t>
+      </w:r>
+      <w:r>
+        <w:t>NFLX beat EPS estimates by +1.3% (reported $0.80 vs $0.79 expected). The Hitman v2 put position returned +90.7% (WIN). Hitman v2 correctly identified the earnings beat and the market confirmed it.</w:t>
+      </w:r>
+    </w:p>
+    <w:p>
+      <w:pPr>
+        <w:jc w:val="center"/>
+      </w:pPr>
+      <w:r>
+        <w:t>────────────────────────────────────────────────────────────</w:t>
       </w:r>
     </w:p>
     <w:p>
@@ -201,7 +320,7 @@
         <w:t xml:space="preserve">EPS: </w:t>
       </w:r>
       <w:r>
-        <w:t>not available</w:t>
+        <w:t>$3.16 reported vs $3.12 est (+1.3%) — BEAT</w:t>
       </w:r>
     </w:p>
     <w:p>
@@ -212,7 +331,7 @@
         <w:t xml:space="preserve">Call quality: </w:t>
       </w:r>
       <w:r>
-        <w:t>Unverified</w:t>
+        <w:t>Algorithm aced the call ✓</w:t>
       </w:r>
     </w:p>
     <w:p>
@@ -223,7 +342,7 @@
         <w:t xml:space="preserve">Analysis: </w:t>
       </w:r>
       <w:r>
-        <w:t>JBL earnings results not yet confirmed in data feed. The Hitman v2 call position returned +8.4% (WIN). EPS result could not be verified — trade result logged for manual review.</w:t>
+        <w:t>JBL beat EPS estimates by +1.3% (reported $3.16 vs $3.12 expected). The Hitman v2 call position returned +8.4% (WIN). Hitman v2 correctly identified the earnings beat and the market confirmed it.</w:t>
       </w:r>
     </w:p>
     <w:p>

--- a/data/earnings_calls_log.docx
+++ b/data/earnings_calls_log.docx
@@ -20,7 +20,7 @@
           <w:i/>
           <w:sz w:val="20"/>
         </w:rPr>
-        <w:t>Generated 2026-07-17 16:31 ET  |  2 calls logged</w:t>
+        <w:t>Generated 2026-07-21 16:31 ET  |  10 calls logged</w:t>
       </w:r>
     </w:p>
     <w:p>
@@ -81,7 +81,7 @@
           </w:tcPr>
           <w:p>
             <w:r>
-              <w:t>2</w:t>
+              <w:t>10</w:t>
             </w:r>
           </w:p>
         </w:tc>
@@ -91,7 +91,7 @@
           </w:tcPr>
           <w:p>
             <w:r>
-              <w:t>100%</w:t>
+              <w:t>30%</w:t>
             </w:r>
           </w:p>
         </w:tc>
@@ -101,7 +101,7 @@
           </w:tcPr>
           <w:p>
             <w:r>
-              <w:t>100%</w:t>
+              <w:t>20%</w:t>
             </w:r>
           </w:p>
         </w:tc>
@@ -113,6 +113,958 @@
       </w:pPr>
       <w:r>
         <w:t>Call Details</w:t>
+      </w:r>
+    </w:p>
+    <w:p>
+      <w:pPr>
+        <w:pStyle w:val="Heading2"/>
+      </w:pPr>
+      <w:r>
+        <w:rPr>
+          <w:color w:val="C62828"/>
+        </w:rPr>
+        <w:t>RYAAY — Ryanair Holdings plc  (LOSS)</w:t>
+      </w:r>
+    </w:p>
+    <w:p>
+      <w:r>
+        <w:rPr>
+          <w:b/>
+        </w:rPr>
+        <w:t xml:space="preserve">Earnings date: </w:t>
+      </w:r>
+      <w:r>
+        <w:t xml:space="preserve">2026-07-20   </w:t>
+      </w:r>
+      <w:r>
+        <w:rPr>
+          <w:b/>
+        </w:rPr>
+        <w:t xml:space="preserve">Exit: </w:t>
+      </w:r>
+      <w:r>
+        <w:t xml:space="preserve">2026-07-21   </w:t>
+      </w:r>
+      <w:r>
+        <w:rPr>
+          <w:b/>
+        </w:rPr>
+        <w:t xml:space="preserve">Trade type: </w:t>
+      </w:r>
+      <w:r>
+        <w:t xml:space="preserve">call   </w:t>
+      </w:r>
+      <w:r>
+        <w:rPr>
+          <w:b/>
+        </w:rPr>
+        <w:t xml:space="preserve">IV proxy: </w:t>
+      </w:r>
+      <w:r>
+        <w:t>50%</w:t>
+      </w:r>
+    </w:p>
+    <w:p>
+      <w:r>
+        <w:rPr>
+          <w:b/>
+        </w:rPr>
+        <w:t xml:space="preserve">Entry cost: </w:t>
+      </w:r>
+      <w:r>
+        <w:t xml:space="preserve">$10,000   </w:t>
+      </w:r>
+      <w:r>
+        <w:rPr>
+          <w:b/>
+        </w:rPr>
+        <w:t xml:space="preserve">Exit value: </w:t>
+      </w:r>
+      <w:r>
+        <w:t xml:space="preserve">$1,100.00   </w:t>
+      </w:r>
+      <w:r>
+        <w:rPr>
+          <w:b/>
+        </w:rPr>
+        <w:t xml:space="preserve">P&amp;L: </w:t>
+      </w:r>
+      <w:r>
+        <w:t>$-8,900.00 (-89.0%)</w:t>
+      </w:r>
+    </w:p>
+    <w:p>
+      <w:r>
+        <w:rPr>
+          <w:b/>
+        </w:rPr>
+        <w:t xml:space="preserve">EPS: </w:t>
+      </w:r>
+      <w:r>
+        <w:t>$1.17 reported vs $1.29 est (-9.3%) — MISS</w:t>
+      </w:r>
+    </w:p>
+    <w:p>
+      <w:r>
+        <w:rPr>
+          <w:b/>
+        </w:rPr>
+        <w:t xml:space="preserve">Call quality: </w:t>
+      </w:r>
+      <w:r>
+        <w:t>Algorithm aced the call ✓</w:t>
+      </w:r>
+    </w:p>
+    <w:p>
+      <w:r>
+        <w:rPr>
+          <w:b/>
+        </w:rPr>
+        <w:t xml:space="preserve">Analysis: </w:t>
+      </w:r>
+      <w:r>
+        <w:t>RYAAY missed EPS estimates by 9.3% (reported $1.17 vs $1.29 expected). The Hitman v2 call position returned -89.0% (LOSS). Both the earnings miss and the negative market reaction aligned with expectations.</w:t>
+      </w:r>
+    </w:p>
+    <w:p>
+      <w:pPr>
+        <w:jc w:val="center"/>
+      </w:pPr>
+      <w:r>
+        <w:t>────────────────────────────────────────────────────────────</w:t>
+      </w:r>
+    </w:p>
+    <w:p>
+      <w:pPr>
+        <w:pStyle w:val="Heading2"/>
+      </w:pPr>
+      <w:r>
+        <w:rPr>
+          <w:color w:val="C62828"/>
+        </w:rPr>
+        <w:t>FISV — Fiserv, Inc.  (LOSS)</w:t>
+      </w:r>
+    </w:p>
+    <w:p>
+      <w:r>
+        <w:rPr>
+          <w:b/>
+        </w:rPr>
+        <w:t xml:space="preserve">Earnings date: </w:t>
+      </w:r>
+      <w:r>
+        <w:t xml:space="preserve">2026-07-22   </w:t>
+      </w:r>
+      <w:r>
+        <w:rPr>
+          <w:b/>
+        </w:rPr>
+        <w:t xml:space="preserve">Exit: </w:t>
+      </w:r>
+      <w:r>
+        <w:t xml:space="preserve">2026-07-21   </w:t>
+      </w:r>
+      <w:r>
+        <w:rPr>
+          <w:b/>
+        </w:rPr>
+        <w:t xml:space="preserve">Trade type: </w:t>
+      </w:r>
+      <w:r>
+        <w:t xml:space="preserve">put   </w:t>
+      </w:r>
+      <w:r>
+        <w:rPr>
+          <w:b/>
+        </w:rPr>
+        <w:t xml:space="preserve">IV proxy: </w:t>
+      </w:r>
+      <w:r>
+        <w:t>75%</w:t>
+      </w:r>
+    </w:p>
+    <w:p>
+      <w:r>
+        <w:rPr>
+          <w:b/>
+        </w:rPr>
+        <w:t xml:space="preserve">Entry cost: </w:t>
+      </w:r>
+      <w:r>
+        <w:t xml:space="preserve">$10,000   </w:t>
+      </w:r>
+      <w:r>
+        <w:rPr>
+          <w:b/>
+        </w:rPr>
+        <w:t xml:space="preserve">Exit value: </w:t>
+      </w:r>
+      <w:r>
+        <w:t xml:space="preserve">$3,600.00   </w:t>
+      </w:r>
+      <w:r>
+        <w:rPr>
+          <w:b/>
+        </w:rPr>
+        <w:t xml:space="preserve">P&amp;L: </w:t>
+      </w:r>
+      <w:r>
+        <w:t>$-6,400.00 (-64.0%)</w:t>
+      </w:r>
+    </w:p>
+    <w:p>
+      <w:r>
+        <w:rPr>
+          <w:b/>
+        </w:rPr>
+        <w:t xml:space="preserve">EPS: </w:t>
+      </w:r>
+      <w:r>
+        <w:t>not available</w:t>
+      </w:r>
+    </w:p>
+    <w:p>
+      <w:r>
+        <w:rPr>
+          <w:b/>
+        </w:rPr>
+        <w:t xml:space="preserve">Call quality: </w:t>
+      </w:r>
+      <w:r>
+        <w:t>Unverified</w:t>
+      </w:r>
+    </w:p>
+    <w:p>
+      <w:r>
+        <w:rPr>
+          <w:b/>
+        </w:rPr>
+        <w:t xml:space="preserve">Analysis: </w:t>
+      </w:r>
+      <w:r>
+        <w:t>FISV earnings results not yet confirmed in data feed. The Hitman v2 put position returned -64.0% (LOSS). EPS result could not be verified — trade result logged for manual review.</w:t>
+      </w:r>
+    </w:p>
+    <w:p>
+      <w:pPr>
+        <w:jc w:val="center"/>
+      </w:pPr>
+      <w:r>
+        <w:t>────────────────────────────────────────────────────────────</w:t>
+      </w:r>
+    </w:p>
+    <w:p>
+      <w:pPr>
+        <w:pStyle w:val="Heading2"/>
+      </w:pPr>
+      <w:r>
+        <w:rPr>
+          <w:color w:val="C62828"/>
+        </w:rPr>
+        <w:t>SIGI — Selective Insurance Group, Inc.  (LOSS)</w:t>
+      </w:r>
+    </w:p>
+    <w:p>
+      <w:r>
+        <w:rPr>
+          <w:b/>
+        </w:rPr>
+        <w:t xml:space="preserve">Earnings date: </w:t>
+      </w:r>
+      <w:r>
+        <w:t xml:space="preserve">2026-07-22   </w:t>
+      </w:r>
+      <w:r>
+        <w:rPr>
+          <w:b/>
+        </w:rPr>
+        <w:t xml:space="preserve">Exit: </w:t>
+      </w:r>
+      <w:r>
+        <w:t xml:space="preserve">2026-07-21   </w:t>
+      </w:r>
+      <w:r>
+        <w:rPr>
+          <w:b/>
+        </w:rPr>
+        <w:t xml:space="preserve">Trade type: </w:t>
+      </w:r>
+      <w:r>
+        <w:t xml:space="preserve">put   </w:t>
+      </w:r>
+      <w:r>
+        <w:rPr>
+          <w:b/>
+        </w:rPr>
+        <w:t xml:space="preserve">IV proxy: </w:t>
+      </w:r>
+      <w:r>
+        <w:t>30%</w:t>
+      </w:r>
+    </w:p>
+    <w:p>
+      <w:r>
+        <w:rPr>
+          <w:b/>
+        </w:rPr>
+        <w:t xml:space="preserve">Entry cost: </w:t>
+      </w:r>
+      <w:r>
+        <w:t xml:space="preserve">$10,000   </w:t>
+      </w:r>
+      <w:r>
+        <w:rPr>
+          <w:b/>
+        </w:rPr>
+        <w:t xml:space="preserve">Exit value: </w:t>
+      </w:r>
+      <w:r>
+        <w:t xml:space="preserve">$1,900.00   </w:t>
+      </w:r>
+      <w:r>
+        <w:rPr>
+          <w:b/>
+        </w:rPr>
+        <w:t xml:space="preserve">P&amp;L: </w:t>
+      </w:r>
+      <w:r>
+        <w:t>$-8,100.00 (-81.0%)</w:t>
+      </w:r>
+    </w:p>
+    <w:p>
+      <w:r>
+        <w:rPr>
+          <w:b/>
+        </w:rPr>
+        <w:t xml:space="preserve">EPS: </w:t>
+      </w:r>
+      <w:r>
+        <w:t>not available</w:t>
+      </w:r>
+    </w:p>
+    <w:p>
+      <w:r>
+        <w:rPr>
+          <w:b/>
+        </w:rPr>
+        <w:t xml:space="preserve">Call quality: </w:t>
+      </w:r>
+      <w:r>
+        <w:t>Unverified</w:t>
+      </w:r>
+    </w:p>
+    <w:p>
+      <w:r>
+        <w:rPr>
+          <w:b/>
+        </w:rPr>
+        <w:t xml:space="preserve">Analysis: </w:t>
+      </w:r>
+      <w:r>
+        <w:t>SIGI earnings results not yet confirmed in data feed. The Hitman v2 put position returned -81.0% (LOSS). EPS result could not be verified — trade result logged for manual review.</w:t>
+      </w:r>
+    </w:p>
+    <w:p>
+      <w:pPr>
+        <w:jc w:val="center"/>
+      </w:pPr>
+      <w:r>
+        <w:t>────────────────────────────────────────────────────────────</w:t>
+      </w:r>
+    </w:p>
+    <w:p>
+      <w:pPr>
+        <w:pStyle w:val="Heading2"/>
+      </w:pPr>
+      <w:r>
+        <w:rPr>
+          <w:color w:val="C62828"/>
+        </w:rPr>
+        <w:t>SIGI — Selective Insurance Group, Inc.  (LOSS)</w:t>
+      </w:r>
+    </w:p>
+    <w:p>
+      <w:r>
+        <w:rPr>
+          <w:b/>
+        </w:rPr>
+        <w:t xml:space="preserve">Earnings date: </w:t>
+      </w:r>
+      <w:r>
+        <w:t xml:space="preserve">2026-07-23   </w:t>
+      </w:r>
+      <w:r>
+        <w:rPr>
+          <w:b/>
+        </w:rPr>
+        <w:t xml:space="preserve">Exit: </w:t>
+      </w:r>
+      <w:r>
+        <w:t xml:space="preserve">2026-07-21   </w:t>
+      </w:r>
+      <w:r>
+        <w:rPr>
+          <w:b/>
+        </w:rPr>
+        <w:t xml:space="preserve">Trade type: </w:t>
+      </w:r>
+      <w:r>
+        <w:t xml:space="preserve">put   </w:t>
+      </w:r>
+      <w:r>
+        <w:rPr>
+          <w:b/>
+        </w:rPr>
+        <w:t xml:space="preserve">IV proxy: </w:t>
+      </w:r>
+      <w:r>
+        <w:t>33%</w:t>
+      </w:r>
+    </w:p>
+    <w:p>
+      <w:r>
+        <w:rPr>
+          <w:b/>
+        </w:rPr>
+        <w:t xml:space="preserve">Entry cost: </w:t>
+      </w:r>
+      <w:r>
+        <w:t xml:space="preserve">$10,000   </w:t>
+      </w:r>
+      <w:r>
+        <w:rPr>
+          <w:b/>
+        </w:rPr>
+        <w:t xml:space="preserve">Exit value: </w:t>
+      </w:r>
+      <w:r>
+        <w:t xml:space="preserve">$1,900.00   </w:t>
+      </w:r>
+      <w:r>
+        <w:rPr>
+          <w:b/>
+        </w:rPr>
+        <w:t xml:space="preserve">P&amp;L: </w:t>
+      </w:r>
+      <w:r>
+        <w:t>$-8,100.00 (-81.0%)</w:t>
+      </w:r>
+    </w:p>
+    <w:p>
+      <w:r>
+        <w:rPr>
+          <w:b/>
+        </w:rPr>
+        <w:t xml:space="preserve">EPS: </w:t>
+      </w:r>
+      <w:r>
+        <w:t>not available</w:t>
+      </w:r>
+    </w:p>
+    <w:p>
+      <w:r>
+        <w:rPr>
+          <w:b/>
+        </w:rPr>
+        <w:t xml:space="preserve">Call quality: </w:t>
+      </w:r>
+      <w:r>
+        <w:t>Unverified</w:t>
+      </w:r>
+    </w:p>
+    <w:p>
+      <w:r>
+        <w:rPr>
+          <w:b/>
+        </w:rPr>
+        <w:t xml:space="preserve">Analysis: </w:t>
+      </w:r>
+      <w:r>
+        <w:t>SIGI earnings results not yet confirmed in data feed. The Hitman v2 put position returned -81.0% (LOSS). EPS result could not be verified — trade result logged for manual review.</w:t>
+      </w:r>
+    </w:p>
+    <w:p>
+      <w:pPr>
+        <w:jc w:val="center"/>
+      </w:pPr>
+      <w:r>
+        <w:t>────────────────────────────────────────────────────────────</w:t>
+      </w:r>
+    </w:p>
+    <w:p>
+      <w:pPr>
+        <w:pStyle w:val="Heading2"/>
+      </w:pPr>
+      <w:r>
+        <w:rPr>
+          <w:color w:val="C62828"/>
+        </w:rPr>
+        <w:t>TMUS — T-Mobile US, Inc.  (LOSS)</w:t>
+      </w:r>
+    </w:p>
+    <w:p>
+      <w:r>
+        <w:rPr>
+          <w:b/>
+        </w:rPr>
+        <w:t xml:space="preserve">Earnings date: </w:t>
+      </w:r>
+      <w:r>
+        <w:t xml:space="preserve">2026-07-23   </w:t>
+      </w:r>
+      <w:r>
+        <w:rPr>
+          <w:b/>
+        </w:rPr>
+        <w:t xml:space="preserve">Exit: </w:t>
+      </w:r>
+      <w:r>
+        <w:t xml:space="preserve">2026-07-21   </w:t>
+      </w:r>
+      <w:r>
+        <w:rPr>
+          <w:b/>
+        </w:rPr>
+        <w:t xml:space="preserve">Trade type: </w:t>
+      </w:r>
+      <w:r>
+        <w:t xml:space="preserve">call   </w:t>
+      </w:r>
+      <w:r>
+        <w:rPr>
+          <w:b/>
+        </w:rPr>
+        <w:t xml:space="preserve">IV proxy: </w:t>
+      </w:r>
+      <w:r>
+        <w:t>48%</w:t>
+      </w:r>
+    </w:p>
+    <w:p>
+      <w:r>
+        <w:rPr>
+          <w:b/>
+        </w:rPr>
+        <w:t xml:space="preserve">Entry cost: </w:t>
+      </w:r>
+      <w:r>
+        <w:t xml:space="preserve">$10,000   </w:t>
+      </w:r>
+      <w:r>
+        <w:rPr>
+          <w:b/>
+        </w:rPr>
+        <w:t xml:space="preserve">Exit value: </w:t>
+      </w:r>
+      <w:r>
+        <w:t xml:space="preserve">$5,880.00   </w:t>
+      </w:r>
+      <w:r>
+        <w:rPr>
+          <w:b/>
+        </w:rPr>
+        <w:t xml:space="preserve">P&amp;L: </w:t>
+      </w:r>
+      <w:r>
+        <w:t>$-4,120.00 (-41.2%)</w:t>
+      </w:r>
+    </w:p>
+    <w:p>
+      <w:r>
+        <w:rPr>
+          <w:b/>
+        </w:rPr>
+        <w:t xml:space="preserve">EPS: </w:t>
+      </w:r>
+      <w:r>
+        <w:t>not available</w:t>
+      </w:r>
+    </w:p>
+    <w:p>
+      <w:r>
+        <w:rPr>
+          <w:b/>
+        </w:rPr>
+        <w:t xml:space="preserve">Call quality: </w:t>
+      </w:r>
+      <w:r>
+        <w:t>Unverified</w:t>
+      </w:r>
+    </w:p>
+    <w:p>
+      <w:r>
+        <w:rPr>
+          <w:b/>
+        </w:rPr>
+        <w:t xml:space="preserve">Analysis: </w:t>
+      </w:r>
+      <w:r>
+        <w:t>TMUS earnings results not yet confirmed in data feed. The Hitman v2 call position returned -41.2% (LOSS). EPS result could not be verified — trade result logged for manual review.</w:t>
+      </w:r>
+    </w:p>
+    <w:p>
+      <w:pPr>
+        <w:jc w:val="center"/>
+      </w:pPr>
+      <w:r>
+        <w:t>────────────────────────────────────────────────────────────</w:t>
+      </w:r>
+    </w:p>
+    <w:p>
+      <w:pPr>
+        <w:pStyle w:val="Heading2"/>
+      </w:pPr>
+      <w:r>
+        <w:rPr>
+          <w:color w:val="C62828"/>
+        </w:rPr>
+        <w:t>TSCO — Tractor Supply Company  (LOSS)</w:t>
+      </w:r>
+    </w:p>
+    <w:p>
+      <w:r>
+        <w:rPr>
+          <w:b/>
+        </w:rPr>
+        <w:t xml:space="preserve">Earnings date: </w:t>
+      </w:r>
+      <w:r>
+        <w:t xml:space="preserve">2026-07-23   </w:t>
+      </w:r>
+      <w:r>
+        <w:rPr>
+          <w:b/>
+        </w:rPr>
+        <w:t xml:space="preserve">Exit: </w:t>
+      </w:r>
+      <w:r>
+        <w:t xml:space="preserve">2026-07-21   </w:t>
+      </w:r>
+      <w:r>
+        <w:rPr>
+          <w:b/>
+        </w:rPr>
+        <w:t xml:space="preserve">Trade type: </w:t>
+      </w:r>
+      <w:r>
+        <w:t xml:space="preserve">put   </w:t>
+      </w:r>
+      <w:r>
+        <w:rPr>
+          <w:b/>
+        </w:rPr>
+        <w:t xml:space="preserve">IV proxy: </w:t>
+      </w:r>
+      <w:r>
+        <w:t>41%</w:t>
+      </w:r>
+    </w:p>
+    <w:p>
+      <w:r>
+        <w:rPr>
+          <w:b/>
+        </w:rPr>
+        <w:t xml:space="preserve">Entry cost: </w:t>
+      </w:r>
+      <w:r>
+        <w:t xml:space="preserve">$10,000   </w:t>
+      </w:r>
+      <w:r>
+        <w:rPr>
+          <w:b/>
+        </w:rPr>
+        <w:t xml:space="preserve">Exit value: </w:t>
+      </w:r>
+      <w:r>
+        <w:t xml:space="preserve">$7,100.00   </w:t>
+      </w:r>
+      <w:r>
+        <w:rPr>
+          <w:b/>
+        </w:rPr>
+        <w:t xml:space="preserve">P&amp;L: </w:t>
+      </w:r>
+      <w:r>
+        <w:t>$-2,900.00 (-29.0%)</w:t>
+      </w:r>
+    </w:p>
+    <w:p>
+      <w:r>
+        <w:rPr>
+          <w:b/>
+        </w:rPr>
+        <w:t xml:space="preserve">EPS: </w:t>
+      </w:r>
+      <w:r>
+        <w:t>not available</w:t>
+      </w:r>
+    </w:p>
+    <w:p>
+      <w:r>
+        <w:rPr>
+          <w:b/>
+        </w:rPr>
+        <w:t xml:space="preserve">Call quality: </w:t>
+      </w:r>
+      <w:r>
+        <w:t>Unverified</w:t>
+      </w:r>
+    </w:p>
+    <w:p>
+      <w:r>
+        <w:rPr>
+          <w:b/>
+        </w:rPr>
+        <w:t xml:space="preserve">Analysis: </w:t>
+      </w:r>
+      <w:r>
+        <w:t>TSCO earnings results not yet confirmed in data feed. The Hitman v2 put position returned -29.0% (LOSS). EPS result could not be verified — trade result logged for manual review.</w:t>
+      </w:r>
+    </w:p>
+    <w:p>
+      <w:pPr>
+        <w:jc w:val="center"/>
+      </w:pPr>
+      <w:r>
+        <w:t>────────────────────────────────────────────────────────────</w:t>
+      </w:r>
+    </w:p>
+    <w:p>
+      <w:pPr>
+        <w:pStyle w:val="Heading2"/>
+      </w:pPr>
+      <w:r>
+        <w:rPr>
+          <w:color w:val="C62828"/>
+        </w:rPr>
+        <w:t>GTX — Garrett Motion Inc.  (LOSS)</w:t>
+      </w:r>
+    </w:p>
+    <w:p>
+      <w:r>
+        <w:rPr>
+          <w:b/>
+        </w:rPr>
+        <w:t xml:space="preserve">Earnings date: </w:t>
+      </w:r>
+      <w:r>
+        <w:t xml:space="preserve">2026-07-23   </w:t>
+      </w:r>
+      <w:r>
+        <w:rPr>
+          <w:b/>
+        </w:rPr>
+        <w:t xml:space="preserve">Exit: </w:t>
+      </w:r>
+      <w:r>
+        <w:t xml:space="preserve">2026-07-21   </w:t>
+      </w:r>
+      <w:r>
+        <w:rPr>
+          <w:b/>
+        </w:rPr>
+        <w:t xml:space="preserve">Trade type: </w:t>
+      </w:r>
+      <w:r>
+        <w:t xml:space="preserve">call   </w:t>
+      </w:r>
+      <w:r>
+        <w:rPr>
+          <w:b/>
+        </w:rPr>
+        <w:t xml:space="preserve">IV proxy: </w:t>
+      </w:r>
+      <w:r>
+        <w:t>67%</w:t>
+      </w:r>
+    </w:p>
+    <w:p>
+      <w:r>
+        <w:rPr>
+          <w:b/>
+        </w:rPr>
+        <w:t xml:space="preserve">Entry cost: </w:t>
+      </w:r>
+      <w:r>
+        <w:t xml:space="preserve">$10,000   </w:t>
+      </w:r>
+      <w:r>
+        <w:rPr>
+          <w:b/>
+        </w:rPr>
+        <w:t xml:space="preserve">Exit value: </w:t>
+      </w:r>
+      <w:r>
+        <w:t xml:space="preserve">$4,620.00   </w:t>
+      </w:r>
+      <w:r>
+        <w:rPr>
+          <w:b/>
+        </w:rPr>
+        <w:t xml:space="preserve">P&amp;L: </w:t>
+      </w:r>
+      <w:r>
+        <w:t>$-5,380.00 (-53.8%)</w:t>
+      </w:r>
+    </w:p>
+    <w:p>
+      <w:r>
+        <w:rPr>
+          <w:b/>
+        </w:rPr>
+        <w:t xml:space="preserve">EPS: </w:t>
+      </w:r>
+      <w:r>
+        <w:t>not available</w:t>
+      </w:r>
+    </w:p>
+    <w:p>
+      <w:r>
+        <w:rPr>
+          <w:b/>
+        </w:rPr>
+        <w:t xml:space="preserve">Call quality: </w:t>
+      </w:r>
+      <w:r>
+        <w:t>Unverified</w:t>
+      </w:r>
+    </w:p>
+    <w:p>
+      <w:r>
+        <w:rPr>
+          <w:b/>
+        </w:rPr>
+        <w:t xml:space="preserve">Analysis: </w:t>
+      </w:r>
+      <w:r>
+        <w:t>GTX earnings results not yet confirmed in data feed. The Hitman v2 call position returned -53.8% (LOSS). EPS result could not be verified — trade result logged for manual review.</w:t>
+      </w:r>
+    </w:p>
+    <w:p>
+      <w:pPr>
+        <w:jc w:val="center"/>
+      </w:pPr>
+      <w:r>
+        <w:t>────────────────────────────────────────────────────────────</w:t>
+      </w:r>
+    </w:p>
+    <w:p>
+      <w:pPr>
+        <w:pStyle w:val="Heading2"/>
+      </w:pPr>
+      <w:r>
+        <w:rPr>
+          <w:color w:val="C62828"/>
+        </w:rPr>
+        <w:t>SMMT — Summit Therapeutics Inc.  (LOSS)</w:t>
+      </w:r>
+    </w:p>
+    <w:p>
+      <w:r>
+        <w:rPr>
+          <w:b/>
+        </w:rPr>
+        <w:t xml:space="preserve">Earnings date: </w:t>
+      </w:r>
+      <w:r>
+        <w:t xml:space="preserve">2026-07-23   </w:t>
+      </w:r>
+      <w:r>
+        <w:rPr>
+          <w:b/>
+        </w:rPr>
+        <w:t xml:space="preserve">Exit: </w:t>
+      </w:r>
+      <w:r>
+        <w:t xml:space="preserve">2026-07-21   </w:t>
+      </w:r>
+      <w:r>
+        <w:rPr>
+          <w:b/>
+        </w:rPr>
+        <w:t xml:space="preserve">Trade type: </w:t>
+      </w:r>
+      <w:r>
+        <w:t xml:space="preserve">put   </w:t>
+      </w:r>
+      <w:r>
+        <w:rPr>
+          <w:b/>
+        </w:rPr>
+        <w:t xml:space="preserve">IV proxy: </w:t>
+      </w:r>
+      <w:r>
+        <w:t>79%</w:t>
+      </w:r>
+    </w:p>
+    <w:p>
+      <w:r>
+        <w:rPr>
+          <w:b/>
+        </w:rPr>
+        <w:t xml:space="preserve">Entry cost: </w:t>
+      </w:r>
+      <w:r>
+        <w:t xml:space="preserve">$10,000   </w:t>
+      </w:r>
+      <w:r>
+        <w:rPr>
+          <w:b/>
+        </w:rPr>
+        <w:t xml:space="preserve">Exit value: </w:t>
+      </w:r>
+      <w:r>
+        <w:t xml:space="preserve">$5,600.00   </w:t>
+      </w:r>
+      <w:r>
+        <w:rPr>
+          <w:b/>
+        </w:rPr>
+        <w:t xml:space="preserve">P&amp;L: </w:t>
+      </w:r>
+      <w:r>
+        <w:t>$-4,400.00 (-44.0%)</w:t>
+      </w:r>
+    </w:p>
+    <w:p>
+      <w:r>
+        <w:rPr>
+          <w:b/>
+        </w:rPr>
+        <w:t xml:space="preserve">EPS: </w:t>
+      </w:r>
+      <w:r>
+        <w:t>not available</w:t>
+      </w:r>
+    </w:p>
+    <w:p>
+      <w:r>
+        <w:rPr>
+          <w:b/>
+        </w:rPr>
+        <w:t xml:space="preserve">Call quality: </w:t>
+      </w:r>
+      <w:r>
+        <w:t>Unverified</w:t>
+      </w:r>
+    </w:p>
+    <w:p>
+      <w:r>
+        <w:rPr>
+          <w:b/>
+        </w:rPr>
+        <w:t xml:space="preserve">Analysis: </w:t>
+      </w:r>
+      <w:r>
+        <w:t>SMMT earnings results not yet confirmed in data feed. The Hitman v2 put position returned -44.0% (LOSS). EPS result could not be verified — trade result logged for manual review.</w:t>
+      </w:r>
+    </w:p>
+    <w:p>
+      <w:pPr>
+        <w:jc w:val="center"/>
+      </w:pPr>
+      <w:r>
+        <w:t>────────────────────────────────────────────────────────────</w:t>
       </w:r>
     </w:p>
     <w:p>
